--- a/presentation/Report.docx
+++ b/presentation/Report.docx
@@ -1,7 +1,7 @@
 
 <file path=word/document.xml><?xml version="1.0" encoding="utf-8"?>
 <w:document xmlns:wpc="http://schemas.microsoft.com/office/word/2010/wordprocessingCanvas" xmlns:cx="http://schemas.microsoft.com/office/drawing/2014/chartex" xmlns:cx1="http://schemas.microsoft.com/office/drawing/2015/9/8/chartex" xmlns:cx2="http://schemas.microsoft.com/office/drawing/2015/10/21/chartex" xmlns:cx3="http://schemas.microsoft.com/office/drawing/2016/5/9/chartex" xmlns:cx4="http://schemas.microsoft.com/office/drawing/2016/5/10/chartex" xmlns:cx5="http://schemas.microsoft.com/office/drawing/2016/5/11/chartex" xmlns:cx6="http://schemas.microsoft.com/office/drawing/2016/5/12/chartex" xmlns:cx7="http://schemas.microsoft.com/office/drawing/2016/5/13/chartex" xmlns:cx8="http://schemas.microsoft.com/office/drawing/2016/5/14/chartex" xmlns:mc="http://schemas.openxmlformats.org/markup-compatibility/2006" xmlns:aink="http://schemas.microsoft.com/office/drawing/2016/ink" xmlns:am3d="http://schemas.microsoft.com/office/drawing/2017/model3d" xmlns:o="urn:schemas-microsoft-com:office:office" xmlns:oel="http://schemas.microsoft.com/office/2019/extlst" xmlns:r="http://schemas.openxmlformats.org/officeDocument/2006/relationships" xmlns:m="http://schemas.openxmlformats.org/officeDocument/2006/math" xmlns:v="urn:schemas-microsoft-com:vml" xmlns:wp14="http://schemas.microsoft.com/office/word/2010/wordprocessingDrawing" xmlns:wp="http://schemas.openxmlformats.org/drawingml/2006/wordprocessingDrawing" xmlns:w10="urn:schemas-microsoft-com:office:word" xmlns:w="http://schemas.openxmlformats.org/wordprocessingml/2006/main" xmlns:w14="http://schemas.microsoft.com/office/word/2010/wordml" xmlns:w15="http://schemas.microsoft.com/office/word/2012/wordml" xmlns:w16cex="http://schemas.microsoft.com/office/word/2018/wordml/cex" xmlns:w16cid="http://schemas.microsoft.com/office/word/2016/wordml/cid" xmlns:w16="http://schemas.microsoft.com/office/word/2018/wordml" xmlns:w16du="http://schemas.microsoft.com/office/word/2023/wordml/word16du" xmlns:w16sdtdh="http://schemas.microsoft.com/office/word/2020/wordml/sdtdatahash" xmlns:w16sdtfl="http://schemas.microsoft.com/office/word/2024/wordml/sdtformatlock" xmlns:w16se="http://schemas.microsoft.com/office/word/2015/wordml/symex" xmlns:wpg="http://schemas.microsoft.com/office/word/2010/wordprocessingGroup" xmlns:wpi="http://schemas.microsoft.com/office/word/2010/wordprocessingInk" xmlns:wne="http://schemas.microsoft.com/office/word/2006/wordml" xmlns:wps="http://schemas.microsoft.com/office/word/2010/wordprocessingShape" mc:Ignorable="w14 w15 w16se w16cid w16 w16cex w16sdtdh w16sdtfl w16du wp14">
-  <w:background w:color="000000" w:themeColor="text1"/>
+  <w:background w:color="FFFFFF" w:themeColor="background1"/>
   <w:body>
     <w:p>
       <w:pPr>
@@ -229,12 +229,51 @@
           <w:szCs w:val="54"/>
         </w:rPr>
       </w:pPr>
+      <w:proofErr w:type="spellStart"/>
       <w:r>
         <w:rPr>
           <w:sz w:val="30"/>
           <w:szCs w:val="30"/>
         </w:rPr>
-        <w:t>Abdul Basit Rikhsiboev (461033193)</w:t>
+        <w:t>AbdulBasit</w:t>
+      </w:r>
+      <w:proofErr w:type="spellEnd"/>
+      <w:r>
+        <w:rPr>
+          <w:sz w:val="30"/>
+          <w:szCs w:val="30"/>
+        </w:rPr>
+        <w:t xml:space="preserve"> </w:t>
+      </w:r>
+      <w:proofErr w:type="spellStart"/>
+      <w:r>
+        <w:rPr>
+          <w:sz w:val="30"/>
+          <w:szCs w:val="30"/>
+        </w:rPr>
+        <w:t>Rikhsiboev</w:t>
+      </w:r>
+      <w:proofErr w:type="spellEnd"/>
+      <w:r>
+        <w:rPr>
+          <w:sz w:val="30"/>
+          <w:szCs w:val="30"/>
+        </w:rPr>
+        <w:t xml:space="preserve"> (</w:t>
+      </w:r>
+      <w:r>
+        <w:rPr>
+          <w:sz w:val="30"/>
+          <w:szCs w:val="30"/>
+        </w:rPr>
+        <w:t>461016973</w:t>
+      </w:r>
+      <w:r>
+        <w:rPr>
+          <w:sz w:val="30"/>
+          <w:szCs w:val="30"/>
+        </w:rPr>
+        <w:t>)</w:t>
       </w:r>
       <w:r>
         <w:rPr>
@@ -249,12 +288,12 @@
         <w:pStyle w:val="Title"/>
         <w:jc w:val="center"/>
         <w:rPr>
-          <w:color w:val="ACCBF9" w:themeColor="background2"/>
+          <w:color w:val="000000" w:themeColor="background2"/>
         </w:rPr>
       </w:pPr>
       <w:r>
         <w:rPr>
-          <w:color w:val="ACCBF9" w:themeColor="background2"/>
+          <w:color w:val="000000" w:themeColor="background2"/>
         </w:rPr>
         <w:lastRenderedPageBreak/>
         <w:t>Technical Project Report: Smart Parking System</w:t>
@@ -264,12 +303,12 @@
       <w:pPr>
         <w:pStyle w:val="Heading1"/>
         <w:rPr>
-          <w:color w:val="ACCBF9" w:themeColor="background2"/>
+          <w:color w:val="000000" w:themeColor="background2"/>
         </w:rPr>
       </w:pPr>
       <w:r>
         <w:rPr>
-          <w:color w:val="ACCBF9" w:themeColor="background2"/>
+          <w:color w:val="000000" w:themeColor="background2"/>
         </w:rPr>
         <w:t>1. Project Overview</w:t>
       </w:r>
@@ -283,12 +322,12 @@
       <w:pPr>
         <w:pStyle w:val="Heading1"/>
         <w:rPr>
-          <w:color w:val="ACCBF9" w:themeColor="background2"/>
+          <w:color w:val="000000" w:themeColor="background2"/>
         </w:rPr>
       </w:pPr>
       <w:r>
         <w:rPr>
-          <w:color w:val="ACCBF9" w:themeColor="background2"/>
+          <w:color w:val="000000" w:themeColor="background2"/>
         </w:rPr>
         <w:t>2. System Architecture &amp; Tools</w:t>
       </w:r>
@@ -384,12 +423,12 @@
       <w:pPr>
         <w:pStyle w:val="Heading1"/>
         <w:rPr>
-          <w:color w:val="ACCBF9" w:themeColor="background2"/>
+          <w:color w:val="000000" w:themeColor="background2"/>
         </w:rPr>
       </w:pPr>
       <w:r>
         <w:rPr>
-          <w:color w:val="ACCBF9" w:themeColor="background2"/>
+          <w:color w:val="000000" w:themeColor="background2"/>
         </w:rPr>
         <w:t>3. Key Functional Modules</w:t>
       </w:r>
@@ -398,12 +437,12 @@
       <w:pPr>
         <w:pStyle w:val="Heading2"/>
         <w:rPr>
-          <w:color w:val="ACCBF9" w:themeColor="background2"/>
+          <w:color w:val="000000" w:themeColor="background2"/>
         </w:rPr>
       </w:pPr>
       <w:r>
         <w:rPr>
-          <w:color w:val="ACCBF9" w:themeColor="background2"/>
+          <w:color w:val="000000" w:themeColor="background2"/>
         </w:rPr>
         <w:t>A. Intelligent Spot Allocation</w:t>
       </w:r>
@@ -417,12 +456,12 @@
       <w:pPr>
         <w:pStyle w:val="Heading2"/>
         <w:rPr>
-          <w:color w:val="ACCBF9" w:themeColor="background2"/>
+          <w:color w:val="000000" w:themeColor="background2"/>
         </w:rPr>
       </w:pPr>
       <w:r>
         <w:rPr>
-          <w:color w:val="ACCBF9" w:themeColor="background2"/>
+          <w:color w:val="000000" w:themeColor="background2"/>
         </w:rPr>
         <w:t>B. Dynamic Fee Calculation</w:t>
       </w:r>
@@ -436,12 +475,12 @@
       <w:pPr>
         <w:pStyle w:val="Heading2"/>
         <w:rPr>
-          <w:color w:val="ACCBF9" w:themeColor="background2"/>
+          <w:color w:val="000000" w:themeColor="background2"/>
         </w:rPr>
       </w:pPr>
       <w:r>
         <w:rPr>
-          <w:color w:val="ACCBF9" w:themeColor="background2"/>
+          <w:color w:val="000000" w:themeColor="background2"/>
         </w:rPr>
         <w:lastRenderedPageBreak/>
         <w:t>C. Real-time Visualization</w:t>
@@ -456,12 +495,12 @@
       <w:pPr>
         <w:pStyle w:val="Heading1"/>
         <w:rPr>
-          <w:color w:val="ACCBF9" w:themeColor="background2"/>
+          <w:color w:val="000000" w:themeColor="background2"/>
         </w:rPr>
       </w:pPr>
       <w:r>
         <w:rPr>
-          <w:color w:val="ACCBF9" w:themeColor="background2"/>
+          <w:color w:val="000000" w:themeColor="background2"/>
         </w:rPr>
         <w:t>4. Backend-to-Frontend Integration</w:t>
       </w:r>
@@ -559,12 +598,12 @@
       <w:pPr>
         <w:pStyle w:val="Heading1"/>
         <w:rPr>
-          <w:color w:val="ACCBF9" w:themeColor="background2"/>
+          <w:color w:val="000000" w:themeColor="background2"/>
         </w:rPr>
       </w:pPr>
       <w:r>
         <w:rPr>
-          <w:color w:val="ACCBF9" w:themeColor="background2"/>
+          <w:color w:val="000000" w:themeColor="background2"/>
         </w:rPr>
         <w:t>5. Conclusion</w:t>
       </w:r>
@@ -1393,6 +1432,7 @@
   <w:style w:type="character" w:default="1" w:styleId="DefaultParagraphFont">
     <w:name w:val="Default Paragraph Font"/>
     <w:uiPriority w:val="1"/>
+    <w:semiHidden/>
     <w:unhideWhenUsed/>
   </w:style>
   <w:style w:type="table" w:default="1" w:styleId="TableNormal">
@@ -12175,7 +12215,7 @@
 <file path=word/theme/theme1.xml><?xml version="1.0" encoding="utf-8"?>
 <a:theme xmlns:a="http://schemas.openxmlformats.org/drawingml/2006/main" name="Office Theme">
   <a:themeElements>
-    <a:clrScheme name="Blue Warm">
+    <a:clrScheme name="Custom 2">
       <a:dk1>
         <a:sysClr val="windowText" lastClr="000000"/>
       </a:dk1>
@@ -12186,7 +12226,7 @@
         <a:srgbClr val="242852"/>
       </a:dk2>
       <a:lt2>
-        <a:srgbClr val="ACCBF9"/>
+        <a:srgbClr val="000000"/>
       </a:lt2>
       <a:accent1>
         <a:srgbClr val="4A66AC"/>

--- a/presentation/Report.docx
+++ b/presentation/Report.docx
@@ -402,15 +402,7 @@
         <w:t xml:space="preserve">Data Persistence: </w:t>
       </w:r>
       <w:r>
-        <w:t xml:space="preserve">A JSON flat-file system (parking.txt) stores </w:t>
-      </w:r>
-      <w:proofErr w:type="gramStart"/>
-      <w:r>
-        <w:t>the lot</w:t>
-      </w:r>
-      <w:proofErr w:type="gramEnd"/>
-      <w:r>
-        <w:t xml:space="preserve"> states, </w:t>
+        <w:t xml:space="preserve">A JSON flat-file system (parking.txt) stores the lot states, </w:t>
       </w:r>
       <w:r>
         <w:t>so</w:t>
@@ -491,6 +483,34 @@
         <w:t>Attendants can view a live status map of all parking lots. The interface highlights occupied spots and displays vehicle information (License, Brand, Color) extracted from the backend data store.</w:t>
       </w:r>
     </w:p>
+    <w:p>
+      <w:pPr>
+        <w:rPr>
+          <w:b/>
+          <w:bCs/>
+        </w:rPr>
+      </w:pPr>
+      <w:r>
+        <w:rPr>
+          <w:b/>
+          <w:bCs/>
+        </w:rPr>
+        <w:t>D</w:t>
+      </w:r>
+      <w:r>
+        <w:rPr>
+          <w:b/>
+          <w:bCs/>
+        </w:rPr>
+        <w:t>. Mobile Responsive Web App</w:t>
+      </w:r>
+    </w:p>
+    <w:p>
+      <w:r>
+        <w:t xml:space="preserve">The application is accessible through a mobile responsive static webpage built on HTML, CSS, and some JS. </w:t>
+      </w:r>
+    </w:p>
+    <w:p/>
     <w:p>
       <w:pPr>
         <w:pStyle w:val="Heading1"/>

--- a/presentation/Report.docx
+++ b/presentation/Report.docx
@@ -3,6 +3,11 @@
 <w:document xmlns:wpc="http://schemas.microsoft.com/office/word/2010/wordprocessingCanvas" xmlns:cx="http://schemas.microsoft.com/office/drawing/2014/chartex" xmlns:cx1="http://schemas.microsoft.com/office/drawing/2015/9/8/chartex" xmlns:cx2="http://schemas.microsoft.com/office/drawing/2015/10/21/chartex" xmlns:cx3="http://schemas.microsoft.com/office/drawing/2016/5/9/chartex" xmlns:cx4="http://schemas.microsoft.com/office/drawing/2016/5/10/chartex" xmlns:cx5="http://schemas.microsoft.com/office/drawing/2016/5/11/chartex" xmlns:cx6="http://schemas.microsoft.com/office/drawing/2016/5/12/chartex" xmlns:cx7="http://schemas.microsoft.com/office/drawing/2016/5/13/chartex" xmlns:cx8="http://schemas.microsoft.com/office/drawing/2016/5/14/chartex" xmlns:mc="http://schemas.openxmlformats.org/markup-compatibility/2006" xmlns:aink="http://schemas.microsoft.com/office/drawing/2016/ink" xmlns:am3d="http://schemas.microsoft.com/office/drawing/2017/model3d" xmlns:o="urn:schemas-microsoft-com:office:office" xmlns:oel="http://schemas.microsoft.com/office/2019/extlst" xmlns:r="http://schemas.openxmlformats.org/officeDocument/2006/relationships" xmlns:m="http://schemas.openxmlformats.org/officeDocument/2006/math" xmlns:v="urn:schemas-microsoft-com:vml" xmlns:wp14="http://schemas.microsoft.com/office/word/2010/wordprocessingDrawing" xmlns:wp="http://schemas.openxmlformats.org/drawingml/2006/wordprocessingDrawing" xmlns:w10="urn:schemas-microsoft-com:office:word" xmlns:w="http://schemas.openxmlformats.org/wordprocessingml/2006/main" xmlns:w14="http://schemas.microsoft.com/office/word/2010/wordml" xmlns:w15="http://schemas.microsoft.com/office/word/2012/wordml" xmlns:w16cex="http://schemas.microsoft.com/office/word/2018/wordml/cex" xmlns:w16cid="http://schemas.microsoft.com/office/word/2016/wordml/cid" xmlns:w16="http://schemas.microsoft.com/office/word/2018/wordml" xmlns:w16du="http://schemas.microsoft.com/office/word/2023/wordml/word16du" xmlns:w16sdtdh="http://schemas.microsoft.com/office/word/2020/wordml/sdtdatahash" xmlns:w16sdtfl="http://schemas.microsoft.com/office/word/2024/wordml/sdtformatlock" xmlns:w16se="http://schemas.microsoft.com/office/word/2015/wordml/symex" xmlns:wpg="http://schemas.microsoft.com/office/word/2010/wordprocessingGroup" xmlns:wpi="http://schemas.microsoft.com/office/word/2010/wordprocessingInk" xmlns:wne="http://schemas.microsoft.com/office/word/2006/wordml" xmlns:wps="http://schemas.microsoft.com/office/word/2010/wordprocessingShape" mc:Ignorable="w14 w15 w16se w16cid w16 w16cex w16sdtdh w16sdtfl w16du wp14">
   <w:background w:color="FFFFFF" w:themeColor="background1"/>
   <w:body>
+    <w:p>
+      <w:pPr>
+        <w:jc w:val="center"/>
+      </w:pPr>
+    </w:p>
     <w:p>
       <w:pPr>
         <w:jc w:val="center"/>
@@ -402,7 +407,15 @@
         <w:t xml:space="preserve">Data Persistence: </w:t>
       </w:r>
       <w:r>
-        <w:t xml:space="preserve">A JSON flat-file system (parking.txt) stores the lot states, </w:t>
+        <w:t xml:space="preserve">A JSON flat-file system (parking.txt) stores </w:t>
+      </w:r>
+      <w:proofErr w:type="gramStart"/>
+      <w:r>
+        <w:t>the lot</w:t>
+      </w:r>
+      <w:proofErr w:type="gramEnd"/>
+      <w:r>
+        <w:t xml:space="preserve"> states, </w:t>
       </w:r>
       <w:r>
         <w:t>so</w:t>
@@ -570,6 +583,7 @@
           <w:bCs/>
         </w:rPr>
       </w:pPr>
+      <w:proofErr w:type="gramStart"/>
       <w:r>
         <w:rPr>
           <w:b/>
@@ -582,7 +596,15 @@
           <w:b/>
           <w:bCs/>
         </w:rPr>
-        <w:t xml:space="preserve"> (@app.route): </w:t>
+        <w:t xml:space="preserve"> (@app.route</w:t>
+      </w:r>
+      <w:proofErr w:type="gramEnd"/>
+      <w:r>
+        <w:rPr>
+          <w:b/>
+          <w:bCs/>
+        </w:rPr>
+        <w:t xml:space="preserve">): </w:t>
       </w:r>
       <w:r>
         <w:t>Deciding which python function to run to process each package</w:t>
@@ -616,6 +638,8789 @@
     </w:p>
     <w:p>
       <w:pPr>
+        <w:pStyle w:val="ListBullet"/>
+        <w:numPr>
+          <w:ilvl w:val="0"/>
+          <w:numId w:val="0"/>
+        </w:numPr>
+        <w:ind w:left="360" w:hanging="360"/>
+        <w:rPr>
+          <w:b/>
+          <w:bCs/>
+        </w:rPr>
+      </w:pPr>
+    </w:p>
+    <w:p>
+      <w:pPr>
+        <w:pStyle w:val="ListBullet"/>
+        <w:numPr>
+          <w:ilvl w:val="0"/>
+          <w:numId w:val="0"/>
+        </w:numPr>
+        <w:ind w:left="360" w:hanging="360"/>
+        <w:rPr>
+          <w:b/>
+          <w:bCs/>
+          <w:sz w:val="26"/>
+          <w:szCs w:val="26"/>
+        </w:rPr>
+      </w:pPr>
+      <w:r>
+        <w:rPr>
+          <w:b/>
+          <w:bCs/>
+          <w:sz w:val="24"/>
+          <w:szCs w:val="24"/>
+        </w:rPr>
+        <w:t>5.</w:t>
+      </w:r>
+      <w:r>
+        <w:rPr>
+          <w:b/>
+          <w:bCs/>
+          <w:sz w:val="26"/>
+          <w:szCs w:val="26"/>
+        </w:rPr>
+        <w:t xml:space="preserve"> Screenshots from the app (Demo)</w:t>
+      </w:r>
+    </w:p>
+    <w:p>
+      <w:pPr>
+        <w:pStyle w:val="ListBullet"/>
+        <w:numPr>
+          <w:ilvl w:val="0"/>
+          <w:numId w:val="0"/>
+        </w:numPr>
+        <w:ind w:left="360" w:hanging="360"/>
+        <w:rPr>
+          <w:b/>
+          <w:bCs/>
+          <w:sz w:val="26"/>
+          <w:szCs w:val="26"/>
+        </w:rPr>
+      </w:pPr>
+    </w:p>
+    <w:p>
+      <w:pPr>
+        <w:pStyle w:val="ListBullet"/>
+        <w:keepNext/>
+        <w:numPr>
+          <w:ilvl w:val="0"/>
+          <w:numId w:val="0"/>
+        </w:numPr>
+        <w:ind w:left="360" w:hanging="360"/>
+      </w:pPr>
+      <w:r>
+        <w:rPr>
+          <w:b/>
+          <w:bCs/>
+          <w:sz w:val="26"/>
+          <w:szCs w:val="26"/>
+        </w:rPr>
+        <w:drawing>
+          <wp:inline distT="0" distB="0" distL="0" distR="0" wp14:anchorId="04A728F2" wp14:editId="04F24F42">
+            <wp:extent cx="5486400" cy="2792095"/>
+            <wp:effectExtent l="0" t="0" r="0" b="8255"/>
+            <wp:docPr id="120211617" name="Picture 1"/>
+            <wp:cNvGraphicFramePr>
+              <a:graphicFrameLocks xmlns:a="http://schemas.openxmlformats.org/drawingml/2006/main" noChangeAspect="1"/>
+            </wp:cNvGraphicFramePr>
+            <a:graphic xmlns:a="http://schemas.openxmlformats.org/drawingml/2006/main">
+              <a:graphicData uri="http://schemas.openxmlformats.org/drawingml/2006/picture">
+                <pic:pic xmlns:pic="http://schemas.openxmlformats.org/drawingml/2006/picture">
+                  <pic:nvPicPr>
+                    <pic:cNvPr id="120211617" name=""/>
+                    <pic:cNvPicPr/>
+                  </pic:nvPicPr>
+                  <pic:blipFill>
+                    <a:blip r:embed="rId7"/>
+                    <a:stretch>
+                      <a:fillRect/>
+                    </a:stretch>
+                  </pic:blipFill>
+                  <pic:spPr>
+                    <a:xfrm>
+                      <a:off x="0" y="0"/>
+                      <a:ext cx="5486400" cy="2792095"/>
+                    </a:xfrm>
+                    <a:prstGeom prst="rect">
+                      <a:avLst/>
+                    </a:prstGeom>
+                  </pic:spPr>
+                </pic:pic>
+              </a:graphicData>
+            </a:graphic>
+          </wp:inline>
+        </w:drawing>
+      </w:r>
+    </w:p>
+    <w:p>
+      <w:pPr>
+        <w:pStyle w:val="Caption"/>
+        <w:jc w:val="center"/>
+      </w:pPr>
+      <w:r>
+        <w:t xml:space="preserve">Figure </w:t>
+      </w:r>
+      <w:fldSimple w:instr=" SEQ Figure \* ARABIC ">
+        <w:r>
+          <w:rPr>
+            <w:noProof/>
+          </w:rPr>
+          <w:t>1</w:t>
+        </w:r>
+      </w:fldSimple>
+      <w:r>
+        <w:t xml:space="preserve"> Home (index.html)</w:t>
+      </w:r>
+    </w:p>
+    <w:p>
+      <w:pPr>
+        <w:keepNext/>
+      </w:pPr>
+      <w:r>
+        <w:lastRenderedPageBreak/>
+        <w:drawing>
+          <wp:inline distT="0" distB="0" distL="0" distR="0" wp14:anchorId="53E141D2" wp14:editId="7E0C0D72">
+            <wp:extent cx="5486400" cy="2793365"/>
+            <wp:effectExtent l="0" t="0" r="0" b="6985"/>
+            <wp:docPr id="1399228662" name="Picture 1"/>
+            <wp:cNvGraphicFramePr>
+              <a:graphicFrameLocks xmlns:a="http://schemas.openxmlformats.org/drawingml/2006/main" noChangeAspect="1"/>
+            </wp:cNvGraphicFramePr>
+            <a:graphic xmlns:a="http://schemas.openxmlformats.org/drawingml/2006/main">
+              <a:graphicData uri="http://schemas.openxmlformats.org/drawingml/2006/picture">
+                <pic:pic xmlns:pic="http://schemas.openxmlformats.org/drawingml/2006/picture">
+                  <pic:nvPicPr>
+                    <pic:cNvPr id="1399228662" name=""/>
+                    <pic:cNvPicPr/>
+                  </pic:nvPicPr>
+                  <pic:blipFill>
+                    <a:blip r:embed="rId8"/>
+                    <a:stretch>
+                      <a:fillRect/>
+                    </a:stretch>
+                  </pic:blipFill>
+                  <pic:spPr>
+                    <a:xfrm>
+                      <a:off x="0" y="0"/>
+                      <a:ext cx="5486400" cy="2793365"/>
+                    </a:xfrm>
+                    <a:prstGeom prst="rect">
+                      <a:avLst/>
+                    </a:prstGeom>
+                  </pic:spPr>
+                </pic:pic>
+              </a:graphicData>
+            </a:graphic>
+          </wp:inline>
+        </w:drawing>
+      </w:r>
+    </w:p>
+    <w:p>
+      <w:pPr>
+        <w:pStyle w:val="Caption"/>
+        <w:jc w:val="center"/>
+      </w:pPr>
+      <w:r>
+        <w:t xml:space="preserve">Figure </w:t>
+      </w:r>
+      <w:fldSimple w:instr=" SEQ Figure \* ARABIC ">
+        <w:r>
+          <w:rPr>
+            <w:noProof/>
+          </w:rPr>
+          <w:t>2</w:t>
+        </w:r>
+      </w:fldSimple>
+      <w:r>
+        <w:t xml:space="preserve"> Entering a Car to the lot</w:t>
+      </w:r>
+    </w:p>
+    <w:p>
+      <w:pPr>
+        <w:rPr>
+          <w:b/>
+          <w:bCs/>
+        </w:rPr>
+      </w:pPr>
+      <w:r>
+        <w:rPr>
+          <w:b/>
+          <w:bCs/>
+        </w:rPr>
+        <w:t>The Function:</w:t>
+      </w:r>
+    </w:p>
+    <w:p>
+      <w:pPr>
+        <w:shd w:val="clear" w:color="auto" w:fill="121314"/>
+        <w:spacing w:after="0" w:line="285" w:lineRule="atLeast"/>
+        <w:rPr>
+          <w:rFonts w:ascii="Consolas" w:eastAsia="Times New Roman" w:hAnsi="Consolas" w:cs="Times New Roman"/>
+          <w:color w:val="BBBEBF"/>
+          <w:sz w:val="21"/>
+          <w:szCs w:val="21"/>
+        </w:rPr>
+      </w:pPr>
+      <w:r>
+        <w:rPr>
+          <w:rFonts w:ascii="Consolas" w:eastAsia="Times New Roman" w:hAnsi="Consolas" w:cs="Times New Roman"/>
+          <w:color w:val="D2A8FF"/>
+          <w:sz w:val="21"/>
+          <w:szCs w:val="21"/>
+        </w:rPr>
+        <w:t>@</w:t>
+      </w:r>
+      <w:proofErr w:type="gramStart"/>
+      <w:r>
+        <w:rPr>
+          <w:rFonts w:ascii="Consolas" w:eastAsia="Times New Roman" w:hAnsi="Consolas" w:cs="Times New Roman"/>
+          <w:color w:val="C9D1D9"/>
+          <w:sz w:val="21"/>
+          <w:szCs w:val="21"/>
+        </w:rPr>
+        <w:t>app</w:t>
+      </w:r>
+      <w:r>
+        <w:rPr>
+          <w:rFonts w:ascii="Consolas" w:eastAsia="Times New Roman" w:hAnsi="Consolas" w:cs="Times New Roman"/>
+          <w:color w:val="D2A8FF"/>
+          <w:sz w:val="21"/>
+          <w:szCs w:val="21"/>
+        </w:rPr>
+        <w:t>.route</w:t>
+      </w:r>
+      <w:proofErr w:type="gramEnd"/>
+      <w:r>
+        <w:rPr>
+          <w:rFonts w:ascii="Consolas" w:eastAsia="Times New Roman" w:hAnsi="Consolas" w:cs="Times New Roman"/>
+          <w:color w:val="BBBEBF"/>
+          <w:sz w:val="21"/>
+          <w:szCs w:val="21"/>
+        </w:rPr>
+        <w:t>(</w:t>
+      </w:r>
+      <w:r>
+        <w:rPr>
+          <w:rFonts w:ascii="Consolas" w:eastAsia="Times New Roman" w:hAnsi="Consolas" w:cs="Times New Roman"/>
+          <w:color w:val="A5D6FF"/>
+          <w:sz w:val="21"/>
+          <w:szCs w:val="21"/>
+        </w:rPr>
+        <w:t>'/enter'</w:t>
+      </w:r>
+      <w:r>
+        <w:rPr>
+          <w:rFonts w:ascii="Consolas" w:eastAsia="Times New Roman" w:hAnsi="Consolas" w:cs="Times New Roman"/>
+          <w:color w:val="BBBEBF"/>
+          <w:sz w:val="21"/>
+          <w:szCs w:val="21"/>
+        </w:rPr>
+        <w:t xml:space="preserve">, </w:t>
+      </w:r>
+      <w:r>
+        <w:rPr>
+          <w:rFonts w:ascii="Consolas" w:eastAsia="Times New Roman" w:hAnsi="Consolas" w:cs="Times New Roman"/>
+          <w:color w:val="FFA657"/>
+          <w:sz w:val="21"/>
+          <w:szCs w:val="21"/>
+        </w:rPr>
+        <w:t>methods</w:t>
+      </w:r>
+      <w:proofErr w:type="gramStart"/>
+      <w:r>
+        <w:rPr>
+          <w:rFonts w:ascii="Consolas" w:eastAsia="Times New Roman" w:hAnsi="Consolas" w:cs="Times New Roman"/>
+          <w:color w:val="D4D4D4"/>
+          <w:sz w:val="21"/>
+          <w:szCs w:val="21"/>
+        </w:rPr>
+        <w:t>=</w:t>
+      </w:r>
+      <w:r>
+        <w:rPr>
+          <w:rFonts w:ascii="Consolas" w:eastAsia="Times New Roman" w:hAnsi="Consolas" w:cs="Times New Roman"/>
+          <w:color w:val="BBBEBF"/>
+          <w:sz w:val="21"/>
+          <w:szCs w:val="21"/>
+        </w:rPr>
+        <w:t>[</w:t>
+      </w:r>
+      <w:proofErr w:type="gramEnd"/>
+      <w:r>
+        <w:rPr>
+          <w:rFonts w:ascii="Consolas" w:eastAsia="Times New Roman" w:hAnsi="Consolas" w:cs="Times New Roman"/>
+          <w:color w:val="A5D6FF"/>
+          <w:sz w:val="21"/>
+          <w:szCs w:val="21"/>
+        </w:rPr>
+        <w:t>'GET'</w:t>
+      </w:r>
+      <w:r>
+        <w:rPr>
+          <w:rFonts w:ascii="Consolas" w:eastAsia="Times New Roman" w:hAnsi="Consolas" w:cs="Times New Roman"/>
+          <w:color w:val="BBBEBF"/>
+          <w:sz w:val="21"/>
+          <w:szCs w:val="21"/>
+        </w:rPr>
+        <w:t xml:space="preserve">, </w:t>
+      </w:r>
+      <w:r>
+        <w:rPr>
+          <w:rFonts w:ascii="Consolas" w:eastAsia="Times New Roman" w:hAnsi="Consolas" w:cs="Times New Roman"/>
+          <w:color w:val="A5D6FF"/>
+          <w:sz w:val="21"/>
+          <w:szCs w:val="21"/>
+        </w:rPr>
+        <w:t>'POST'</w:t>
+      </w:r>
+      <w:r>
+        <w:rPr>
+          <w:rFonts w:ascii="Consolas" w:eastAsia="Times New Roman" w:hAnsi="Consolas" w:cs="Times New Roman"/>
+          <w:color w:val="BBBEBF"/>
+          <w:sz w:val="21"/>
+          <w:szCs w:val="21"/>
+        </w:rPr>
+        <w:t>])</w:t>
+      </w:r>
+    </w:p>
+    <w:p>
+      <w:pPr>
+        <w:shd w:val="clear" w:color="auto" w:fill="121314"/>
+        <w:spacing w:after="0" w:line="285" w:lineRule="atLeast"/>
+        <w:rPr>
+          <w:rFonts w:ascii="Consolas" w:eastAsia="Times New Roman" w:hAnsi="Consolas" w:cs="Times New Roman"/>
+          <w:color w:val="BBBEBF"/>
+          <w:sz w:val="21"/>
+          <w:szCs w:val="21"/>
+        </w:rPr>
+      </w:pPr>
+      <w:r>
+        <w:rPr>
+          <w:rFonts w:ascii="Consolas" w:eastAsia="Times New Roman" w:hAnsi="Consolas" w:cs="Times New Roman"/>
+          <w:color w:val="FF7B72"/>
+          <w:sz w:val="21"/>
+          <w:szCs w:val="21"/>
+        </w:rPr>
+        <w:t>def</w:t>
+      </w:r>
+      <w:r>
+        <w:rPr>
+          <w:rFonts w:ascii="Consolas" w:eastAsia="Times New Roman" w:hAnsi="Consolas" w:cs="Times New Roman"/>
+          <w:color w:val="BBBEBF"/>
+          <w:sz w:val="21"/>
+          <w:szCs w:val="21"/>
+        </w:rPr>
+        <w:t xml:space="preserve"> </w:t>
+      </w:r>
+      <w:proofErr w:type="gramStart"/>
+      <w:r>
+        <w:rPr>
+          <w:rFonts w:ascii="Consolas" w:eastAsia="Times New Roman" w:hAnsi="Consolas" w:cs="Times New Roman"/>
+          <w:color w:val="D2A8FF"/>
+          <w:sz w:val="21"/>
+          <w:szCs w:val="21"/>
+        </w:rPr>
+        <w:t>enter</w:t>
+      </w:r>
+      <w:r>
+        <w:rPr>
+          <w:rFonts w:ascii="Consolas" w:eastAsia="Times New Roman" w:hAnsi="Consolas" w:cs="Times New Roman"/>
+          <w:color w:val="BBBEBF"/>
+          <w:sz w:val="21"/>
+          <w:szCs w:val="21"/>
+        </w:rPr>
+        <w:t>(</w:t>
+      </w:r>
+      <w:proofErr w:type="gramEnd"/>
+      <w:r>
+        <w:rPr>
+          <w:rFonts w:ascii="Consolas" w:eastAsia="Times New Roman" w:hAnsi="Consolas" w:cs="Times New Roman"/>
+          <w:color w:val="BBBEBF"/>
+          <w:sz w:val="21"/>
+          <w:szCs w:val="21"/>
+        </w:rPr>
+        <w:t>):</w:t>
+      </w:r>
+    </w:p>
+    <w:p>
+      <w:pPr>
+        <w:shd w:val="clear" w:color="auto" w:fill="121314"/>
+        <w:spacing w:after="0" w:line="285" w:lineRule="atLeast"/>
+        <w:rPr>
+          <w:rFonts w:ascii="Consolas" w:eastAsia="Times New Roman" w:hAnsi="Consolas" w:cs="Times New Roman"/>
+          <w:color w:val="BBBEBF"/>
+          <w:sz w:val="21"/>
+          <w:szCs w:val="21"/>
+        </w:rPr>
+      </w:pPr>
+      <w:r>
+        <w:rPr>
+          <w:rFonts w:ascii="Consolas" w:eastAsia="Times New Roman" w:hAnsi="Consolas" w:cs="Times New Roman"/>
+          <w:color w:val="BBBEBF"/>
+          <w:sz w:val="21"/>
+          <w:szCs w:val="21"/>
+        </w:rPr>
+        <w:t xml:space="preserve">    </w:t>
+      </w:r>
+      <w:r>
+        <w:rPr>
+          <w:rFonts w:ascii="Consolas" w:eastAsia="Times New Roman" w:hAnsi="Consolas" w:cs="Times New Roman"/>
+          <w:color w:val="C586C0"/>
+          <w:sz w:val="21"/>
+          <w:szCs w:val="21"/>
+        </w:rPr>
+        <w:t>if</w:t>
+      </w:r>
+      <w:r>
+        <w:rPr>
+          <w:rFonts w:ascii="Consolas" w:eastAsia="Times New Roman" w:hAnsi="Consolas" w:cs="Times New Roman"/>
+          <w:color w:val="BBBEBF"/>
+          <w:sz w:val="21"/>
+          <w:szCs w:val="21"/>
+        </w:rPr>
+        <w:t xml:space="preserve"> </w:t>
+      </w:r>
+      <w:proofErr w:type="spellStart"/>
+      <w:proofErr w:type="gramStart"/>
+      <w:r>
+        <w:rPr>
+          <w:rFonts w:ascii="Consolas" w:eastAsia="Times New Roman" w:hAnsi="Consolas" w:cs="Times New Roman"/>
+          <w:color w:val="C9D1D9"/>
+          <w:sz w:val="21"/>
+          <w:szCs w:val="21"/>
+        </w:rPr>
+        <w:t>request</w:t>
+      </w:r>
+      <w:r>
+        <w:rPr>
+          <w:rFonts w:ascii="Consolas" w:eastAsia="Times New Roman" w:hAnsi="Consolas" w:cs="Times New Roman"/>
+          <w:color w:val="BBBEBF"/>
+          <w:sz w:val="21"/>
+          <w:szCs w:val="21"/>
+        </w:rPr>
+        <w:t>.</w:t>
+      </w:r>
+      <w:r>
+        <w:rPr>
+          <w:rFonts w:ascii="Consolas" w:eastAsia="Times New Roman" w:hAnsi="Consolas" w:cs="Times New Roman"/>
+          <w:color w:val="C9D1D9"/>
+          <w:sz w:val="21"/>
+          <w:szCs w:val="21"/>
+        </w:rPr>
+        <w:t>method</w:t>
+      </w:r>
+      <w:proofErr w:type="spellEnd"/>
+      <w:proofErr w:type="gramEnd"/>
+      <w:r>
+        <w:rPr>
+          <w:rFonts w:ascii="Consolas" w:eastAsia="Times New Roman" w:hAnsi="Consolas" w:cs="Times New Roman"/>
+          <w:color w:val="BBBEBF"/>
+          <w:sz w:val="21"/>
+          <w:szCs w:val="21"/>
+        </w:rPr>
+        <w:t xml:space="preserve"> </w:t>
+      </w:r>
+      <w:r>
+        <w:rPr>
+          <w:rFonts w:ascii="Consolas" w:eastAsia="Times New Roman" w:hAnsi="Consolas" w:cs="Times New Roman"/>
+          <w:color w:val="D4D4D4"/>
+          <w:sz w:val="21"/>
+          <w:szCs w:val="21"/>
+        </w:rPr>
+        <w:t>==</w:t>
+      </w:r>
+      <w:r>
+        <w:rPr>
+          <w:rFonts w:ascii="Consolas" w:eastAsia="Times New Roman" w:hAnsi="Consolas" w:cs="Times New Roman"/>
+          <w:color w:val="BBBEBF"/>
+          <w:sz w:val="21"/>
+          <w:szCs w:val="21"/>
+        </w:rPr>
+        <w:t xml:space="preserve"> </w:t>
+      </w:r>
+      <w:r>
+        <w:rPr>
+          <w:rFonts w:ascii="Consolas" w:eastAsia="Times New Roman" w:hAnsi="Consolas" w:cs="Times New Roman"/>
+          <w:color w:val="A5D6FF"/>
+          <w:sz w:val="21"/>
+          <w:szCs w:val="21"/>
+        </w:rPr>
+        <w:t>'POST'</w:t>
+      </w:r>
+      <w:r>
+        <w:rPr>
+          <w:rFonts w:ascii="Consolas" w:eastAsia="Times New Roman" w:hAnsi="Consolas" w:cs="Times New Roman"/>
+          <w:color w:val="BBBEBF"/>
+          <w:sz w:val="21"/>
+          <w:szCs w:val="21"/>
+        </w:rPr>
+        <w:t>:</w:t>
+      </w:r>
+    </w:p>
+    <w:p>
+      <w:pPr>
+        <w:shd w:val="clear" w:color="auto" w:fill="121314"/>
+        <w:spacing w:after="0" w:line="285" w:lineRule="atLeast"/>
+        <w:rPr>
+          <w:rFonts w:ascii="Consolas" w:eastAsia="Times New Roman" w:hAnsi="Consolas" w:cs="Times New Roman"/>
+          <w:color w:val="BBBEBF"/>
+          <w:sz w:val="21"/>
+          <w:szCs w:val="21"/>
+        </w:rPr>
+      </w:pPr>
+      <w:r>
+        <w:rPr>
+          <w:rFonts w:ascii="Consolas" w:eastAsia="Times New Roman" w:hAnsi="Consolas" w:cs="Times New Roman"/>
+          <w:color w:val="BBBEBF"/>
+          <w:sz w:val="21"/>
+          <w:szCs w:val="21"/>
+        </w:rPr>
+        <w:t xml:space="preserve">        </w:t>
+      </w:r>
+      <w:proofErr w:type="spellStart"/>
+      <w:r>
+        <w:rPr>
+          <w:rFonts w:ascii="Consolas" w:eastAsia="Times New Roman" w:hAnsi="Consolas" w:cs="Times New Roman"/>
+          <w:color w:val="C9D1D9"/>
+          <w:sz w:val="21"/>
+          <w:szCs w:val="21"/>
+        </w:rPr>
+        <w:t>new_car</w:t>
+      </w:r>
+      <w:proofErr w:type="spellEnd"/>
+      <w:r>
+        <w:rPr>
+          <w:rFonts w:ascii="Consolas" w:eastAsia="Times New Roman" w:hAnsi="Consolas" w:cs="Times New Roman"/>
+          <w:color w:val="BBBEBF"/>
+          <w:sz w:val="21"/>
+          <w:szCs w:val="21"/>
+        </w:rPr>
+        <w:t xml:space="preserve"> </w:t>
+      </w:r>
+      <w:r>
+        <w:rPr>
+          <w:rFonts w:ascii="Consolas" w:eastAsia="Times New Roman" w:hAnsi="Consolas" w:cs="Times New Roman"/>
+          <w:color w:val="D4D4D4"/>
+          <w:sz w:val="21"/>
+          <w:szCs w:val="21"/>
+        </w:rPr>
+        <w:t>=</w:t>
+      </w:r>
+      <w:r>
+        <w:rPr>
+          <w:rFonts w:ascii="Consolas" w:eastAsia="Times New Roman" w:hAnsi="Consolas" w:cs="Times New Roman"/>
+          <w:color w:val="BBBEBF"/>
+          <w:sz w:val="21"/>
+          <w:szCs w:val="21"/>
+        </w:rPr>
+        <w:t xml:space="preserve"> </w:t>
+      </w:r>
+      <w:proofErr w:type="gramStart"/>
+      <w:r>
+        <w:rPr>
+          <w:rFonts w:ascii="Consolas" w:eastAsia="Times New Roman" w:hAnsi="Consolas" w:cs="Times New Roman"/>
+          <w:color w:val="4EC9B0"/>
+          <w:sz w:val="21"/>
+          <w:szCs w:val="21"/>
+        </w:rPr>
+        <w:t>Vehicle</w:t>
+      </w:r>
+      <w:r>
+        <w:rPr>
+          <w:rFonts w:ascii="Consolas" w:eastAsia="Times New Roman" w:hAnsi="Consolas" w:cs="Times New Roman"/>
+          <w:color w:val="BBBEBF"/>
+          <w:sz w:val="21"/>
+          <w:szCs w:val="21"/>
+        </w:rPr>
+        <w:t>(</w:t>
+      </w:r>
+      <w:proofErr w:type="gramEnd"/>
+    </w:p>
+    <w:p>
+      <w:pPr>
+        <w:shd w:val="clear" w:color="auto" w:fill="121314"/>
+        <w:spacing w:after="0" w:line="285" w:lineRule="atLeast"/>
+        <w:rPr>
+          <w:rFonts w:ascii="Consolas" w:eastAsia="Times New Roman" w:hAnsi="Consolas" w:cs="Times New Roman"/>
+          <w:color w:val="BBBEBF"/>
+          <w:sz w:val="21"/>
+          <w:szCs w:val="21"/>
+        </w:rPr>
+      </w:pPr>
+      <w:r>
+        <w:rPr>
+          <w:rFonts w:ascii="Consolas" w:eastAsia="Times New Roman" w:hAnsi="Consolas" w:cs="Times New Roman"/>
+          <w:color w:val="BBBEBF"/>
+          <w:sz w:val="21"/>
+          <w:szCs w:val="21"/>
+        </w:rPr>
+        <w:t xml:space="preserve">            </w:t>
+      </w:r>
+      <w:proofErr w:type="spellStart"/>
+      <w:proofErr w:type="gramStart"/>
+      <w:r>
+        <w:rPr>
+          <w:rFonts w:ascii="Consolas" w:eastAsia="Times New Roman" w:hAnsi="Consolas" w:cs="Times New Roman"/>
+          <w:color w:val="C9D1D9"/>
+          <w:sz w:val="21"/>
+          <w:szCs w:val="21"/>
+        </w:rPr>
+        <w:t>request</w:t>
+      </w:r>
+      <w:r>
+        <w:rPr>
+          <w:rFonts w:ascii="Consolas" w:eastAsia="Times New Roman" w:hAnsi="Consolas" w:cs="Times New Roman"/>
+          <w:color w:val="BBBEBF"/>
+          <w:sz w:val="21"/>
+          <w:szCs w:val="21"/>
+        </w:rPr>
+        <w:t>.</w:t>
+      </w:r>
+      <w:r>
+        <w:rPr>
+          <w:rFonts w:ascii="Consolas" w:eastAsia="Times New Roman" w:hAnsi="Consolas" w:cs="Times New Roman"/>
+          <w:color w:val="C9D1D9"/>
+          <w:sz w:val="21"/>
+          <w:szCs w:val="21"/>
+        </w:rPr>
+        <w:t>form</w:t>
+      </w:r>
+      <w:proofErr w:type="spellEnd"/>
+      <w:proofErr w:type="gramEnd"/>
+      <w:r>
+        <w:rPr>
+          <w:rFonts w:ascii="Consolas" w:eastAsia="Times New Roman" w:hAnsi="Consolas" w:cs="Times New Roman"/>
+          <w:color w:val="BBBEBF"/>
+          <w:sz w:val="21"/>
+          <w:szCs w:val="21"/>
+        </w:rPr>
+        <w:t>[</w:t>
+      </w:r>
+      <w:r>
+        <w:rPr>
+          <w:rFonts w:ascii="Consolas" w:eastAsia="Times New Roman" w:hAnsi="Consolas" w:cs="Times New Roman"/>
+          <w:color w:val="A5D6FF"/>
+          <w:sz w:val="21"/>
+          <w:szCs w:val="21"/>
+        </w:rPr>
+        <w:t>'license'</w:t>
+      </w:r>
+      <w:r>
+        <w:rPr>
+          <w:rFonts w:ascii="Consolas" w:eastAsia="Times New Roman" w:hAnsi="Consolas" w:cs="Times New Roman"/>
+          <w:color w:val="BBBEBF"/>
+          <w:sz w:val="21"/>
+          <w:szCs w:val="21"/>
+        </w:rPr>
+        <w:t>],</w:t>
+      </w:r>
+    </w:p>
+    <w:p>
+      <w:pPr>
+        <w:shd w:val="clear" w:color="auto" w:fill="121314"/>
+        <w:spacing w:after="0" w:line="285" w:lineRule="atLeast"/>
+        <w:rPr>
+          <w:rFonts w:ascii="Consolas" w:eastAsia="Times New Roman" w:hAnsi="Consolas" w:cs="Times New Roman"/>
+          <w:color w:val="BBBEBF"/>
+          <w:sz w:val="21"/>
+          <w:szCs w:val="21"/>
+        </w:rPr>
+      </w:pPr>
+      <w:r>
+        <w:rPr>
+          <w:rFonts w:ascii="Consolas" w:eastAsia="Times New Roman" w:hAnsi="Consolas" w:cs="Times New Roman"/>
+          <w:color w:val="BBBEBF"/>
+          <w:sz w:val="21"/>
+          <w:szCs w:val="21"/>
+        </w:rPr>
+        <w:t xml:space="preserve">            </w:t>
+      </w:r>
+      <w:proofErr w:type="spellStart"/>
+      <w:proofErr w:type="gramStart"/>
+      <w:r>
+        <w:rPr>
+          <w:rFonts w:ascii="Consolas" w:eastAsia="Times New Roman" w:hAnsi="Consolas" w:cs="Times New Roman"/>
+          <w:color w:val="C9D1D9"/>
+          <w:sz w:val="21"/>
+          <w:szCs w:val="21"/>
+        </w:rPr>
+        <w:t>request</w:t>
+      </w:r>
+      <w:r>
+        <w:rPr>
+          <w:rFonts w:ascii="Consolas" w:eastAsia="Times New Roman" w:hAnsi="Consolas" w:cs="Times New Roman"/>
+          <w:color w:val="BBBEBF"/>
+          <w:sz w:val="21"/>
+          <w:szCs w:val="21"/>
+        </w:rPr>
+        <w:t>.</w:t>
+      </w:r>
+      <w:r>
+        <w:rPr>
+          <w:rFonts w:ascii="Consolas" w:eastAsia="Times New Roman" w:hAnsi="Consolas" w:cs="Times New Roman"/>
+          <w:color w:val="C9D1D9"/>
+          <w:sz w:val="21"/>
+          <w:szCs w:val="21"/>
+        </w:rPr>
+        <w:t>form</w:t>
+      </w:r>
+      <w:proofErr w:type="spellEnd"/>
+      <w:proofErr w:type="gramEnd"/>
+      <w:r>
+        <w:rPr>
+          <w:rFonts w:ascii="Consolas" w:eastAsia="Times New Roman" w:hAnsi="Consolas" w:cs="Times New Roman"/>
+          <w:color w:val="BBBEBF"/>
+          <w:sz w:val="21"/>
+          <w:szCs w:val="21"/>
+        </w:rPr>
+        <w:t>[</w:t>
+      </w:r>
+      <w:r>
+        <w:rPr>
+          <w:rFonts w:ascii="Consolas" w:eastAsia="Times New Roman" w:hAnsi="Consolas" w:cs="Times New Roman"/>
+          <w:color w:val="A5D6FF"/>
+          <w:sz w:val="21"/>
+          <w:szCs w:val="21"/>
+        </w:rPr>
+        <w:t>'brand'</w:t>
+      </w:r>
+      <w:r>
+        <w:rPr>
+          <w:rFonts w:ascii="Consolas" w:eastAsia="Times New Roman" w:hAnsi="Consolas" w:cs="Times New Roman"/>
+          <w:color w:val="BBBEBF"/>
+          <w:sz w:val="21"/>
+          <w:szCs w:val="21"/>
+        </w:rPr>
+        <w:t>],</w:t>
+      </w:r>
+    </w:p>
+    <w:p>
+      <w:pPr>
+        <w:shd w:val="clear" w:color="auto" w:fill="121314"/>
+        <w:spacing w:after="0" w:line="285" w:lineRule="atLeast"/>
+        <w:rPr>
+          <w:rFonts w:ascii="Consolas" w:eastAsia="Times New Roman" w:hAnsi="Consolas" w:cs="Times New Roman"/>
+          <w:color w:val="BBBEBF"/>
+          <w:sz w:val="21"/>
+          <w:szCs w:val="21"/>
+        </w:rPr>
+      </w:pPr>
+      <w:r>
+        <w:rPr>
+          <w:rFonts w:ascii="Consolas" w:eastAsia="Times New Roman" w:hAnsi="Consolas" w:cs="Times New Roman"/>
+          <w:color w:val="BBBEBF"/>
+          <w:sz w:val="21"/>
+          <w:szCs w:val="21"/>
+        </w:rPr>
+        <w:t xml:space="preserve">            </w:t>
+      </w:r>
+      <w:proofErr w:type="spellStart"/>
+      <w:proofErr w:type="gramStart"/>
+      <w:r>
+        <w:rPr>
+          <w:rFonts w:ascii="Consolas" w:eastAsia="Times New Roman" w:hAnsi="Consolas" w:cs="Times New Roman"/>
+          <w:color w:val="C9D1D9"/>
+          <w:sz w:val="21"/>
+          <w:szCs w:val="21"/>
+        </w:rPr>
+        <w:t>request</w:t>
+      </w:r>
+      <w:r>
+        <w:rPr>
+          <w:rFonts w:ascii="Consolas" w:eastAsia="Times New Roman" w:hAnsi="Consolas" w:cs="Times New Roman"/>
+          <w:color w:val="BBBEBF"/>
+          <w:sz w:val="21"/>
+          <w:szCs w:val="21"/>
+        </w:rPr>
+        <w:t>.</w:t>
+      </w:r>
+      <w:r>
+        <w:rPr>
+          <w:rFonts w:ascii="Consolas" w:eastAsia="Times New Roman" w:hAnsi="Consolas" w:cs="Times New Roman"/>
+          <w:color w:val="C9D1D9"/>
+          <w:sz w:val="21"/>
+          <w:szCs w:val="21"/>
+        </w:rPr>
+        <w:t>form</w:t>
+      </w:r>
+      <w:proofErr w:type="spellEnd"/>
+      <w:proofErr w:type="gramEnd"/>
+      <w:r>
+        <w:rPr>
+          <w:rFonts w:ascii="Consolas" w:eastAsia="Times New Roman" w:hAnsi="Consolas" w:cs="Times New Roman"/>
+          <w:color w:val="BBBEBF"/>
+          <w:sz w:val="21"/>
+          <w:szCs w:val="21"/>
+        </w:rPr>
+        <w:t>[</w:t>
+      </w:r>
+      <w:r>
+        <w:rPr>
+          <w:rFonts w:ascii="Consolas" w:eastAsia="Times New Roman" w:hAnsi="Consolas" w:cs="Times New Roman"/>
+          <w:color w:val="A5D6FF"/>
+          <w:sz w:val="21"/>
+          <w:szCs w:val="21"/>
+        </w:rPr>
+        <w:t>'model'</w:t>
+      </w:r>
+      <w:r>
+        <w:rPr>
+          <w:rFonts w:ascii="Consolas" w:eastAsia="Times New Roman" w:hAnsi="Consolas" w:cs="Times New Roman"/>
+          <w:color w:val="BBBEBF"/>
+          <w:sz w:val="21"/>
+          <w:szCs w:val="21"/>
+        </w:rPr>
+        <w:t>],</w:t>
+      </w:r>
+    </w:p>
+    <w:p>
+      <w:pPr>
+        <w:shd w:val="clear" w:color="auto" w:fill="121314"/>
+        <w:spacing w:after="0" w:line="285" w:lineRule="atLeast"/>
+        <w:rPr>
+          <w:rFonts w:ascii="Consolas" w:eastAsia="Times New Roman" w:hAnsi="Consolas" w:cs="Times New Roman"/>
+          <w:color w:val="BBBEBF"/>
+          <w:sz w:val="21"/>
+          <w:szCs w:val="21"/>
+        </w:rPr>
+      </w:pPr>
+      <w:r>
+        <w:rPr>
+          <w:rFonts w:ascii="Consolas" w:eastAsia="Times New Roman" w:hAnsi="Consolas" w:cs="Times New Roman"/>
+          <w:color w:val="BBBEBF"/>
+          <w:sz w:val="21"/>
+          <w:szCs w:val="21"/>
+        </w:rPr>
+        <w:t xml:space="preserve">            </w:t>
+      </w:r>
+      <w:proofErr w:type="spellStart"/>
+      <w:proofErr w:type="gramStart"/>
+      <w:r>
+        <w:rPr>
+          <w:rFonts w:ascii="Consolas" w:eastAsia="Times New Roman" w:hAnsi="Consolas" w:cs="Times New Roman"/>
+          <w:color w:val="C9D1D9"/>
+          <w:sz w:val="21"/>
+          <w:szCs w:val="21"/>
+        </w:rPr>
+        <w:t>request</w:t>
+      </w:r>
+      <w:r>
+        <w:rPr>
+          <w:rFonts w:ascii="Consolas" w:eastAsia="Times New Roman" w:hAnsi="Consolas" w:cs="Times New Roman"/>
+          <w:color w:val="BBBEBF"/>
+          <w:sz w:val="21"/>
+          <w:szCs w:val="21"/>
+        </w:rPr>
+        <w:t>.</w:t>
+      </w:r>
+      <w:r>
+        <w:rPr>
+          <w:rFonts w:ascii="Consolas" w:eastAsia="Times New Roman" w:hAnsi="Consolas" w:cs="Times New Roman"/>
+          <w:color w:val="C9D1D9"/>
+          <w:sz w:val="21"/>
+          <w:szCs w:val="21"/>
+        </w:rPr>
+        <w:t>form</w:t>
+      </w:r>
+      <w:proofErr w:type="spellEnd"/>
+      <w:proofErr w:type="gramEnd"/>
+      <w:r>
+        <w:rPr>
+          <w:rFonts w:ascii="Consolas" w:eastAsia="Times New Roman" w:hAnsi="Consolas" w:cs="Times New Roman"/>
+          <w:color w:val="BBBEBF"/>
+          <w:sz w:val="21"/>
+          <w:szCs w:val="21"/>
+        </w:rPr>
+        <w:t>[</w:t>
+      </w:r>
+      <w:r>
+        <w:rPr>
+          <w:rFonts w:ascii="Consolas" w:eastAsia="Times New Roman" w:hAnsi="Consolas" w:cs="Times New Roman"/>
+          <w:color w:val="A5D6FF"/>
+          <w:sz w:val="21"/>
+          <w:szCs w:val="21"/>
+        </w:rPr>
+        <w:t>'color'</w:t>
+      </w:r>
+      <w:r>
+        <w:rPr>
+          <w:rFonts w:ascii="Consolas" w:eastAsia="Times New Roman" w:hAnsi="Consolas" w:cs="Times New Roman"/>
+          <w:color w:val="BBBEBF"/>
+          <w:sz w:val="21"/>
+          <w:szCs w:val="21"/>
+        </w:rPr>
+        <w:t>]</w:t>
+      </w:r>
+    </w:p>
+    <w:p>
+      <w:pPr>
+        <w:shd w:val="clear" w:color="auto" w:fill="121314"/>
+        <w:spacing w:after="0" w:line="285" w:lineRule="atLeast"/>
+        <w:rPr>
+          <w:rFonts w:ascii="Consolas" w:eastAsia="Times New Roman" w:hAnsi="Consolas" w:cs="Times New Roman"/>
+          <w:color w:val="BBBEBF"/>
+          <w:sz w:val="21"/>
+          <w:szCs w:val="21"/>
+        </w:rPr>
+      </w:pPr>
+      <w:r>
+        <w:rPr>
+          <w:rFonts w:ascii="Consolas" w:eastAsia="Times New Roman" w:hAnsi="Consolas" w:cs="Times New Roman"/>
+          <w:color w:val="BBBEBF"/>
+          <w:sz w:val="21"/>
+          <w:szCs w:val="21"/>
+        </w:rPr>
+        <w:t>        )</w:t>
+      </w:r>
+    </w:p>
+    <w:p>
+      <w:pPr>
+        <w:shd w:val="clear" w:color="auto" w:fill="121314"/>
+        <w:spacing w:after="0" w:line="285" w:lineRule="atLeast"/>
+        <w:rPr>
+          <w:rFonts w:ascii="Consolas" w:eastAsia="Times New Roman" w:hAnsi="Consolas" w:cs="Times New Roman"/>
+          <w:color w:val="BBBEBF"/>
+          <w:sz w:val="21"/>
+          <w:szCs w:val="21"/>
+        </w:rPr>
+      </w:pPr>
+      <w:r>
+        <w:rPr>
+          <w:rFonts w:ascii="Consolas" w:eastAsia="Times New Roman" w:hAnsi="Consolas" w:cs="Times New Roman"/>
+          <w:color w:val="BBBEBF"/>
+          <w:sz w:val="21"/>
+          <w:szCs w:val="21"/>
+        </w:rPr>
+        <w:t xml:space="preserve">        </w:t>
+      </w:r>
+      <w:proofErr w:type="spellStart"/>
+      <w:r>
+        <w:rPr>
+          <w:rFonts w:ascii="Consolas" w:eastAsia="Times New Roman" w:hAnsi="Consolas" w:cs="Times New Roman"/>
+          <w:color w:val="C9D1D9"/>
+          <w:sz w:val="21"/>
+          <w:szCs w:val="21"/>
+        </w:rPr>
+        <w:t>car_data</w:t>
+      </w:r>
+      <w:proofErr w:type="spellEnd"/>
+      <w:r>
+        <w:rPr>
+          <w:rFonts w:ascii="Consolas" w:eastAsia="Times New Roman" w:hAnsi="Consolas" w:cs="Times New Roman"/>
+          <w:color w:val="BBBEBF"/>
+          <w:sz w:val="21"/>
+          <w:szCs w:val="21"/>
+        </w:rPr>
+        <w:t xml:space="preserve"> </w:t>
+      </w:r>
+      <w:r>
+        <w:rPr>
+          <w:rFonts w:ascii="Consolas" w:eastAsia="Times New Roman" w:hAnsi="Consolas" w:cs="Times New Roman"/>
+          <w:color w:val="D4D4D4"/>
+          <w:sz w:val="21"/>
+          <w:szCs w:val="21"/>
+        </w:rPr>
+        <w:t>=</w:t>
+      </w:r>
+      <w:r>
+        <w:rPr>
+          <w:rFonts w:ascii="Consolas" w:eastAsia="Times New Roman" w:hAnsi="Consolas" w:cs="Times New Roman"/>
+          <w:color w:val="BBBEBF"/>
+          <w:sz w:val="21"/>
+          <w:szCs w:val="21"/>
+        </w:rPr>
+        <w:t xml:space="preserve"> </w:t>
+      </w:r>
+      <w:proofErr w:type="spellStart"/>
+      <w:r>
+        <w:rPr>
+          <w:rFonts w:ascii="Consolas" w:eastAsia="Times New Roman" w:hAnsi="Consolas" w:cs="Times New Roman"/>
+          <w:color w:val="C9D1D9"/>
+          <w:sz w:val="21"/>
+          <w:szCs w:val="21"/>
+        </w:rPr>
+        <w:t>new_car</w:t>
+      </w:r>
+      <w:r>
+        <w:rPr>
+          <w:rFonts w:ascii="Consolas" w:eastAsia="Times New Roman" w:hAnsi="Consolas" w:cs="Times New Roman"/>
+          <w:color w:val="BBBEBF"/>
+          <w:sz w:val="21"/>
+          <w:szCs w:val="21"/>
+        </w:rPr>
+        <w:t>.</w:t>
+      </w:r>
+      <w:r>
+        <w:rPr>
+          <w:rFonts w:ascii="Consolas" w:eastAsia="Times New Roman" w:hAnsi="Consolas" w:cs="Times New Roman"/>
+          <w:color w:val="D2A8FF"/>
+          <w:sz w:val="21"/>
+          <w:szCs w:val="21"/>
+        </w:rPr>
+        <w:t>to_</w:t>
+      </w:r>
+      <w:proofErr w:type="gramStart"/>
+      <w:r>
+        <w:rPr>
+          <w:rFonts w:ascii="Consolas" w:eastAsia="Times New Roman" w:hAnsi="Consolas" w:cs="Times New Roman"/>
+          <w:color w:val="D2A8FF"/>
+          <w:sz w:val="21"/>
+          <w:szCs w:val="21"/>
+        </w:rPr>
+        <w:t>dict</w:t>
+      </w:r>
+      <w:proofErr w:type="spellEnd"/>
+      <w:r>
+        <w:rPr>
+          <w:rFonts w:ascii="Consolas" w:eastAsia="Times New Roman" w:hAnsi="Consolas" w:cs="Times New Roman"/>
+          <w:color w:val="BBBEBF"/>
+          <w:sz w:val="21"/>
+          <w:szCs w:val="21"/>
+        </w:rPr>
+        <w:t>(</w:t>
+      </w:r>
+      <w:proofErr w:type="gramEnd"/>
+      <w:r>
+        <w:rPr>
+          <w:rFonts w:ascii="Consolas" w:eastAsia="Times New Roman" w:hAnsi="Consolas" w:cs="Times New Roman"/>
+          <w:color w:val="BBBEBF"/>
+          <w:sz w:val="21"/>
+          <w:szCs w:val="21"/>
+        </w:rPr>
+        <w:t>)</w:t>
+      </w:r>
+    </w:p>
+    <w:p>
+      <w:pPr>
+        <w:shd w:val="clear" w:color="auto" w:fill="121314"/>
+        <w:spacing w:after="0" w:line="285" w:lineRule="atLeast"/>
+        <w:rPr>
+          <w:rFonts w:ascii="Consolas" w:eastAsia="Times New Roman" w:hAnsi="Consolas" w:cs="Times New Roman"/>
+          <w:color w:val="BBBEBF"/>
+          <w:sz w:val="21"/>
+          <w:szCs w:val="21"/>
+        </w:rPr>
+      </w:pPr>
+      <w:r>
+        <w:rPr>
+          <w:rFonts w:ascii="Consolas" w:eastAsia="Times New Roman" w:hAnsi="Consolas" w:cs="Times New Roman"/>
+          <w:color w:val="BBBEBF"/>
+          <w:sz w:val="21"/>
+          <w:szCs w:val="21"/>
+        </w:rPr>
+        <w:t xml:space="preserve">        </w:t>
+      </w:r>
+    </w:p>
+    <w:p>
+      <w:pPr>
+        <w:shd w:val="clear" w:color="auto" w:fill="121314"/>
+        <w:spacing w:after="0" w:line="285" w:lineRule="atLeast"/>
+        <w:rPr>
+          <w:rFonts w:ascii="Consolas" w:eastAsia="Times New Roman" w:hAnsi="Consolas" w:cs="Times New Roman"/>
+          <w:color w:val="BBBEBF"/>
+          <w:sz w:val="21"/>
+          <w:szCs w:val="21"/>
+        </w:rPr>
+      </w:pPr>
+      <w:r>
+        <w:rPr>
+          <w:rFonts w:ascii="Consolas" w:eastAsia="Times New Roman" w:hAnsi="Consolas" w:cs="Times New Roman"/>
+          <w:color w:val="BBBEBF"/>
+          <w:sz w:val="21"/>
+          <w:szCs w:val="21"/>
+        </w:rPr>
+        <w:t xml:space="preserve">        </w:t>
+      </w:r>
+      <w:proofErr w:type="spellStart"/>
+      <w:r>
+        <w:rPr>
+          <w:rFonts w:ascii="Consolas" w:eastAsia="Times New Roman" w:hAnsi="Consolas" w:cs="Times New Roman"/>
+          <w:color w:val="C9D1D9"/>
+          <w:sz w:val="21"/>
+          <w:szCs w:val="21"/>
+        </w:rPr>
+        <w:t>vip</w:t>
+      </w:r>
+      <w:proofErr w:type="spellEnd"/>
+      <w:r>
+        <w:rPr>
+          <w:rFonts w:ascii="Consolas" w:eastAsia="Times New Roman" w:hAnsi="Consolas" w:cs="Times New Roman"/>
+          <w:color w:val="BBBEBF"/>
+          <w:sz w:val="21"/>
+          <w:szCs w:val="21"/>
+        </w:rPr>
+        <w:t xml:space="preserve"> </w:t>
+      </w:r>
+      <w:r>
+        <w:rPr>
+          <w:rFonts w:ascii="Consolas" w:eastAsia="Times New Roman" w:hAnsi="Consolas" w:cs="Times New Roman"/>
+          <w:color w:val="D4D4D4"/>
+          <w:sz w:val="21"/>
+          <w:szCs w:val="21"/>
+        </w:rPr>
+        <w:t>=</w:t>
+      </w:r>
+      <w:r>
+        <w:rPr>
+          <w:rFonts w:ascii="Consolas" w:eastAsia="Times New Roman" w:hAnsi="Consolas" w:cs="Times New Roman"/>
+          <w:color w:val="BBBEBF"/>
+          <w:sz w:val="21"/>
+          <w:szCs w:val="21"/>
+        </w:rPr>
+        <w:t xml:space="preserve"> </w:t>
+      </w:r>
+      <w:proofErr w:type="spellStart"/>
+      <w:r>
+        <w:rPr>
+          <w:rFonts w:ascii="Consolas" w:eastAsia="Times New Roman" w:hAnsi="Consolas" w:cs="Times New Roman"/>
+          <w:color w:val="C9D1D9"/>
+          <w:sz w:val="21"/>
+          <w:szCs w:val="21"/>
+        </w:rPr>
+        <w:t>request</w:t>
+      </w:r>
+      <w:r>
+        <w:rPr>
+          <w:rFonts w:ascii="Consolas" w:eastAsia="Times New Roman" w:hAnsi="Consolas" w:cs="Times New Roman"/>
+          <w:color w:val="BBBEBF"/>
+          <w:sz w:val="21"/>
+          <w:szCs w:val="21"/>
+        </w:rPr>
+        <w:t>.</w:t>
+      </w:r>
+      <w:r>
+        <w:rPr>
+          <w:rFonts w:ascii="Consolas" w:eastAsia="Times New Roman" w:hAnsi="Consolas" w:cs="Times New Roman"/>
+          <w:color w:val="C9D1D9"/>
+          <w:sz w:val="21"/>
+          <w:szCs w:val="21"/>
+        </w:rPr>
+        <w:t>form</w:t>
+      </w:r>
+      <w:r>
+        <w:rPr>
+          <w:rFonts w:ascii="Consolas" w:eastAsia="Times New Roman" w:hAnsi="Consolas" w:cs="Times New Roman"/>
+          <w:color w:val="BBBEBF"/>
+          <w:sz w:val="21"/>
+          <w:szCs w:val="21"/>
+        </w:rPr>
+        <w:t>.</w:t>
+      </w:r>
+      <w:r>
+        <w:rPr>
+          <w:rFonts w:ascii="Consolas" w:eastAsia="Times New Roman" w:hAnsi="Consolas" w:cs="Times New Roman"/>
+          <w:color w:val="D2A8FF"/>
+          <w:sz w:val="21"/>
+          <w:szCs w:val="21"/>
+        </w:rPr>
+        <w:t>get</w:t>
+      </w:r>
+      <w:proofErr w:type="spellEnd"/>
+      <w:r>
+        <w:rPr>
+          <w:rFonts w:ascii="Consolas" w:eastAsia="Times New Roman" w:hAnsi="Consolas" w:cs="Times New Roman"/>
+          <w:color w:val="BBBEBF"/>
+          <w:sz w:val="21"/>
+          <w:szCs w:val="21"/>
+        </w:rPr>
+        <w:t>(</w:t>
+      </w:r>
+      <w:r>
+        <w:rPr>
+          <w:rFonts w:ascii="Consolas" w:eastAsia="Times New Roman" w:hAnsi="Consolas" w:cs="Times New Roman"/>
+          <w:color w:val="A5D6FF"/>
+          <w:sz w:val="21"/>
+          <w:szCs w:val="21"/>
+        </w:rPr>
+        <w:t>'</w:t>
+      </w:r>
+      <w:proofErr w:type="spellStart"/>
+      <w:r>
+        <w:rPr>
+          <w:rFonts w:ascii="Consolas" w:eastAsia="Times New Roman" w:hAnsi="Consolas" w:cs="Times New Roman"/>
+          <w:color w:val="A5D6FF"/>
+          <w:sz w:val="21"/>
+          <w:szCs w:val="21"/>
+        </w:rPr>
+        <w:t>vip</w:t>
+      </w:r>
+      <w:proofErr w:type="spellEnd"/>
+      <w:r>
+        <w:rPr>
+          <w:rFonts w:ascii="Consolas" w:eastAsia="Times New Roman" w:hAnsi="Consolas" w:cs="Times New Roman"/>
+          <w:color w:val="A5D6FF"/>
+          <w:sz w:val="21"/>
+          <w:szCs w:val="21"/>
+        </w:rPr>
+        <w:t>'</w:t>
+      </w:r>
+      <w:r>
+        <w:rPr>
+          <w:rFonts w:ascii="Consolas" w:eastAsia="Times New Roman" w:hAnsi="Consolas" w:cs="Times New Roman"/>
+          <w:color w:val="BBBEBF"/>
+          <w:sz w:val="21"/>
+          <w:szCs w:val="21"/>
+        </w:rPr>
+        <w:t xml:space="preserve">) </w:t>
+      </w:r>
+      <w:r>
+        <w:rPr>
+          <w:rFonts w:ascii="Consolas" w:eastAsia="Times New Roman" w:hAnsi="Consolas" w:cs="Times New Roman"/>
+          <w:color w:val="D4D4D4"/>
+          <w:sz w:val="21"/>
+          <w:szCs w:val="21"/>
+        </w:rPr>
+        <w:t>==</w:t>
+      </w:r>
+      <w:r>
+        <w:rPr>
+          <w:rFonts w:ascii="Consolas" w:eastAsia="Times New Roman" w:hAnsi="Consolas" w:cs="Times New Roman"/>
+          <w:color w:val="BBBEBF"/>
+          <w:sz w:val="21"/>
+          <w:szCs w:val="21"/>
+        </w:rPr>
+        <w:t xml:space="preserve"> </w:t>
+      </w:r>
+      <w:r>
+        <w:rPr>
+          <w:rFonts w:ascii="Consolas" w:eastAsia="Times New Roman" w:hAnsi="Consolas" w:cs="Times New Roman"/>
+          <w:color w:val="A5D6FF"/>
+          <w:sz w:val="21"/>
+          <w:szCs w:val="21"/>
+        </w:rPr>
+        <w:t>'</w:t>
+      </w:r>
+      <w:proofErr w:type="spellStart"/>
+      <w:r>
+        <w:rPr>
+          <w:rFonts w:ascii="Consolas" w:eastAsia="Times New Roman" w:hAnsi="Consolas" w:cs="Times New Roman"/>
+          <w:color w:val="A5D6FF"/>
+          <w:sz w:val="21"/>
+          <w:szCs w:val="21"/>
+        </w:rPr>
+        <w:t>yes'</w:t>
+      </w:r>
+      <w:proofErr w:type="spellEnd"/>
+    </w:p>
+    <w:p>
+      <w:pPr>
+        <w:shd w:val="clear" w:color="auto" w:fill="121314"/>
+        <w:spacing w:after="0" w:line="285" w:lineRule="atLeast"/>
+        <w:rPr>
+          <w:rFonts w:ascii="Consolas" w:eastAsia="Times New Roman" w:hAnsi="Consolas" w:cs="Times New Roman"/>
+          <w:color w:val="BBBEBF"/>
+          <w:sz w:val="21"/>
+          <w:szCs w:val="21"/>
+        </w:rPr>
+      </w:pPr>
+      <w:r>
+        <w:rPr>
+          <w:rFonts w:ascii="Consolas" w:eastAsia="Times New Roman" w:hAnsi="Consolas" w:cs="Times New Roman"/>
+          <w:color w:val="BBBEBF"/>
+          <w:sz w:val="21"/>
+          <w:szCs w:val="21"/>
+        </w:rPr>
+        <w:t xml:space="preserve">        </w:t>
+      </w:r>
+      <w:proofErr w:type="spellStart"/>
+      <w:r>
+        <w:rPr>
+          <w:rFonts w:ascii="Consolas" w:eastAsia="Times New Roman" w:hAnsi="Consolas" w:cs="Times New Roman"/>
+          <w:color w:val="C9D1D9"/>
+          <w:sz w:val="21"/>
+          <w:szCs w:val="21"/>
+        </w:rPr>
+        <w:t>empty_lots</w:t>
+      </w:r>
+      <w:proofErr w:type="spellEnd"/>
+      <w:r>
+        <w:rPr>
+          <w:rFonts w:ascii="Consolas" w:eastAsia="Times New Roman" w:hAnsi="Consolas" w:cs="Times New Roman"/>
+          <w:color w:val="BBBEBF"/>
+          <w:sz w:val="21"/>
+          <w:szCs w:val="21"/>
+        </w:rPr>
+        <w:t xml:space="preserve"> </w:t>
+      </w:r>
+      <w:r>
+        <w:rPr>
+          <w:rFonts w:ascii="Consolas" w:eastAsia="Times New Roman" w:hAnsi="Consolas" w:cs="Times New Roman"/>
+          <w:color w:val="D4D4D4"/>
+          <w:sz w:val="21"/>
+          <w:szCs w:val="21"/>
+        </w:rPr>
+        <w:t>=</w:t>
+      </w:r>
+      <w:r>
+        <w:rPr>
+          <w:rFonts w:ascii="Consolas" w:eastAsia="Times New Roman" w:hAnsi="Consolas" w:cs="Times New Roman"/>
+          <w:color w:val="BBBEBF"/>
+          <w:sz w:val="21"/>
+          <w:szCs w:val="21"/>
+        </w:rPr>
+        <w:t xml:space="preserve"> </w:t>
+      </w:r>
+      <w:proofErr w:type="spellStart"/>
+      <w:r>
+        <w:rPr>
+          <w:rFonts w:ascii="Consolas" w:eastAsia="Times New Roman" w:hAnsi="Consolas" w:cs="Times New Roman"/>
+          <w:color w:val="D2A8FF"/>
+          <w:sz w:val="21"/>
+          <w:szCs w:val="21"/>
+        </w:rPr>
+        <w:t>load_</w:t>
+      </w:r>
+      <w:proofErr w:type="gramStart"/>
+      <w:r>
+        <w:rPr>
+          <w:rFonts w:ascii="Consolas" w:eastAsia="Times New Roman" w:hAnsi="Consolas" w:cs="Times New Roman"/>
+          <w:color w:val="D2A8FF"/>
+          <w:sz w:val="21"/>
+          <w:szCs w:val="21"/>
+        </w:rPr>
+        <w:t>parking</w:t>
+      </w:r>
+      <w:proofErr w:type="spellEnd"/>
+      <w:r>
+        <w:rPr>
+          <w:rFonts w:ascii="Consolas" w:eastAsia="Times New Roman" w:hAnsi="Consolas" w:cs="Times New Roman"/>
+          <w:color w:val="BBBEBF"/>
+          <w:sz w:val="21"/>
+          <w:szCs w:val="21"/>
+        </w:rPr>
+        <w:t>(</w:t>
+      </w:r>
+      <w:proofErr w:type="gramEnd"/>
+      <w:r>
+        <w:rPr>
+          <w:rFonts w:ascii="Consolas" w:eastAsia="Times New Roman" w:hAnsi="Consolas" w:cs="Times New Roman"/>
+          <w:color w:val="BBBEBF"/>
+          <w:sz w:val="21"/>
+          <w:szCs w:val="21"/>
+        </w:rPr>
+        <w:t>)</w:t>
+      </w:r>
+    </w:p>
+    <w:p>
+      <w:pPr>
+        <w:shd w:val="clear" w:color="auto" w:fill="121314"/>
+        <w:spacing w:after="0" w:line="285" w:lineRule="atLeast"/>
+        <w:rPr>
+          <w:rFonts w:ascii="Consolas" w:eastAsia="Times New Roman" w:hAnsi="Consolas" w:cs="Times New Roman"/>
+          <w:color w:val="BBBEBF"/>
+          <w:sz w:val="21"/>
+          <w:szCs w:val="21"/>
+        </w:rPr>
+      </w:pPr>
+      <w:r>
+        <w:rPr>
+          <w:rFonts w:ascii="Consolas" w:eastAsia="Times New Roman" w:hAnsi="Consolas" w:cs="Times New Roman"/>
+          <w:color w:val="BBBEBF"/>
+          <w:sz w:val="21"/>
+          <w:szCs w:val="21"/>
+        </w:rPr>
+        <w:t xml:space="preserve">        </w:t>
+      </w:r>
+    </w:p>
+    <w:p>
+      <w:pPr>
+        <w:shd w:val="clear" w:color="auto" w:fill="121314"/>
+        <w:spacing w:after="0" w:line="285" w:lineRule="atLeast"/>
+        <w:rPr>
+          <w:rFonts w:ascii="Consolas" w:eastAsia="Times New Roman" w:hAnsi="Consolas" w:cs="Times New Roman"/>
+          <w:color w:val="BBBEBF"/>
+          <w:sz w:val="21"/>
+          <w:szCs w:val="21"/>
+        </w:rPr>
+      </w:pPr>
+    </w:p>
+    <w:p>
+      <w:pPr>
+        <w:shd w:val="clear" w:color="auto" w:fill="121314"/>
+        <w:spacing w:after="0" w:line="285" w:lineRule="atLeast"/>
+        <w:rPr>
+          <w:rFonts w:ascii="Consolas" w:eastAsia="Times New Roman" w:hAnsi="Consolas" w:cs="Times New Roman"/>
+          <w:color w:val="BBBEBF"/>
+          <w:sz w:val="21"/>
+          <w:szCs w:val="21"/>
+        </w:rPr>
+      </w:pPr>
+      <w:r>
+        <w:rPr>
+          <w:rFonts w:ascii="Consolas" w:eastAsia="Times New Roman" w:hAnsi="Consolas" w:cs="Times New Roman"/>
+          <w:color w:val="BBBEBF"/>
+          <w:sz w:val="21"/>
+          <w:szCs w:val="21"/>
+        </w:rPr>
+        <w:t xml:space="preserve">        </w:t>
+      </w:r>
+      <w:r>
+        <w:rPr>
+          <w:rFonts w:ascii="Consolas" w:eastAsia="Times New Roman" w:hAnsi="Consolas" w:cs="Times New Roman"/>
+          <w:color w:val="C586C0"/>
+          <w:sz w:val="21"/>
+          <w:szCs w:val="21"/>
+        </w:rPr>
+        <w:t>for</w:t>
+      </w:r>
+      <w:r>
+        <w:rPr>
+          <w:rFonts w:ascii="Consolas" w:eastAsia="Times New Roman" w:hAnsi="Consolas" w:cs="Times New Roman"/>
+          <w:color w:val="BBBEBF"/>
+          <w:sz w:val="21"/>
+          <w:szCs w:val="21"/>
+        </w:rPr>
+        <w:t xml:space="preserve"> </w:t>
+      </w:r>
+      <w:r>
+        <w:rPr>
+          <w:rFonts w:ascii="Consolas" w:eastAsia="Times New Roman" w:hAnsi="Consolas" w:cs="Times New Roman"/>
+          <w:color w:val="C9D1D9"/>
+          <w:sz w:val="21"/>
+          <w:szCs w:val="21"/>
+        </w:rPr>
+        <w:t>lot</w:t>
+      </w:r>
+      <w:r>
+        <w:rPr>
+          <w:rFonts w:ascii="Consolas" w:eastAsia="Times New Roman" w:hAnsi="Consolas" w:cs="Times New Roman"/>
+          <w:color w:val="BBBEBF"/>
+          <w:sz w:val="21"/>
+          <w:szCs w:val="21"/>
+        </w:rPr>
+        <w:t xml:space="preserve"> </w:t>
+      </w:r>
+      <w:r>
+        <w:rPr>
+          <w:rFonts w:ascii="Consolas" w:eastAsia="Times New Roman" w:hAnsi="Consolas" w:cs="Times New Roman"/>
+          <w:color w:val="C586C0"/>
+          <w:sz w:val="21"/>
+          <w:szCs w:val="21"/>
+        </w:rPr>
+        <w:t>in</w:t>
+      </w:r>
+      <w:r>
+        <w:rPr>
+          <w:rFonts w:ascii="Consolas" w:eastAsia="Times New Roman" w:hAnsi="Consolas" w:cs="Times New Roman"/>
+          <w:color w:val="BBBEBF"/>
+          <w:sz w:val="21"/>
+          <w:szCs w:val="21"/>
+        </w:rPr>
+        <w:t xml:space="preserve"> </w:t>
+      </w:r>
+      <w:proofErr w:type="spellStart"/>
+      <w:r>
+        <w:rPr>
+          <w:rFonts w:ascii="Consolas" w:eastAsia="Times New Roman" w:hAnsi="Consolas" w:cs="Times New Roman"/>
+          <w:color w:val="C9D1D9"/>
+          <w:sz w:val="21"/>
+          <w:szCs w:val="21"/>
+        </w:rPr>
+        <w:t>empty_lots</w:t>
+      </w:r>
+      <w:proofErr w:type="spellEnd"/>
+      <w:r>
+        <w:rPr>
+          <w:rFonts w:ascii="Consolas" w:eastAsia="Times New Roman" w:hAnsi="Consolas" w:cs="Times New Roman"/>
+          <w:color w:val="BBBEBF"/>
+          <w:sz w:val="21"/>
+          <w:szCs w:val="21"/>
+        </w:rPr>
+        <w:t>:</w:t>
+      </w:r>
+    </w:p>
+    <w:p>
+      <w:pPr>
+        <w:shd w:val="clear" w:color="auto" w:fill="121314"/>
+        <w:spacing w:after="0" w:line="285" w:lineRule="atLeast"/>
+        <w:rPr>
+          <w:rFonts w:ascii="Consolas" w:eastAsia="Times New Roman" w:hAnsi="Consolas" w:cs="Times New Roman"/>
+          <w:color w:val="BBBEBF"/>
+          <w:sz w:val="21"/>
+          <w:szCs w:val="21"/>
+        </w:rPr>
+      </w:pPr>
+      <w:r>
+        <w:rPr>
+          <w:rFonts w:ascii="Consolas" w:eastAsia="Times New Roman" w:hAnsi="Consolas" w:cs="Times New Roman"/>
+          <w:color w:val="BBBEBF"/>
+          <w:sz w:val="21"/>
+          <w:szCs w:val="21"/>
+        </w:rPr>
+        <w:t xml:space="preserve">            </w:t>
+      </w:r>
+      <w:r>
+        <w:rPr>
+          <w:rFonts w:ascii="Consolas" w:eastAsia="Times New Roman" w:hAnsi="Consolas" w:cs="Times New Roman"/>
+          <w:color w:val="C586C0"/>
+          <w:sz w:val="21"/>
+          <w:szCs w:val="21"/>
+        </w:rPr>
+        <w:t>if</w:t>
+      </w:r>
+      <w:r>
+        <w:rPr>
+          <w:rFonts w:ascii="Consolas" w:eastAsia="Times New Roman" w:hAnsi="Consolas" w:cs="Times New Roman"/>
+          <w:color w:val="BBBEBF"/>
+          <w:sz w:val="21"/>
+          <w:szCs w:val="21"/>
+        </w:rPr>
+        <w:t xml:space="preserve"> </w:t>
+      </w:r>
+      <w:proofErr w:type="spellStart"/>
+      <w:r>
+        <w:rPr>
+          <w:rFonts w:ascii="Consolas" w:eastAsia="Times New Roman" w:hAnsi="Consolas" w:cs="Times New Roman"/>
+          <w:color w:val="C9D1D9"/>
+          <w:sz w:val="21"/>
+          <w:szCs w:val="21"/>
+        </w:rPr>
+        <w:t>empty_lots</w:t>
+      </w:r>
+      <w:proofErr w:type="spellEnd"/>
+      <w:r>
+        <w:rPr>
+          <w:rFonts w:ascii="Consolas" w:eastAsia="Times New Roman" w:hAnsi="Consolas" w:cs="Times New Roman"/>
+          <w:color w:val="BBBEBF"/>
+          <w:sz w:val="21"/>
+          <w:szCs w:val="21"/>
+        </w:rPr>
+        <w:t>[</w:t>
+      </w:r>
+      <w:r>
+        <w:rPr>
+          <w:rFonts w:ascii="Consolas" w:eastAsia="Times New Roman" w:hAnsi="Consolas" w:cs="Times New Roman"/>
+          <w:color w:val="C9D1D9"/>
+          <w:sz w:val="21"/>
+          <w:szCs w:val="21"/>
+        </w:rPr>
+        <w:t>lot</w:t>
+      </w:r>
+      <w:r>
+        <w:rPr>
+          <w:rFonts w:ascii="Consolas" w:eastAsia="Times New Roman" w:hAnsi="Consolas" w:cs="Times New Roman"/>
+          <w:color w:val="BBBEBF"/>
+          <w:sz w:val="21"/>
+          <w:szCs w:val="21"/>
+        </w:rPr>
+        <w:t>][</w:t>
+      </w:r>
+      <w:r>
+        <w:rPr>
+          <w:rFonts w:ascii="Consolas" w:eastAsia="Times New Roman" w:hAnsi="Consolas" w:cs="Times New Roman"/>
+          <w:color w:val="A5D6FF"/>
+          <w:sz w:val="21"/>
+          <w:szCs w:val="21"/>
+        </w:rPr>
+        <w:t>"car"</w:t>
+      </w:r>
+      <w:r>
+        <w:rPr>
+          <w:rFonts w:ascii="Consolas" w:eastAsia="Times New Roman" w:hAnsi="Consolas" w:cs="Times New Roman"/>
+          <w:color w:val="BBBEBF"/>
+          <w:sz w:val="21"/>
+          <w:szCs w:val="21"/>
+        </w:rPr>
+        <w:t xml:space="preserve">] </w:t>
+      </w:r>
+      <w:r>
+        <w:rPr>
+          <w:rFonts w:ascii="Consolas" w:eastAsia="Times New Roman" w:hAnsi="Consolas" w:cs="Times New Roman"/>
+          <w:color w:val="569CD6"/>
+          <w:sz w:val="21"/>
+          <w:szCs w:val="21"/>
+        </w:rPr>
+        <w:t>and</w:t>
+      </w:r>
+      <w:r>
+        <w:rPr>
+          <w:rFonts w:ascii="Consolas" w:eastAsia="Times New Roman" w:hAnsi="Consolas" w:cs="Times New Roman"/>
+          <w:color w:val="BBBEBF"/>
+          <w:sz w:val="21"/>
+          <w:szCs w:val="21"/>
+        </w:rPr>
+        <w:t xml:space="preserve"> </w:t>
+      </w:r>
+      <w:proofErr w:type="spellStart"/>
+      <w:r>
+        <w:rPr>
+          <w:rFonts w:ascii="Consolas" w:eastAsia="Times New Roman" w:hAnsi="Consolas" w:cs="Times New Roman"/>
+          <w:color w:val="C9D1D9"/>
+          <w:sz w:val="21"/>
+          <w:szCs w:val="21"/>
+        </w:rPr>
+        <w:t>empty_lots</w:t>
+      </w:r>
+      <w:proofErr w:type="spellEnd"/>
+      <w:r>
+        <w:rPr>
+          <w:rFonts w:ascii="Consolas" w:eastAsia="Times New Roman" w:hAnsi="Consolas" w:cs="Times New Roman"/>
+          <w:color w:val="BBBEBF"/>
+          <w:sz w:val="21"/>
+          <w:szCs w:val="21"/>
+        </w:rPr>
+        <w:t>[</w:t>
+      </w:r>
+      <w:r>
+        <w:rPr>
+          <w:rFonts w:ascii="Consolas" w:eastAsia="Times New Roman" w:hAnsi="Consolas" w:cs="Times New Roman"/>
+          <w:color w:val="C9D1D9"/>
+          <w:sz w:val="21"/>
+          <w:szCs w:val="21"/>
+        </w:rPr>
+        <w:t>lot</w:t>
+      </w:r>
+      <w:proofErr w:type="gramStart"/>
+      <w:r>
+        <w:rPr>
+          <w:rFonts w:ascii="Consolas" w:eastAsia="Times New Roman" w:hAnsi="Consolas" w:cs="Times New Roman"/>
+          <w:color w:val="BBBEBF"/>
+          <w:sz w:val="21"/>
+          <w:szCs w:val="21"/>
+        </w:rPr>
+        <w:t>][</w:t>
+      </w:r>
+      <w:r>
+        <w:rPr>
+          <w:rFonts w:ascii="Consolas" w:eastAsia="Times New Roman" w:hAnsi="Consolas" w:cs="Times New Roman"/>
+          <w:color w:val="A5D6FF"/>
+          <w:sz w:val="21"/>
+          <w:szCs w:val="21"/>
+        </w:rPr>
+        <w:t>"</w:t>
+      </w:r>
+      <w:proofErr w:type="gramEnd"/>
+      <w:r>
+        <w:rPr>
+          <w:rFonts w:ascii="Consolas" w:eastAsia="Times New Roman" w:hAnsi="Consolas" w:cs="Times New Roman"/>
+          <w:color w:val="A5D6FF"/>
+          <w:sz w:val="21"/>
+          <w:szCs w:val="21"/>
+        </w:rPr>
+        <w:t>car"</w:t>
+      </w:r>
+      <w:proofErr w:type="gramStart"/>
+      <w:r>
+        <w:rPr>
+          <w:rFonts w:ascii="Consolas" w:eastAsia="Times New Roman" w:hAnsi="Consolas" w:cs="Times New Roman"/>
+          <w:color w:val="BBBEBF"/>
+          <w:sz w:val="21"/>
+          <w:szCs w:val="21"/>
+        </w:rPr>
+        <w:t>].get</w:t>
+      </w:r>
+      <w:proofErr w:type="gramEnd"/>
+      <w:r>
+        <w:rPr>
+          <w:rFonts w:ascii="Consolas" w:eastAsia="Times New Roman" w:hAnsi="Consolas" w:cs="Times New Roman"/>
+          <w:color w:val="BBBEBF"/>
+          <w:sz w:val="21"/>
+          <w:szCs w:val="21"/>
+        </w:rPr>
+        <w:t>(</w:t>
+      </w:r>
+      <w:r>
+        <w:rPr>
+          <w:rFonts w:ascii="Consolas" w:eastAsia="Times New Roman" w:hAnsi="Consolas" w:cs="Times New Roman"/>
+          <w:color w:val="A5D6FF"/>
+          <w:sz w:val="21"/>
+          <w:szCs w:val="21"/>
+        </w:rPr>
+        <w:t>"license"</w:t>
+      </w:r>
+      <w:r>
+        <w:rPr>
+          <w:rFonts w:ascii="Consolas" w:eastAsia="Times New Roman" w:hAnsi="Consolas" w:cs="Times New Roman"/>
+          <w:color w:val="BBBEBF"/>
+          <w:sz w:val="21"/>
+          <w:szCs w:val="21"/>
+        </w:rPr>
+        <w:t xml:space="preserve">) </w:t>
+      </w:r>
+      <w:r>
+        <w:rPr>
+          <w:rFonts w:ascii="Consolas" w:eastAsia="Times New Roman" w:hAnsi="Consolas" w:cs="Times New Roman"/>
+          <w:color w:val="D4D4D4"/>
+          <w:sz w:val="21"/>
+          <w:szCs w:val="21"/>
+        </w:rPr>
+        <w:t>==</w:t>
+      </w:r>
+      <w:r>
+        <w:rPr>
+          <w:rFonts w:ascii="Consolas" w:eastAsia="Times New Roman" w:hAnsi="Consolas" w:cs="Times New Roman"/>
+          <w:color w:val="BBBEBF"/>
+          <w:sz w:val="21"/>
+          <w:szCs w:val="21"/>
+        </w:rPr>
+        <w:t xml:space="preserve"> </w:t>
+      </w:r>
+      <w:proofErr w:type="spellStart"/>
+      <w:r>
+        <w:rPr>
+          <w:rFonts w:ascii="Consolas" w:eastAsia="Times New Roman" w:hAnsi="Consolas" w:cs="Times New Roman"/>
+          <w:color w:val="C9D1D9"/>
+          <w:sz w:val="21"/>
+          <w:szCs w:val="21"/>
+        </w:rPr>
+        <w:t>car_data</w:t>
+      </w:r>
+      <w:proofErr w:type="spellEnd"/>
+      <w:r>
+        <w:rPr>
+          <w:rFonts w:ascii="Consolas" w:eastAsia="Times New Roman" w:hAnsi="Consolas" w:cs="Times New Roman"/>
+          <w:color w:val="BBBEBF"/>
+          <w:sz w:val="21"/>
+          <w:szCs w:val="21"/>
+        </w:rPr>
+        <w:t>[</w:t>
+      </w:r>
+      <w:r>
+        <w:rPr>
+          <w:rFonts w:ascii="Consolas" w:eastAsia="Times New Roman" w:hAnsi="Consolas" w:cs="Times New Roman"/>
+          <w:color w:val="A5D6FF"/>
+          <w:sz w:val="21"/>
+          <w:szCs w:val="21"/>
+        </w:rPr>
+        <w:t>"license"</w:t>
+      </w:r>
+      <w:r>
+        <w:rPr>
+          <w:rFonts w:ascii="Consolas" w:eastAsia="Times New Roman" w:hAnsi="Consolas" w:cs="Times New Roman"/>
+          <w:color w:val="BBBEBF"/>
+          <w:sz w:val="21"/>
+          <w:szCs w:val="21"/>
+        </w:rPr>
+        <w:t>]:</w:t>
+      </w:r>
+    </w:p>
+    <w:p>
+      <w:pPr>
+        <w:shd w:val="clear" w:color="auto" w:fill="121314"/>
+        <w:spacing w:after="0" w:line="285" w:lineRule="atLeast"/>
+        <w:rPr>
+          <w:rFonts w:ascii="Consolas" w:eastAsia="Times New Roman" w:hAnsi="Consolas" w:cs="Times New Roman"/>
+          <w:color w:val="BBBEBF"/>
+          <w:sz w:val="21"/>
+          <w:szCs w:val="21"/>
+        </w:rPr>
+      </w:pPr>
+      <w:r>
+        <w:rPr>
+          <w:rFonts w:ascii="Consolas" w:eastAsia="Times New Roman" w:hAnsi="Consolas" w:cs="Times New Roman"/>
+          <w:color w:val="BBBEBF"/>
+          <w:sz w:val="21"/>
+          <w:szCs w:val="21"/>
+        </w:rPr>
+        <w:t xml:space="preserve">                </w:t>
+      </w:r>
+      <w:r>
+        <w:rPr>
+          <w:rFonts w:ascii="Consolas" w:eastAsia="Times New Roman" w:hAnsi="Consolas" w:cs="Times New Roman"/>
+          <w:color w:val="C586C0"/>
+          <w:sz w:val="21"/>
+          <w:szCs w:val="21"/>
+        </w:rPr>
+        <w:t>return</w:t>
+      </w:r>
+      <w:r>
+        <w:rPr>
+          <w:rFonts w:ascii="Consolas" w:eastAsia="Times New Roman" w:hAnsi="Consolas" w:cs="Times New Roman"/>
+          <w:color w:val="BBBEBF"/>
+          <w:sz w:val="21"/>
+          <w:szCs w:val="21"/>
+        </w:rPr>
+        <w:t xml:space="preserve"> </w:t>
+      </w:r>
+      <w:proofErr w:type="gramStart"/>
+      <w:r>
+        <w:rPr>
+          <w:rFonts w:ascii="Consolas" w:eastAsia="Times New Roman" w:hAnsi="Consolas" w:cs="Times New Roman"/>
+          <w:color w:val="D2A8FF"/>
+          <w:sz w:val="21"/>
+          <w:szCs w:val="21"/>
+        </w:rPr>
+        <w:t>redirect</w:t>
+      </w:r>
+      <w:r>
+        <w:rPr>
+          <w:rFonts w:ascii="Consolas" w:eastAsia="Times New Roman" w:hAnsi="Consolas" w:cs="Times New Roman"/>
+          <w:color w:val="BBBEBF"/>
+          <w:sz w:val="21"/>
+          <w:szCs w:val="21"/>
+        </w:rPr>
+        <w:t>(</w:t>
+      </w:r>
+      <w:proofErr w:type="spellStart"/>
+      <w:proofErr w:type="gramEnd"/>
+      <w:r>
+        <w:rPr>
+          <w:rFonts w:ascii="Consolas" w:eastAsia="Times New Roman" w:hAnsi="Consolas" w:cs="Times New Roman"/>
+          <w:color w:val="D2A8FF"/>
+          <w:sz w:val="21"/>
+          <w:szCs w:val="21"/>
+        </w:rPr>
+        <w:t>url_</w:t>
+      </w:r>
+      <w:proofErr w:type="gramStart"/>
+      <w:r>
+        <w:rPr>
+          <w:rFonts w:ascii="Consolas" w:eastAsia="Times New Roman" w:hAnsi="Consolas" w:cs="Times New Roman"/>
+          <w:color w:val="D2A8FF"/>
+          <w:sz w:val="21"/>
+          <w:szCs w:val="21"/>
+        </w:rPr>
+        <w:t>for</w:t>
+      </w:r>
+      <w:proofErr w:type="spellEnd"/>
+      <w:r>
+        <w:rPr>
+          <w:rFonts w:ascii="Consolas" w:eastAsia="Times New Roman" w:hAnsi="Consolas" w:cs="Times New Roman"/>
+          <w:color w:val="BBBEBF"/>
+          <w:sz w:val="21"/>
+          <w:szCs w:val="21"/>
+        </w:rPr>
+        <w:t>(</w:t>
+      </w:r>
+      <w:proofErr w:type="gramEnd"/>
+      <w:r>
+        <w:rPr>
+          <w:rFonts w:ascii="Consolas" w:eastAsia="Times New Roman" w:hAnsi="Consolas" w:cs="Times New Roman"/>
+          <w:color w:val="A5D6FF"/>
+          <w:sz w:val="21"/>
+          <w:szCs w:val="21"/>
+        </w:rPr>
+        <w:t>'enter'</w:t>
+      </w:r>
+      <w:r>
+        <w:rPr>
+          <w:rFonts w:ascii="Consolas" w:eastAsia="Times New Roman" w:hAnsi="Consolas" w:cs="Times New Roman"/>
+          <w:color w:val="BBBEBF"/>
+          <w:sz w:val="21"/>
+          <w:szCs w:val="21"/>
+        </w:rPr>
+        <w:t xml:space="preserve">, </w:t>
+      </w:r>
+      <w:r>
+        <w:rPr>
+          <w:rFonts w:ascii="Consolas" w:eastAsia="Times New Roman" w:hAnsi="Consolas" w:cs="Times New Roman"/>
+          <w:color w:val="FFA657"/>
+          <w:sz w:val="21"/>
+          <w:szCs w:val="21"/>
+        </w:rPr>
+        <w:t>error</w:t>
+      </w:r>
+      <w:r>
+        <w:rPr>
+          <w:rFonts w:ascii="Consolas" w:eastAsia="Times New Roman" w:hAnsi="Consolas" w:cs="Times New Roman"/>
+          <w:color w:val="D4D4D4"/>
+          <w:sz w:val="21"/>
+          <w:szCs w:val="21"/>
+        </w:rPr>
+        <w:t>=</w:t>
+      </w:r>
+      <w:r>
+        <w:rPr>
+          <w:rFonts w:ascii="Consolas" w:eastAsia="Times New Roman" w:hAnsi="Consolas" w:cs="Times New Roman"/>
+          <w:color w:val="A5D6FF"/>
+          <w:sz w:val="21"/>
+          <w:szCs w:val="21"/>
+        </w:rPr>
+        <w:t>'Car with this license plate is already parked'</w:t>
+      </w:r>
+      <w:r>
+        <w:rPr>
+          <w:rFonts w:ascii="Consolas" w:eastAsia="Times New Roman" w:hAnsi="Consolas" w:cs="Times New Roman"/>
+          <w:color w:val="BBBEBF"/>
+          <w:sz w:val="21"/>
+          <w:szCs w:val="21"/>
+        </w:rPr>
+        <w:t>))</w:t>
+      </w:r>
+    </w:p>
+    <w:p>
+      <w:pPr>
+        <w:shd w:val="clear" w:color="auto" w:fill="121314"/>
+        <w:spacing w:after="0" w:line="285" w:lineRule="atLeast"/>
+        <w:rPr>
+          <w:rFonts w:ascii="Consolas" w:eastAsia="Times New Roman" w:hAnsi="Consolas" w:cs="Times New Roman"/>
+          <w:color w:val="BBBEBF"/>
+          <w:sz w:val="21"/>
+          <w:szCs w:val="21"/>
+        </w:rPr>
+      </w:pPr>
+      <w:r>
+        <w:rPr>
+          <w:rFonts w:ascii="Consolas" w:eastAsia="Times New Roman" w:hAnsi="Consolas" w:cs="Times New Roman"/>
+          <w:color w:val="BBBEBF"/>
+          <w:sz w:val="21"/>
+          <w:szCs w:val="21"/>
+        </w:rPr>
+        <w:t xml:space="preserve">        </w:t>
+      </w:r>
+    </w:p>
+    <w:p>
+      <w:pPr>
+        <w:shd w:val="clear" w:color="auto" w:fill="121314"/>
+        <w:spacing w:after="0" w:line="285" w:lineRule="atLeast"/>
+        <w:rPr>
+          <w:rFonts w:ascii="Consolas" w:eastAsia="Times New Roman" w:hAnsi="Consolas" w:cs="Times New Roman"/>
+          <w:color w:val="BBBEBF"/>
+          <w:sz w:val="21"/>
+          <w:szCs w:val="21"/>
+        </w:rPr>
+      </w:pPr>
+      <w:r>
+        <w:rPr>
+          <w:rFonts w:ascii="Consolas" w:eastAsia="Times New Roman" w:hAnsi="Consolas" w:cs="Times New Roman"/>
+          <w:color w:val="BBBEBF"/>
+          <w:sz w:val="21"/>
+          <w:szCs w:val="21"/>
+        </w:rPr>
+        <w:t xml:space="preserve">        </w:t>
+      </w:r>
+      <w:r>
+        <w:rPr>
+          <w:rFonts w:ascii="Consolas" w:eastAsia="Times New Roman" w:hAnsi="Consolas" w:cs="Times New Roman"/>
+          <w:color w:val="C586C0"/>
+          <w:sz w:val="21"/>
+          <w:szCs w:val="21"/>
+        </w:rPr>
+        <w:t>for</w:t>
+      </w:r>
+      <w:r>
+        <w:rPr>
+          <w:rFonts w:ascii="Consolas" w:eastAsia="Times New Roman" w:hAnsi="Consolas" w:cs="Times New Roman"/>
+          <w:color w:val="BBBEBF"/>
+          <w:sz w:val="21"/>
+          <w:szCs w:val="21"/>
+        </w:rPr>
+        <w:t xml:space="preserve"> </w:t>
+      </w:r>
+      <w:r>
+        <w:rPr>
+          <w:rFonts w:ascii="Consolas" w:eastAsia="Times New Roman" w:hAnsi="Consolas" w:cs="Times New Roman"/>
+          <w:color w:val="C9D1D9"/>
+          <w:sz w:val="21"/>
+          <w:szCs w:val="21"/>
+        </w:rPr>
+        <w:t>lot</w:t>
+      </w:r>
+      <w:r>
+        <w:rPr>
+          <w:rFonts w:ascii="Consolas" w:eastAsia="Times New Roman" w:hAnsi="Consolas" w:cs="Times New Roman"/>
+          <w:color w:val="BBBEBF"/>
+          <w:sz w:val="21"/>
+          <w:szCs w:val="21"/>
+        </w:rPr>
+        <w:t xml:space="preserve"> </w:t>
+      </w:r>
+      <w:r>
+        <w:rPr>
+          <w:rFonts w:ascii="Consolas" w:eastAsia="Times New Roman" w:hAnsi="Consolas" w:cs="Times New Roman"/>
+          <w:color w:val="C586C0"/>
+          <w:sz w:val="21"/>
+          <w:szCs w:val="21"/>
+        </w:rPr>
+        <w:t>in</w:t>
+      </w:r>
+      <w:r>
+        <w:rPr>
+          <w:rFonts w:ascii="Consolas" w:eastAsia="Times New Roman" w:hAnsi="Consolas" w:cs="Times New Roman"/>
+          <w:color w:val="BBBEBF"/>
+          <w:sz w:val="21"/>
+          <w:szCs w:val="21"/>
+        </w:rPr>
+        <w:t xml:space="preserve"> </w:t>
+      </w:r>
+      <w:proofErr w:type="spellStart"/>
+      <w:r>
+        <w:rPr>
+          <w:rFonts w:ascii="Consolas" w:eastAsia="Times New Roman" w:hAnsi="Consolas" w:cs="Times New Roman"/>
+          <w:color w:val="C9D1D9"/>
+          <w:sz w:val="21"/>
+          <w:szCs w:val="21"/>
+        </w:rPr>
+        <w:t>empty_lots</w:t>
+      </w:r>
+      <w:proofErr w:type="spellEnd"/>
+      <w:r>
+        <w:rPr>
+          <w:rFonts w:ascii="Consolas" w:eastAsia="Times New Roman" w:hAnsi="Consolas" w:cs="Times New Roman"/>
+          <w:color w:val="BBBEBF"/>
+          <w:sz w:val="21"/>
+          <w:szCs w:val="21"/>
+        </w:rPr>
+        <w:t>:</w:t>
+      </w:r>
+    </w:p>
+    <w:p>
+      <w:pPr>
+        <w:shd w:val="clear" w:color="auto" w:fill="121314"/>
+        <w:spacing w:after="0" w:line="285" w:lineRule="atLeast"/>
+        <w:rPr>
+          <w:rFonts w:ascii="Consolas" w:eastAsia="Times New Roman" w:hAnsi="Consolas" w:cs="Times New Roman"/>
+          <w:color w:val="BBBEBF"/>
+          <w:sz w:val="21"/>
+          <w:szCs w:val="21"/>
+        </w:rPr>
+      </w:pPr>
+      <w:r>
+        <w:rPr>
+          <w:rFonts w:ascii="Consolas" w:eastAsia="Times New Roman" w:hAnsi="Consolas" w:cs="Times New Roman"/>
+          <w:color w:val="BBBEBF"/>
+          <w:sz w:val="21"/>
+          <w:szCs w:val="21"/>
+        </w:rPr>
+        <w:t xml:space="preserve">            </w:t>
+      </w:r>
+      <w:r>
+        <w:rPr>
+          <w:rFonts w:ascii="Consolas" w:eastAsia="Times New Roman" w:hAnsi="Consolas" w:cs="Times New Roman"/>
+          <w:color w:val="C586C0"/>
+          <w:sz w:val="21"/>
+          <w:szCs w:val="21"/>
+        </w:rPr>
+        <w:t>if</w:t>
+      </w:r>
+      <w:r>
+        <w:rPr>
+          <w:rFonts w:ascii="Consolas" w:eastAsia="Times New Roman" w:hAnsi="Consolas" w:cs="Times New Roman"/>
+          <w:color w:val="BBBEBF"/>
+          <w:sz w:val="21"/>
+          <w:szCs w:val="21"/>
+        </w:rPr>
+        <w:t xml:space="preserve"> </w:t>
+      </w:r>
+      <w:proofErr w:type="spellStart"/>
+      <w:r>
+        <w:rPr>
+          <w:rFonts w:ascii="Consolas" w:eastAsia="Times New Roman" w:hAnsi="Consolas" w:cs="Times New Roman"/>
+          <w:color w:val="C9D1D9"/>
+          <w:sz w:val="21"/>
+          <w:szCs w:val="21"/>
+        </w:rPr>
+        <w:t>empty_lots</w:t>
+      </w:r>
+      <w:proofErr w:type="spellEnd"/>
+      <w:r>
+        <w:rPr>
+          <w:rFonts w:ascii="Consolas" w:eastAsia="Times New Roman" w:hAnsi="Consolas" w:cs="Times New Roman"/>
+          <w:color w:val="BBBEBF"/>
+          <w:sz w:val="21"/>
+          <w:szCs w:val="21"/>
+        </w:rPr>
+        <w:t>[</w:t>
+      </w:r>
+      <w:r>
+        <w:rPr>
+          <w:rFonts w:ascii="Consolas" w:eastAsia="Times New Roman" w:hAnsi="Consolas" w:cs="Times New Roman"/>
+          <w:color w:val="C9D1D9"/>
+          <w:sz w:val="21"/>
+          <w:szCs w:val="21"/>
+        </w:rPr>
+        <w:t>lot</w:t>
+      </w:r>
+      <w:r>
+        <w:rPr>
+          <w:rFonts w:ascii="Consolas" w:eastAsia="Times New Roman" w:hAnsi="Consolas" w:cs="Times New Roman"/>
+          <w:color w:val="BBBEBF"/>
+          <w:sz w:val="21"/>
+          <w:szCs w:val="21"/>
+        </w:rPr>
+        <w:t>][</w:t>
+      </w:r>
+      <w:r>
+        <w:rPr>
+          <w:rFonts w:ascii="Consolas" w:eastAsia="Times New Roman" w:hAnsi="Consolas" w:cs="Times New Roman"/>
+          <w:color w:val="A5D6FF"/>
+          <w:sz w:val="21"/>
+          <w:szCs w:val="21"/>
+        </w:rPr>
+        <w:t>"status"</w:t>
+      </w:r>
+      <w:r>
+        <w:rPr>
+          <w:rFonts w:ascii="Consolas" w:eastAsia="Times New Roman" w:hAnsi="Consolas" w:cs="Times New Roman"/>
+          <w:color w:val="BBBEBF"/>
+          <w:sz w:val="21"/>
+          <w:szCs w:val="21"/>
+        </w:rPr>
+        <w:t xml:space="preserve">] </w:t>
+      </w:r>
+      <w:r>
+        <w:rPr>
+          <w:rFonts w:ascii="Consolas" w:eastAsia="Times New Roman" w:hAnsi="Consolas" w:cs="Times New Roman"/>
+          <w:color w:val="D4D4D4"/>
+          <w:sz w:val="21"/>
+          <w:szCs w:val="21"/>
+        </w:rPr>
+        <w:t>==</w:t>
+      </w:r>
+      <w:r>
+        <w:rPr>
+          <w:rFonts w:ascii="Consolas" w:eastAsia="Times New Roman" w:hAnsi="Consolas" w:cs="Times New Roman"/>
+          <w:color w:val="BBBEBF"/>
+          <w:sz w:val="21"/>
+          <w:szCs w:val="21"/>
+        </w:rPr>
+        <w:t xml:space="preserve"> </w:t>
+      </w:r>
+      <w:r>
+        <w:rPr>
+          <w:rFonts w:ascii="Consolas" w:eastAsia="Times New Roman" w:hAnsi="Consolas" w:cs="Times New Roman"/>
+          <w:color w:val="A5D6FF"/>
+          <w:sz w:val="21"/>
+          <w:szCs w:val="21"/>
+        </w:rPr>
+        <w:t>"free"</w:t>
+      </w:r>
+      <w:r>
+        <w:rPr>
+          <w:rFonts w:ascii="Consolas" w:eastAsia="Times New Roman" w:hAnsi="Consolas" w:cs="Times New Roman"/>
+          <w:color w:val="BBBEBF"/>
+          <w:sz w:val="21"/>
+          <w:szCs w:val="21"/>
+        </w:rPr>
+        <w:t xml:space="preserve"> </w:t>
+      </w:r>
+      <w:r>
+        <w:rPr>
+          <w:rFonts w:ascii="Consolas" w:eastAsia="Times New Roman" w:hAnsi="Consolas" w:cs="Times New Roman"/>
+          <w:color w:val="569CD6"/>
+          <w:sz w:val="21"/>
+          <w:szCs w:val="21"/>
+        </w:rPr>
+        <w:t>and</w:t>
+      </w:r>
+      <w:r>
+        <w:rPr>
+          <w:rFonts w:ascii="Consolas" w:eastAsia="Times New Roman" w:hAnsi="Consolas" w:cs="Times New Roman"/>
+          <w:color w:val="BBBEBF"/>
+          <w:sz w:val="21"/>
+          <w:szCs w:val="21"/>
+        </w:rPr>
+        <w:t xml:space="preserve"> </w:t>
+      </w:r>
+      <w:proofErr w:type="spellStart"/>
+      <w:r>
+        <w:rPr>
+          <w:rFonts w:ascii="Consolas" w:eastAsia="Times New Roman" w:hAnsi="Consolas" w:cs="Times New Roman"/>
+          <w:color w:val="C9D1D9"/>
+          <w:sz w:val="21"/>
+          <w:szCs w:val="21"/>
+        </w:rPr>
+        <w:t>empty_lots</w:t>
+      </w:r>
+      <w:proofErr w:type="spellEnd"/>
+      <w:r>
+        <w:rPr>
+          <w:rFonts w:ascii="Consolas" w:eastAsia="Times New Roman" w:hAnsi="Consolas" w:cs="Times New Roman"/>
+          <w:color w:val="BBBEBF"/>
+          <w:sz w:val="21"/>
+          <w:szCs w:val="21"/>
+        </w:rPr>
+        <w:t>[</w:t>
+      </w:r>
+      <w:r>
+        <w:rPr>
+          <w:rFonts w:ascii="Consolas" w:eastAsia="Times New Roman" w:hAnsi="Consolas" w:cs="Times New Roman"/>
+          <w:color w:val="C9D1D9"/>
+          <w:sz w:val="21"/>
+          <w:szCs w:val="21"/>
+        </w:rPr>
+        <w:t>lot</w:t>
+      </w:r>
+      <w:r>
+        <w:rPr>
+          <w:rFonts w:ascii="Consolas" w:eastAsia="Times New Roman" w:hAnsi="Consolas" w:cs="Times New Roman"/>
+          <w:color w:val="BBBEBF"/>
+          <w:sz w:val="21"/>
+          <w:szCs w:val="21"/>
+        </w:rPr>
+        <w:t>][</w:t>
+      </w:r>
+      <w:r>
+        <w:rPr>
+          <w:rFonts w:ascii="Consolas" w:eastAsia="Times New Roman" w:hAnsi="Consolas" w:cs="Times New Roman"/>
+          <w:color w:val="A5D6FF"/>
+          <w:sz w:val="21"/>
+          <w:szCs w:val="21"/>
+        </w:rPr>
+        <w:t>"</w:t>
+      </w:r>
+      <w:proofErr w:type="spellStart"/>
+      <w:r>
+        <w:rPr>
+          <w:rFonts w:ascii="Consolas" w:eastAsia="Times New Roman" w:hAnsi="Consolas" w:cs="Times New Roman"/>
+          <w:color w:val="A5D6FF"/>
+          <w:sz w:val="21"/>
+          <w:szCs w:val="21"/>
+        </w:rPr>
+        <w:t>vip</w:t>
+      </w:r>
+      <w:proofErr w:type="spellEnd"/>
+      <w:r>
+        <w:rPr>
+          <w:rFonts w:ascii="Consolas" w:eastAsia="Times New Roman" w:hAnsi="Consolas" w:cs="Times New Roman"/>
+          <w:color w:val="A5D6FF"/>
+          <w:sz w:val="21"/>
+          <w:szCs w:val="21"/>
+        </w:rPr>
+        <w:t>"</w:t>
+      </w:r>
+      <w:r>
+        <w:rPr>
+          <w:rFonts w:ascii="Consolas" w:eastAsia="Times New Roman" w:hAnsi="Consolas" w:cs="Times New Roman"/>
+          <w:color w:val="BBBEBF"/>
+          <w:sz w:val="21"/>
+          <w:szCs w:val="21"/>
+        </w:rPr>
+        <w:t xml:space="preserve">] </w:t>
+      </w:r>
+      <w:r>
+        <w:rPr>
+          <w:rFonts w:ascii="Consolas" w:eastAsia="Times New Roman" w:hAnsi="Consolas" w:cs="Times New Roman"/>
+          <w:color w:val="D4D4D4"/>
+          <w:sz w:val="21"/>
+          <w:szCs w:val="21"/>
+        </w:rPr>
+        <w:t>==</w:t>
+      </w:r>
+      <w:r>
+        <w:rPr>
+          <w:rFonts w:ascii="Consolas" w:eastAsia="Times New Roman" w:hAnsi="Consolas" w:cs="Times New Roman"/>
+          <w:color w:val="BBBEBF"/>
+          <w:sz w:val="21"/>
+          <w:szCs w:val="21"/>
+        </w:rPr>
+        <w:t xml:space="preserve"> </w:t>
+      </w:r>
+      <w:proofErr w:type="spellStart"/>
+      <w:r>
+        <w:rPr>
+          <w:rFonts w:ascii="Consolas" w:eastAsia="Times New Roman" w:hAnsi="Consolas" w:cs="Times New Roman"/>
+          <w:color w:val="C9D1D9"/>
+          <w:sz w:val="21"/>
+          <w:szCs w:val="21"/>
+        </w:rPr>
+        <w:t>vip</w:t>
+      </w:r>
+      <w:proofErr w:type="spellEnd"/>
+      <w:r>
+        <w:rPr>
+          <w:rFonts w:ascii="Consolas" w:eastAsia="Times New Roman" w:hAnsi="Consolas" w:cs="Times New Roman"/>
+          <w:color w:val="BBBEBF"/>
+          <w:sz w:val="21"/>
+          <w:szCs w:val="21"/>
+        </w:rPr>
+        <w:t>:</w:t>
+      </w:r>
+    </w:p>
+    <w:p>
+      <w:pPr>
+        <w:shd w:val="clear" w:color="auto" w:fill="121314"/>
+        <w:spacing w:after="0" w:line="285" w:lineRule="atLeast"/>
+        <w:rPr>
+          <w:rFonts w:ascii="Consolas" w:eastAsia="Times New Roman" w:hAnsi="Consolas" w:cs="Times New Roman"/>
+          <w:color w:val="BBBEBF"/>
+          <w:sz w:val="21"/>
+          <w:szCs w:val="21"/>
+        </w:rPr>
+      </w:pPr>
+      <w:r>
+        <w:rPr>
+          <w:rFonts w:ascii="Consolas" w:eastAsia="Times New Roman" w:hAnsi="Consolas" w:cs="Times New Roman"/>
+          <w:color w:val="BBBEBF"/>
+          <w:sz w:val="21"/>
+          <w:szCs w:val="21"/>
+        </w:rPr>
+        <w:t xml:space="preserve">                </w:t>
+      </w:r>
+      <w:proofErr w:type="spellStart"/>
+      <w:r>
+        <w:rPr>
+          <w:rFonts w:ascii="Consolas" w:eastAsia="Times New Roman" w:hAnsi="Consolas" w:cs="Times New Roman"/>
+          <w:color w:val="C9D1D9"/>
+          <w:sz w:val="21"/>
+          <w:szCs w:val="21"/>
+        </w:rPr>
+        <w:t>empty_lots</w:t>
+      </w:r>
+      <w:proofErr w:type="spellEnd"/>
+      <w:r>
+        <w:rPr>
+          <w:rFonts w:ascii="Consolas" w:eastAsia="Times New Roman" w:hAnsi="Consolas" w:cs="Times New Roman"/>
+          <w:color w:val="BBBEBF"/>
+          <w:sz w:val="21"/>
+          <w:szCs w:val="21"/>
+        </w:rPr>
+        <w:t>[</w:t>
+      </w:r>
+      <w:r>
+        <w:rPr>
+          <w:rFonts w:ascii="Consolas" w:eastAsia="Times New Roman" w:hAnsi="Consolas" w:cs="Times New Roman"/>
+          <w:color w:val="C9D1D9"/>
+          <w:sz w:val="21"/>
+          <w:szCs w:val="21"/>
+        </w:rPr>
+        <w:t>lot</w:t>
+      </w:r>
+      <w:r>
+        <w:rPr>
+          <w:rFonts w:ascii="Consolas" w:eastAsia="Times New Roman" w:hAnsi="Consolas" w:cs="Times New Roman"/>
+          <w:color w:val="BBBEBF"/>
+          <w:sz w:val="21"/>
+          <w:szCs w:val="21"/>
+        </w:rPr>
+        <w:t>][</w:t>
+      </w:r>
+      <w:r>
+        <w:rPr>
+          <w:rFonts w:ascii="Consolas" w:eastAsia="Times New Roman" w:hAnsi="Consolas" w:cs="Times New Roman"/>
+          <w:color w:val="A5D6FF"/>
+          <w:sz w:val="21"/>
+          <w:szCs w:val="21"/>
+        </w:rPr>
+        <w:t>"status"</w:t>
+      </w:r>
+      <w:r>
+        <w:rPr>
+          <w:rFonts w:ascii="Consolas" w:eastAsia="Times New Roman" w:hAnsi="Consolas" w:cs="Times New Roman"/>
+          <w:color w:val="BBBEBF"/>
+          <w:sz w:val="21"/>
+          <w:szCs w:val="21"/>
+        </w:rPr>
+        <w:t xml:space="preserve">] </w:t>
+      </w:r>
+      <w:r>
+        <w:rPr>
+          <w:rFonts w:ascii="Consolas" w:eastAsia="Times New Roman" w:hAnsi="Consolas" w:cs="Times New Roman"/>
+          <w:color w:val="D4D4D4"/>
+          <w:sz w:val="21"/>
+          <w:szCs w:val="21"/>
+        </w:rPr>
+        <w:t>=</w:t>
+      </w:r>
+      <w:r>
+        <w:rPr>
+          <w:rFonts w:ascii="Consolas" w:eastAsia="Times New Roman" w:hAnsi="Consolas" w:cs="Times New Roman"/>
+          <w:color w:val="BBBEBF"/>
+          <w:sz w:val="21"/>
+          <w:szCs w:val="21"/>
+        </w:rPr>
+        <w:t xml:space="preserve"> </w:t>
+      </w:r>
+      <w:r>
+        <w:rPr>
+          <w:rFonts w:ascii="Consolas" w:eastAsia="Times New Roman" w:hAnsi="Consolas" w:cs="Times New Roman"/>
+          <w:color w:val="A5D6FF"/>
+          <w:sz w:val="21"/>
+          <w:szCs w:val="21"/>
+        </w:rPr>
+        <w:t>"occupied"</w:t>
+      </w:r>
+    </w:p>
+    <w:p>
+      <w:pPr>
+        <w:shd w:val="clear" w:color="auto" w:fill="121314"/>
+        <w:spacing w:after="0" w:line="285" w:lineRule="atLeast"/>
+        <w:rPr>
+          <w:rFonts w:ascii="Consolas" w:eastAsia="Times New Roman" w:hAnsi="Consolas" w:cs="Times New Roman"/>
+          <w:color w:val="BBBEBF"/>
+          <w:sz w:val="21"/>
+          <w:szCs w:val="21"/>
+        </w:rPr>
+      </w:pPr>
+      <w:r>
+        <w:rPr>
+          <w:rFonts w:ascii="Consolas" w:eastAsia="Times New Roman" w:hAnsi="Consolas" w:cs="Times New Roman"/>
+          <w:color w:val="BBBEBF"/>
+          <w:sz w:val="21"/>
+          <w:szCs w:val="21"/>
+        </w:rPr>
+        <w:lastRenderedPageBreak/>
+        <w:t xml:space="preserve">                </w:t>
+      </w:r>
+      <w:proofErr w:type="spellStart"/>
+      <w:r>
+        <w:rPr>
+          <w:rFonts w:ascii="Consolas" w:eastAsia="Times New Roman" w:hAnsi="Consolas" w:cs="Times New Roman"/>
+          <w:color w:val="C9D1D9"/>
+          <w:sz w:val="21"/>
+          <w:szCs w:val="21"/>
+        </w:rPr>
+        <w:t>empty_lots</w:t>
+      </w:r>
+      <w:proofErr w:type="spellEnd"/>
+      <w:r>
+        <w:rPr>
+          <w:rFonts w:ascii="Consolas" w:eastAsia="Times New Roman" w:hAnsi="Consolas" w:cs="Times New Roman"/>
+          <w:color w:val="BBBEBF"/>
+          <w:sz w:val="21"/>
+          <w:szCs w:val="21"/>
+        </w:rPr>
+        <w:t>[</w:t>
+      </w:r>
+      <w:r>
+        <w:rPr>
+          <w:rFonts w:ascii="Consolas" w:eastAsia="Times New Roman" w:hAnsi="Consolas" w:cs="Times New Roman"/>
+          <w:color w:val="C9D1D9"/>
+          <w:sz w:val="21"/>
+          <w:szCs w:val="21"/>
+        </w:rPr>
+        <w:t>lot</w:t>
+      </w:r>
+      <w:proofErr w:type="gramStart"/>
+      <w:r>
+        <w:rPr>
+          <w:rFonts w:ascii="Consolas" w:eastAsia="Times New Roman" w:hAnsi="Consolas" w:cs="Times New Roman"/>
+          <w:color w:val="BBBEBF"/>
+          <w:sz w:val="21"/>
+          <w:szCs w:val="21"/>
+        </w:rPr>
+        <w:t>][</w:t>
+      </w:r>
+      <w:r>
+        <w:rPr>
+          <w:rFonts w:ascii="Consolas" w:eastAsia="Times New Roman" w:hAnsi="Consolas" w:cs="Times New Roman"/>
+          <w:color w:val="A5D6FF"/>
+          <w:sz w:val="21"/>
+          <w:szCs w:val="21"/>
+        </w:rPr>
+        <w:t>"</w:t>
+      </w:r>
+      <w:proofErr w:type="gramEnd"/>
+      <w:r>
+        <w:rPr>
+          <w:rFonts w:ascii="Consolas" w:eastAsia="Times New Roman" w:hAnsi="Consolas" w:cs="Times New Roman"/>
+          <w:color w:val="A5D6FF"/>
+          <w:sz w:val="21"/>
+          <w:szCs w:val="21"/>
+        </w:rPr>
+        <w:t>car"</w:t>
+      </w:r>
+      <w:r>
+        <w:rPr>
+          <w:rFonts w:ascii="Consolas" w:eastAsia="Times New Roman" w:hAnsi="Consolas" w:cs="Times New Roman"/>
+          <w:color w:val="BBBEBF"/>
+          <w:sz w:val="21"/>
+          <w:szCs w:val="21"/>
+        </w:rPr>
+        <w:t xml:space="preserve">] </w:t>
+      </w:r>
+      <w:r>
+        <w:rPr>
+          <w:rFonts w:ascii="Consolas" w:eastAsia="Times New Roman" w:hAnsi="Consolas" w:cs="Times New Roman"/>
+          <w:color w:val="D4D4D4"/>
+          <w:sz w:val="21"/>
+          <w:szCs w:val="21"/>
+        </w:rPr>
+        <w:t>=</w:t>
+      </w:r>
+      <w:r>
+        <w:rPr>
+          <w:rFonts w:ascii="Consolas" w:eastAsia="Times New Roman" w:hAnsi="Consolas" w:cs="Times New Roman"/>
+          <w:color w:val="BBBEBF"/>
+          <w:sz w:val="21"/>
+          <w:szCs w:val="21"/>
+        </w:rPr>
+        <w:t xml:space="preserve"> </w:t>
+      </w:r>
+      <w:proofErr w:type="spellStart"/>
+      <w:r>
+        <w:rPr>
+          <w:rFonts w:ascii="Consolas" w:eastAsia="Times New Roman" w:hAnsi="Consolas" w:cs="Times New Roman"/>
+          <w:color w:val="C9D1D9"/>
+          <w:sz w:val="21"/>
+          <w:szCs w:val="21"/>
+        </w:rPr>
+        <w:t>car_data</w:t>
+      </w:r>
+      <w:proofErr w:type="spellEnd"/>
+    </w:p>
+    <w:p>
+      <w:pPr>
+        <w:shd w:val="clear" w:color="auto" w:fill="121314"/>
+        <w:spacing w:after="0" w:line="285" w:lineRule="atLeast"/>
+        <w:rPr>
+          <w:rFonts w:ascii="Consolas" w:eastAsia="Times New Roman" w:hAnsi="Consolas" w:cs="Times New Roman"/>
+          <w:color w:val="BBBEBF"/>
+          <w:sz w:val="21"/>
+          <w:szCs w:val="21"/>
+        </w:rPr>
+      </w:pPr>
+      <w:r>
+        <w:rPr>
+          <w:rFonts w:ascii="Consolas" w:eastAsia="Times New Roman" w:hAnsi="Consolas" w:cs="Times New Roman"/>
+          <w:color w:val="BBBEBF"/>
+          <w:sz w:val="21"/>
+          <w:szCs w:val="21"/>
+        </w:rPr>
+        <w:t xml:space="preserve">                </w:t>
+      </w:r>
+      <w:proofErr w:type="spellStart"/>
+      <w:r>
+        <w:rPr>
+          <w:rFonts w:ascii="Consolas" w:eastAsia="Times New Roman" w:hAnsi="Consolas" w:cs="Times New Roman"/>
+          <w:color w:val="D2A8FF"/>
+          <w:sz w:val="21"/>
+          <w:szCs w:val="21"/>
+        </w:rPr>
+        <w:t>save_parking</w:t>
+      </w:r>
+      <w:proofErr w:type="spellEnd"/>
+      <w:r>
+        <w:rPr>
+          <w:rFonts w:ascii="Consolas" w:eastAsia="Times New Roman" w:hAnsi="Consolas" w:cs="Times New Roman"/>
+          <w:color w:val="BBBEBF"/>
+          <w:sz w:val="21"/>
+          <w:szCs w:val="21"/>
+        </w:rPr>
+        <w:t>(</w:t>
+      </w:r>
+      <w:proofErr w:type="spellStart"/>
+      <w:r>
+        <w:rPr>
+          <w:rFonts w:ascii="Consolas" w:eastAsia="Times New Roman" w:hAnsi="Consolas" w:cs="Times New Roman"/>
+          <w:color w:val="C9D1D9"/>
+          <w:sz w:val="21"/>
+          <w:szCs w:val="21"/>
+        </w:rPr>
+        <w:t>empty_lots</w:t>
+      </w:r>
+      <w:proofErr w:type="spellEnd"/>
+      <w:r>
+        <w:rPr>
+          <w:rFonts w:ascii="Consolas" w:eastAsia="Times New Roman" w:hAnsi="Consolas" w:cs="Times New Roman"/>
+          <w:color w:val="BBBEBF"/>
+          <w:sz w:val="21"/>
+          <w:szCs w:val="21"/>
+        </w:rPr>
+        <w:t>)</w:t>
+      </w:r>
+    </w:p>
+    <w:p>
+      <w:pPr>
+        <w:shd w:val="clear" w:color="auto" w:fill="121314"/>
+        <w:spacing w:after="0" w:line="285" w:lineRule="atLeast"/>
+        <w:rPr>
+          <w:rFonts w:ascii="Consolas" w:eastAsia="Times New Roman" w:hAnsi="Consolas" w:cs="Times New Roman"/>
+          <w:color w:val="BBBEBF"/>
+          <w:sz w:val="21"/>
+          <w:szCs w:val="21"/>
+        </w:rPr>
+      </w:pPr>
+      <w:r>
+        <w:rPr>
+          <w:rFonts w:ascii="Consolas" w:eastAsia="Times New Roman" w:hAnsi="Consolas" w:cs="Times New Roman"/>
+          <w:color w:val="BBBEBF"/>
+          <w:sz w:val="21"/>
+          <w:szCs w:val="21"/>
+        </w:rPr>
+        <w:t xml:space="preserve">                </w:t>
+      </w:r>
+      <w:r>
+        <w:rPr>
+          <w:rFonts w:ascii="Consolas" w:eastAsia="Times New Roman" w:hAnsi="Consolas" w:cs="Times New Roman"/>
+          <w:color w:val="C586C0"/>
+          <w:sz w:val="21"/>
+          <w:szCs w:val="21"/>
+        </w:rPr>
+        <w:t>return</w:t>
+      </w:r>
+      <w:r>
+        <w:rPr>
+          <w:rFonts w:ascii="Consolas" w:eastAsia="Times New Roman" w:hAnsi="Consolas" w:cs="Times New Roman"/>
+          <w:color w:val="BBBEBF"/>
+          <w:sz w:val="21"/>
+          <w:szCs w:val="21"/>
+        </w:rPr>
+        <w:t xml:space="preserve"> </w:t>
+      </w:r>
+      <w:proofErr w:type="gramStart"/>
+      <w:r>
+        <w:rPr>
+          <w:rFonts w:ascii="Consolas" w:eastAsia="Times New Roman" w:hAnsi="Consolas" w:cs="Times New Roman"/>
+          <w:color w:val="D2A8FF"/>
+          <w:sz w:val="21"/>
+          <w:szCs w:val="21"/>
+        </w:rPr>
+        <w:t>redirect</w:t>
+      </w:r>
+      <w:r>
+        <w:rPr>
+          <w:rFonts w:ascii="Consolas" w:eastAsia="Times New Roman" w:hAnsi="Consolas" w:cs="Times New Roman"/>
+          <w:color w:val="BBBEBF"/>
+          <w:sz w:val="21"/>
+          <w:szCs w:val="21"/>
+        </w:rPr>
+        <w:t>(</w:t>
+      </w:r>
+      <w:proofErr w:type="spellStart"/>
+      <w:proofErr w:type="gramEnd"/>
+      <w:r>
+        <w:rPr>
+          <w:rFonts w:ascii="Consolas" w:eastAsia="Times New Roman" w:hAnsi="Consolas" w:cs="Times New Roman"/>
+          <w:color w:val="D2A8FF"/>
+          <w:sz w:val="21"/>
+          <w:szCs w:val="21"/>
+        </w:rPr>
+        <w:t>url_</w:t>
+      </w:r>
+      <w:proofErr w:type="gramStart"/>
+      <w:r>
+        <w:rPr>
+          <w:rFonts w:ascii="Consolas" w:eastAsia="Times New Roman" w:hAnsi="Consolas" w:cs="Times New Roman"/>
+          <w:color w:val="D2A8FF"/>
+          <w:sz w:val="21"/>
+          <w:szCs w:val="21"/>
+        </w:rPr>
+        <w:t>for</w:t>
+      </w:r>
+      <w:proofErr w:type="spellEnd"/>
+      <w:r>
+        <w:rPr>
+          <w:rFonts w:ascii="Consolas" w:eastAsia="Times New Roman" w:hAnsi="Consolas" w:cs="Times New Roman"/>
+          <w:color w:val="BBBEBF"/>
+          <w:sz w:val="21"/>
+          <w:szCs w:val="21"/>
+        </w:rPr>
+        <w:t>(</w:t>
+      </w:r>
+      <w:proofErr w:type="gramEnd"/>
+      <w:r>
+        <w:rPr>
+          <w:rFonts w:ascii="Consolas" w:eastAsia="Times New Roman" w:hAnsi="Consolas" w:cs="Times New Roman"/>
+          <w:color w:val="A5D6FF"/>
+          <w:sz w:val="21"/>
+          <w:szCs w:val="21"/>
+        </w:rPr>
+        <w:t>'index'</w:t>
+      </w:r>
+      <w:r>
+        <w:rPr>
+          <w:rFonts w:ascii="Consolas" w:eastAsia="Times New Roman" w:hAnsi="Consolas" w:cs="Times New Roman"/>
+          <w:color w:val="BBBEBF"/>
+          <w:sz w:val="21"/>
+          <w:szCs w:val="21"/>
+        </w:rPr>
+        <w:t xml:space="preserve">, </w:t>
+      </w:r>
+      <w:r>
+        <w:rPr>
+          <w:rFonts w:ascii="Consolas" w:eastAsia="Times New Roman" w:hAnsi="Consolas" w:cs="Times New Roman"/>
+          <w:color w:val="FFA657"/>
+          <w:sz w:val="21"/>
+          <w:szCs w:val="21"/>
+        </w:rPr>
+        <w:t>message</w:t>
+      </w:r>
+      <w:r>
+        <w:rPr>
+          <w:rFonts w:ascii="Consolas" w:eastAsia="Times New Roman" w:hAnsi="Consolas" w:cs="Times New Roman"/>
+          <w:color w:val="D4D4D4"/>
+          <w:sz w:val="21"/>
+          <w:szCs w:val="21"/>
+        </w:rPr>
+        <w:t>=</w:t>
+      </w:r>
+      <w:r>
+        <w:rPr>
+          <w:rFonts w:ascii="Consolas" w:eastAsia="Times New Roman" w:hAnsi="Consolas" w:cs="Times New Roman"/>
+          <w:color w:val="A5D6FF"/>
+          <w:sz w:val="21"/>
+          <w:szCs w:val="21"/>
+        </w:rPr>
+        <w:t>'Car parked successfully'</w:t>
+      </w:r>
+      <w:r>
+        <w:rPr>
+          <w:rFonts w:ascii="Consolas" w:eastAsia="Times New Roman" w:hAnsi="Consolas" w:cs="Times New Roman"/>
+          <w:color w:val="BBBEBF"/>
+          <w:sz w:val="21"/>
+          <w:szCs w:val="21"/>
+        </w:rPr>
+        <w:t>))</w:t>
+      </w:r>
+    </w:p>
+    <w:p>
+      <w:pPr>
+        <w:shd w:val="clear" w:color="auto" w:fill="121314"/>
+        <w:spacing w:after="0" w:line="285" w:lineRule="atLeast"/>
+        <w:rPr>
+          <w:rFonts w:ascii="Consolas" w:eastAsia="Times New Roman" w:hAnsi="Consolas" w:cs="Times New Roman"/>
+          <w:color w:val="BBBEBF"/>
+          <w:sz w:val="21"/>
+          <w:szCs w:val="21"/>
+        </w:rPr>
+      </w:pPr>
+      <w:r>
+        <w:rPr>
+          <w:rFonts w:ascii="Consolas" w:eastAsia="Times New Roman" w:hAnsi="Consolas" w:cs="Times New Roman"/>
+          <w:color w:val="BBBEBF"/>
+          <w:sz w:val="21"/>
+          <w:szCs w:val="21"/>
+        </w:rPr>
+        <w:t xml:space="preserve">        </w:t>
+      </w:r>
+      <w:r>
+        <w:rPr>
+          <w:rFonts w:ascii="Consolas" w:eastAsia="Times New Roman" w:hAnsi="Consolas" w:cs="Times New Roman"/>
+          <w:color w:val="C586C0"/>
+          <w:sz w:val="21"/>
+          <w:szCs w:val="21"/>
+        </w:rPr>
+        <w:t>return</w:t>
+      </w:r>
+      <w:r>
+        <w:rPr>
+          <w:rFonts w:ascii="Consolas" w:eastAsia="Times New Roman" w:hAnsi="Consolas" w:cs="Times New Roman"/>
+          <w:color w:val="BBBEBF"/>
+          <w:sz w:val="21"/>
+          <w:szCs w:val="21"/>
+        </w:rPr>
+        <w:t xml:space="preserve"> </w:t>
+      </w:r>
+      <w:proofErr w:type="gramStart"/>
+      <w:r>
+        <w:rPr>
+          <w:rFonts w:ascii="Consolas" w:eastAsia="Times New Roman" w:hAnsi="Consolas" w:cs="Times New Roman"/>
+          <w:color w:val="D2A8FF"/>
+          <w:sz w:val="21"/>
+          <w:szCs w:val="21"/>
+        </w:rPr>
+        <w:t>redirect</w:t>
+      </w:r>
+      <w:r>
+        <w:rPr>
+          <w:rFonts w:ascii="Consolas" w:eastAsia="Times New Roman" w:hAnsi="Consolas" w:cs="Times New Roman"/>
+          <w:color w:val="BBBEBF"/>
+          <w:sz w:val="21"/>
+          <w:szCs w:val="21"/>
+        </w:rPr>
+        <w:t>(</w:t>
+      </w:r>
+      <w:proofErr w:type="spellStart"/>
+      <w:proofErr w:type="gramEnd"/>
+      <w:r>
+        <w:rPr>
+          <w:rFonts w:ascii="Consolas" w:eastAsia="Times New Roman" w:hAnsi="Consolas" w:cs="Times New Roman"/>
+          <w:color w:val="D2A8FF"/>
+          <w:sz w:val="21"/>
+          <w:szCs w:val="21"/>
+        </w:rPr>
+        <w:t>url_</w:t>
+      </w:r>
+      <w:proofErr w:type="gramStart"/>
+      <w:r>
+        <w:rPr>
+          <w:rFonts w:ascii="Consolas" w:eastAsia="Times New Roman" w:hAnsi="Consolas" w:cs="Times New Roman"/>
+          <w:color w:val="D2A8FF"/>
+          <w:sz w:val="21"/>
+          <w:szCs w:val="21"/>
+        </w:rPr>
+        <w:t>for</w:t>
+      </w:r>
+      <w:proofErr w:type="spellEnd"/>
+      <w:r>
+        <w:rPr>
+          <w:rFonts w:ascii="Consolas" w:eastAsia="Times New Roman" w:hAnsi="Consolas" w:cs="Times New Roman"/>
+          <w:color w:val="BBBEBF"/>
+          <w:sz w:val="21"/>
+          <w:szCs w:val="21"/>
+        </w:rPr>
+        <w:t>(</w:t>
+      </w:r>
+      <w:proofErr w:type="gramEnd"/>
+      <w:r>
+        <w:rPr>
+          <w:rFonts w:ascii="Consolas" w:eastAsia="Times New Roman" w:hAnsi="Consolas" w:cs="Times New Roman"/>
+          <w:color w:val="A5D6FF"/>
+          <w:sz w:val="21"/>
+          <w:szCs w:val="21"/>
+        </w:rPr>
+        <w:t>'enter'</w:t>
+      </w:r>
+      <w:r>
+        <w:rPr>
+          <w:rFonts w:ascii="Consolas" w:eastAsia="Times New Roman" w:hAnsi="Consolas" w:cs="Times New Roman"/>
+          <w:color w:val="BBBEBF"/>
+          <w:sz w:val="21"/>
+          <w:szCs w:val="21"/>
+        </w:rPr>
+        <w:t xml:space="preserve">, </w:t>
+      </w:r>
+      <w:r>
+        <w:rPr>
+          <w:rFonts w:ascii="Consolas" w:eastAsia="Times New Roman" w:hAnsi="Consolas" w:cs="Times New Roman"/>
+          <w:color w:val="FFA657"/>
+          <w:sz w:val="21"/>
+          <w:szCs w:val="21"/>
+        </w:rPr>
+        <w:t>error</w:t>
+      </w:r>
+      <w:r>
+        <w:rPr>
+          <w:rFonts w:ascii="Consolas" w:eastAsia="Times New Roman" w:hAnsi="Consolas" w:cs="Times New Roman"/>
+          <w:color w:val="D4D4D4"/>
+          <w:sz w:val="21"/>
+          <w:szCs w:val="21"/>
+        </w:rPr>
+        <w:t>=</w:t>
+      </w:r>
+      <w:r>
+        <w:rPr>
+          <w:rFonts w:ascii="Consolas" w:eastAsia="Times New Roman" w:hAnsi="Consolas" w:cs="Times New Roman"/>
+          <w:color w:val="A5D6FF"/>
+          <w:sz w:val="21"/>
+          <w:szCs w:val="21"/>
+        </w:rPr>
+        <w:t>'No parking space available'</w:t>
+      </w:r>
+      <w:r>
+        <w:rPr>
+          <w:rFonts w:ascii="Consolas" w:eastAsia="Times New Roman" w:hAnsi="Consolas" w:cs="Times New Roman"/>
+          <w:color w:val="BBBEBF"/>
+          <w:sz w:val="21"/>
+          <w:szCs w:val="21"/>
+        </w:rPr>
+        <w:t>))</w:t>
+      </w:r>
+    </w:p>
+    <w:p>
+      <w:pPr>
+        <w:shd w:val="clear" w:color="auto" w:fill="121314"/>
+        <w:spacing w:after="0" w:line="285" w:lineRule="atLeast"/>
+        <w:rPr>
+          <w:rFonts w:ascii="Consolas" w:eastAsia="Times New Roman" w:hAnsi="Consolas" w:cs="Times New Roman"/>
+          <w:color w:val="BBBEBF"/>
+          <w:sz w:val="21"/>
+          <w:szCs w:val="21"/>
+        </w:rPr>
+      </w:pPr>
+      <w:r>
+        <w:rPr>
+          <w:rFonts w:ascii="Consolas" w:eastAsia="Times New Roman" w:hAnsi="Consolas" w:cs="Times New Roman"/>
+          <w:color w:val="BBBEBF"/>
+          <w:sz w:val="21"/>
+          <w:szCs w:val="21"/>
+        </w:rPr>
+        <w:t xml:space="preserve">    </w:t>
+      </w:r>
+      <w:r>
+        <w:rPr>
+          <w:rFonts w:ascii="Consolas" w:eastAsia="Times New Roman" w:hAnsi="Consolas" w:cs="Times New Roman"/>
+          <w:color w:val="C9D1D9"/>
+          <w:sz w:val="21"/>
+          <w:szCs w:val="21"/>
+        </w:rPr>
+        <w:t>error</w:t>
+      </w:r>
+      <w:r>
+        <w:rPr>
+          <w:rFonts w:ascii="Consolas" w:eastAsia="Times New Roman" w:hAnsi="Consolas" w:cs="Times New Roman"/>
+          <w:color w:val="BBBEBF"/>
+          <w:sz w:val="21"/>
+          <w:szCs w:val="21"/>
+        </w:rPr>
+        <w:t xml:space="preserve"> </w:t>
+      </w:r>
+      <w:r>
+        <w:rPr>
+          <w:rFonts w:ascii="Consolas" w:eastAsia="Times New Roman" w:hAnsi="Consolas" w:cs="Times New Roman"/>
+          <w:color w:val="D4D4D4"/>
+          <w:sz w:val="21"/>
+          <w:szCs w:val="21"/>
+        </w:rPr>
+        <w:t>=</w:t>
+      </w:r>
+      <w:r>
+        <w:rPr>
+          <w:rFonts w:ascii="Consolas" w:eastAsia="Times New Roman" w:hAnsi="Consolas" w:cs="Times New Roman"/>
+          <w:color w:val="BBBEBF"/>
+          <w:sz w:val="21"/>
+          <w:szCs w:val="21"/>
+        </w:rPr>
+        <w:t xml:space="preserve"> </w:t>
+      </w:r>
+      <w:proofErr w:type="spellStart"/>
+      <w:r>
+        <w:rPr>
+          <w:rFonts w:ascii="Consolas" w:eastAsia="Times New Roman" w:hAnsi="Consolas" w:cs="Times New Roman"/>
+          <w:color w:val="C9D1D9"/>
+          <w:sz w:val="21"/>
+          <w:szCs w:val="21"/>
+        </w:rPr>
+        <w:t>request</w:t>
+      </w:r>
+      <w:r>
+        <w:rPr>
+          <w:rFonts w:ascii="Consolas" w:eastAsia="Times New Roman" w:hAnsi="Consolas" w:cs="Times New Roman"/>
+          <w:color w:val="BBBEBF"/>
+          <w:sz w:val="21"/>
+          <w:szCs w:val="21"/>
+        </w:rPr>
+        <w:t>.</w:t>
+      </w:r>
+      <w:r>
+        <w:rPr>
+          <w:rFonts w:ascii="Consolas" w:eastAsia="Times New Roman" w:hAnsi="Consolas" w:cs="Times New Roman"/>
+          <w:color w:val="C9D1D9"/>
+          <w:sz w:val="21"/>
+          <w:szCs w:val="21"/>
+        </w:rPr>
+        <w:t>args</w:t>
+      </w:r>
+      <w:r>
+        <w:rPr>
+          <w:rFonts w:ascii="Consolas" w:eastAsia="Times New Roman" w:hAnsi="Consolas" w:cs="Times New Roman"/>
+          <w:color w:val="BBBEBF"/>
+          <w:sz w:val="21"/>
+          <w:szCs w:val="21"/>
+        </w:rPr>
+        <w:t>.</w:t>
+      </w:r>
+      <w:r>
+        <w:rPr>
+          <w:rFonts w:ascii="Consolas" w:eastAsia="Times New Roman" w:hAnsi="Consolas" w:cs="Times New Roman"/>
+          <w:color w:val="D2A8FF"/>
+          <w:sz w:val="21"/>
+          <w:szCs w:val="21"/>
+        </w:rPr>
+        <w:t>get</w:t>
+      </w:r>
+      <w:proofErr w:type="spellEnd"/>
+      <w:r>
+        <w:rPr>
+          <w:rFonts w:ascii="Consolas" w:eastAsia="Times New Roman" w:hAnsi="Consolas" w:cs="Times New Roman"/>
+          <w:color w:val="BBBEBF"/>
+          <w:sz w:val="21"/>
+          <w:szCs w:val="21"/>
+        </w:rPr>
+        <w:t>(</w:t>
+      </w:r>
+      <w:r>
+        <w:rPr>
+          <w:rFonts w:ascii="Consolas" w:eastAsia="Times New Roman" w:hAnsi="Consolas" w:cs="Times New Roman"/>
+          <w:color w:val="A5D6FF"/>
+          <w:sz w:val="21"/>
+          <w:szCs w:val="21"/>
+        </w:rPr>
+        <w:t>'error'</w:t>
+      </w:r>
+      <w:r>
+        <w:rPr>
+          <w:rFonts w:ascii="Consolas" w:eastAsia="Times New Roman" w:hAnsi="Consolas" w:cs="Times New Roman"/>
+          <w:color w:val="BBBEBF"/>
+          <w:sz w:val="21"/>
+          <w:szCs w:val="21"/>
+        </w:rPr>
+        <w:t>)</w:t>
+      </w:r>
+    </w:p>
+    <w:p>
+      <w:pPr>
+        <w:shd w:val="clear" w:color="auto" w:fill="121314"/>
+        <w:spacing w:after="0" w:line="285" w:lineRule="atLeast"/>
+        <w:rPr>
+          <w:rFonts w:ascii="Consolas" w:eastAsia="Times New Roman" w:hAnsi="Consolas" w:cs="Times New Roman"/>
+          <w:color w:val="BBBEBF"/>
+          <w:sz w:val="21"/>
+          <w:szCs w:val="21"/>
+        </w:rPr>
+      </w:pPr>
+      <w:r>
+        <w:rPr>
+          <w:rFonts w:ascii="Consolas" w:eastAsia="Times New Roman" w:hAnsi="Consolas" w:cs="Times New Roman"/>
+          <w:color w:val="BBBEBF"/>
+          <w:sz w:val="21"/>
+          <w:szCs w:val="21"/>
+        </w:rPr>
+        <w:t xml:space="preserve">    </w:t>
+      </w:r>
+      <w:r>
+        <w:rPr>
+          <w:rFonts w:ascii="Consolas" w:eastAsia="Times New Roman" w:hAnsi="Consolas" w:cs="Times New Roman"/>
+          <w:color w:val="C586C0"/>
+          <w:sz w:val="21"/>
+          <w:szCs w:val="21"/>
+        </w:rPr>
+        <w:t>return</w:t>
+      </w:r>
+      <w:r>
+        <w:rPr>
+          <w:rFonts w:ascii="Consolas" w:eastAsia="Times New Roman" w:hAnsi="Consolas" w:cs="Times New Roman"/>
+          <w:color w:val="BBBEBF"/>
+          <w:sz w:val="21"/>
+          <w:szCs w:val="21"/>
+        </w:rPr>
+        <w:t xml:space="preserve"> </w:t>
+      </w:r>
+      <w:proofErr w:type="spellStart"/>
+      <w:r>
+        <w:rPr>
+          <w:rFonts w:ascii="Consolas" w:eastAsia="Times New Roman" w:hAnsi="Consolas" w:cs="Times New Roman"/>
+          <w:color w:val="D2A8FF"/>
+          <w:sz w:val="21"/>
+          <w:szCs w:val="21"/>
+        </w:rPr>
+        <w:t>render_</w:t>
+      </w:r>
+      <w:proofErr w:type="gramStart"/>
+      <w:r>
+        <w:rPr>
+          <w:rFonts w:ascii="Consolas" w:eastAsia="Times New Roman" w:hAnsi="Consolas" w:cs="Times New Roman"/>
+          <w:color w:val="D2A8FF"/>
+          <w:sz w:val="21"/>
+          <w:szCs w:val="21"/>
+        </w:rPr>
+        <w:t>template</w:t>
+      </w:r>
+      <w:proofErr w:type="spellEnd"/>
+      <w:r>
+        <w:rPr>
+          <w:rFonts w:ascii="Consolas" w:eastAsia="Times New Roman" w:hAnsi="Consolas" w:cs="Times New Roman"/>
+          <w:color w:val="BBBEBF"/>
+          <w:sz w:val="21"/>
+          <w:szCs w:val="21"/>
+        </w:rPr>
+        <w:t>(</w:t>
+      </w:r>
+      <w:proofErr w:type="gramEnd"/>
+      <w:r>
+        <w:rPr>
+          <w:rFonts w:ascii="Consolas" w:eastAsia="Times New Roman" w:hAnsi="Consolas" w:cs="Times New Roman"/>
+          <w:color w:val="A5D6FF"/>
+          <w:sz w:val="21"/>
+          <w:szCs w:val="21"/>
+        </w:rPr>
+        <w:t>'enter.html'</w:t>
+      </w:r>
+      <w:r>
+        <w:rPr>
+          <w:rFonts w:ascii="Consolas" w:eastAsia="Times New Roman" w:hAnsi="Consolas" w:cs="Times New Roman"/>
+          <w:color w:val="BBBEBF"/>
+          <w:sz w:val="21"/>
+          <w:szCs w:val="21"/>
+        </w:rPr>
+        <w:t xml:space="preserve">, </w:t>
+      </w:r>
+      <w:r>
+        <w:rPr>
+          <w:rFonts w:ascii="Consolas" w:eastAsia="Times New Roman" w:hAnsi="Consolas" w:cs="Times New Roman"/>
+          <w:color w:val="FFA657"/>
+          <w:sz w:val="21"/>
+          <w:szCs w:val="21"/>
+        </w:rPr>
+        <w:t>error</w:t>
+      </w:r>
+      <w:r>
+        <w:rPr>
+          <w:rFonts w:ascii="Consolas" w:eastAsia="Times New Roman" w:hAnsi="Consolas" w:cs="Times New Roman"/>
+          <w:color w:val="D4D4D4"/>
+          <w:sz w:val="21"/>
+          <w:szCs w:val="21"/>
+        </w:rPr>
+        <w:t>=</w:t>
+      </w:r>
+      <w:r>
+        <w:rPr>
+          <w:rFonts w:ascii="Consolas" w:eastAsia="Times New Roman" w:hAnsi="Consolas" w:cs="Times New Roman"/>
+          <w:color w:val="C9D1D9"/>
+          <w:sz w:val="21"/>
+          <w:szCs w:val="21"/>
+        </w:rPr>
+        <w:t>error</w:t>
+      </w:r>
+      <w:r>
+        <w:rPr>
+          <w:rFonts w:ascii="Consolas" w:eastAsia="Times New Roman" w:hAnsi="Consolas" w:cs="Times New Roman"/>
+          <w:color w:val="BBBEBF"/>
+          <w:sz w:val="21"/>
+          <w:szCs w:val="21"/>
+        </w:rPr>
+        <w:t>)</w:t>
+      </w:r>
+    </w:p>
+    <w:p/>
+    <w:p/>
+    <w:p>
+      <w:pPr>
+        <w:keepNext/>
+      </w:pPr>
+      <w:r>
+        <w:drawing>
+          <wp:inline distT="0" distB="0" distL="0" distR="0" wp14:anchorId="54B34781" wp14:editId="7D7C9A64">
+            <wp:extent cx="5486400" cy="2793365"/>
+            <wp:effectExtent l="0" t="0" r="0" b="6985"/>
+            <wp:docPr id="513801593" name="Picture 1"/>
+            <wp:cNvGraphicFramePr>
+              <a:graphicFrameLocks xmlns:a="http://schemas.openxmlformats.org/drawingml/2006/main" noChangeAspect="1"/>
+            </wp:cNvGraphicFramePr>
+            <a:graphic xmlns:a="http://schemas.openxmlformats.org/drawingml/2006/main">
+              <a:graphicData uri="http://schemas.openxmlformats.org/drawingml/2006/picture">
+                <pic:pic xmlns:pic="http://schemas.openxmlformats.org/drawingml/2006/picture">
+                  <pic:nvPicPr>
+                    <pic:cNvPr id="513801593" name=""/>
+                    <pic:cNvPicPr/>
+                  </pic:nvPicPr>
+                  <pic:blipFill>
+                    <a:blip r:embed="rId9"/>
+                    <a:stretch>
+                      <a:fillRect/>
+                    </a:stretch>
+                  </pic:blipFill>
+                  <pic:spPr>
+                    <a:xfrm>
+                      <a:off x="0" y="0"/>
+                      <a:ext cx="5486400" cy="2793365"/>
+                    </a:xfrm>
+                    <a:prstGeom prst="rect">
+                      <a:avLst/>
+                    </a:prstGeom>
+                  </pic:spPr>
+                </pic:pic>
+              </a:graphicData>
+            </a:graphic>
+          </wp:inline>
+        </w:drawing>
+      </w:r>
+    </w:p>
+    <w:p>
+      <w:pPr>
+        <w:pStyle w:val="Caption"/>
+        <w:jc w:val="center"/>
+      </w:pPr>
+      <w:r>
+        <w:t xml:space="preserve">Figure </w:t>
+      </w:r>
+      <w:fldSimple w:instr=" SEQ Figure \* ARABIC ">
+        <w:r>
+          <w:rPr>
+            <w:noProof/>
+          </w:rPr>
+          <w:t>3</w:t>
+        </w:r>
+      </w:fldSimple>
+      <w:r>
+        <w:t xml:space="preserve"> Removing a car from the lot</w:t>
+      </w:r>
+    </w:p>
+    <w:p>
+      <w:pPr>
+        <w:rPr>
+          <w:b/>
+          <w:bCs/>
+        </w:rPr>
+      </w:pPr>
+      <w:r>
+        <w:rPr>
+          <w:b/>
+          <w:bCs/>
+        </w:rPr>
+        <w:t>The Function</w:t>
+      </w:r>
+    </w:p>
+    <w:p>
+      <w:pPr>
+        <w:shd w:val="clear" w:color="auto" w:fill="121314"/>
+        <w:spacing w:after="0" w:line="285" w:lineRule="atLeast"/>
+        <w:rPr>
+          <w:rFonts w:ascii="Consolas" w:eastAsia="Times New Roman" w:hAnsi="Consolas" w:cs="Times New Roman"/>
+          <w:color w:val="BBBEBF"/>
+          <w:sz w:val="21"/>
+          <w:szCs w:val="21"/>
+        </w:rPr>
+      </w:pPr>
+      <w:r>
+        <w:rPr>
+          <w:rFonts w:ascii="Consolas" w:eastAsia="Times New Roman" w:hAnsi="Consolas" w:cs="Times New Roman"/>
+          <w:color w:val="D2A8FF"/>
+          <w:sz w:val="21"/>
+          <w:szCs w:val="21"/>
+        </w:rPr>
+        <w:t>@</w:t>
+      </w:r>
+      <w:proofErr w:type="gramStart"/>
+      <w:r>
+        <w:rPr>
+          <w:rFonts w:ascii="Consolas" w:eastAsia="Times New Roman" w:hAnsi="Consolas" w:cs="Times New Roman"/>
+          <w:color w:val="C9D1D9"/>
+          <w:sz w:val="21"/>
+          <w:szCs w:val="21"/>
+        </w:rPr>
+        <w:t>app</w:t>
+      </w:r>
+      <w:r>
+        <w:rPr>
+          <w:rFonts w:ascii="Consolas" w:eastAsia="Times New Roman" w:hAnsi="Consolas" w:cs="Times New Roman"/>
+          <w:color w:val="D2A8FF"/>
+          <w:sz w:val="21"/>
+          <w:szCs w:val="21"/>
+        </w:rPr>
+        <w:t>.route</w:t>
+      </w:r>
+      <w:proofErr w:type="gramEnd"/>
+      <w:r>
+        <w:rPr>
+          <w:rFonts w:ascii="Consolas" w:eastAsia="Times New Roman" w:hAnsi="Consolas" w:cs="Times New Roman"/>
+          <w:color w:val="BBBEBF"/>
+          <w:sz w:val="21"/>
+          <w:szCs w:val="21"/>
+        </w:rPr>
+        <w:t>(</w:t>
+      </w:r>
+      <w:r>
+        <w:rPr>
+          <w:rFonts w:ascii="Consolas" w:eastAsia="Times New Roman" w:hAnsi="Consolas" w:cs="Times New Roman"/>
+          <w:color w:val="A5D6FF"/>
+          <w:sz w:val="21"/>
+          <w:szCs w:val="21"/>
+        </w:rPr>
+        <w:t>'/remove'</w:t>
+      </w:r>
+      <w:r>
+        <w:rPr>
+          <w:rFonts w:ascii="Consolas" w:eastAsia="Times New Roman" w:hAnsi="Consolas" w:cs="Times New Roman"/>
+          <w:color w:val="BBBEBF"/>
+          <w:sz w:val="21"/>
+          <w:szCs w:val="21"/>
+        </w:rPr>
+        <w:t xml:space="preserve">, </w:t>
+      </w:r>
+      <w:r>
+        <w:rPr>
+          <w:rFonts w:ascii="Consolas" w:eastAsia="Times New Roman" w:hAnsi="Consolas" w:cs="Times New Roman"/>
+          <w:color w:val="FFA657"/>
+          <w:sz w:val="21"/>
+          <w:szCs w:val="21"/>
+        </w:rPr>
+        <w:t>methods</w:t>
+      </w:r>
+      <w:proofErr w:type="gramStart"/>
+      <w:r>
+        <w:rPr>
+          <w:rFonts w:ascii="Consolas" w:eastAsia="Times New Roman" w:hAnsi="Consolas" w:cs="Times New Roman"/>
+          <w:color w:val="D4D4D4"/>
+          <w:sz w:val="21"/>
+          <w:szCs w:val="21"/>
+        </w:rPr>
+        <w:t>=</w:t>
+      </w:r>
+      <w:r>
+        <w:rPr>
+          <w:rFonts w:ascii="Consolas" w:eastAsia="Times New Roman" w:hAnsi="Consolas" w:cs="Times New Roman"/>
+          <w:color w:val="BBBEBF"/>
+          <w:sz w:val="21"/>
+          <w:szCs w:val="21"/>
+        </w:rPr>
+        <w:t>[</w:t>
+      </w:r>
+      <w:proofErr w:type="gramEnd"/>
+      <w:r>
+        <w:rPr>
+          <w:rFonts w:ascii="Consolas" w:eastAsia="Times New Roman" w:hAnsi="Consolas" w:cs="Times New Roman"/>
+          <w:color w:val="A5D6FF"/>
+          <w:sz w:val="21"/>
+          <w:szCs w:val="21"/>
+        </w:rPr>
+        <w:t>'GET'</w:t>
+      </w:r>
+      <w:r>
+        <w:rPr>
+          <w:rFonts w:ascii="Consolas" w:eastAsia="Times New Roman" w:hAnsi="Consolas" w:cs="Times New Roman"/>
+          <w:color w:val="BBBEBF"/>
+          <w:sz w:val="21"/>
+          <w:szCs w:val="21"/>
+        </w:rPr>
+        <w:t xml:space="preserve">, </w:t>
+      </w:r>
+      <w:r>
+        <w:rPr>
+          <w:rFonts w:ascii="Consolas" w:eastAsia="Times New Roman" w:hAnsi="Consolas" w:cs="Times New Roman"/>
+          <w:color w:val="A5D6FF"/>
+          <w:sz w:val="21"/>
+          <w:szCs w:val="21"/>
+        </w:rPr>
+        <w:t>'POST'</w:t>
+      </w:r>
+      <w:r>
+        <w:rPr>
+          <w:rFonts w:ascii="Consolas" w:eastAsia="Times New Roman" w:hAnsi="Consolas" w:cs="Times New Roman"/>
+          <w:color w:val="BBBEBF"/>
+          <w:sz w:val="21"/>
+          <w:szCs w:val="21"/>
+        </w:rPr>
+        <w:t>])</w:t>
+      </w:r>
+    </w:p>
+    <w:p>
+      <w:pPr>
+        <w:shd w:val="clear" w:color="auto" w:fill="121314"/>
+        <w:spacing w:after="0" w:line="285" w:lineRule="atLeast"/>
+        <w:rPr>
+          <w:rFonts w:ascii="Consolas" w:eastAsia="Times New Roman" w:hAnsi="Consolas" w:cs="Times New Roman"/>
+          <w:color w:val="BBBEBF"/>
+          <w:sz w:val="21"/>
+          <w:szCs w:val="21"/>
+        </w:rPr>
+      </w:pPr>
+      <w:r>
+        <w:rPr>
+          <w:rFonts w:ascii="Consolas" w:eastAsia="Times New Roman" w:hAnsi="Consolas" w:cs="Times New Roman"/>
+          <w:color w:val="FF7B72"/>
+          <w:sz w:val="21"/>
+          <w:szCs w:val="21"/>
+        </w:rPr>
+        <w:t>def</w:t>
+      </w:r>
+      <w:r>
+        <w:rPr>
+          <w:rFonts w:ascii="Consolas" w:eastAsia="Times New Roman" w:hAnsi="Consolas" w:cs="Times New Roman"/>
+          <w:color w:val="BBBEBF"/>
+          <w:sz w:val="21"/>
+          <w:szCs w:val="21"/>
+        </w:rPr>
+        <w:t xml:space="preserve"> </w:t>
+      </w:r>
+      <w:proofErr w:type="gramStart"/>
+      <w:r>
+        <w:rPr>
+          <w:rFonts w:ascii="Consolas" w:eastAsia="Times New Roman" w:hAnsi="Consolas" w:cs="Times New Roman"/>
+          <w:color w:val="D2A8FF"/>
+          <w:sz w:val="21"/>
+          <w:szCs w:val="21"/>
+        </w:rPr>
+        <w:t>remove</w:t>
+      </w:r>
+      <w:r>
+        <w:rPr>
+          <w:rFonts w:ascii="Consolas" w:eastAsia="Times New Roman" w:hAnsi="Consolas" w:cs="Times New Roman"/>
+          <w:color w:val="BBBEBF"/>
+          <w:sz w:val="21"/>
+          <w:szCs w:val="21"/>
+        </w:rPr>
+        <w:t>(</w:t>
+      </w:r>
+      <w:proofErr w:type="gramEnd"/>
+      <w:r>
+        <w:rPr>
+          <w:rFonts w:ascii="Consolas" w:eastAsia="Times New Roman" w:hAnsi="Consolas" w:cs="Times New Roman"/>
+          <w:color w:val="BBBEBF"/>
+          <w:sz w:val="21"/>
+          <w:szCs w:val="21"/>
+        </w:rPr>
+        <w:t>):</w:t>
+      </w:r>
+    </w:p>
+    <w:p>
+      <w:pPr>
+        <w:shd w:val="clear" w:color="auto" w:fill="121314"/>
+        <w:spacing w:after="0" w:line="285" w:lineRule="atLeast"/>
+        <w:rPr>
+          <w:rFonts w:ascii="Consolas" w:eastAsia="Times New Roman" w:hAnsi="Consolas" w:cs="Times New Roman"/>
+          <w:color w:val="BBBEBF"/>
+          <w:sz w:val="21"/>
+          <w:szCs w:val="21"/>
+        </w:rPr>
+      </w:pPr>
+      <w:r>
+        <w:rPr>
+          <w:rFonts w:ascii="Consolas" w:eastAsia="Times New Roman" w:hAnsi="Consolas" w:cs="Times New Roman"/>
+          <w:color w:val="BBBEBF"/>
+          <w:sz w:val="21"/>
+          <w:szCs w:val="21"/>
+        </w:rPr>
+        <w:t xml:space="preserve">    </w:t>
+      </w:r>
+      <w:r>
+        <w:rPr>
+          <w:rFonts w:ascii="Consolas" w:eastAsia="Times New Roman" w:hAnsi="Consolas" w:cs="Times New Roman"/>
+          <w:color w:val="C586C0"/>
+          <w:sz w:val="21"/>
+          <w:szCs w:val="21"/>
+        </w:rPr>
+        <w:t>if</w:t>
+      </w:r>
+      <w:r>
+        <w:rPr>
+          <w:rFonts w:ascii="Consolas" w:eastAsia="Times New Roman" w:hAnsi="Consolas" w:cs="Times New Roman"/>
+          <w:color w:val="BBBEBF"/>
+          <w:sz w:val="21"/>
+          <w:szCs w:val="21"/>
+        </w:rPr>
+        <w:t xml:space="preserve"> </w:t>
+      </w:r>
+      <w:proofErr w:type="spellStart"/>
+      <w:proofErr w:type="gramStart"/>
+      <w:r>
+        <w:rPr>
+          <w:rFonts w:ascii="Consolas" w:eastAsia="Times New Roman" w:hAnsi="Consolas" w:cs="Times New Roman"/>
+          <w:color w:val="C9D1D9"/>
+          <w:sz w:val="21"/>
+          <w:szCs w:val="21"/>
+        </w:rPr>
+        <w:t>request</w:t>
+      </w:r>
+      <w:r>
+        <w:rPr>
+          <w:rFonts w:ascii="Consolas" w:eastAsia="Times New Roman" w:hAnsi="Consolas" w:cs="Times New Roman"/>
+          <w:color w:val="BBBEBF"/>
+          <w:sz w:val="21"/>
+          <w:szCs w:val="21"/>
+        </w:rPr>
+        <w:t>.</w:t>
+      </w:r>
+      <w:r>
+        <w:rPr>
+          <w:rFonts w:ascii="Consolas" w:eastAsia="Times New Roman" w:hAnsi="Consolas" w:cs="Times New Roman"/>
+          <w:color w:val="C9D1D9"/>
+          <w:sz w:val="21"/>
+          <w:szCs w:val="21"/>
+        </w:rPr>
+        <w:t>method</w:t>
+      </w:r>
+      <w:proofErr w:type="spellEnd"/>
+      <w:proofErr w:type="gramEnd"/>
+      <w:r>
+        <w:rPr>
+          <w:rFonts w:ascii="Consolas" w:eastAsia="Times New Roman" w:hAnsi="Consolas" w:cs="Times New Roman"/>
+          <w:color w:val="BBBEBF"/>
+          <w:sz w:val="21"/>
+          <w:szCs w:val="21"/>
+        </w:rPr>
+        <w:t xml:space="preserve"> </w:t>
+      </w:r>
+      <w:r>
+        <w:rPr>
+          <w:rFonts w:ascii="Consolas" w:eastAsia="Times New Roman" w:hAnsi="Consolas" w:cs="Times New Roman"/>
+          <w:color w:val="D4D4D4"/>
+          <w:sz w:val="21"/>
+          <w:szCs w:val="21"/>
+        </w:rPr>
+        <w:t>==</w:t>
+      </w:r>
+      <w:r>
+        <w:rPr>
+          <w:rFonts w:ascii="Consolas" w:eastAsia="Times New Roman" w:hAnsi="Consolas" w:cs="Times New Roman"/>
+          <w:color w:val="BBBEBF"/>
+          <w:sz w:val="21"/>
+          <w:szCs w:val="21"/>
+        </w:rPr>
+        <w:t xml:space="preserve"> </w:t>
+      </w:r>
+      <w:r>
+        <w:rPr>
+          <w:rFonts w:ascii="Consolas" w:eastAsia="Times New Roman" w:hAnsi="Consolas" w:cs="Times New Roman"/>
+          <w:color w:val="A5D6FF"/>
+          <w:sz w:val="21"/>
+          <w:szCs w:val="21"/>
+        </w:rPr>
+        <w:t>'POST'</w:t>
+      </w:r>
+      <w:r>
+        <w:rPr>
+          <w:rFonts w:ascii="Consolas" w:eastAsia="Times New Roman" w:hAnsi="Consolas" w:cs="Times New Roman"/>
+          <w:color w:val="BBBEBF"/>
+          <w:sz w:val="21"/>
+          <w:szCs w:val="21"/>
+        </w:rPr>
+        <w:t>:</w:t>
+      </w:r>
+    </w:p>
+    <w:p>
+      <w:pPr>
+        <w:shd w:val="clear" w:color="auto" w:fill="121314"/>
+        <w:spacing w:after="0" w:line="285" w:lineRule="atLeast"/>
+        <w:rPr>
+          <w:rFonts w:ascii="Consolas" w:eastAsia="Times New Roman" w:hAnsi="Consolas" w:cs="Times New Roman"/>
+          <w:color w:val="BBBEBF"/>
+          <w:sz w:val="21"/>
+          <w:szCs w:val="21"/>
+        </w:rPr>
+      </w:pPr>
+      <w:r>
+        <w:rPr>
+          <w:rFonts w:ascii="Consolas" w:eastAsia="Times New Roman" w:hAnsi="Consolas" w:cs="Times New Roman"/>
+          <w:color w:val="BBBEBF"/>
+          <w:sz w:val="21"/>
+          <w:szCs w:val="21"/>
+        </w:rPr>
+        <w:t xml:space="preserve">        </w:t>
+      </w:r>
+      <w:proofErr w:type="spellStart"/>
+      <w:r>
+        <w:rPr>
+          <w:rFonts w:ascii="Consolas" w:eastAsia="Times New Roman" w:hAnsi="Consolas" w:cs="Times New Roman"/>
+          <w:color w:val="C9D1D9"/>
+          <w:sz w:val="21"/>
+          <w:szCs w:val="21"/>
+        </w:rPr>
+        <w:t>license_to_remove</w:t>
+      </w:r>
+      <w:proofErr w:type="spellEnd"/>
+      <w:r>
+        <w:rPr>
+          <w:rFonts w:ascii="Consolas" w:eastAsia="Times New Roman" w:hAnsi="Consolas" w:cs="Times New Roman"/>
+          <w:color w:val="BBBEBF"/>
+          <w:sz w:val="21"/>
+          <w:szCs w:val="21"/>
+        </w:rPr>
+        <w:t xml:space="preserve"> </w:t>
+      </w:r>
+      <w:r>
+        <w:rPr>
+          <w:rFonts w:ascii="Consolas" w:eastAsia="Times New Roman" w:hAnsi="Consolas" w:cs="Times New Roman"/>
+          <w:color w:val="D4D4D4"/>
+          <w:sz w:val="21"/>
+          <w:szCs w:val="21"/>
+        </w:rPr>
+        <w:t>=</w:t>
+      </w:r>
+      <w:r>
+        <w:rPr>
+          <w:rFonts w:ascii="Consolas" w:eastAsia="Times New Roman" w:hAnsi="Consolas" w:cs="Times New Roman"/>
+          <w:color w:val="BBBEBF"/>
+          <w:sz w:val="21"/>
+          <w:szCs w:val="21"/>
+        </w:rPr>
+        <w:t xml:space="preserve"> </w:t>
+      </w:r>
+      <w:proofErr w:type="spellStart"/>
+      <w:proofErr w:type="gramStart"/>
+      <w:r>
+        <w:rPr>
+          <w:rFonts w:ascii="Consolas" w:eastAsia="Times New Roman" w:hAnsi="Consolas" w:cs="Times New Roman"/>
+          <w:color w:val="C9D1D9"/>
+          <w:sz w:val="21"/>
+          <w:szCs w:val="21"/>
+        </w:rPr>
+        <w:t>request</w:t>
+      </w:r>
+      <w:r>
+        <w:rPr>
+          <w:rFonts w:ascii="Consolas" w:eastAsia="Times New Roman" w:hAnsi="Consolas" w:cs="Times New Roman"/>
+          <w:color w:val="BBBEBF"/>
+          <w:sz w:val="21"/>
+          <w:szCs w:val="21"/>
+        </w:rPr>
+        <w:t>.</w:t>
+      </w:r>
+      <w:r>
+        <w:rPr>
+          <w:rFonts w:ascii="Consolas" w:eastAsia="Times New Roman" w:hAnsi="Consolas" w:cs="Times New Roman"/>
+          <w:color w:val="C9D1D9"/>
+          <w:sz w:val="21"/>
+          <w:szCs w:val="21"/>
+        </w:rPr>
+        <w:t>form</w:t>
+      </w:r>
+      <w:proofErr w:type="spellEnd"/>
+      <w:proofErr w:type="gramEnd"/>
+      <w:r>
+        <w:rPr>
+          <w:rFonts w:ascii="Consolas" w:eastAsia="Times New Roman" w:hAnsi="Consolas" w:cs="Times New Roman"/>
+          <w:color w:val="BBBEBF"/>
+          <w:sz w:val="21"/>
+          <w:szCs w:val="21"/>
+        </w:rPr>
+        <w:t>[</w:t>
+      </w:r>
+      <w:r>
+        <w:rPr>
+          <w:rFonts w:ascii="Consolas" w:eastAsia="Times New Roman" w:hAnsi="Consolas" w:cs="Times New Roman"/>
+          <w:color w:val="A5D6FF"/>
+          <w:sz w:val="21"/>
+          <w:szCs w:val="21"/>
+        </w:rPr>
+        <w:t>'license'</w:t>
+      </w:r>
+      <w:r>
+        <w:rPr>
+          <w:rFonts w:ascii="Consolas" w:eastAsia="Times New Roman" w:hAnsi="Consolas" w:cs="Times New Roman"/>
+          <w:color w:val="BBBEBF"/>
+          <w:sz w:val="21"/>
+          <w:szCs w:val="21"/>
+        </w:rPr>
+        <w:t>]</w:t>
+      </w:r>
+    </w:p>
+    <w:p>
+      <w:pPr>
+        <w:shd w:val="clear" w:color="auto" w:fill="121314"/>
+        <w:spacing w:after="0" w:line="285" w:lineRule="atLeast"/>
+        <w:rPr>
+          <w:rFonts w:ascii="Consolas" w:eastAsia="Times New Roman" w:hAnsi="Consolas" w:cs="Times New Roman"/>
+          <w:color w:val="BBBEBF"/>
+          <w:sz w:val="21"/>
+          <w:szCs w:val="21"/>
+        </w:rPr>
+      </w:pPr>
+      <w:r>
+        <w:rPr>
+          <w:rFonts w:ascii="Consolas" w:eastAsia="Times New Roman" w:hAnsi="Consolas" w:cs="Times New Roman"/>
+          <w:color w:val="BBBEBF"/>
+          <w:sz w:val="21"/>
+          <w:szCs w:val="21"/>
+        </w:rPr>
+        <w:t xml:space="preserve">        </w:t>
+      </w:r>
+      <w:proofErr w:type="spellStart"/>
+      <w:r>
+        <w:rPr>
+          <w:rFonts w:ascii="Consolas" w:eastAsia="Times New Roman" w:hAnsi="Consolas" w:cs="Times New Roman"/>
+          <w:color w:val="C9D1D9"/>
+          <w:sz w:val="21"/>
+          <w:szCs w:val="21"/>
+        </w:rPr>
+        <w:t>empty_lots</w:t>
+      </w:r>
+      <w:proofErr w:type="spellEnd"/>
+      <w:r>
+        <w:rPr>
+          <w:rFonts w:ascii="Consolas" w:eastAsia="Times New Roman" w:hAnsi="Consolas" w:cs="Times New Roman"/>
+          <w:color w:val="BBBEBF"/>
+          <w:sz w:val="21"/>
+          <w:szCs w:val="21"/>
+        </w:rPr>
+        <w:t xml:space="preserve"> </w:t>
+      </w:r>
+      <w:r>
+        <w:rPr>
+          <w:rFonts w:ascii="Consolas" w:eastAsia="Times New Roman" w:hAnsi="Consolas" w:cs="Times New Roman"/>
+          <w:color w:val="D4D4D4"/>
+          <w:sz w:val="21"/>
+          <w:szCs w:val="21"/>
+        </w:rPr>
+        <w:t>=</w:t>
+      </w:r>
+      <w:r>
+        <w:rPr>
+          <w:rFonts w:ascii="Consolas" w:eastAsia="Times New Roman" w:hAnsi="Consolas" w:cs="Times New Roman"/>
+          <w:color w:val="BBBEBF"/>
+          <w:sz w:val="21"/>
+          <w:szCs w:val="21"/>
+        </w:rPr>
+        <w:t xml:space="preserve"> </w:t>
+      </w:r>
+      <w:proofErr w:type="spellStart"/>
+      <w:r>
+        <w:rPr>
+          <w:rFonts w:ascii="Consolas" w:eastAsia="Times New Roman" w:hAnsi="Consolas" w:cs="Times New Roman"/>
+          <w:color w:val="D2A8FF"/>
+          <w:sz w:val="21"/>
+          <w:szCs w:val="21"/>
+        </w:rPr>
+        <w:t>load_</w:t>
+      </w:r>
+      <w:proofErr w:type="gramStart"/>
+      <w:r>
+        <w:rPr>
+          <w:rFonts w:ascii="Consolas" w:eastAsia="Times New Roman" w:hAnsi="Consolas" w:cs="Times New Roman"/>
+          <w:color w:val="D2A8FF"/>
+          <w:sz w:val="21"/>
+          <w:szCs w:val="21"/>
+        </w:rPr>
+        <w:t>parking</w:t>
+      </w:r>
+      <w:proofErr w:type="spellEnd"/>
+      <w:r>
+        <w:rPr>
+          <w:rFonts w:ascii="Consolas" w:eastAsia="Times New Roman" w:hAnsi="Consolas" w:cs="Times New Roman"/>
+          <w:color w:val="BBBEBF"/>
+          <w:sz w:val="21"/>
+          <w:szCs w:val="21"/>
+        </w:rPr>
+        <w:t>(</w:t>
+      </w:r>
+      <w:proofErr w:type="gramEnd"/>
+      <w:r>
+        <w:rPr>
+          <w:rFonts w:ascii="Consolas" w:eastAsia="Times New Roman" w:hAnsi="Consolas" w:cs="Times New Roman"/>
+          <w:color w:val="BBBEBF"/>
+          <w:sz w:val="21"/>
+          <w:szCs w:val="21"/>
+        </w:rPr>
+        <w:t>)</w:t>
+      </w:r>
+    </w:p>
+    <w:p>
+      <w:pPr>
+        <w:shd w:val="clear" w:color="auto" w:fill="121314"/>
+        <w:spacing w:after="0" w:line="285" w:lineRule="atLeast"/>
+        <w:rPr>
+          <w:rFonts w:ascii="Consolas" w:eastAsia="Times New Roman" w:hAnsi="Consolas" w:cs="Times New Roman"/>
+          <w:color w:val="BBBEBF"/>
+          <w:sz w:val="21"/>
+          <w:szCs w:val="21"/>
+        </w:rPr>
+      </w:pPr>
+      <w:r>
+        <w:rPr>
+          <w:rFonts w:ascii="Consolas" w:eastAsia="Times New Roman" w:hAnsi="Consolas" w:cs="Times New Roman"/>
+          <w:color w:val="BBBEBF"/>
+          <w:sz w:val="21"/>
+          <w:szCs w:val="21"/>
+        </w:rPr>
+        <w:t xml:space="preserve">        </w:t>
+      </w:r>
+      <w:r>
+        <w:rPr>
+          <w:rFonts w:ascii="Consolas" w:eastAsia="Times New Roman" w:hAnsi="Consolas" w:cs="Times New Roman"/>
+          <w:color w:val="C586C0"/>
+          <w:sz w:val="21"/>
+          <w:szCs w:val="21"/>
+        </w:rPr>
+        <w:t>for</w:t>
+      </w:r>
+      <w:r>
+        <w:rPr>
+          <w:rFonts w:ascii="Consolas" w:eastAsia="Times New Roman" w:hAnsi="Consolas" w:cs="Times New Roman"/>
+          <w:color w:val="BBBEBF"/>
+          <w:sz w:val="21"/>
+          <w:szCs w:val="21"/>
+        </w:rPr>
+        <w:t xml:space="preserve"> </w:t>
+      </w:r>
+      <w:r>
+        <w:rPr>
+          <w:rFonts w:ascii="Consolas" w:eastAsia="Times New Roman" w:hAnsi="Consolas" w:cs="Times New Roman"/>
+          <w:color w:val="C9D1D9"/>
+          <w:sz w:val="21"/>
+          <w:szCs w:val="21"/>
+        </w:rPr>
+        <w:t>lot</w:t>
+      </w:r>
+      <w:r>
+        <w:rPr>
+          <w:rFonts w:ascii="Consolas" w:eastAsia="Times New Roman" w:hAnsi="Consolas" w:cs="Times New Roman"/>
+          <w:color w:val="BBBEBF"/>
+          <w:sz w:val="21"/>
+          <w:szCs w:val="21"/>
+        </w:rPr>
+        <w:t xml:space="preserve"> </w:t>
+      </w:r>
+      <w:r>
+        <w:rPr>
+          <w:rFonts w:ascii="Consolas" w:eastAsia="Times New Roman" w:hAnsi="Consolas" w:cs="Times New Roman"/>
+          <w:color w:val="C586C0"/>
+          <w:sz w:val="21"/>
+          <w:szCs w:val="21"/>
+        </w:rPr>
+        <w:t>in</w:t>
+      </w:r>
+      <w:r>
+        <w:rPr>
+          <w:rFonts w:ascii="Consolas" w:eastAsia="Times New Roman" w:hAnsi="Consolas" w:cs="Times New Roman"/>
+          <w:color w:val="BBBEBF"/>
+          <w:sz w:val="21"/>
+          <w:szCs w:val="21"/>
+        </w:rPr>
+        <w:t xml:space="preserve"> </w:t>
+      </w:r>
+      <w:proofErr w:type="spellStart"/>
+      <w:r>
+        <w:rPr>
+          <w:rFonts w:ascii="Consolas" w:eastAsia="Times New Roman" w:hAnsi="Consolas" w:cs="Times New Roman"/>
+          <w:color w:val="C9D1D9"/>
+          <w:sz w:val="21"/>
+          <w:szCs w:val="21"/>
+        </w:rPr>
+        <w:t>empty_lots</w:t>
+      </w:r>
+      <w:proofErr w:type="spellEnd"/>
+      <w:r>
+        <w:rPr>
+          <w:rFonts w:ascii="Consolas" w:eastAsia="Times New Roman" w:hAnsi="Consolas" w:cs="Times New Roman"/>
+          <w:color w:val="BBBEBF"/>
+          <w:sz w:val="21"/>
+          <w:szCs w:val="21"/>
+        </w:rPr>
+        <w:t>:</w:t>
+      </w:r>
+    </w:p>
+    <w:p>
+      <w:pPr>
+        <w:shd w:val="clear" w:color="auto" w:fill="121314"/>
+        <w:spacing w:after="0" w:line="285" w:lineRule="atLeast"/>
+        <w:rPr>
+          <w:rFonts w:ascii="Consolas" w:eastAsia="Times New Roman" w:hAnsi="Consolas" w:cs="Times New Roman"/>
+          <w:color w:val="BBBEBF"/>
+          <w:sz w:val="21"/>
+          <w:szCs w:val="21"/>
+        </w:rPr>
+      </w:pPr>
+      <w:r>
+        <w:rPr>
+          <w:rFonts w:ascii="Consolas" w:eastAsia="Times New Roman" w:hAnsi="Consolas" w:cs="Times New Roman"/>
+          <w:color w:val="BBBEBF"/>
+          <w:sz w:val="21"/>
+          <w:szCs w:val="21"/>
+        </w:rPr>
+        <w:t xml:space="preserve">            </w:t>
+      </w:r>
+      <w:r>
+        <w:rPr>
+          <w:rFonts w:ascii="Consolas" w:eastAsia="Times New Roman" w:hAnsi="Consolas" w:cs="Times New Roman"/>
+          <w:color w:val="C586C0"/>
+          <w:sz w:val="21"/>
+          <w:szCs w:val="21"/>
+        </w:rPr>
+        <w:t>if</w:t>
+      </w:r>
+      <w:r>
+        <w:rPr>
+          <w:rFonts w:ascii="Consolas" w:eastAsia="Times New Roman" w:hAnsi="Consolas" w:cs="Times New Roman"/>
+          <w:color w:val="BBBEBF"/>
+          <w:sz w:val="21"/>
+          <w:szCs w:val="21"/>
+        </w:rPr>
+        <w:t xml:space="preserve"> </w:t>
+      </w:r>
+      <w:proofErr w:type="spellStart"/>
+      <w:r>
+        <w:rPr>
+          <w:rFonts w:ascii="Consolas" w:eastAsia="Times New Roman" w:hAnsi="Consolas" w:cs="Times New Roman"/>
+          <w:color w:val="C9D1D9"/>
+          <w:sz w:val="21"/>
+          <w:szCs w:val="21"/>
+        </w:rPr>
+        <w:t>empty_lots</w:t>
+      </w:r>
+      <w:proofErr w:type="spellEnd"/>
+      <w:r>
+        <w:rPr>
+          <w:rFonts w:ascii="Consolas" w:eastAsia="Times New Roman" w:hAnsi="Consolas" w:cs="Times New Roman"/>
+          <w:color w:val="BBBEBF"/>
+          <w:sz w:val="21"/>
+          <w:szCs w:val="21"/>
+        </w:rPr>
+        <w:t>[</w:t>
+      </w:r>
+      <w:r>
+        <w:rPr>
+          <w:rFonts w:ascii="Consolas" w:eastAsia="Times New Roman" w:hAnsi="Consolas" w:cs="Times New Roman"/>
+          <w:color w:val="C9D1D9"/>
+          <w:sz w:val="21"/>
+          <w:szCs w:val="21"/>
+        </w:rPr>
+        <w:t>lot</w:t>
+      </w:r>
+      <w:r>
+        <w:rPr>
+          <w:rFonts w:ascii="Consolas" w:eastAsia="Times New Roman" w:hAnsi="Consolas" w:cs="Times New Roman"/>
+          <w:color w:val="BBBEBF"/>
+          <w:sz w:val="21"/>
+          <w:szCs w:val="21"/>
+        </w:rPr>
+        <w:t>][</w:t>
+      </w:r>
+      <w:r>
+        <w:rPr>
+          <w:rFonts w:ascii="Consolas" w:eastAsia="Times New Roman" w:hAnsi="Consolas" w:cs="Times New Roman"/>
+          <w:color w:val="A5D6FF"/>
+          <w:sz w:val="21"/>
+          <w:szCs w:val="21"/>
+        </w:rPr>
+        <w:t>"car"</w:t>
+      </w:r>
+      <w:r>
+        <w:rPr>
+          <w:rFonts w:ascii="Consolas" w:eastAsia="Times New Roman" w:hAnsi="Consolas" w:cs="Times New Roman"/>
+          <w:color w:val="BBBEBF"/>
+          <w:sz w:val="21"/>
+          <w:szCs w:val="21"/>
+        </w:rPr>
+        <w:t xml:space="preserve">] </w:t>
+      </w:r>
+      <w:r>
+        <w:rPr>
+          <w:rFonts w:ascii="Consolas" w:eastAsia="Times New Roman" w:hAnsi="Consolas" w:cs="Times New Roman"/>
+          <w:color w:val="569CD6"/>
+          <w:sz w:val="21"/>
+          <w:szCs w:val="21"/>
+        </w:rPr>
+        <w:t>and</w:t>
+      </w:r>
+      <w:r>
+        <w:rPr>
+          <w:rFonts w:ascii="Consolas" w:eastAsia="Times New Roman" w:hAnsi="Consolas" w:cs="Times New Roman"/>
+          <w:color w:val="BBBEBF"/>
+          <w:sz w:val="21"/>
+          <w:szCs w:val="21"/>
+        </w:rPr>
+        <w:t xml:space="preserve"> </w:t>
+      </w:r>
+      <w:proofErr w:type="spellStart"/>
+      <w:r>
+        <w:rPr>
+          <w:rFonts w:ascii="Consolas" w:eastAsia="Times New Roman" w:hAnsi="Consolas" w:cs="Times New Roman"/>
+          <w:color w:val="C9D1D9"/>
+          <w:sz w:val="21"/>
+          <w:szCs w:val="21"/>
+        </w:rPr>
+        <w:t>empty_lots</w:t>
+      </w:r>
+      <w:proofErr w:type="spellEnd"/>
+      <w:r>
+        <w:rPr>
+          <w:rFonts w:ascii="Consolas" w:eastAsia="Times New Roman" w:hAnsi="Consolas" w:cs="Times New Roman"/>
+          <w:color w:val="BBBEBF"/>
+          <w:sz w:val="21"/>
+          <w:szCs w:val="21"/>
+        </w:rPr>
+        <w:t>[</w:t>
+      </w:r>
+      <w:r>
+        <w:rPr>
+          <w:rFonts w:ascii="Consolas" w:eastAsia="Times New Roman" w:hAnsi="Consolas" w:cs="Times New Roman"/>
+          <w:color w:val="C9D1D9"/>
+          <w:sz w:val="21"/>
+          <w:szCs w:val="21"/>
+        </w:rPr>
+        <w:t>lot</w:t>
+      </w:r>
+      <w:r>
+        <w:rPr>
+          <w:rFonts w:ascii="Consolas" w:eastAsia="Times New Roman" w:hAnsi="Consolas" w:cs="Times New Roman"/>
+          <w:color w:val="BBBEBF"/>
+          <w:sz w:val="21"/>
+          <w:szCs w:val="21"/>
+        </w:rPr>
+        <w:t>][</w:t>
+      </w:r>
+      <w:r>
+        <w:rPr>
+          <w:rFonts w:ascii="Consolas" w:eastAsia="Times New Roman" w:hAnsi="Consolas" w:cs="Times New Roman"/>
+          <w:color w:val="A5D6FF"/>
+          <w:sz w:val="21"/>
+          <w:szCs w:val="21"/>
+        </w:rPr>
+        <w:t>"car"</w:t>
+      </w:r>
+      <w:proofErr w:type="gramStart"/>
+      <w:r>
+        <w:rPr>
+          <w:rFonts w:ascii="Consolas" w:eastAsia="Times New Roman" w:hAnsi="Consolas" w:cs="Times New Roman"/>
+          <w:color w:val="BBBEBF"/>
+          <w:sz w:val="21"/>
+          <w:szCs w:val="21"/>
+        </w:rPr>
+        <w:t>].get</w:t>
+      </w:r>
+      <w:proofErr w:type="gramEnd"/>
+      <w:r>
+        <w:rPr>
+          <w:rFonts w:ascii="Consolas" w:eastAsia="Times New Roman" w:hAnsi="Consolas" w:cs="Times New Roman"/>
+          <w:color w:val="BBBEBF"/>
+          <w:sz w:val="21"/>
+          <w:szCs w:val="21"/>
+        </w:rPr>
+        <w:t>(</w:t>
+      </w:r>
+      <w:r>
+        <w:rPr>
+          <w:rFonts w:ascii="Consolas" w:eastAsia="Times New Roman" w:hAnsi="Consolas" w:cs="Times New Roman"/>
+          <w:color w:val="A5D6FF"/>
+          <w:sz w:val="21"/>
+          <w:szCs w:val="21"/>
+        </w:rPr>
+        <w:t>"license"</w:t>
+      </w:r>
+      <w:r>
+        <w:rPr>
+          <w:rFonts w:ascii="Consolas" w:eastAsia="Times New Roman" w:hAnsi="Consolas" w:cs="Times New Roman"/>
+          <w:color w:val="BBBEBF"/>
+          <w:sz w:val="21"/>
+          <w:szCs w:val="21"/>
+        </w:rPr>
+        <w:t xml:space="preserve">) </w:t>
+      </w:r>
+      <w:r>
+        <w:rPr>
+          <w:rFonts w:ascii="Consolas" w:eastAsia="Times New Roman" w:hAnsi="Consolas" w:cs="Times New Roman"/>
+          <w:color w:val="D4D4D4"/>
+          <w:sz w:val="21"/>
+          <w:szCs w:val="21"/>
+        </w:rPr>
+        <w:t>==</w:t>
+      </w:r>
+      <w:r>
+        <w:rPr>
+          <w:rFonts w:ascii="Consolas" w:eastAsia="Times New Roman" w:hAnsi="Consolas" w:cs="Times New Roman"/>
+          <w:color w:val="BBBEBF"/>
+          <w:sz w:val="21"/>
+          <w:szCs w:val="21"/>
+        </w:rPr>
+        <w:t xml:space="preserve"> </w:t>
+      </w:r>
+      <w:proofErr w:type="spellStart"/>
+      <w:r>
+        <w:rPr>
+          <w:rFonts w:ascii="Consolas" w:eastAsia="Times New Roman" w:hAnsi="Consolas" w:cs="Times New Roman"/>
+          <w:color w:val="C9D1D9"/>
+          <w:sz w:val="21"/>
+          <w:szCs w:val="21"/>
+        </w:rPr>
+        <w:t>license_to_remove</w:t>
+      </w:r>
+      <w:proofErr w:type="spellEnd"/>
+      <w:r>
+        <w:rPr>
+          <w:rFonts w:ascii="Consolas" w:eastAsia="Times New Roman" w:hAnsi="Consolas" w:cs="Times New Roman"/>
+          <w:color w:val="BBBEBF"/>
+          <w:sz w:val="21"/>
+          <w:szCs w:val="21"/>
+        </w:rPr>
+        <w:t>:</w:t>
+      </w:r>
+    </w:p>
+    <w:p>
+      <w:pPr>
+        <w:shd w:val="clear" w:color="auto" w:fill="121314"/>
+        <w:spacing w:after="0" w:line="285" w:lineRule="atLeast"/>
+        <w:rPr>
+          <w:rFonts w:ascii="Consolas" w:eastAsia="Times New Roman" w:hAnsi="Consolas" w:cs="Times New Roman"/>
+          <w:color w:val="BBBEBF"/>
+          <w:sz w:val="21"/>
+          <w:szCs w:val="21"/>
+        </w:rPr>
+      </w:pPr>
+      <w:r>
+        <w:rPr>
+          <w:rFonts w:ascii="Consolas" w:eastAsia="Times New Roman" w:hAnsi="Consolas" w:cs="Times New Roman"/>
+          <w:color w:val="BBBEBF"/>
+          <w:sz w:val="21"/>
+          <w:szCs w:val="21"/>
+        </w:rPr>
+        <w:t xml:space="preserve">                </w:t>
+      </w:r>
+      <w:proofErr w:type="spellStart"/>
+      <w:r>
+        <w:rPr>
+          <w:rFonts w:ascii="Consolas" w:eastAsia="Times New Roman" w:hAnsi="Consolas" w:cs="Times New Roman"/>
+          <w:color w:val="C9D1D9"/>
+          <w:sz w:val="21"/>
+          <w:szCs w:val="21"/>
+        </w:rPr>
+        <w:t>empty_lots</w:t>
+      </w:r>
+      <w:proofErr w:type="spellEnd"/>
+      <w:r>
+        <w:rPr>
+          <w:rFonts w:ascii="Consolas" w:eastAsia="Times New Roman" w:hAnsi="Consolas" w:cs="Times New Roman"/>
+          <w:color w:val="BBBEBF"/>
+          <w:sz w:val="21"/>
+          <w:szCs w:val="21"/>
+        </w:rPr>
+        <w:t>[</w:t>
+      </w:r>
+      <w:r>
+        <w:rPr>
+          <w:rFonts w:ascii="Consolas" w:eastAsia="Times New Roman" w:hAnsi="Consolas" w:cs="Times New Roman"/>
+          <w:color w:val="C9D1D9"/>
+          <w:sz w:val="21"/>
+          <w:szCs w:val="21"/>
+        </w:rPr>
+        <w:t>lot</w:t>
+      </w:r>
+      <w:r>
+        <w:rPr>
+          <w:rFonts w:ascii="Consolas" w:eastAsia="Times New Roman" w:hAnsi="Consolas" w:cs="Times New Roman"/>
+          <w:color w:val="BBBEBF"/>
+          <w:sz w:val="21"/>
+          <w:szCs w:val="21"/>
+        </w:rPr>
+        <w:t>][</w:t>
+      </w:r>
+      <w:r>
+        <w:rPr>
+          <w:rFonts w:ascii="Consolas" w:eastAsia="Times New Roman" w:hAnsi="Consolas" w:cs="Times New Roman"/>
+          <w:color w:val="A5D6FF"/>
+          <w:sz w:val="21"/>
+          <w:szCs w:val="21"/>
+        </w:rPr>
+        <w:t>"status"</w:t>
+      </w:r>
+      <w:r>
+        <w:rPr>
+          <w:rFonts w:ascii="Consolas" w:eastAsia="Times New Roman" w:hAnsi="Consolas" w:cs="Times New Roman"/>
+          <w:color w:val="BBBEBF"/>
+          <w:sz w:val="21"/>
+          <w:szCs w:val="21"/>
+        </w:rPr>
+        <w:t xml:space="preserve">] </w:t>
+      </w:r>
+      <w:r>
+        <w:rPr>
+          <w:rFonts w:ascii="Consolas" w:eastAsia="Times New Roman" w:hAnsi="Consolas" w:cs="Times New Roman"/>
+          <w:color w:val="D4D4D4"/>
+          <w:sz w:val="21"/>
+          <w:szCs w:val="21"/>
+        </w:rPr>
+        <w:t>=</w:t>
+      </w:r>
+      <w:r>
+        <w:rPr>
+          <w:rFonts w:ascii="Consolas" w:eastAsia="Times New Roman" w:hAnsi="Consolas" w:cs="Times New Roman"/>
+          <w:color w:val="BBBEBF"/>
+          <w:sz w:val="21"/>
+          <w:szCs w:val="21"/>
+        </w:rPr>
+        <w:t xml:space="preserve"> </w:t>
+      </w:r>
+      <w:r>
+        <w:rPr>
+          <w:rFonts w:ascii="Consolas" w:eastAsia="Times New Roman" w:hAnsi="Consolas" w:cs="Times New Roman"/>
+          <w:color w:val="A5D6FF"/>
+          <w:sz w:val="21"/>
+          <w:szCs w:val="21"/>
+        </w:rPr>
+        <w:t>"free"</w:t>
+      </w:r>
+    </w:p>
+    <w:p>
+      <w:pPr>
+        <w:shd w:val="clear" w:color="auto" w:fill="121314"/>
+        <w:spacing w:after="0" w:line="285" w:lineRule="atLeast"/>
+        <w:rPr>
+          <w:rFonts w:ascii="Consolas" w:eastAsia="Times New Roman" w:hAnsi="Consolas" w:cs="Times New Roman"/>
+          <w:color w:val="BBBEBF"/>
+          <w:sz w:val="21"/>
+          <w:szCs w:val="21"/>
+        </w:rPr>
+      </w:pPr>
+      <w:r>
+        <w:rPr>
+          <w:rFonts w:ascii="Consolas" w:eastAsia="Times New Roman" w:hAnsi="Consolas" w:cs="Times New Roman"/>
+          <w:color w:val="BBBEBF"/>
+          <w:sz w:val="21"/>
+          <w:szCs w:val="21"/>
+        </w:rPr>
+        <w:t xml:space="preserve">                </w:t>
+      </w:r>
+      <w:proofErr w:type="spellStart"/>
+      <w:r>
+        <w:rPr>
+          <w:rFonts w:ascii="Consolas" w:eastAsia="Times New Roman" w:hAnsi="Consolas" w:cs="Times New Roman"/>
+          <w:color w:val="C9D1D9"/>
+          <w:sz w:val="21"/>
+          <w:szCs w:val="21"/>
+        </w:rPr>
+        <w:t>empty_lots</w:t>
+      </w:r>
+      <w:proofErr w:type="spellEnd"/>
+      <w:r>
+        <w:rPr>
+          <w:rFonts w:ascii="Consolas" w:eastAsia="Times New Roman" w:hAnsi="Consolas" w:cs="Times New Roman"/>
+          <w:color w:val="BBBEBF"/>
+          <w:sz w:val="21"/>
+          <w:szCs w:val="21"/>
+        </w:rPr>
+        <w:t>[</w:t>
+      </w:r>
+      <w:r>
+        <w:rPr>
+          <w:rFonts w:ascii="Consolas" w:eastAsia="Times New Roman" w:hAnsi="Consolas" w:cs="Times New Roman"/>
+          <w:color w:val="C9D1D9"/>
+          <w:sz w:val="21"/>
+          <w:szCs w:val="21"/>
+        </w:rPr>
+        <w:t>lot</w:t>
+      </w:r>
+      <w:r>
+        <w:rPr>
+          <w:rFonts w:ascii="Consolas" w:eastAsia="Times New Roman" w:hAnsi="Consolas" w:cs="Times New Roman"/>
+          <w:color w:val="BBBEBF"/>
+          <w:sz w:val="21"/>
+          <w:szCs w:val="21"/>
+        </w:rPr>
+        <w:t>][</w:t>
+      </w:r>
+      <w:r>
+        <w:rPr>
+          <w:rFonts w:ascii="Consolas" w:eastAsia="Times New Roman" w:hAnsi="Consolas" w:cs="Times New Roman"/>
+          <w:color w:val="A5D6FF"/>
+          <w:sz w:val="21"/>
+          <w:szCs w:val="21"/>
+        </w:rPr>
+        <w:t>"car"</w:t>
+      </w:r>
+      <w:r>
+        <w:rPr>
+          <w:rFonts w:ascii="Consolas" w:eastAsia="Times New Roman" w:hAnsi="Consolas" w:cs="Times New Roman"/>
+          <w:color w:val="BBBEBF"/>
+          <w:sz w:val="21"/>
+          <w:szCs w:val="21"/>
+        </w:rPr>
+        <w:t xml:space="preserve">] </w:t>
+      </w:r>
+      <w:r>
+        <w:rPr>
+          <w:rFonts w:ascii="Consolas" w:eastAsia="Times New Roman" w:hAnsi="Consolas" w:cs="Times New Roman"/>
+          <w:color w:val="D4D4D4"/>
+          <w:sz w:val="21"/>
+          <w:szCs w:val="21"/>
+        </w:rPr>
+        <w:t>=</w:t>
+      </w:r>
+      <w:r>
+        <w:rPr>
+          <w:rFonts w:ascii="Consolas" w:eastAsia="Times New Roman" w:hAnsi="Consolas" w:cs="Times New Roman"/>
+          <w:color w:val="BBBEBF"/>
+          <w:sz w:val="21"/>
+          <w:szCs w:val="21"/>
+        </w:rPr>
+        <w:t xml:space="preserve"> </w:t>
+      </w:r>
+      <w:r>
+        <w:rPr>
+          <w:rFonts w:ascii="Consolas" w:eastAsia="Times New Roman" w:hAnsi="Consolas" w:cs="Times New Roman"/>
+          <w:color w:val="569CD6"/>
+          <w:sz w:val="21"/>
+          <w:szCs w:val="21"/>
+        </w:rPr>
+        <w:t>None</w:t>
+      </w:r>
+    </w:p>
+    <w:p>
+      <w:pPr>
+        <w:shd w:val="clear" w:color="auto" w:fill="121314"/>
+        <w:spacing w:after="0" w:line="285" w:lineRule="atLeast"/>
+        <w:rPr>
+          <w:rFonts w:ascii="Consolas" w:eastAsia="Times New Roman" w:hAnsi="Consolas" w:cs="Times New Roman"/>
+          <w:color w:val="BBBEBF"/>
+          <w:sz w:val="21"/>
+          <w:szCs w:val="21"/>
+        </w:rPr>
+      </w:pPr>
+      <w:r>
+        <w:rPr>
+          <w:rFonts w:ascii="Consolas" w:eastAsia="Times New Roman" w:hAnsi="Consolas" w:cs="Times New Roman"/>
+          <w:color w:val="BBBEBF"/>
+          <w:sz w:val="21"/>
+          <w:szCs w:val="21"/>
+        </w:rPr>
+        <w:t xml:space="preserve">                </w:t>
+      </w:r>
+      <w:proofErr w:type="spellStart"/>
+      <w:r>
+        <w:rPr>
+          <w:rFonts w:ascii="Consolas" w:eastAsia="Times New Roman" w:hAnsi="Consolas" w:cs="Times New Roman"/>
+          <w:color w:val="D2A8FF"/>
+          <w:sz w:val="21"/>
+          <w:szCs w:val="21"/>
+        </w:rPr>
+        <w:t>save_parking</w:t>
+      </w:r>
+      <w:proofErr w:type="spellEnd"/>
+      <w:r>
+        <w:rPr>
+          <w:rFonts w:ascii="Consolas" w:eastAsia="Times New Roman" w:hAnsi="Consolas" w:cs="Times New Roman"/>
+          <w:color w:val="BBBEBF"/>
+          <w:sz w:val="21"/>
+          <w:szCs w:val="21"/>
+        </w:rPr>
+        <w:t>(</w:t>
+      </w:r>
+      <w:proofErr w:type="spellStart"/>
+      <w:r>
+        <w:rPr>
+          <w:rFonts w:ascii="Consolas" w:eastAsia="Times New Roman" w:hAnsi="Consolas" w:cs="Times New Roman"/>
+          <w:color w:val="C9D1D9"/>
+          <w:sz w:val="21"/>
+          <w:szCs w:val="21"/>
+        </w:rPr>
+        <w:t>empty_lots</w:t>
+      </w:r>
+      <w:proofErr w:type="spellEnd"/>
+      <w:r>
+        <w:rPr>
+          <w:rFonts w:ascii="Consolas" w:eastAsia="Times New Roman" w:hAnsi="Consolas" w:cs="Times New Roman"/>
+          <w:color w:val="BBBEBF"/>
+          <w:sz w:val="21"/>
+          <w:szCs w:val="21"/>
+        </w:rPr>
+        <w:t>)</w:t>
+      </w:r>
+    </w:p>
+    <w:p>
+      <w:pPr>
+        <w:shd w:val="clear" w:color="auto" w:fill="121314"/>
+        <w:spacing w:after="0" w:line="285" w:lineRule="atLeast"/>
+        <w:rPr>
+          <w:rFonts w:ascii="Consolas" w:eastAsia="Times New Roman" w:hAnsi="Consolas" w:cs="Times New Roman"/>
+          <w:color w:val="BBBEBF"/>
+          <w:sz w:val="21"/>
+          <w:szCs w:val="21"/>
+        </w:rPr>
+      </w:pPr>
+      <w:r>
+        <w:rPr>
+          <w:rFonts w:ascii="Consolas" w:eastAsia="Times New Roman" w:hAnsi="Consolas" w:cs="Times New Roman"/>
+          <w:color w:val="BBBEBF"/>
+          <w:sz w:val="21"/>
+          <w:szCs w:val="21"/>
+        </w:rPr>
+        <w:t xml:space="preserve">                </w:t>
+      </w:r>
+      <w:r>
+        <w:rPr>
+          <w:rFonts w:ascii="Consolas" w:eastAsia="Times New Roman" w:hAnsi="Consolas" w:cs="Times New Roman"/>
+          <w:color w:val="C586C0"/>
+          <w:sz w:val="21"/>
+          <w:szCs w:val="21"/>
+        </w:rPr>
+        <w:t>return</w:t>
+      </w:r>
+      <w:r>
+        <w:rPr>
+          <w:rFonts w:ascii="Consolas" w:eastAsia="Times New Roman" w:hAnsi="Consolas" w:cs="Times New Roman"/>
+          <w:color w:val="BBBEBF"/>
+          <w:sz w:val="21"/>
+          <w:szCs w:val="21"/>
+        </w:rPr>
+        <w:t xml:space="preserve"> </w:t>
+      </w:r>
+      <w:proofErr w:type="gramStart"/>
+      <w:r>
+        <w:rPr>
+          <w:rFonts w:ascii="Consolas" w:eastAsia="Times New Roman" w:hAnsi="Consolas" w:cs="Times New Roman"/>
+          <w:color w:val="D2A8FF"/>
+          <w:sz w:val="21"/>
+          <w:szCs w:val="21"/>
+        </w:rPr>
+        <w:t>redirect</w:t>
+      </w:r>
+      <w:r>
+        <w:rPr>
+          <w:rFonts w:ascii="Consolas" w:eastAsia="Times New Roman" w:hAnsi="Consolas" w:cs="Times New Roman"/>
+          <w:color w:val="BBBEBF"/>
+          <w:sz w:val="21"/>
+          <w:szCs w:val="21"/>
+        </w:rPr>
+        <w:t>(</w:t>
+      </w:r>
+      <w:proofErr w:type="spellStart"/>
+      <w:proofErr w:type="gramEnd"/>
+      <w:r>
+        <w:rPr>
+          <w:rFonts w:ascii="Consolas" w:eastAsia="Times New Roman" w:hAnsi="Consolas" w:cs="Times New Roman"/>
+          <w:color w:val="D2A8FF"/>
+          <w:sz w:val="21"/>
+          <w:szCs w:val="21"/>
+        </w:rPr>
+        <w:t>url_</w:t>
+      </w:r>
+      <w:proofErr w:type="gramStart"/>
+      <w:r>
+        <w:rPr>
+          <w:rFonts w:ascii="Consolas" w:eastAsia="Times New Roman" w:hAnsi="Consolas" w:cs="Times New Roman"/>
+          <w:color w:val="D2A8FF"/>
+          <w:sz w:val="21"/>
+          <w:szCs w:val="21"/>
+        </w:rPr>
+        <w:t>for</w:t>
+      </w:r>
+      <w:proofErr w:type="spellEnd"/>
+      <w:r>
+        <w:rPr>
+          <w:rFonts w:ascii="Consolas" w:eastAsia="Times New Roman" w:hAnsi="Consolas" w:cs="Times New Roman"/>
+          <w:color w:val="BBBEBF"/>
+          <w:sz w:val="21"/>
+          <w:szCs w:val="21"/>
+        </w:rPr>
+        <w:t>(</w:t>
+      </w:r>
+      <w:proofErr w:type="gramEnd"/>
+      <w:r>
+        <w:rPr>
+          <w:rFonts w:ascii="Consolas" w:eastAsia="Times New Roman" w:hAnsi="Consolas" w:cs="Times New Roman"/>
+          <w:color w:val="A5D6FF"/>
+          <w:sz w:val="21"/>
+          <w:szCs w:val="21"/>
+        </w:rPr>
+        <w:t>'index'</w:t>
+      </w:r>
+      <w:r>
+        <w:rPr>
+          <w:rFonts w:ascii="Consolas" w:eastAsia="Times New Roman" w:hAnsi="Consolas" w:cs="Times New Roman"/>
+          <w:color w:val="BBBEBF"/>
+          <w:sz w:val="21"/>
+          <w:szCs w:val="21"/>
+        </w:rPr>
+        <w:t xml:space="preserve">, </w:t>
+      </w:r>
+      <w:r>
+        <w:rPr>
+          <w:rFonts w:ascii="Consolas" w:eastAsia="Times New Roman" w:hAnsi="Consolas" w:cs="Times New Roman"/>
+          <w:color w:val="FFA657"/>
+          <w:sz w:val="21"/>
+          <w:szCs w:val="21"/>
+        </w:rPr>
+        <w:t>message</w:t>
+      </w:r>
+      <w:r>
+        <w:rPr>
+          <w:rFonts w:ascii="Consolas" w:eastAsia="Times New Roman" w:hAnsi="Consolas" w:cs="Times New Roman"/>
+          <w:color w:val="D4D4D4"/>
+          <w:sz w:val="21"/>
+          <w:szCs w:val="21"/>
+        </w:rPr>
+        <w:t>=</w:t>
+      </w:r>
+      <w:r>
+        <w:rPr>
+          <w:rFonts w:ascii="Consolas" w:eastAsia="Times New Roman" w:hAnsi="Consolas" w:cs="Times New Roman"/>
+          <w:color w:val="A5D6FF"/>
+          <w:sz w:val="21"/>
+          <w:szCs w:val="21"/>
+        </w:rPr>
+        <w:t>'Car removed successfully'</w:t>
+      </w:r>
+      <w:r>
+        <w:rPr>
+          <w:rFonts w:ascii="Consolas" w:eastAsia="Times New Roman" w:hAnsi="Consolas" w:cs="Times New Roman"/>
+          <w:color w:val="BBBEBF"/>
+          <w:sz w:val="21"/>
+          <w:szCs w:val="21"/>
+        </w:rPr>
+        <w:t>))</w:t>
+      </w:r>
+    </w:p>
+    <w:p>
+      <w:pPr>
+        <w:shd w:val="clear" w:color="auto" w:fill="121314"/>
+        <w:spacing w:after="0" w:line="285" w:lineRule="atLeast"/>
+        <w:rPr>
+          <w:rFonts w:ascii="Consolas" w:eastAsia="Times New Roman" w:hAnsi="Consolas" w:cs="Times New Roman"/>
+          <w:color w:val="BBBEBF"/>
+          <w:sz w:val="21"/>
+          <w:szCs w:val="21"/>
+        </w:rPr>
+      </w:pPr>
+      <w:r>
+        <w:rPr>
+          <w:rFonts w:ascii="Consolas" w:eastAsia="Times New Roman" w:hAnsi="Consolas" w:cs="Times New Roman"/>
+          <w:color w:val="BBBEBF"/>
+          <w:sz w:val="21"/>
+          <w:szCs w:val="21"/>
+        </w:rPr>
+        <w:lastRenderedPageBreak/>
+        <w:t xml:space="preserve">        </w:t>
+      </w:r>
+      <w:r>
+        <w:rPr>
+          <w:rFonts w:ascii="Consolas" w:eastAsia="Times New Roman" w:hAnsi="Consolas" w:cs="Times New Roman"/>
+          <w:color w:val="C586C0"/>
+          <w:sz w:val="21"/>
+          <w:szCs w:val="21"/>
+        </w:rPr>
+        <w:t>return</w:t>
+      </w:r>
+      <w:r>
+        <w:rPr>
+          <w:rFonts w:ascii="Consolas" w:eastAsia="Times New Roman" w:hAnsi="Consolas" w:cs="Times New Roman"/>
+          <w:color w:val="BBBEBF"/>
+          <w:sz w:val="21"/>
+          <w:szCs w:val="21"/>
+        </w:rPr>
+        <w:t xml:space="preserve"> </w:t>
+      </w:r>
+      <w:proofErr w:type="gramStart"/>
+      <w:r>
+        <w:rPr>
+          <w:rFonts w:ascii="Consolas" w:eastAsia="Times New Roman" w:hAnsi="Consolas" w:cs="Times New Roman"/>
+          <w:color w:val="D2A8FF"/>
+          <w:sz w:val="21"/>
+          <w:szCs w:val="21"/>
+        </w:rPr>
+        <w:t>redirect</w:t>
+      </w:r>
+      <w:r>
+        <w:rPr>
+          <w:rFonts w:ascii="Consolas" w:eastAsia="Times New Roman" w:hAnsi="Consolas" w:cs="Times New Roman"/>
+          <w:color w:val="BBBEBF"/>
+          <w:sz w:val="21"/>
+          <w:szCs w:val="21"/>
+        </w:rPr>
+        <w:t>(</w:t>
+      </w:r>
+      <w:proofErr w:type="spellStart"/>
+      <w:proofErr w:type="gramEnd"/>
+      <w:r>
+        <w:rPr>
+          <w:rFonts w:ascii="Consolas" w:eastAsia="Times New Roman" w:hAnsi="Consolas" w:cs="Times New Roman"/>
+          <w:color w:val="D2A8FF"/>
+          <w:sz w:val="21"/>
+          <w:szCs w:val="21"/>
+        </w:rPr>
+        <w:t>url_</w:t>
+      </w:r>
+      <w:proofErr w:type="gramStart"/>
+      <w:r>
+        <w:rPr>
+          <w:rFonts w:ascii="Consolas" w:eastAsia="Times New Roman" w:hAnsi="Consolas" w:cs="Times New Roman"/>
+          <w:color w:val="D2A8FF"/>
+          <w:sz w:val="21"/>
+          <w:szCs w:val="21"/>
+        </w:rPr>
+        <w:t>for</w:t>
+      </w:r>
+      <w:proofErr w:type="spellEnd"/>
+      <w:r>
+        <w:rPr>
+          <w:rFonts w:ascii="Consolas" w:eastAsia="Times New Roman" w:hAnsi="Consolas" w:cs="Times New Roman"/>
+          <w:color w:val="BBBEBF"/>
+          <w:sz w:val="21"/>
+          <w:szCs w:val="21"/>
+        </w:rPr>
+        <w:t>(</w:t>
+      </w:r>
+      <w:proofErr w:type="gramEnd"/>
+      <w:r>
+        <w:rPr>
+          <w:rFonts w:ascii="Consolas" w:eastAsia="Times New Roman" w:hAnsi="Consolas" w:cs="Times New Roman"/>
+          <w:color w:val="A5D6FF"/>
+          <w:sz w:val="21"/>
+          <w:szCs w:val="21"/>
+        </w:rPr>
+        <w:t>'remove'</w:t>
+      </w:r>
+      <w:r>
+        <w:rPr>
+          <w:rFonts w:ascii="Consolas" w:eastAsia="Times New Roman" w:hAnsi="Consolas" w:cs="Times New Roman"/>
+          <w:color w:val="BBBEBF"/>
+          <w:sz w:val="21"/>
+          <w:szCs w:val="21"/>
+        </w:rPr>
+        <w:t xml:space="preserve">, </w:t>
+      </w:r>
+      <w:r>
+        <w:rPr>
+          <w:rFonts w:ascii="Consolas" w:eastAsia="Times New Roman" w:hAnsi="Consolas" w:cs="Times New Roman"/>
+          <w:color w:val="FFA657"/>
+          <w:sz w:val="21"/>
+          <w:szCs w:val="21"/>
+        </w:rPr>
+        <w:t>error</w:t>
+      </w:r>
+      <w:r>
+        <w:rPr>
+          <w:rFonts w:ascii="Consolas" w:eastAsia="Times New Roman" w:hAnsi="Consolas" w:cs="Times New Roman"/>
+          <w:color w:val="D4D4D4"/>
+          <w:sz w:val="21"/>
+          <w:szCs w:val="21"/>
+        </w:rPr>
+        <w:t>=</w:t>
+      </w:r>
+      <w:r>
+        <w:rPr>
+          <w:rFonts w:ascii="Consolas" w:eastAsia="Times New Roman" w:hAnsi="Consolas" w:cs="Times New Roman"/>
+          <w:color w:val="A5D6FF"/>
+          <w:sz w:val="21"/>
+          <w:szCs w:val="21"/>
+        </w:rPr>
+        <w:t>'Car not found'</w:t>
+      </w:r>
+      <w:r>
+        <w:rPr>
+          <w:rFonts w:ascii="Consolas" w:eastAsia="Times New Roman" w:hAnsi="Consolas" w:cs="Times New Roman"/>
+          <w:color w:val="BBBEBF"/>
+          <w:sz w:val="21"/>
+          <w:szCs w:val="21"/>
+        </w:rPr>
+        <w:t>))</w:t>
+      </w:r>
+    </w:p>
+    <w:p>
+      <w:pPr>
+        <w:shd w:val="clear" w:color="auto" w:fill="121314"/>
+        <w:spacing w:after="0" w:line="285" w:lineRule="atLeast"/>
+        <w:rPr>
+          <w:rFonts w:ascii="Consolas" w:eastAsia="Times New Roman" w:hAnsi="Consolas" w:cs="Times New Roman"/>
+          <w:color w:val="BBBEBF"/>
+          <w:sz w:val="21"/>
+          <w:szCs w:val="21"/>
+        </w:rPr>
+      </w:pPr>
+      <w:r>
+        <w:rPr>
+          <w:rFonts w:ascii="Consolas" w:eastAsia="Times New Roman" w:hAnsi="Consolas" w:cs="Times New Roman"/>
+          <w:color w:val="BBBEBF"/>
+          <w:sz w:val="21"/>
+          <w:szCs w:val="21"/>
+        </w:rPr>
+        <w:t xml:space="preserve">    </w:t>
+      </w:r>
+      <w:r>
+        <w:rPr>
+          <w:rFonts w:ascii="Consolas" w:eastAsia="Times New Roman" w:hAnsi="Consolas" w:cs="Times New Roman"/>
+          <w:color w:val="C9D1D9"/>
+          <w:sz w:val="21"/>
+          <w:szCs w:val="21"/>
+        </w:rPr>
+        <w:t>error</w:t>
+      </w:r>
+      <w:r>
+        <w:rPr>
+          <w:rFonts w:ascii="Consolas" w:eastAsia="Times New Roman" w:hAnsi="Consolas" w:cs="Times New Roman"/>
+          <w:color w:val="BBBEBF"/>
+          <w:sz w:val="21"/>
+          <w:szCs w:val="21"/>
+        </w:rPr>
+        <w:t xml:space="preserve"> </w:t>
+      </w:r>
+      <w:r>
+        <w:rPr>
+          <w:rFonts w:ascii="Consolas" w:eastAsia="Times New Roman" w:hAnsi="Consolas" w:cs="Times New Roman"/>
+          <w:color w:val="D4D4D4"/>
+          <w:sz w:val="21"/>
+          <w:szCs w:val="21"/>
+        </w:rPr>
+        <w:t>=</w:t>
+      </w:r>
+      <w:r>
+        <w:rPr>
+          <w:rFonts w:ascii="Consolas" w:eastAsia="Times New Roman" w:hAnsi="Consolas" w:cs="Times New Roman"/>
+          <w:color w:val="BBBEBF"/>
+          <w:sz w:val="21"/>
+          <w:szCs w:val="21"/>
+        </w:rPr>
+        <w:t xml:space="preserve"> </w:t>
+      </w:r>
+      <w:proofErr w:type="spellStart"/>
+      <w:r>
+        <w:rPr>
+          <w:rFonts w:ascii="Consolas" w:eastAsia="Times New Roman" w:hAnsi="Consolas" w:cs="Times New Roman"/>
+          <w:color w:val="C9D1D9"/>
+          <w:sz w:val="21"/>
+          <w:szCs w:val="21"/>
+        </w:rPr>
+        <w:t>request</w:t>
+      </w:r>
+      <w:r>
+        <w:rPr>
+          <w:rFonts w:ascii="Consolas" w:eastAsia="Times New Roman" w:hAnsi="Consolas" w:cs="Times New Roman"/>
+          <w:color w:val="BBBEBF"/>
+          <w:sz w:val="21"/>
+          <w:szCs w:val="21"/>
+        </w:rPr>
+        <w:t>.</w:t>
+      </w:r>
+      <w:r>
+        <w:rPr>
+          <w:rFonts w:ascii="Consolas" w:eastAsia="Times New Roman" w:hAnsi="Consolas" w:cs="Times New Roman"/>
+          <w:color w:val="C9D1D9"/>
+          <w:sz w:val="21"/>
+          <w:szCs w:val="21"/>
+        </w:rPr>
+        <w:t>args</w:t>
+      </w:r>
+      <w:r>
+        <w:rPr>
+          <w:rFonts w:ascii="Consolas" w:eastAsia="Times New Roman" w:hAnsi="Consolas" w:cs="Times New Roman"/>
+          <w:color w:val="BBBEBF"/>
+          <w:sz w:val="21"/>
+          <w:szCs w:val="21"/>
+        </w:rPr>
+        <w:t>.</w:t>
+      </w:r>
+      <w:r>
+        <w:rPr>
+          <w:rFonts w:ascii="Consolas" w:eastAsia="Times New Roman" w:hAnsi="Consolas" w:cs="Times New Roman"/>
+          <w:color w:val="D2A8FF"/>
+          <w:sz w:val="21"/>
+          <w:szCs w:val="21"/>
+        </w:rPr>
+        <w:t>get</w:t>
+      </w:r>
+      <w:proofErr w:type="spellEnd"/>
+      <w:r>
+        <w:rPr>
+          <w:rFonts w:ascii="Consolas" w:eastAsia="Times New Roman" w:hAnsi="Consolas" w:cs="Times New Roman"/>
+          <w:color w:val="BBBEBF"/>
+          <w:sz w:val="21"/>
+          <w:szCs w:val="21"/>
+        </w:rPr>
+        <w:t>(</w:t>
+      </w:r>
+      <w:r>
+        <w:rPr>
+          <w:rFonts w:ascii="Consolas" w:eastAsia="Times New Roman" w:hAnsi="Consolas" w:cs="Times New Roman"/>
+          <w:color w:val="A5D6FF"/>
+          <w:sz w:val="21"/>
+          <w:szCs w:val="21"/>
+        </w:rPr>
+        <w:t>'error'</w:t>
+      </w:r>
+      <w:r>
+        <w:rPr>
+          <w:rFonts w:ascii="Consolas" w:eastAsia="Times New Roman" w:hAnsi="Consolas" w:cs="Times New Roman"/>
+          <w:color w:val="BBBEBF"/>
+          <w:sz w:val="21"/>
+          <w:szCs w:val="21"/>
+        </w:rPr>
+        <w:t>)</w:t>
+      </w:r>
+    </w:p>
+    <w:p>
+      <w:pPr>
+        <w:shd w:val="clear" w:color="auto" w:fill="121314"/>
+        <w:spacing w:after="0" w:line="285" w:lineRule="atLeast"/>
+        <w:rPr>
+          <w:rFonts w:ascii="Consolas" w:eastAsia="Times New Roman" w:hAnsi="Consolas" w:cs="Times New Roman"/>
+          <w:color w:val="BBBEBF"/>
+          <w:sz w:val="21"/>
+          <w:szCs w:val="21"/>
+        </w:rPr>
+      </w:pPr>
+      <w:r>
+        <w:rPr>
+          <w:rFonts w:ascii="Consolas" w:eastAsia="Times New Roman" w:hAnsi="Consolas" w:cs="Times New Roman"/>
+          <w:color w:val="BBBEBF"/>
+          <w:sz w:val="21"/>
+          <w:szCs w:val="21"/>
+        </w:rPr>
+        <w:t xml:space="preserve">    </w:t>
+      </w:r>
+      <w:r>
+        <w:rPr>
+          <w:rFonts w:ascii="Consolas" w:eastAsia="Times New Roman" w:hAnsi="Consolas" w:cs="Times New Roman"/>
+          <w:color w:val="C586C0"/>
+          <w:sz w:val="21"/>
+          <w:szCs w:val="21"/>
+        </w:rPr>
+        <w:t>return</w:t>
+      </w:r>
+      <w:r>
+        <w:rPr>
+          <w:rFonts w:ascii="Consolas" w:eastAsia="Times New Roman" w:hAnsi="Consolas" w:cs="Times New Roman"/>
+          <w:color w:val="BBBEBF"/>
+          <w:sz w:val="21"/>
+          <w:szCs w:val="21"/>
+        </w:rPr>
+        <w:t xml:space="preserve"> </w:t>
+      </w:r>
+      <w:proofErr w:type="spellStart"/>
+      <w:r>
+        <w:rPr>
+          <w:rFonts w:ascii="Consolas" w:eastAsia="Times New Roman" w:hAnsi="Consolas" w:cs="Times New Roman"/>
+          <w:color w:val="D2A8FF"/>
+          <w:sz w:val="21"/>
+          <w:szCs w:val="21"/>
+        </w:rPr>
+        <w:t>render_</w:t>
+      </w:r>
+      <w:proofErr w:type="gramStart"/>
+      <w:r>
+        <w:rPr>
+          <w:rFonts w:ascii="Consolas" w:eastAsia="Times New Roman" w:hAnsi="Consolas" w:cs="Times New Roman"/>
+          <w:color w:val="D2A8FF"/>
+          <w:sz w:val="21"/>
+          <w:szCs w:val="21"/>
+        </w:rPr>
+        <w:t>template</w:t>
+      </w:r>
+      <w:proofErr w:type="spellEnd"/>
+      <w:r>
+        <w:rPr>
+          <w:rFonts w:ascii="Consolas" w:eastAsia="Times New Roman" w:hAnsi="Consolas" w:cs="Times New Roman"/>
+          <w:color w:val="BBBEBF"/>
+          <w:sz w:val="21"/>
+          <w:szCs w:val="21"/>
+        </w:rPr>
+        <w:t>(</w:t>
+      </w:r>
+      <w:proofErr w:type="gramEnd"/>
+      <w:r>
+        <w:rPr>
+          <w:rFonts w:ascii="Consolas" w:eastAsia="Times New Roman" w:hAnsi="Consolas" w:cs="Times New Roman"/>
+          <w:color w:val="A5D6FF"/>
+          <w:sz w:val="21"/>
+          <w:szCs w:val="21"/>
+        </w:rPr>
+        <w:t>'remove.html'</w:t>
+      </w:r>
+      <w:r>
+        <w:rPr>
+          <w:rFonts w:ascii="Consolas" w:eastAsia="Times New Roman" w:hAnsi="Consolas" w:cs="Times New Roman"/>
+          <w:color w:val="BBBEBF"/>
+          <w:sz w:val="21"/>
+          <w:szCs w:val="21"/>
+        </w:rPr>
+        <w:t xml:space="preserve">, </w:t>
+      </w:r>
+      <w:r>
+        <w:rPr>
+          <w:rFonts w:ascii="Consolas" w:eastAsia="Times New Roman" w:hAnsi="Consolas" w:cs="Times New Roman"/>
+          <w:color w:val="FFA657"/>
+          <w:sz w:val="21"/>
+          <w:szCs w:val="21"/>
+        </w:rPr>
+        <w:t>error</w:t>
+      </w:r>
+      <w:r>
+        <w:rPr>
+          <w:rFonts w:ascii="Consolas" w:eastAsia="Times New Roman" w:hAnsi="Consolas" w:cs="Times New Roman"/>
+          <w:color w:val="D4D4D4"/>
+          <w:sz w:val="21"/>
+          <w:szCs w:val="21"/>
+        </w:rPr>
+        <w:t>=</w:t>
+      </w:r>
+      <w:r>
+        <w:rPr>
+          <w:rFonts w:ascii="Consolas" w:eastAsia="Times New Roman" w:hAnsi="Consolas" w:cs="Times New Roman"/>
+          <w:color w:val="C9D1D9"/>
+          <w:sz w:val="21"/>
+          <w:szCs w:val="21"/>
+        </w:rPr>
+        <w:t>error</w:t>
+      </w:r>
+      <w:r>
+        <w:rPr>
+          <w:rFonts w:ascii="Consolas" w:eastAsia="Times New Roman" w:hAnsi="Consolas" w:cs="Times New Roman"/>
+          <w:color w:val="BBBEBF"/>
+          <w:sz w:val="21"/>
+          <w:szCs w:val="21"/>
+        </w:rPr>
+        <w:t>)</w:t>
+      </w:r>
+    </w:p>
+    <w:p>
+      <w:pPr>
+        <w:shd w:val="clear" w:color="auto" w:fill="121314"/>
+        <w:spacing w:after="0" w:line="285" w:lineRule="atLeast"/>
+        <w:rPr>
+          <w:rFonts w:ascii="Consolas" w:eastAsia="Times New Roman" w:hAnsi="Consolas" w:cs="Times New Roman"/>
+          <w:color w:val="BBBEBF"/>
+          <w:sz w:val="21"/>
+          <w:szCs w:val="21"/>
+        </w:rPr>
+      </w:pPr>
+    </w:p>
+    <w:p/>
+    <w:p>
+      <w:pPr>
+        <w:keepNext/>
+      </w:pPr>
+      <w:r>
+        <w:drawing>
+          <wp:inline distT="0" distB="0" distL="0" distR="0" wp14:anchorId="19E361C1" wp14:editId="4F3548B0">
+            <wp:extent cx="5486400" cy="2815590"/>
+            <wp:effectExtent l="0" t="0" r="0" b="3810"/>
+            <wp:docPr id="252467573" name="Picture 1"/>
+            <wp:cNvGraphicFramePr>
+              <a:graphicFrameLocks xmlns:a="http://schemas.openxmlformats.org/drawingml/2006/main" noChangeAspect="1"/>
+            </wp:cNvGraphicFramePr>
+            <a:graphic xmlns:a="http://schemas.openxmlformats.org/drawingml/2006/main">
+              <a:graphicData uri="http://schemas.openxmlformats.org/drawingml/2006/picture">
+                <pic:pic xmlns:pic="http://schemas.openxmlformats.org/drawingml/2006/picture">
+                  <pic:nvPicPr>
+                    <pic:cNvPr id="252467573" name=""/>
+                    <pic:cNvPicPr/>
+                  </pic:nvPicPr>
+                  <pic:blipFill>
+                    <a:blip r:embed="rId10"/>
+                    <a:stretch>
+                      <a:fillRect/>
+                    </a:stretch>
+                  </pic:blipFill>
+                  <pic:spPr>
+                    <a:xfrm>
+                      <a:off x="0" y="0"/>
+                      <a:ext cx="5486400" cy="2815590"/>
+                    </a:xfrm>
+                    <a:prstGeom prst="rect">
+                      <a:avLst/>
+                    </a:prstGeom>
+                  </pic:spPr>
+                </pic:pic>
+              </a:graphicData>
+            </a:graphic>
+          </wp:inline>
+        </w:drawing>
+      </w:r>
+    </w:p>
+    <w:p>
+      <w:pPr>
+        <w:pStyle w:val="Caption"/>
+        <w:jc w:val="center"/>
+      </w:pPr>
+      <w:r>
+        <w:t xml:space="preserve">Figure </w:t>
+      </w:r>
+      <w:fldSimple w:instr=" SEQ Figure \* ARABIC ">
+        <w:r>
+          <w:rPr>
+            <w:noProof/>
+          </w:rPr>
+          <w:t>4</w:t>
+        </w:r>
+      </w:fldSimple>
+      <w:r>
+        <w:t xml:space="preserve"> Visualizing Current Status</w:t>
+      </w:r>
+    </w:p>
+    <w:p>
+      <w:pPr>
+        <w:rPr>
+          <w:b/>
+          <w:bCs/>
+        </w:rPr>
+      </w:pPr>
+      <w:r>
+        <w:rPr>
+          <w:b/>
+          <w:bCs/>
+        </w:rPr>
+        <w:t>The Function</w:t>
+      </w:r>
+    </w:p>
+    <w:p>
+      <w:pPr>
+        <w:shd w:val="clear" w:color="auto" w:fill="121314"/>
+        <w:spacing w:after="0" w:line="285" w:lineRule="atLeast"/>
+        <w:rPr>
+          <w:rFonts w:ascii="Consolas" w:eastAsia="Times New Roman" w:hAnsi="Consolas" w:cs="Times New Roman"/>
+          <w:color w:val="BBBEBF"/>
+          <w:sz w:val="21"/>
+          <w:szCs w:val="21"/>
+        </w:rPr>
+      </w:pPr>
+      <w:r>
+        <w:rPr>
+          <w:rFonts w:ascii="Consolas" w:eastAsia="Times New Roman" w:hAnsi="Consolas" w:cs="Times New Roman"/>
+          <w:color w:val="D2A8FF"/>
+          <w:sz w:val="21"/>
+          <w:szCs w:val="21"/>
+        </w:rPr>
+        <w:t>@</w:t>
+      </w:r>
+      <w:proofErr w:type="gramStart"/>
+      <w:r>
+        <w:rPr>
+          <w:rFonts w:ascii="Consolas" w:eastAsia="Times New Roman" w:hAnsi="Consolas" w:cs="Times New Roman"/>
+          <w:color w:val="C9D1D9"/>
+          <w:sz w:val="21"/>
+          <w:szCs w:val="21"/>
+        </w:rPr>
+        <w:t>app</w:t>
+      </w:r>
+      <w:r>
+        <w:rPr>
+          <w:rFonts w:ascii="Consolas" w:eastAsia="Times New Roman" w:hAnsi="Consolas" w:cs="Times New Roman"/>
+          <w:color w:val="D2A8FF"/>
+          <w:sz w:val="21"/>
+          <w:szCs w:val="21"/>
+        </w:rPr>
+        <w:t>.route</w:t>
+      </w:r>
+      <w:proofErr w:type="gramEnd"/>
+      <w:r>
+        <w:rPr>
+          <w:rFonts w:ascii="Consolas" w:eastAsia="Times New Roman" w:hAnsi="Consolas" w:cs="Times New Roman"/>
+          <w:color w:val="BBBEBF"/>
+          <w:sz w:val="21"/>
+          <w:szCs w:val="21"/>
+        </w:rPr>
+        <w:t>(</w:t>
+      </w:r>
+      <w:r>
+        <w:rPr>
+          <w:rFonts w:ascii="Consolas" w:eastAsia="Times New Roman" w:hAnsi="Consolas" w:cs="Times New Roman"/>
+          <w:color w:val="A5D6FF"/>
+          <w:sz w:val="21"/>
+          <w:szCs w:val="21"/>
+        </w:rPr>
+        <w:t>'/view'</w:t>
+      </w:r>
+      <w:r>
+        <w:rPr>
+          <w:rFonts w:ascii="Consolas" w:eastAsia="Times New Roman" w:hAnsi="Consolas" w:cs="Times New Roman"/>
+          <w:color w:val="BBBEBF"/>
+          <w:sz w:val="21"/>
+          <w:szCs w:val="21"/>
+        </w:rPr>
+        <w:t>)</w:t>
+      </w:r>
+    </w:p>
+    <w:p>
+      <w:pPr>
+        <w:shd w:val="clear" w:color="auto" w:fill="121314"/>
+        <w:spacing w:after="0" w:line="285" w:lineRule="atLeast"/>
+        <w:rPr>
+          <w:rFonts w:ascii="Consolas" w:eastAsia="Times New Roman" w:hAnsi="Consolas" w:cs="Times New Roman"/>
+          <w:color w:val="BBBEBF"/>
+          <w:sz w:val="21"/>
+          <w:szCs w:val="21"/>
+        </w:rPr>
+      </w:pPr>
+      <w:r>
+        <w:rPr>
+          <w:rFonts w:ascii="Consolas" w:eastAsia="Times New Roman" w:hAnsi="Consolas" w:cs="Times New Roman"/>
+          <w:color w:val="FF7B72"/>
+          <w:sz w:val="21"/>
+          <w:szCs w:val="21"/>
+        </w:rPr>
+        <w:t>def</w:t>
+      </w:r>
+      <w:r>
+        <w:rPr>
+          <w:rFonts w:ascii="Consolas" w:eastAsia="Times New Roman" w:hAnsi="Consolas" w:cs="Times New Roman"/>
+          <w:color w:val="BBBEBF"/>
+          <w:sz w:val="21"/>
+          <w:szCs w:val="21"/>
+        </w:rPr>
+        <w:t xml:space="preserve"> </w:t>
+      </w:r>
+      <w:proofErr w:type="gramStart"/>
+      <w:r>
+        <w:rPr>
+          <w:rFonts w:ascii="Consolas" w:eastAsia="Times New Roman" w:hAnsi="Consolas" w:cs="Times New Roman"/>
+          <w:color w:val="D2A8FF"/>
+          <w:sz w:val="21"/>
+          <w:szCs w:val="21"/>
+        </w:rPr>
+        <w:t>view</w:t>
+      </w:r>
+      <w:r>
+        <w:rPr>
+          <w:rFonts w:ascii="Consolas" w:eastAsia="Times New Roman" w:hAnsi="Consolas" w:cs="Times New Roman"/>
+          <w:color w:val="BBBEBF"/>
+          <w:sz w:val="21"/>
+          <w:szCs w:val="21"/>
+        </w:rPr>
+        <w:t>(</w:t>
+      </w:r>
+      <w:proofErr w:type="gramEnd"/>
+      <w:r>
+        <w:rPr>
+          <w:rFonts w:ascii="Consolas" w:eastAsia="Times New Roman" w:hAnsi="Consolas" w:cs="Times New Roman"/>
+          <w:color w:val="BBBEBF"/>
+          <w:sz w:val="21"/>
+          <w:szCs w:val="21"/>
+        </w:rPr>
+        <w:t>):</w:t>
+      </w:r>
+    </w:p>
+    <w:p>
+      <w:pPr>
+        <w:shd w:val="clear" w:color="auto" w:fill="121314"/>
+        <w:spacing w:after="0" w:line="285" w:lineRule="atLeast"/>
+        <w:rPr>
+          <w:rFonts w:ascii="Consolas" w:eastAsia="Times New Roman" w:hAnsi="Consolas" w:cs="Times New Roman"/>
+          <w:color w:val="BBBEBF"/>
+          <w:sz w:val="21"/>
+          <w:szCs w:val="21"/>
+        </w:rPr>
+      </w:pPr>
+      <w:r>
+        <w:rPr>
+          <w:rFonts w:ascii="Consolas" w:eastAsia="Times New Roman" w:hAnsi="Consolas" w:cs="Times New Roman"/>
+          <w:color w:val="BBBEBF"/>
+          <w:sz w:val="21"/>
+          <w:szCs w:val="21"/>
+        </w:rPr>
+        <w:t xml:space="preserve">    </w:t>
+      </w:r>
+      <w:proofErr w:type="spellStart"/>
+      <w:r>
+        <w:rPr>
+          <w:rFonts w:ascii="Consolas" w:eastAsia="Times New Roman" w:hAnsi="Consolas" w:cs="Times New Roman"/>
+          <w:color w:val="C9D1D9"/>
+          <w:sz w:val="21"/>
+          <w:szCs w:val="21"/>
+        </w:rPr>
+        <w:t>empty_lots</w:t>
+      </w:r>
+      <w:proofErr w:type="spellEnd"/>
+      <w:r>
+        <w:rPr>
+          <w:rFonts w:ascii="Consolas" w:eastAsia="Times New Roman" w:hAnsi="Consolas" w:cs="Times New Roman"/>
+          <w:color w:val="BBBEBF"/>
+          <w:sz w:val="21"/>
+          <w:szCs w:val="21"/>
+        </w:rPr>
+        <w:t xml:space="preserve"> </w:t>
+      </w:r>
+      <w:r>
+        <w:rPr>
+          <w:rFonts w:ascii="Consolas" w:eastAsia="Times New Roman" w:hAnsi="Consolas" w:cs="Times New Roman"/>
+          <w:color w:val="D4D4D4"/>
+          <w:sz w:val="21"/>
+          <w:szCs w:val="21"/>
+        </w:rPr>
+        <w:t>=</w:t>
+      </w:r>
+      <w:r>
+        <w:rPr>
+          <w:rFonts w:ascii="Consolas" w:eastAsia="Times New Roman" w:hAnsi="Consolas" w:cs="Times New Roman"/>
+          <w:color w:val="BBBEBF"/>
+          <w:sz w:val="21"/>
+          <w:szCs w:val="21"/>
+        </w:rPr>
+        <w:t xml:space="preserve"> </w:t>
+      </w:r>
+      <w:proofErr w:type="spellStart"/>
+      <w:r>
+        <w:rPr>
+          <w:rFonts w:ascii="Consolas" w:eastAsia="Times New Roman" w:hAnsi="Consolas" w:cs="Times New Roman"/>
+          <w:color w:val="D2A8FF"/>
+          <w:sz w:val="21"/>
+          <w:szCs w:val="21"/>
+        </w:rPr>
+        <w:t>load_</w:t>
+      </w:r>
+      <w:proofErr w:type="gramStart"/>
+      <w:r>
+        <w:rPr>
+          <w:rFonts w:ascii="Consolas" w:eastAsia="Times New Roman" w:hAnsi="Consolas" w:cs="Times New Roman"/>
+          <w:color w:val="D2A8FF"/>
+          <w:sz w:val="21"/>
+          <w:szCs w:val="21"/>
+        </w:rPr>
+        <w:t>parking</w:t>
+      </w:r>
+      <w:proofErr w:type="spellEnd"/>
+      <w:r>
+        <w:rPr>
+          <w:rFonts w:ascii="Consolas" w:eastAsia="Times New Roman" w:hAnsi="Consolas" w:cs="Times New Roman"/>
+          <w:color w:val="BBBEBF"/>
+          <w:sz w:val="21"/>
+          <w:szCs w:val="21"/>
+        </w:rPr>
+        <w:t>(</w:t>
+      </w:r>
+      <w:proofErr w:type="gramEnd"/>
+      <w:r>
+        <w:rPr>
+          <w:rFonts w:ascii="Consolas" w:eastAsia="Times New Roman" w:hAnsi="Consolas" w:cs="Times New Roman"/>
+          <w:color w:val="BBBEBF"/>
+          <w:sz w:val="21"/>
+          <w:szCs w:val="21"/>
+        </w:rPr>
+        <w:t>)</w:t>
+      </w:r>
+    </w:p>
+    <w:p>
+      <w:pPr>
+        <w:shd w:val="clear" w:color="auto" w:fill="121314"/>
+        <w:spacing w:after="0" w:line="285" w:lineRule="atLeast"/>
+        <w:rPr>
+          <w:rFonts w:ascii="Consolas" w:eastAsia="Times New Roman" w:hAnsi="Consolas" w:cs="Times New Roman"/>
+          <w:color w:val="BBBEBF"/>
+          <w:sz w:val="21"/>
+          <w:szCs w:val="21"/>
+        </w:rPr>
+      </w:pPr>
+      <w:r>
+        <w:rPr>
+          <w:rFonts w:ascii="Consolas" w:eastAsia="Times New Roman" w:hAnsi="Consolas" w:cs="Times New Roman"/>
+          <w:color w:val="BBBEBF"/>
+          <w:sz w:val="21"/>
+          <w:szCs w:val="21"/>
+        </w:rPr>
+        <w:t xml:space="preserve">    </w:t>
+      </w:r>
+      <w:r>
+        <w:rPr>
+          <w:rFonts w:ascii="Consolas" w:eastAsia="Times New Roman" w:hAnsi="Consolas" w:cs="Times New Roman"/>
+          <w:color w:val="C586C0"/>
+          <w:sz w:val="21"/>
+          <w:szCs w:val="21"/>
+        </w:rPr>
+        <w:t>return</w:t>
+      </w:r>
+      <w:r>
+        <w:rPr>
+          <w:rFonts w:ascii="Consolas" w:eastAsia="Times New Roman" w:hAnsi="Consolas" w:cs="Times New Roman"/>
+          <w:color w:val="BBBEBF"/>
+          <w:sz w:val="21"/>
+          <w:szCs w:val="21"/>
+        </w:rPr>
+        <w:t xml:space="preserve"> </w:t>
+      </w:r>
+      <w:proofErr w:type="spellStart"/>
+      <w:r>
+        <w:rPr>
+          <w:rFonts w:ascii="Consolas" w:eastAsia="Times New Roman" w:hAnsi="Consolas" w:cs="Times New Roman"/>
+          <w:color w:val="D2A8FF"/>
+          <w:sz w:val="21"/>
+          <w:szCs w:val="21"/>
+        </w:rPr>
+        <w:t>render_</w:t>
+      </w:r>
+      <w:proofErr w:type="gramStart"/>
+      <w:r>
+        <w:rPr>
+          <w:rFonts w:ascii="Consolas" w:eastAsia="Times New Roman" w:hAnsi="Consolas" w:cs="Times New Roman"/>
+          <w:color w:val="D2A8FF"/>
+          <w:sz w:val="21"/>
+          <w:szCs w:val="21"/>
+        </w:rPr>
+        <w:t>template</w:t>
+      </w:r>
+      <w:proofErr w:type="spellEnd"/>
+      <w:r>
+        <w:rPr>
+          <w:rFonts w:ascii="Consolas" w:eastAsia="Times New Roman" w:hAnsi="Consolas" w:cs="Times New Roman"/>
+          <w:color w:val="BBBEBF"/>
+          <w:sz w:val="21"/>
+          <w:szCs w:val="21"/>
+        </w:rPr>
+        <w:t>(</w:t>
+      </w:r>
+      <w:proofErr w:type="gramEnd"/>
+      <w:r>
+        <w:rPr>
+          <w:rFonts w:ascii="Consolas" w:eastAsia="Times New Roman" w:hAnsi="Consolas" w:cs="Times New Roman"/>
+          <w:color w:val="A5D6FF"/>
+          <w:sz w:val="21"/>
+          <w:szCs w:val="21"/>
+        </w:rPr>
+        <w:t>'view.html'</w:t>
+      </w:r>
+      <w:r>
+        <w:rPr>
+          <w:rFonts w:ascii="Consolas" w:eastAsia="Times New Roman" w:hAnsi="Consolas" w:cs="Times New Roman"/>
+          <w:color w:val="BBBEBF"/>
+          <w:sz w:val="21"/>
+          <w:szCs w:val="21"/>
+        </w:rPr>
+        <w:t xml:space="preserve">, </w:t>
+      </w:r>
+      <w:r>
+        <w:rPr>
+          <w:rFonts w:ascii="Consolas" w:eastAsia="Times New Roman" w:hAnsi="Consolas" w:cs="Times New Roman"/>
+          <w:color w:val="FFA657"/>
+          <w:sz w:val="21"/>
+          <w:szCs w:val="21"/>
+        </w:rPr>
+        <w:t>lots</w:t>
+      </w:r>
+      <w:r>
+        <w:rPr>
+          <w:rFonts w:ascii="Consolas" w:eastAsia="Times New Roman" w:hAnsi="Consolas" w:cs="Times New Roman"/>
+          <w:color w:val="D4D4D4"/>
+          <w:sz w:val="21"/>
+          <w:szCs w:val="21"/>
+        </w:rPr>
+        <w:t>=</w:t>
+      </w:r>
+      <w:proofErr w:type="spellStart"/>
+      <w:r>
+        <w:rPr>
+          <w:rFonts w:ascii="Consolas" w:eastAsia="Times New Roman" w:hAnsi="Consolas" w:cs="Times New Roman"/>
+          <w:color w:val="C9D1D9"/>
+          <w:sz w:val="21"/>
+          <w:szCs w:val="21"/>
+        </w:rPr>
+        <w:t>empty_lots</w:t>
+      </w:r>
+      <w:proofErr w:type="spellEnd"/>
+      <w:r>
+        <w:rPr>
+          <w:rFonts w:ascii="Consolas" w:eastAsia="Times New Roman" w:hAnsi="Consolas" w:cs="Times New Roman"/>
+          <w:color w:val="BBBEBF"/>
+          <w:sz w:val="21"/>
+          <w:szCs w:val="21"/>
+        </w:rPr>
+        <w:t>)</w:t>
+      </w:r>
+    </w:p>
+    <w:p/>
+    <w:p>
+      <w:pPr>
+        <w:keepNext/>
+      </w:pPr>
+      <w:r>
+        <w:lastRenderedPageBreak/>
+        <w:drawing>
+          <wp:inline distT="0" distB="0" distL="0" distR="0" wp14:anchorId="6DAC396A" wp14:editId="5BD10C71">
+            <wp:extent cx="5486400" cy="2767330"/>
+            <wp:effectExtent l="0" t="0" r="0" b="0"/>
+            <wp:docPr id="1134513911" name="Picture 1"/>
+            <wp:cNvGraphicFramePr>
+              <a:graphicFrameLocks xmlns:a="http://schemas.openxmlformats.org/drawingml/2006/main" noChangeAspect="1"/>
+            </wp:cNvGraphicFramePr>
+            <a:graphic xmlns:a="http://schemas.openxmlformats.org/drawingml/2006/main">
+              <a:graphicData uri="http://schemas.openxmlformats.org/drawingml/2006/picture">
+                <pic:pic xmlns:pic="http://schemas.openxmlformats.org/drawingml/2006/picture">
+                  <pic:nvPicPr>
+                    <pic:cNvPr id="1134513911" name=""/>
+                    <pic:cNvPicPr/>
+                  </pic:nvPicPr>
+                  <pic:blipFill>
+                    <a:blip r:embed="rId11"/>
+                    <a:stretch>
+                      <a:fillRect/>
+                    </a:stretch>
+                  </pic:blipFill>
+                  <pic:spPr>
+                    <a:xfrm>
+                      <a:off x="0" y="0"/>
+                      <a:ext cx="5486400" cy="2767330"/>
+                    </a:xfrm>
+                    <a:prstGeom prst="rect">
+                      <a:avLst/>
+                    </a:prstGeom>
+                  </pic:spPr>
+                </pic:pic>
+              </a:graphicData>
+            </a:graphic>
+          </wp:inline>
+        </w:drawing>
+      </w:r>
+    </w:p>
+    <w:p>
+      <w:pPr>
+        <w:pStyle w:val="Caption"/>
+        <w:jc w:val="center"/>
+      </w:pPr>
+      <w:r>
+        <w:t xml:space="preserve">Figure </w:t>
+      </w:r>
+      <w:fldSimple w:instr=" SEQ Figure \* ARABIC ">
+        <w:r>
+          <w:rPr>
+            <w:noProof/>
+          </w:rPr>
+          <w:t>5</w:t>
+        </w:r>
+      </w:fldSimple>
+      <w:r>
+        <w:t>: Fee Calculation</w:t>
+      </w:r>
+    </w:p>
+    <w:p/>
+    <w:p>
+      <w:pPr>
+        <w:rPr>
+          <w:b/>
+          <w:bCs/>
+        </w:rPr>
+      </w:pPr>
+      <w:r>
+        <w:rPr>
+          <w:b/>
+          <w:bCs/>
+        </w:rPr>
+        <w:t>The Function</w:t>
+      </w:r>
+    </w:p>
+    <w:p/>
+    <w:p>
+      <w:pPr>
+        <w:shd w:val="clear" w:color="auto" w:fill="121314"/>
+        <w:spacing w:after="0" w:line="285" w:lineRule="atLeast"/>
+        <w:rPr>
+          <w:rFonts w:ascii="Consolas" w:eastAsia="Times New Roman" w:hAnsi="Consolas" w:cs="Times New Roman"/>
+          <w:color w:val="BBBEBF"/>
+          <w:sz w:val="21"/>
+          <w:szCs w:val="21"/>
+        </w:rPr>
+      </w:pPr>
+      <w:r>
+        <w:rPr>
+          <w:rFonts w:ascii="Consolas" w:eastAsia="Times New Roman" w:hAnsi="Consolas" w:cs="Times New Roman"/>
+          <w:color w:val="D2A8FF"/>
+          <w:sz w:val="21"/>
+          <w:szCs w:val="21"/>
+        </w:rPr>
+        <w:t>@</w:t>
+      </w:r>
+      <w:proofErr w:type="gramStart"/>
+      <w:r>
+        <w:rPr>
+          <w:rFonts w:ascii="Consolas" w:eastAsia="Times New Roman" w:hAnsi="Consolas" w:cs="Times New Roman"/>
+          <w:color w:val="C9D1D9"/>
+          <w:sz w:val="21"/>
+          <w:szCs w:val="21"/>
+        </w:rPr>
+        <w:t>app</w:t>
+      </w:r>
+      <w:r>
+        <w:rPr>
+          <w:rFonts w:ascii="Consolas" w:eastAsia="Times New Roman" w:hAnsi="Consolas" w:cs="Times New Roman"/>
+          <w:color w:val="D2A8FF"/>
+          <w:sz w:val="21"/>
+          <w:szCs w:val="21"/>
+        </w:rPr>
+        <w:t>.route</w:t>
+      </w:r>
+      <w:proofErr w:type="gramEnd"/>
+      <w:r>
+        <w:rPr>
+          <w:rFonts w:ascii="Consolas" w:eastAsia="Times New Roman" w:hAnsi="Consolas" w:cs="Times New Roman"/>
+          <w:color w:val="BBBEBF"/>
+          <w:sz w:val="21"/>
+          <w:szCs w:val="21"/>
+        </w:rPr>
+        <w:t>(</w:t>
+      </w:r>
+      <w:r>
+        <w:rPr>
+          <w:rFonts w:ascii="Consolas" w:eastAsia="Times New Roman" w:hAnsi="Consolas" w:cs="Times New Roman"/>
+          <w:color w:val="A5D6FF"/>
+          <w:sz w:val="21"/>
+          <w:szCs w:val="21"/>
+        </w:rPr>
+        <w:t>'/calculator'</w:t>
+      </w:r>
+      <w:r>
+        <w:rPr>
+          <w:rFonts w:ascii="Consolas" w:eastAsia="Times New Roman" w:hAnsi="Consolas" w:cs="Times New Roman"/>
+          <w:color w:val="BBBEBF"/>
+          <w:sz w:val="21"/>
+          <w:szCs w:val="21"/>
+        </w:rPr>
+        <w:t xml:space="preserve">, </w:t>
+      </w:r>
+      <w:r>
+        <w:rPr>
+          <w:rFonts w:ascii="Consolas" w:eastAsia="Times New Roman" w:hAnsi="Consolas" w:cs="Times New Roman"/>
+          <w:color w:val="FFA657"/>
+          <w:sz w:val="21"/>
+          <w:szCs w:val="21"/>
+        </w:rPr>
+        <w:t>methods</w:t>
+      </w:r>
+      <w:proofErr w:type="gramStart"/>
+      <w:r>
+        <w:rPr>
+          <w:rFonts w:ascii="Consolas" w:eastAsia="Times New Roman" w:hAnsi="Consolas" w:cs="Times New Roman"/>
+          <w:color w:val="D4D4D4"/>
+          <w:sz w:val="21"/>
+          <w:szCs w:val="21"/>
+        </w:rPr>
+        <w:t>=</w:t>
+      </w:r>
+      <w:r>
+        <w:rPr>
+          <w:rFonts w:ascii="Consolas" w:eastAsia="Times New Roman" w:hAnsi="Consolas" w:cs="Times New Roman"/>
+          <w:color w:val="BBBEBF"/>
+          <w:sz w:val="21"/>
+          <w:szCs w:val="21"/>
+        </w:rPr>
+        <w:t>[</w:t>
+      </w:r>
+      <w:proofErr w:type="gramEnd"/>
+      <w:r>
+        <w:rPr>
+          <w:rFonts w:ascii="Consolas" w:eastAsia="Times New Roman" w:hAnsi="Consolas" w:cs="Times New Roman"/>
+          <w:color w:val="A5D6FF"/>
+          <w:sz w:val="21"/>
+          <w:szCs w:val="21"/>
+        </w:rPr>
+        <w:t>'GET'</w:t>
+      </w:r>
+      <w:r>
+        <w:rPr>
+          <w:rFonts w:ascii="Consolas" w:eastAsia="Times New Roman" w:hAnsi="Consolas" w:cs="Times New Roman"/>
+          <w:color w:val="BBBEBF"/>
+          <w:sz w:val="21"/>
+          <w:szCs w:val="21"/>
+        </w:rPr>
+        <w:t xml:space="preserve">, </w:t>
+      </w:r>
+      <w:r>
+        <w:rPr>
+          <w:rFonts w:ascii="Consolas" w:eastAsia="Times New Roman" w:hAnsi="Consolas" w:cs="Times New Roman"/>
+          <w:color w:val="A5D6FF"/>
+          <w:sz w:val="21"/>
+          <w:szCs w:val="21"/>
+        </w:rPr>
+        <w:t>'POST'</w:t>
+      </w:r>
+      <w:r>
+        <w:rPr>
+          <w:rFonts w:ascii="Consolas" w:eastAsia="Times New Roman" w:hAnsi="Consolas" w:cs="Times New Roman"/>
+          <w:color w:val="BBBEBF"/>
+          <w:sz w:val="21"/>
+          <w:szCs w:val="21"/>
+        </w:rPr>
+        <w:t>])</w:t>
+      </w:r>
+    </w:p>
+    <w:p>
+      <w:pPr>
+        <w:shd w:val="clear" w:color="auto" w:fill="121314"/>
+        <w:spacing w:after="0" w:line="285" w:lineRule="atLeast"/>
+        <w:rPr>
+          <w:rFonts w:ascii="Consolas" w:eastAsia="Times New Roman" w:hAnsi="Consolas" w:cs="Times New Roman"/>
+          <w:color w:val="BBBEBF"/>
+          <w:sz w:val="21"/>
+          <w:szCs w:val="21"/>
+        </w:rPr>
+      </w:pPr>
+      <w:r>
+        <w:rPr>
+          <w:rFonts w:ascii="Consolas" w:eastAsia="Times New Roman" w:hAnsi="Consolas" w:cs="Times New Roman"/>
+          <w:color w:val="FF7B72"/>
+          <w:sz w:val="21"/>
+          <w:szCs w:val="21"/>
+        </w:rPr>
+        <w:t>def</w:t>
+      </w:r>
+      <w:r>
+        <w:rPr>
+          <w:rFonts w:ascii="Consolas" w:eastAsia="Times New Roman" w:hAnsi="Consolas" w:cs="Times New Roman"/>
+          <w:color w:val="BBBEBF"/>
+          <w:sz w:val="21"/>
+          <w:szCs w:val="21"/>
+        </w:rPr>
+        <w:t xml:space="preserve"> </w:t>
+      </w:r>
+      <w:proofErr w:type="gramStart"/>
+      <w:r>
+        <w:rPr>
+          <w:rFonts w:ascii="Consolas" w:eastAsia="Times New Roman" w:hAnsi="Consolas" w:cs="Times New Roman"/>
+          <w:color w:val="D2A8FF"/>
+          <w:sz w:val="21"/>
+          <w:szCs w:val="21"/>
+        </w:rPr>
+        <w:t>calculator</w:t>
+      </w:r>
+      <w:r>
+        <w:rPr>
+          <w:rFonts w:ascii="Consolas" w:eastAsia="Times New Roman" w:hAnsi="Consolas" w:cs="Times New Roman"/>
+          <w:color w:val="BBBEBF"/>
+          <w:sz w:val="21"/>
+          <w:szCs w:val="21"/>
+        </w:rPr>
+        <w:t>(</w:t>
+      </w:r>
+      <w:proofErr w:type="gramEnd"/>
+      <w:r>
+        <w:rPr>
+          <w:rFonts w:ascii="Consolas" w:eastAsia="Times New Roman" w:hAnsi="Consolas" w:cs="Times New Roman"/>
+          <w:color w:val="BBBEBF"/>
+          <w:sz w:val="21"/>
+          <w:szCs w:val="21"/>
+        </w:rPr>
+        <w:t>):</w:t>
+      </w:r>
+    </w:p>
+    <w:p>
+      <w:pPr>
+        <w:shd w:val="clear" w:color="auto" w:fill="121314"/>
+        <w:spacing w:after="0" w:line="285" w:lineRule="atLeast"/>
+        <w:rPr>
+          <w:rFonts w:ascii="Consolas" w:eastAsia="Times New Roman" w:hAnsi="Consolas" w:cs="Times New Roman"/>
+          <w:color w:val="BBBEBF"/>
+          <w:sz w:val="21"/>
+          <w:szCs w:val="21"/>
+        </w:rPr>
+      </w:pPr>
+      <w:r>
+        <w:rPr>
+          <w:rFonts w:ascii="Consolas" w:eastAsia="Times New Roman" w:hAnsi="Consolas" w:cs="Times New Roman"/>
+          <w:color w:val="BBBEBF"/>
+          <w:sz w:val="21"/>
+          <w:szCs w:val="21"/>
+        </w:rPr>
+        <w:t xml:space="preserve">    </w:t>
+      </w:r>
+      <w:r>
+        <w:rPr>
+          <w:rFonts w:ascii="Consolas" w:eastAsia="Times New Roman" w:hAnsi="Consolas" w:cs="Times New Roman"/>
+          <w:color w:val="C586C0"/>
+          <w:sz w:val="21"/>
+          <w:szCs w:val="21"/>
+        </w:rPr>
+        <w:t>if</w:t>
+      </w:r>
+      <w:r>
+        <w:rPr>
+          <w:rFonts w:ascii="Consolas" w:eastAsia="Times New Roman" w:hAnsi="Consolas" w:cs="Times New Roman"/>
+          <w:color w:val="BBBEBF"/>
+          <w:sz w:val="21"/>
+          <w:szCs w:val="21"/>
+        </w:rPr>
+        <w:t xml:space="preserve"> </w:t>
+      </w:r>
+      <w:proofErr w:type="spellStart"/>
+      <w:proofErr w:type="gramStart"/>
+      <w:r>
+        <w:rPr>
+          <w:rFonts w:ascii="Consolas" w:eastAsia="Times New Roman" w:hAnsi="Consolas" w:cs="Times New Roman"/>
+          <w:color w:val="C9D1D9"/>
+          <w:sz w:val="21"/>
+          <w:szCs w:val="21"/>
+        </w:rPr>
+        <w:t>request</w:t>
+      </w:r>
+      <w:r>
+        <w:rPr>
+          <w:rFonts w:ascii="Consolas" w:eastAsia="Times New Roman" w:hAnsi="Consolas" w:cs="Times New Roman"/>
+          <w:color w:val="BBBEBF"/>
+          <w:sz w:val="21"/>
+          <w:szCs w:val="21"/>
+        </w:rPr>
+        <w:t>.</w:t>
+      </w:r>
+      <w:r>
+        <w:rPr>
+          <w:rFonts w:ascii="Consolas" w:eastAsia="Times New Roman" w:hAnsi="Consolas" w:cs="Times New Roman"/>
+          <w:color w:val="C9D1D9"/>
+          <w:sz w:val="21"/>
+          <w:szCs w:val="21"/>
+        </w:rPr>
+        <w:t>method</w:t>
+      </w:r>
+      <w:proofErr w:type="spellEnd"/>
+      <w:proofErr w:type="gramEnd"/>
+      <w:r>
+        <w:rPr>
+          <w:rFonts w:ascii="Consolas" w:eastAsia="Times New Roman" w:hAnsi="Consolas" w:cs="Times New Roman"/>
+          <w:color w:val="BBBEBF"/>
+          <w:sz w:val="21"/>
+          <w:szCs w:val="21"/>
+        </w:rPr>
+        <w:t xml:space="preserve"> </w:t>
+      </w:r>
+      <w:r>
+        <w:rPr>
+          <w:rFonts w:ascii="Consolas" w:eastAsia="Times New Roman" w:hAnsi="Consolas" w:cs="Times New Roman"/>
+          <w:color w:val="D4D4D4"/>
+          <w:sz w:val="21"/>
+          <w:szCs w:val="21"/>
+        </w:rPr>
+        <w:t>==</w:t>
+      </w:r>
+      <w:r>
+        <w:rPr>
+          <w:rFonts w:ascii="Consolas" w:eastAsia="Times New Roman" w:hAnsi="Consolas" w:cs="Times New Roman"/>
+          <w:color w:val="BBBEBF"/>
+          <w:sz w:val="21"/>
+          <w:szCs w:val="21"/>
+        </w:rPr>
+        <w:t xml:space="preserve"> </w:t>
+      </w:r>
+      <w:r>
+        <w:rPr>
+          <w:rFonts w:ascii="Consolas" w:eastAsia="Times New Roman" w:hAnsi="Consolas" w:cs="Times New Roman"/>
+          <w:color w:val="A5D6FF"/>
+          <w:sz w:val="21"/>
+          <w:szCs w:val="21"/>
+        </w:rPr>
+        <w:t>'POST'</w:t>
+      </w:r>
+      <w:r>
+        <w:rPr>
+          <w:rFonts w:ascii="Consolas" w:eastAsia="Times New Roman" w:hAnsi="Consolas" w:cs="Times New Roman"/>
+          <w:color w:val="BBBEBF"/>
+          <w:sz w:val="21"/>
+          <w:szCs w:val="21"/>
+        </w:rPr>
+        <w:t>:</w:t>
+      </w:r>
+    </w:p>
+    <w:p>
+      <w:pPr>
+        <w:shd w:val="clear" w:color="auto" w:fill="121314"/>
+        <w:spacing w:after="0" w:line="285" w:lineRule="atLeast"/>
+        <w:rPr>
+          <w:rFonts w:ascii="Consolas" w:eastAsia="Times New Roman" w:hAnsi="Consolas" w:cs="Times New Roman"/>
+          <w:color w:val="BBBEBF"/>
+          <w:sz w:val="21"/>
+          <w:szCs w:val="21"/>
+        </w:rPr>
+      </w:pPr>
+      <w:r>
+        <w:rPr>
+          <w:rFonts w:ascii="Consolas" w:eastAsia="Times New Roman" w:hAnsi="Consolas" w:cs="Times New Roman"/>
+          <w:color w:val="BBBEBF"/>
+          <w:sz w:val="21"/>
+          <w:szCs w:val="21"/>
+        </w:rPr>
+        <w:t xml:space="preserve">        </w:t>
+      </w:r>
+      <w:r>
+        <w:rPr>
+          <w:rFonts w:ascii="Consolas" w:eastAsia="Times New Roman" w:hAnsi="Consolas" w:cs="Times New Roman"/>
+          <w:color w:val="C9D1D9"/>
+          <w:sz w:val="21"/>
+          <w:szCs w:val="21"/>
+        </w:rPr>
+        <w:t>license</w:t>
+      </w:r>
+      <w:r>
+        <w:rPr>
+          <w:rFonts w:ascii="Consolas" w:eastAsia="Times New Roman" w:hAnsi="Consolas" w:cs="Times New Roman"/>
+          <w:color w:val="BBBEBF"/>
+          <w:sz w:val="21"/>
+          <w:szCs w:val="21"/>
+        </w:rPr>
+        <w:t xml:space="preserve"> </w:t>
+      </w:r>
+      <w:r>
+        <w:rPr>
+          <w:rFonts w:ascii="Consolas" w:eastAsia="Times New Roman" w:hAnsi="Consolas" w:cs="Times New Roman"/>
+          <w:color w:val="D4D4D4"/>
+          <w:sz w:val="21"/>
+          <w:szCs w:val="21"/>
+        </w:rPr>
+        <w:t>=</w:t>
+      </w:r>
+      <w:r>
+        <w:rPr>
+          <w:rFonts w:ascii="Consolas" w:eastAsia="Times New Roman" w:hAnsi="Consolas" w:cs="Times New Roman"/>
+          <w:color w:val="BBBEBF"/>
+          <w:sz w:val="21"/>
+          <w:szCs w:val="21"/>
+        </w:rPr>
+        <w:t xml:space="preserve"> </w:t>
+      </w:r>
+      <w:proofErr w:type="spellStart"/>
+      <w:proofErr w:type="gramStart"/>
+      <w:r>
+        <w:rPr>
+          <w:rFonts w:ascii="Consolas" w:eastAsia="Times New Roman" w:hAnsi="Consolas" w:cs="Times New Roman"/>
+          <w:color w:val="C9D1D9"/>
+          <w:sz w:val="21"/>
+          <w:szCs w:val="21"/>
+        </w:rPr>
+        <w:t>request</w:t>
+      </w:r>
+      <w:r>
+        <w:rPr>
+          <w:rFonts w:ascii="Consolas" w:eastAsia="Times New Roman" w:hAnsi="Consolas" w:cs="Times New Roman"/>
+          <w:color w:val="BBBEBF"/>
+          <w:sz w:val="21"/>
+          <w:szCs w:val="21"/>
+        </w:rPr>
+        <w:t>.</w:t>
+      </w:r>
+      <w:r>
+        <w:rPr>
+          <w:rFonts w:ascii="Consolas" w:eastAsia="Times New Roman" w:hAnsi="Consolas" w:cs="Times New Roman"/>
+          <w:color w:val="C9D1D9"/>
+          <w:sz w:val="21"/>
+          <w:szCs w:val="21"/>
+        </w:rPr>
+        <w:t>form</w:t>
+      </w:r>
+      <w:proofErr w:type="spellEnd"/>
+      <w:proofErr w:type="gramEnd"/>
+      <w:r>
+        <w:rPr>
+          <w:rFonts w:ascii="Consolas" w:eastAsia="Times New Roman" w:hAnsi="Consolas" w:cs="Times New Roman"/>
+          <w:color w:val="BBBEBF"/>
+          <w:sz w:val="21"/>
+          <w:szCs w:val="21"/>
+        </w:rPr>
+        <w:t>[</w:t>
+      </w:r>
+      <w:r>
+        <w:rPr>
+          <w:rFonts w:ascii="Consolas" w:eastAsia="Times New Roman" w:hAnsi="Consolas" w:cs="Times New Roman"/>
+          <w:color w:val="A5D6FF"/>
+          <w:sz w:val="21"/>
+          <w:szCs w:val="21"/>
+        </w:rPr>
+        <w:t>'license'</w:t>
+      </w:r>
+      <w:r>
+        <w:rPr>
+          <w:rFonts w:ascii="Consolas" w:eastAsia="Times New Roman" w:hAnsi="Consolas" w:cs="Times New Roman"/>
+          <w:color w:val="BBBEBF"/>
+          <w:sz w:val="21"/>
+          <w:szCs w:val="21"/>
+        </w:rPr>
+        <w:t>]</w:t>
+      </w:r>
+    </w:p>
+    <w:p>
+      <w:pPr>
+        <w:shd w:val="clear" w:color="auto" w:fill="121314"/>
+        <w:spacing w:after="0" w:line="285" w:lineRule="atLeast"/>
+        <w:rPr>
+          <w:rFonts w:ascii="Consolas" w:eastAsia="Times New Roman" w:hAnsi="Consolas" w:cs="Times New Roman"/>
+          <w:color w:val="BBBEBF"/>
+          <w:sz w:val="21"/>
+          <w:szCs w:val="21"/>
+        </w:rPr>
+      </w:pPr>
+      <w:r>
+        <w:rPr>
+          <w:rFonts w:ascii="Consolas" w:eastAsia="Times New Roman" w:hAnsi="Consolas" w:cs="Times New Roman"/>
+          <w:color w:val="BBBEBF"/>
+          <w:sz w:val="21"/>
+          <w:szCs w:val="21"/>
+        </w:rPr>
+        <w:t xml:space="preserve">        </w:t>
+      </w:r>
+      <w:proofErr w:type="spellStart"/>
+      <w:r>
+        <w:rPr>
+          <w:rFonts w:ascii="Consolas" w:eastAsia="Times New Roman" w:hAnsi="Consolas" w:cs="Times New Roman"/>
+          <w:color w:val="C9D1D9"/>
+          <w:sz w:val="21"/>
+          <w:szCs w:val="21"/>
+        </w:rPr>
+        <w:t>empty_lots</w:t>
+      </w:r>
+      <w:proofErr w:type="spellEnd"/>
+      <w:r>
+        <w:rPr>
+          <w:rFonts w:ascii="Consolas" w:eastAsia="Times New Roman" w:hAnsi="Consolas" w:cs="Times New Roman"/>
+          <w:color w:val="BBBEBF"/>
+          <w:sz w:val="21"/>
+          <w:szCs w:val="21"/>
+        </w:rPr>
+        <w:t xml:space="preserve"> </w:t>
+      </w:r>
+      <w:r>
+        <w:rPr>
+          <w:rFonts w:ascii="Consolas" w:eastAsia="Times New Roman" w:hAnsi="Consolas" w:cs="Times New Roman"/>
+          <w:color w:val="D4D4D4"/>
+          <w:sz w:val="21"/>
+          <w:szCs w:val="21"/>
+        </w:rPr>
+        <w:t>=</w:t>
+      </w:r>
+      <w:r>
+        <w:rPr>
+          <w:rFonts w:ascii="Consolas" w:eastAsia="Times New Roman" w:hAnsi="Consolas" w:cs="Times New Roman"/>
+          <w:color w:val="BBBEBF"/>
+          <w:sz w:val="21"/>
+          <w:szCs w:val="21"/>
+        </w:rPr>
+        <w:t xml:space="preserve"> </w:t>
+      </w:r>
+      <w:proofErr w:type="spellStart"/>
+      <w:r>
+        <w:rPr>
+          <w:rFonts w:ascii="Consolas" w:eastAsia="Times New Roman" w:hAnsi="Consolas" w:cs="Times New Roman"/>
+          <w:color w:val="D2A8FF"/>
+          <w:sz w:val="21"/>
+          <w:szCs w:val="21"/>
+        </w:rPr>
+        <w:t>load_</w:t>
+      </w:r>
+      <w:proofErr w:type="gramStart"/>
+      <w:r>
+        <w:rPr>
+          <w:rFonts w:ascii="Consolas" w:eastAsia="Times New Roman" w:hAnsi="Consolas" w:cs="Times New Roman"/>
+          <w:color w:val="D2A8FF"/>
+          <w:sz w:val="21"/>
+          <w:szCs w:val="21"/>
+        </w:rPr>
+        <w:t>parking</w:t>
+      </w:r>
+      <w:proofErr w:type="spellEnd"/>
+      <w:r>
+        <w:rPr>
+          <w:rFonts w:ascii="Consolas" w:eastAsia="Times New Roman" w:hAnsi="Consolas" w:cs="Times New Roman"/>
+          <w:color w:val="BBBEBF"/>
+          <w:sz w:val="21"/>
+          <w:szCs w:val="21"/>
+        </w:rPr>
+        <w:t>(</w:t>
+      </w:r>
+      <w:proofErr w:type="gramEnd"/>
+      <w:r>
+        <w:rPr>
+          <w:rFonts w:ascii="Consolas" w:eastAsia="Times New Roman" w:hAnsi="Consolas" w:cs="Times New Roman"/>
+          <w:color w:val="BBBEBF"/>
+          <w:sz w:val="21"/>
+          <w:szCs w:val="21"/>
+        </w:rPr>
+        <w:t>)</w:t>
+      </w:r>
+    </w:p>
+    <w:p>
+      <w:pPr>
+        <w:shd w:val="clear" w:color="auto" w:fill="121314"/>
+        <w:spacing w:after="0" w:line="285" w:lineRule="atLeast"/>
+        <w:rPr>
+          <w:rFonts w:ascii="Consolas" w:eastAsia="Times New Roman" w:hAnsi="Consolas" w:cs="Times New Roman"/>
+          <w:color w:val="BBBEBF"/>
+          <w:sz w:val="21"/>
+          <w:szCs w:val="21"/>
+        </w:rPr>
+      </w:pPr>
+      <w:r>
+        <w:rPr>
+          <w:rFonts w:ascii="Consolas" w:eastAsia="Times New Roman" w:hAnsi="Consolas" w:cs="Times New Roman"/>
+          <w:color w:val="BBBEBF"/>
+          <w:sz w:val="21"/>
+          <w:szCs w:val="21"/>
+        </w:rPr>
+        <w:t xml:space="preserve">        </w:t>
+      </w:r>
+      <w:r>
+        <w:rPr>
+          <w:rFonts w:ascii="Consolas" w:eastAsia="Times New Roman" w:hAnsi="Consolas" w:cs="Times New Roman"/>
+          <w:color w:val="C586C0"/>
+          <w:sz w:val="21"/>
+          <w:szCs w:val="21"/>
+        </w:rPr>
+        <w:t>for</w:t>
+      </w:r>
+      <w:r>
+        <w:rPr>
+          <w:rFonts w:ascii="Consolas" w:eastAsia="Times New Roman" w:hAnsi="Consolas" w:cs="Times New Roman"/>
+          <w:color w:val="BBBEBF"/>
+          <w:sz w:val="21"/>
+          <w:szCs w:val="21"/>
+        </w:rPr>
+        <w:t xml:space="preserve"> </w:t>
+      </w:r>
+      <w:r>
+        <w:rPr>
+          <w:rFonts w:ascii="Consolas" w:eastAsia="Times New Roman" w:hAnsi="Consolas" w:cs="Times New Roman"/>
+          <w:color w:val="C9D1D9"/>
+          <w:sz w:val="21"/>
+          <w:szCs w:val="21"/>
+        </w:rPr>
+        <w:t>lot</w:t>
+      </w:r>
+      <w:r>
+        <w:rPr>
+          <w:rFonts w:ascii="Consolas" w:eastAsia="Times New Roman" w:hAnsi="Consolas" w:cs="Times New Roman"/>
+          <w:color w:val="BBBEBF"/>
+          <w:sz w:val="21"/>
+          <w:szCs w:val="21"/>
+        </w:rPr>
+        <w:t xml:space="preserve"> </w:t>
+      </w:r>
+      <w:r>
+        <w:rPr>
+          <w:rFonts w:ascii="Consolas" w:eastAsia="Times New Roman" w:hAnsi="Consolas" w:cs="Times New Roman"/>
+          <w:color w:val="C586C0"/>
+          <w:sz w:val="21"/>
+          <w:szCs w:val="21"/>
+        </w:rPr>
+        <w:t>in</w:t>
+      </w:r>
+      <w:r>
+        <w:rPr>
+          <w:rFonts w:ascii="Consolas" w:eastAsia="Times New Roman" w:hAnsi="Consolas" w:cs="Times New Roman"/>
+          <w:color w:val="BBBEBF"/>
+          <w:sz w:val="21"/>
+          <w:szCs w:val="21"/>
+        </w:rPr>
+        <w:t xml:space="preserve"> </w:t>
+      </w:r>
+      <w:proofErr w:type="spellStart"/>
+      <w:r>
+        <w:rPr>
+          <w:rFonts w:ascii="Consolas" w:eastAsia="Times New Roman" w:hAnsi="Consolas" w:cs="Times New Roman"/>
+          <w:color w:val="C9D1D9"/>
+          <w:sz w:val="21"/>
+          <w:szCs w:val="21"/>
+        </w:rPr>
+        <w:t>empty_lots</w:t>
+      </w:r>
+      <w:proofErr w:type="spellEnd"/>
+      <w:r>
+        <w:rPr>
+          <w:rFonts w:ascii="Consolas" w:eastAsia="Times New Roman" w:hAnsi="Consolas" w:cs="Times New Roman"/>
+          <w:color w:val="BBBEBF"/>
+          <w:sz w:val="21"/>
+          <w:szCs w:val="21"/>
+        </w:rPr>
+        <w:t>:</w:t>
+      </w:r>
+    </w:p>
+    <w:p>
+      <w:pPr>
+        <w:shd w:val="clear" w:color="auto" w:fill="121314"/>
+        <w:spacing w:after="0" w:line="285" w:lineRule="atLeast"/>
+        <w:rPr>
+          <w:rFonts w:ascii="Consolas" w:eastAsia="Times New Roman" w:hAnsi="Consolas" w:cs="Times New Roman"/>
+          <w:color w:val="BBBEBF"/>
+          <w:sz w:val="21"/>
+          <w:szCs w:val="21"/>
+        </w:rPr>
+      </w:pPr>
+      <w:r>
+        <w:rPr>
+          <w:rFonts w:ascii="Consolas" w:eastAsia="Times New Roman" w:hAnsi="Consolas" w:cs="Times New Roman"/>
+          <w:color w:val="BBBEBF"/>
+          <w:sz w:val="21"/>
+          <w:szCs w:val="21"/>
+        </w:rPr>
+        <w:t xml:space="preserve">            </w:t>
+      </w:r>
+      <w:r>
+        <w:rPr>
+          <w:rFonts w:ascii="Consolas" w:eastAsia="Times New Roman" w:hAnsi="Consolas" w:cs="Times New Roman"/>
+          <w:color w:val="C586C0"/>
+          <w:sz w:val="21"/>
+          <w:szCs w:val="21"/>
+        </w:rPr>
+        <w:t>if</w:t>
+      </w:r>
+      <w:r>
+        <w:rPr>
+          <w:rFonts w:ascii="Consolas" w:eastAsia="Times New Roman" w:hAnsi="Consolas" w:cs="Times New Roman"/>
+          <w:color w:val="BBBEBF"/>
+          <w:sz w:val="21"/>
+          <w:szCs w:val="21"/>
+        </w:rPr>
+        <w:t xml:space="preserve"> </w:t>
+      </w:r>
+      <w:proofErr w:type="spellStart"/>
+      <w:r>
+        <w:rPr>
+          <w:rFonts w:ascii="Consolas" w:eastAsia="Times New Roman" w:hAnsi="Consolas" w:cs="Times New Roman"/>
+          <w:color w:val="C9D1D9"/>
+          <w:sz w:val="21"/>
+          <w:szCs w:val="21"/>
+        </w:rPr>
+        <w:t>empty_lots</w:t>
+      </w:r>
+      <w:proofErr w:type="spellEnd"/>
+      <w:r>
+        <w:rPr>
+          <w:rFonts w:ascii="Consolas" w:eastAsia="Times New Roman" w:hAnsi="Consolas" w:cs="Times New Roman"/>
+          <w:color w:val="BBBEBF"/>
+          <w:sz w:val="21"/>
+          <w:szCs w:val="21"/>
+        </w:rPr>
+        <w:t>[</w:t>
+      </w:r>
+      <w:r>
+        <w:rPr>
+          <w:rFonts w:ascii="Consolas" w:eastAsia="Times New Roman" w:hAnsi="Consolas" w:cs="Times New Roman"/>
+          <w:color w:val="C9D1D9"/>
+          <w:sz w:val="21"/>
+          <w:szCs w:val="21"/>
+        </w:rPr>
+        <w:t>lot</w:t>
+      </w:r>
+      <w:r>
+        <w:rPr>
+          <w:rFonts w:ascii="Consolas" w:eastAsia="Times New Roman" w:hAnsi="Consolas" w:cs="Times New Roman"/>
+          <w:color w:val="BBBEBF"/>
+          <w:sz w:val="21"/>
+          <w:szCs w:val="21"/>
+        </w:rPr>
+        <w:t>][</w:t>
+      </w:r>
+      <w:r>
+        <w:rPr>
+          <w:rFonts w:ascii="Consolas" w:eastAsia="Times New Roman" w:hAnsi="Consolas" w:cs="Times New Roman"/>
+          <w:color w:val="A5D6FF"/>
+          <w:sz w:val="21"/>
+          <w:szCs w:val="21"/>
+        </w:rPr>
+        <w:t>"car"</w:t>
+      </w:r>
+      <w:r>
+        <w:rPr>
+          <w:rFonts w:ascii="Consolas" w:eastAsia="Times New Roman" w:hAnsi="Consolas" w:cs="Times New Roman"/>
+          <w:color w:val="BBBEBF"/>
+          <w:sz w:val="21"/>
+          <w:szCs w:val="21"/>
+        </w:rPr>
+        <w:t xml:space="preserve">] </w:t>
+      </w:r>
+      <w:r>
+        <w:rPr>
+          <w:rFonts w:ascii="Consolas" w:eastAsia="Times New Roman" w:hAnsi="Consolas" w:cs="Times New Roman"/>
+          <w:color w:val="569CD6"/>
+          <w:sz w:val="21"/>
+          <w:szCs w:val="21"/>
+        </w:rPr>
+        <w:t>and</w:t>
+      </w:r>
+      <w:r>
+        <w:rPr>
+          <w:rFonts w:ascii="Consolas" w:eastAsia="Times New Roman" w:hAnsi="Consolas" w:cs="Times New Roman"/>
+          <w:color w:val="BBBEBF"/>
+          <w:sz w:val="21"/>
+          <w:szCs w:val="21"/>
+        </w:rPr>
+        <w:t xml:space="preserve"> </w:t>
+      </w:r>
+      <w:proofErr w:type="spellStart"/>
+      <w:r>
+        <w:rPr>
+          <w:rFonts w:ascii="Consolas" w:eastAsia="Times New Roman" w:hAnsi="Consolas" w:cs="Times New Roman"/>
+          <w:color w:val="C9D1D9"/>
+          <w:sz w:val="21"/>
+          <w:szCs w:val="21"/>
+        </w:rPr>
+        <w:t>empty_lots</w:t>
+      </w:r>
+      <w:proofErr w:type="spellEnd"/>
+      <w:r>
+        <w:rPr>
+          <w:rFonts w:ascii="Consolas" w:eastAsia="Times New Roman" w:hAnsi="Consolas" w:cs="Times New Roman"/>
+          <w:color w:val="BBBEBF"/>
+          <w:sz w:val="21"/>
+          <w:szCs w:val="21"/>
+        </w:rPr>
+        <w:t>[</w:t>
+      </w:r>
+      <w:r>
+        <w:rPr>
+          <w:rFonts w:ascii="Consolas" w:eastAsia="Times New Roman" w:hAnsi="Consolas" w:cs="Times New Roman"/>
+          <w:color w:val="C9D1D9"/>
+          <w:sz w:val="21"/>
+          <w:szCs w:val="21"/>
+        </w:rPr>
+        <w:t>lot</w:t>
+      </w:r>
+      <w:proofErr w:type="gramStart"/>
+      <w:r>
+        <w:rPr>
+          <w:rFonts w:ascii="Consolas" w:eastAsia="Times New Roman" w:hAnsi="Consolas" w:cs="Times New Roman"/>
+          <w:color w:val="BBBEBF"/>
+          <w:sz w:val="21"/>
+          <w:szCs w:val="21"/>
+        </w:rPr>
+        <w:t>][</w:t>
+      </w:r>
+      <w:r>
+        <w:rPr>
+          <w:rFonts w:ascii="Consolas" w:eastAsia="Times New Roman" w:hAnsi="Consolas" w:cs="Times New Roman"/>
+          <w:color w:val="A5D6FF"/>
+          <w:sz w:val="21"/>
+          <w:szCs w:val="21"/>
+        </w:rPr>
+        <w:t>"</w:t>
+      </w:r>
+      <w:proofErr w:type="gramEnd"/>
+      <w:r>
+        <w:rPr>
+          <w:rFonts w:ascii="Consolas" w:eastAsia="Times New Roman" w:hAnsi="Consolas" w:cs="Times New Roman"/>
+          <w:color w:val="A5D6FF"/>
+          <w:sz w:val="21"/>
+          <w:szCs w:val="21"/>
+        </w:rPr>
+        <w:t>car"</w:t>
+      </w:r>
+      <w:proofErr w:type="gramStart"/>
+      <w:r>
+        <w:rPr>
+          <w:rFonts w:ascii="Consolas" w:eastAsia="Times New Roman" w:hAnsi="Consolas" w:cs="Times New Roman"/>
+          <w:color w:val="BBBEBF"/>
+          <w:sz w:val="21"/>
+          <w:szCs w:val="21"/>
+        </w:rPr>
+        <w:t>].get</w:t>
+      </w:r>
+      <w:proofErr w:type="gramEnd"/>
+      <w:r>
+        <w:rPr>
+          <w:rFonts w:ascii="Consolas" w:eastAsia="Times New Roman" w:hAnsi="Consolas" w:cs="Times New Roman"/>
+          <w:color w:val="BBBEBF"/>
+          <w:sz w:val="21"/>
+          <w:szCs w:val="21"/>
+        </w:rPr>
+        <w:t>(</w:t>
+      </w:r>
+      <w:r>
+        <w:rPr>
+          <w:rFonts w:ascii="Consolas" w:eastAsia="Times New Roman" w:hAnsi="Consolas" w:cs="Times New Roman"/>
+          <w:color w:val="A5D6FF"/>
+          <w:sz w:val="21"/>
+          <w:szCs w:val="21"/>
+        </w:rPr>
+        <w:t>"license"</w:t>
+      </w:r>
+      <w:r>
+        <w:rPr>
+          <w:rFonts w:ascii="Consolas" w:eastAsia="Times New Roman" w:hAnsi="Consolas" w:cs="Times New Roman"/>
+          <w:color w:val="BBBEBF"/>
+          <w:sz w:val="21"/>
+          <w:szCs w:val="21"/>
+        </w:rPr>
+        <w:t xml:space="preserve">) </w:t>
+      </w:r>
+      <w:r>
+        <w:rPr>
+          <w:rFonts w:ascii="Consolas" w:eastAsia="Times New Roman" w:hAnsi="Consolas" w:cs="Times New Roman"/>
+          <w:color w:val="D4D4D4"/>
+          <w:sz w:val="21"/>
+          <w:szCs w:val="21"/>
+        </w:rPr>
+        <w:t>==</w:t>
+      </w:r>
+      <w:r>
+        <w:rPr>
+          <w:rFonts w:ascii="Consolas" w:eastAsia="Times New Roman" w:hAnsi="Consolas" w:cs="Times New Roman"/>
+          <w:color w:val="BBBEBF"/>
+          <w:sz w:val="21"/>
+          <w:szCs w:val="21"/>
+        </w:rPr>
+        <w:t xml:space="preserve"> </w:t>
+      </w:r>
+      <w:r>
+        <w:rPr>
+          <w:rFonts w:ascii="Consolas" w:eastAsia="Times New Roman" w:hAnsi="Consolas" w:cs="Times New Roman"/>
+          <w:color w:val="C9D1D9"/>
+          <w:sz w:val="21"/>
+          <w:szCs w:val="21"/>
+        </w:rPr>
+        <w:t>license</w:t>
+      </w:r>
+      <w:r>
+        <w:rPr>
+          <w:rFonts w:ascii="Consolas" w:eastAsia="Times New Roman" w:hAnsi="Consolas" w:cs="Times New Roman"/>
+          <w:color w:val="BBBEBF"/>
+          <w:sz w:val="21"/>
+          <w:szCs w:val="21"/>
+        </w:rPr>
+        <w:t>:</w:t>
+      </w:r>
+    </w:p>
+    <w:p>
+      <w:pPr>
+        <w:shd w:val="clear" w:color="auto" w:fill="121314"/>
+        <w:spacing w:after="0" w:line="285" w:lineRule="atLeast"/>
+        <w:rPr>
+          <w:rFonts w:ascii="Consolas" w:eastAsia="Times New Roman" w:hAnsi="Consolas" w:cs="Times New Roman"/>
+          <w:color w:val="BBBEBF"/>
+          <w:sz w:val="21"/>
+          <w:szCs w:val="21"/>
+        </w:rPr>
+      </w:pPr>
+      <w:r>
+        <w:rPr>
+          <w:rFonts w:ascii="Consolas" w:eastAsia="Times New Roman" w:hAnsi="Consolas" w:cs="Times New Roman"/>
+          <w:color w:val="BBBEBF"/>
+          <w:sz w:val="21"/>
+          <w:szCs w:val="21"/>
+        </w:rPr>
+        <w:t xml:space="preserve">                </w:t>
+      </w:r>
+      <w:proofErr w:type="spellStart"/>
+      <w:r>
+        <w:rPr>
+          <w:rFonts w:ascii="Consolas" w:eastAsia="Times New Roman" w:hAnsi="Consolas" w:cs="Times New Roman"/>
+          <w:color w:val="C9D1D9"/>
+          <w:sz w:val="21"/>
+          <w:szCs w:val="21"/>
+        </w:rPr>
+        <w:t>entry_time_str</w:t>
+      </w:r>
+      <w:proofErr w:type="spellEnd"/>
+      <w:r>
+        <w:rPr>
+          <w:rFonts w:ascii="Consolas" w:eastAsia="Times New Roman" w:hAnsi="Consolas" w:cs="Times New Roman"/>
+          <w:color w:val="BBBEBF"/>
+          <w:sz w:val="21"/>
+          <w:szCs w:val="21"/>
+        </w:rPr>
+        <w:t xml:space="preserve"> </w:t>
+      </w:r>
+      <w:r>
+        <w:rPr>
+          <w:rFonts w:ascii="Consolas" w:eastAsia="Times New Roman" w:hAnsi="Consolas" w:cs="Times New Roman"/>
+          <w:color w:val="D4D4D4"/>
+          <w:sz w:val="21"/>
+          <w:szCs w:val="21"/>
+        </w:rPr>
+        <w:t>=</w:t>
+      </w:r>
+      <w:r>
+        <w:rPr>
+          <w:rFonts w:ascii="Consolas" w:eastAsia="Times New Roman" w:hAnsi="Consolas" w:cs="Times New Roman"/>
+          <w:color w:val="BBBEBF"/>
+          <w:sz w:val="21"/>
+          <w:szCs w:val="21"/>
+        </w:rPr>
+        <w:t xml:space="preserve"> </w:t>
+      </w:r>
+      <w:proofErr w:type="spellStart"/>
+      <w:r>
+        <w:rPr>
+          <w:rFonts w:ascii="Consolas" w:eastAsia="Times New Roman" w:hAnsi="Consolas" w:cs="Times New Roman"/>
+          <w:color w:val="C9D1D9"/>
+          <w:sz w:val="21"/>
+          <w:szCs w:val="21"/>
+        </w:rPr>
+        <w:t>empty_lots</w:t>
+      </w:r>
+      <w:proofErr w:type="spellEnd"/>
+      <w:r>
+        <w:rPr>
+          <w:rFonts w:ascii="Consolas" w:eastAsia="Times New Roman" w:hAnsi="Consolas" w:cs="Times New Roman"/>
+          <w:color w:val="BBBEBF"/>
+          <w:sz w:val="21"/>
+          <w:szCs w:val="21"/>
+        </w:rPr>
+        <w:t>[</w:t>
+      </w:r>
+      <w:r>
+        <w:rPr>
+          <w:rFonts w:ascii="Consolas" w:eastAsia="Times New Roman" w:hAnsi="Consolas" w:cs="Times New Roman"/>
+          <w:color w:val="C9D1D9"/>
+          <w:sz w:val="21"/>
+          <w:szCs w:val="21"/>
+        </w:rPr>
+        <w:t>lot</w:t>
+      </w:r>
+      <w:proofErr w:type="gramStart"/>
+      <w:r>
+        <w:rPr>
+          <w:rFonts w:ascii="Consolas" w:eastAsia="Times New Roman" w:hAnsi="Consolas" w:cs="Times New Roman"/>
+          <w:color w:val="BBBEBF"/>
+          <w:sz w:val="21"/>
+          <w:szCs w:val="21"/>
+        </w:rPr>
+        <w:t>][</w:t>
+      </w:r>
+      <w:r>
+        <w:rPr>
+          <w:rFonts w:ascii="Consolas" w:eastAsia="Times New Roman" w:hAnsi="Consolas" w:cs="Times New Roman"/>
+          <w:color w:val="A5D6FF"/>
+          <w:sz w:val="21"/>
+          <w:szCs w:val="21"/>
+        </w:rPr>
+        <w:t>"</w:t>
+      </w:r>
+      <w:proofErr w:type="gramEnd"/>
+      <w:r>
+        <w:rPr>
+          <w:rFonts w:ascii="Consolas" w:eastAsia="Times New Roman" w:hAnsi="Consolas" w:cs="Times New Roman"/>
+          <w:color w:val="A5D6FF"/>
+          <w:sz w:val="21"/>
+          <w:szCs w:val="21"/>
+        </w:rPr>
+        <w:t>car</w:t>
+      </w:r>
+      <w:proofErr w:type="gramStart"/>
+      <w:r>
+        <w:rPr>
+          <w:rFonts w:ascii="Consolas" w:eastAsia="Times New Roman" w:hAnsi="Consolas" w:cs="Times New Roman"/>
+          <w:color w:val="A5D6FF"/>
+          <w:sz w:val="21"/>
+          <w:szCs w:val="21"/>
+        </w:rPr>
+        <w:t>"</w:t>
+      </w:r>
+      <w:r>
+        <w:rPr>
+          <w:rFonts w:ascii="Consolas" w:eastAsia="Times New Roman" w:hAnsi="Consolas" w:cs="Times New Roman"/>
+          <w:color w:val="BBBEBF"/>
+          <w:sz w:val="21"/>
+          <w:szCs w:val="21"/>
+        </w:rPr>
+        <w:t>][</w:t>
+      </w:r>
+      <w:proofErr w:type="gramEnd"/>
+      <w:r>
+        <w:rPr>
+          <w:rFonts w:ascii="Consolas" w:eastAsia="Times New Roman" w:hAnsi="Consolas" w:cs="Times New Roman"/>
+          <w:color w:val="A5D6FF"/>
+          <w:sz w:val="21"/>
+          <w:szCs w:val="21"/>
+        </w:rPr>
+        <w:t>"</w:t>
+      </w:r>
+      <w:proofErr w:type="spellStart"/>
+      <w:r>
+        <w:rPr>
+          <w:rFonts w:ascii="Consolas" w:eastAsia="Times New Roman" w:hAnsi="Consolas" w:cs="Times New Roman"/>
+          <w:color w:val="A5D6FF"/>
+          <w:sz w:val="21"/>
+          <w:szCs w:val="21"/>
+        </w:rPr>
+        <w:t>entry_time</w:t>
+      </w:r>
+      <w:proofErr w:type="spellEnd"/>
+      <w:r>
+        <w:rPr>
+          <w:rFonts w:ascii="Consolas" w:eastAsia="Times New Roman" w:hAnsi="Consolas" w:cs="Times New Roman"/>
+          <w:color w:val="A5D6FF"/>
+          <w:sz w:val="21"/>
+          <w:szCs w:val="21"/>
+        </w:rPr>
+        <w:t>"</w:t>
+      </w:r>
+      <w:r>
+        <w:rPr>
+          <w:rFonts w:ascii="Consolas" w:eastAsia="Times New Roman" w:hAnsi="Consolas" w:cs="Times New Roman"/>
+          <w:color w:val="BBBEBF"/>
+          <w:sz w:val="21"/>
+          <w:szCs w:val="21"/>
+        </w:rPr>
+        <w:t>]</w:t>
+      </w:r>
+    </w:p>
+    <w:p>
+      <w:pPr>
+        <w:shd w:val="clear" w:color="auto" w:fill="121314"/>
+        <w:spacing w:after="0" w:line="285" w:lineRule="atLeast"/>
+        <w:rPr>
+          <w:rFonts w:ascii="Consolas" w:eastAsia="Times New Roman" w:hAnsi="Consolas" w:cs="Times New Roman"/>
+          <w:color w:val="BBBEBF"/>
+          <w:sz w:val="21"/>
+          <w:szCs w:val="21"/>
+        </w:rPr>
+      </w:pPr>
+      <w:r>
+        <w:rPr>
+          <w:rFonts w:ascii="Consolas" w:eastAsia="Times New Roman" w:hAnsi="Consolas" w:cs="Times New Roman"/>
+          <w:color w:val="BBBEBF"/>
+          <w:sz w:val="21"/>
+          <w:szCs w:val="21"/>
+        </w:rPr>
+        <w:t xml:space="preserve">                </w:t>
+      </w:r>
+      <w:proofErr w:type="spellStart"/>
+      <w:r>
+        <w:rPr>
+          <w:rFonts w:ascii="Consolas" w:eastAsia="Times New Roman" w:hAnsi="Consolas" w:cs="Times New Roman"/>
+          <w:color w:val="C9D1D9"/>
+          <w:sz w:val="21"/>
+          <w:szCs w:val="21"/>
+        </w:rPr>
+        <w:t>entry_time</w:t>
+      </w:r>
+      <w:proofErr w:type="spellEnd"/>
+      <w:r>
+        <w:rPr>
+          <w:rFonts w:ascii="Consolas" w:eastAsia="Times New Roman" w:hAnsi="Consolas" w:cs="Times New Roman"/>
+          <w:color w:val="BBBEBF"/>
+          <w:sz w:val="21"/>
+          <w:szCs w:val="21"/>
+        </w:rPr>
+        <w:t xml:space="preserve"> </w:t>
+      </w:r>
+      <w:r>
+        <w:rPr>
+          <w:rFonts w:ascii="Consolas" w:eastAsia="Times New Roman" w:hAnsi="Consolas" w:cs="Times New Roman"/>
+          <w:color w:val="D4D4D4"/>
+          <w:sz w:val="21"/>
+          <w:szCs w:val="21"/>
+        </w:rPr>
+        <w:t>=</w:t>
+      </w:r>
+      <w:r>
+        <w:rPr>
+          <w:rFonts w:ascii="Consolas" w:eastAsia="Times New Roman" w:hAnsi="Consolas" w:cs="Times New Roman"/>
+          <w:color w:val="BBBEBF"/>
+          <w:sz w:val="21"/>
+          <w:szCs w:val="21"/>
+        </w:rPr>
+        <w:t xml:space="preserve"> </w:t>
+      </w:r>
+      <w:proofErr w:type="spellStart"/>
+      <w:proofErr w:type="gramStart"/>
+      <w:r>
+        <w:rPr>
+          <w:rFonts w:ascii="Consolas" w:eastAsia="Times New Roman" w:hAnsi="Consolas" w:cs="Times New Roman"/>
+          <w:color w:val="4EC9B0"/>
+          <w:sz w:val="21"/>
+          <w:szCs w:val="21"/>
+        </w:rPr>
+        <w:t>datetime</w:t>
+      </w:r>
+      <w:r>
+        <w:rPr>
+          <w:rFonts w:ascii="Consolas" w:eastAsia="Times New Roman" w:hAnsi="Consolas" w:cs="Times New Roman"/>
+          <w:color w:val="BBBEBF"/>
+          <w:sz w:val="21"/>
+          <w:szCs w:val="21"/>
+        </w:rPr>
+        <w:t>.</w:t>
+      </w:r>
+      <w:r>
+        <w:rPr>
+          <w:rFonts w:ascii="Consolas" w:eastAsia="Times New Roman" w:hAnsi="Consolas" w:cs="Times New Roman"/>
+          <w:color w:val="D2A8FF"/>
+          <w:sz w:val="21"/>
+          <w:szCs w:val="21"/>
+        </w:rPr>
+        <w:t>fromisoformat</w:t>
+      </w:r>
+      <w:proofErr w:type="spellEnd"/>
+      <w:proofErr w:type="gramEnd"/>
+      <w:r>
+        <w:rPr>
+          <w:rFonts w:ascii="Consolas" w:eastAsia="Times New Roman" w:hAnsi="Consolas" w:cs="Times New Roman"/>
+          <w:color w:val="BBBEBF"/>
+          <w:sz w:val="21"/>
+          <w:szCs w:val="21"/>
+        </w:rPr>
+        <w:t>(</w:t>
+      </w:r>
+      <w:proofErr w:type="spellStart"/>
+      <w:r>
+        <w:rPr>
+          <w:rFonts w:ascii="Consolas" w:eastAsia="Times New Roman" w:hAnsi="Consolas" w:cs="Times New Roman"/>
+          <w:color w:val="C9D1D9"/>
+          <w:sz w:val="21"/>
+          <w:szCs w:val="21"/>
+        </w:rPr>
+        <w:t>entry_time_str</w:t>
+      </w:r>
+      <w:proofErr w:type="spellEnd"/>
+      <w:r>
+        <w:rPr>
+          <w:rFonts w:ascii="Consolas" w:eastAsia="Times New Roman" w:hAnsi="Consolas" w:cs="Times New Roman"/>
+          <w:color w:val="BBBEBF"/>
+          <w:sz w:val="21"/>
+          <w:szCs w:val="21"/>
+        </w:rPr>
+        <w:t>)</w:t>
+      </w:r>
+    </w:p>
+    <w:p>
+      <w:pPr>
+        <w:shd w:val="clear" w:color="auto" w:fill="121314"/>
+        <w:spacing w:after="0" w:line="285" w:lineRule="atLeast"/>
+        <w:rPr>
+          <w:rFonts w:ascii="Consolas" w:eastAsia="Times New Roman" w:hAnsi="Consolas" w:cs="Times New Roman"/>
+          <w:color w:val="BBBEBF"/>
+          <w:sz w:val="21"/>
+          <w:szCs w:val="21"/>
+        </w:rPr>
+      </w:pPr>
+      <w:r>
+        <w:rPr>
+          <w:rFonts w:ascii="Consolas" w:eastAsia="Times New Roman" w:hAnsi="Consolas" w:cs="Times New Roman"/>
+          <w:color w:val="BBBEBF"/>
+          <w:sz w:val="21"/>
+          <w:szCs w:val="21"/>
+        </w:rPr>
+        <w:t xml:space="preserve">                </w:t>
+      </w:r>
+      <w:r>
+        <w:rPr>
+          <w:rFonts w:ascii="Consolas" w:eastAsia="Times New Roman" w:hAnsi="Consolas" w:cs="Times New Roman"/>
+          <w:color w:val="C9D1D9"/>
+          <w:sz w:val="21"/>
+          <w:szCs w:val="21"/>
+        </w:rPr>
+        <w:t>now</w:t>
+      </w:r>
+      <w:r>
+        <w:rPr>
+          <w:rFonts w:ascii="Consolas" w:eastAsia="Times New Roman" w:hAnsi="Consolas" w:cs="Times New Roman"/>
+          <w:color w:val="BBBEBF"/>
+          <w:sz w:val="21"/>
+          <w:szCs w:val="21"/>
+        </w:rPr>
+        <w:t xml:space="preserve"> </w:t>
+      </w:r>
+      <w:r>
+        <w:rPr>
+          <w:rFonts w:ascii="Consolas" w:eastAsia="Times New Roman" w:hAnsi="Consolas" w:cs="Times New Roman"/>
+          <w:color w:val="D4D4D4"/>
+          <w:sz w:val="21"/>
+          <w:szCs w:val="21"/>
+        </w:rPr>
+        <w:t>=</w:t>
+      </w:r>
+      <w:r>
+        <w:rPr>
+          <w:rFonts w:ascii="Consolas" w:eastAsia="Times New Roman" w:hAnsi="Consolas" w:cs="Times New Roman"/>
+          <w:color w:val="BBBEBF"/>
+          <w:sz w:val="21"/>
+          <w:szCs w:val="21"/>
+        </w:rPr>
+        <w:t xml:space="preserve"> </w:t>
+      </w:r>
+      <w:proofErr w:type="spellStart"/>
+      <w:proofErr w:type="gramStart"/>
+      <w:r>
+        <w:rPr>
+          <w:rFonts w:ascii="Consolas" w:eastAsia="Times New Roman" w:hAnsi="Consolas" w:cs="Times New Roman"/>
+          <w:color w:val="4EC9B0"/>
+          <w:sz w:val="21"/>
+          <w:szCs w:val="21"/>
+        </w:rPr>
+        <w:t>datetime</w:t>
+      </w:r>
+      <w:r>
+        <w:rPr>
+          <w:rFonts w:ascii="Consolas" w:eastAsia="Times New Roman" w:hAnsi="Consolas" w:cs="Times New Roman"/>
+          <w:color w:val="BBBEBF"/>
+          <w:sz w:val="21"/>
+          <w:szCs w:val="21"/>
+        </w:rPr>
+        <w:t>.</w:t>
+      </w:r>
+      <w:r>
+        <w:rPr>
+          <w:rFonts w:ascii="Consolas" w:eastAsia="Times New Roman" w:hAnsi="Consolas" w:cs="Times New Roman"/>
+          <w:color w:val="D2A8FF"/>
+          <w:sz w:val="21"/>
+          <w:szCs w:val="21"/>
+        </w:rPr>
+        <w:t>now</w:t>
+      </w:r>
+      <w:proofErr w:type="spellEnd"/>
+      <w:r>
+        <w:rPr>
+          <w:rFonts w:ascii="Consolas" w:eastAsia="Times New Roman" w:hAnsi="Consolas" w:cs="Times New Roman"/>
+          <w:color w:val="BBBEBF"/>
+          <w:sz w:val="21"/>
+          <w:szCs w:val="21"/>
+        </w:rPr>
+        <w:t>(</w:t>
+      </w:r>
+      <w:proofErr w:type="gramEnd"/>
+      <w:r>
+        <w:rPr>
+          <w:rFonts w:ascii="Consolas" w:eastAsia="Times New Roman" w:hAnsi="Consolas" w:cs="Times New Roman"/>
+          <w:color w:val="BBBEBF"/>
+          <w:sz w:val="21"/>
+          <w:szCs w:val="21"/>
+        </w:rPr>
+        <w:t>)</w:t>
+      </w:r>
+    </w:p>
+    <w:p>
+      <w:pPr>
+        <w:shd w:val="clear" w:color="auto" w:fill="121314"/>
+        <w:spacing w:after="0" w:line="285" w:lineRule="atLeast"/>
+        <w:rPr>
+          <w:rFonts w:ascii="Consolas" w:eastAsia="Times New Roman" w:hAnsi="Consolas" w:cs="Times New Roman"/>
+          <w:color w:val="BBBEBF"/>
+          <w:sz w:val="21"/>
+          <w:szCs w:val="21"/>
+        </w:rPr>
+      </w:pPr>
+      <w:r>
+        <w:rPr>
+          <w:rFonts w:ascii="Consolas" w:eastAsia="Times New Roman" w:hAnsi="Consolas" w:cs="Times New Roman"/>
+          <w:color w:val="BBBEBF"/>
+          <w:sz w:val="21"/>
+          <w:szCs w:val="21"/>
+        </w:rPr>
+        <w:t xml:space="preserve">                </w:t>
+      </w:r>
+      <w:r>
+        <w:rPr>
+          <w:rFonts w:ascii="Consolas" w:eastAsia="Times New Roman" w:hAnsi="Consolas" w:cs="Times New Roman"/>
+          <w:color w:val="C9D1D9"/>
+          <w:sz w:val="21"/>
+          <w:szCs w:val="21"/>
+        </w:rPr>
+        <w:t>duration</w:t>
+      </w:r>
+      <w:r>
+        <w:rPr>
+          <w:rFonts w:ascii="Consolas" w:eastAsia="Times New Roman" w:hAnsi="Consolas" w:cs="Times New Roman"/>
+          <w:color w:val="BBBEBF"/>
+          <w:sz w:val="21"/>
+          <w:szCs w:val="21"/>
+        </w:rPr>
+        <w:t xml:space="preserve"> </w:t>
+      </w:r>
+      <w:r>
+        <w:rPr>
+          <w:rFonts w:ascii="Consolas" w:eastAsia="Times New Roman" w:hAnsi="Consolas" w:cs="Times New Roman"/>
+          <w:color w:val="D4D4D4"/>
+          <w:sz w:val="21"/>
+          <w:szCs w:val="21"/>
+        </w:rPr>
+        <w:t>=</w:t>
+      </w:r>
+      <w:r>
+        <w:rPr>
+          <w:rFonts w:ascii="Consolas" w:eastAsia="Times New Roman" w:hAnsi="Consolas" w:cs="Times New Roman"/>
+          <w:color w:val="BBBEBF"/>
+          <w:sz w:val="21"/>
+          <w:szCs w:val="21"/>
+        </w:rPr>
+        <w:t xml:space="preserve"> </w:t>
+      </w:r>
+      <w:r>
+        <w:rPr>
+          <w:rFonts w:ascii="Consolas" w:eastAsia="Times New Roman" w:hAnsi="Consolas" w:cs="Times New Roman"/>
+          <w:color w:val="C9D1D9"/>
+          <w:sz w:val="21"/>
+          <w:szCs w:val="21"/>
+        </w:rPr>
+        <w:t>now</w:t>
+      </w:r>
+      <w:r>
+        <w:rPr>
+          <w:rFonts w:ascii="Consolas" w:eastAsia="Times New Roman" w:hAnsi="Consolas" w:cs="Times New Roman"/>
+          <w:color w:val="BBBEBF"/>
+          <w:sz w:val="21"/>
+          <w:szCs w:val="21"/>
+        </w:rPr>
+        <w:t xml:space="preserve"> </w:t>
+      </w:r>
+      <w:r>
+        <w:rPr>
+          <w:rFonts w:ascii="Consolas" w:eastAsia="Times New Roman" w:hAnsi="Consolas" w:cs="Times New Roman"/>
+          <w:color w:val="DCDCAA"/>
+          <w:sz w:val="21"/>
+          <w:szCs w:val="21"/>
+        </w:rPr>
+        <w:t>-</w:t>
+      </w:r>
+      <w:r>
+        <w:rPr>
+          <w:rFonts w:ascii="Consolas" w:eastAsia="Times New Roman" w:hAnsi="Consolas" w:cs="Times New Roman"/>
+          <w:color w:val="BBBEBF"/>
+          <w:sz w:val="21"/>
+          <w:szCs w:val="21"/>
+        </w:rPr>
+        <w:t xml:space="preserve"> </w:t>
+      </w:r>
+      <w:proofErr w:type="spellStart"/>
+      <w:r>
+        <w:rPr>
+          <w:rFonts w:ascii="Consolas" w:eastAsia="Times New Roman" w:hAnsi="Consolas" w:cs="Times New Roman"/>
+          <w:color w:val="C9D1D9"/>
+          <w:sz w:val="21"/>
+          <w:szCs w:val="21"/>
+        </w:rPr>
+        <w:t>entry_time</w:t>
+      </w:r>
+      <w:proofErr w:type="spellEnd"/>
+    </w:p>
+    <w:p>
+      <w:pPr>
+        <w:shd w:val="clear" w:color="auto" w:fill="121314"/>
+        <w:spacing w:after="0" w:line="285" w:lineRule="atLeast"/>
+        <w:rPr>
+          <w:rFonts w:ascii="Consolas" w:eastAsia="Times New Roman" w:hAnsi="Consolas" w:cs="Times New Roman"/>
+          <w:color w:val="BBBEBF"/>
+          <w:sz w:val="21"/>
+          <w:szCs w:val="21"/>
+        </w:rPr>
+      </w:pPr>
+      <w:r>
+        <w:rPr>
+          <w:rFonts w:ascii="Consolas" w:eastAsia="Times New Roman" w:hAnsi="Consolas" w:cs="Times New Roman"/>
+          <w:color w:val="BBBEBF"/>
+          <w:sz w:val="21"/>
+          <w:szCs w:val="21"/>
+        </w:rPr>
+        <w:t xml:space="preserve">                </w:t>
+      </w:r>
+      <w:r>
+        <w:rPr>
+          <w:rFonts w:ascii="Consolas" w:eastAsia="Times New Roman" w:hAnsi="Consolas" w:cs="Times New Roman"/>
+          <w:color w:val="C9D1D9"/>
+          <w:sz w:val="21"/>
+          <w:szCs w:val="21"/>
+        </w:rPr>
+        <w:t>hours</w:t>
+      </w:r>
+      <w:r>
+        <w:rPr>
+          <w:rFonts w:ascii="Consolas" w:eastAsia="Times New Roman" w:hAnsi="Consolas" w:cs="Times New Roman"/>
+          <w:color w:val="BBBEBF"/>
+          <w:sz w:val="21"/>
+          <w:szCs w:val="21"/>
+        </w:rPr>
+        <w:t xml:space="preserve"> </w:t>
+      </w:r>
+      <w:r>
+        <w:rPr>
+          <w:rFonts w:ascii="Consolas" w:eastAsia="Times New Roman" w:hAnsi="Consolas" w:cs="Times New Roman"/>
+          <w:color w:val="D4D4D4"/>
+          <w:sz w:val="21"/>
+          <w:szCs w:val="21"/>
+        </w:rPr>
+        <w:t>=</w:t>
+      </w:r>
+      <w:r>
+        <w:rPr>
+          <w:rFonts w:ascii="Consolas" w:eastAsia="Times New Roman" w:hAnsi="Consolas" w:cs="Times New Roman"/>
+          <w:color w:val="BBBEBF"/>
+          <w:sz w:val="21"/>
+          <w:szCs w:val="21"/>
+        </w:rPr>
+        <w:t xml:space="preserve"> </w:t>
+      </w:r>
+      <w:proofErr w:type="spellStart"/>
+      <w:proofErr w:type="gramStart"/>
+      <w:r>
+        <w:rPr>
+          <w:rFonts w:ascii="Consolas" w:eastAsia="Times New Roman" w:hAnsi="Consolas" w:cs="Times New Roman"/>
+          <w:color w:val="C9D1D9"/>
+          <w:sz w:val="21"/>
+          <w:szCs w:val="21"/>
+        </w:rPr>
+        <w:t>duration</w:t>
+      </w:r>
+      <w:r>
+        <w:rPr>
+          <w:rFonts w:ascii="Consolas" w:eastAsia="Times New Roman" w:hAnsi="Consolas" w:cs="Times New Roman"/>
+          <w:color w:val="BBBEBF"/>
+          <w:sz w:val="21"/>
+          <w:szCs w:val="21"/>
+        </w:rPr>
+        <w:t>.</w:t>
+      </w:r>
+      <w:r>
+        <w:rPr>
+          <w:rFonts w:ascii="Consolas" w:eastAsia="Times New Roman" w:hAnsi="Consolas" w:cs="Times New Roman"/>
+          <w:color w:val="D2A8FF"/>
+          <w:sz w:val="21"/>
+          <w:szCs w:val="21"/>
+        </w:rPr>
+        <w:t>total</w:t>
+      </w:r>
+      <w:proofErr w:type="gramEnd"/>
+      <w:r>
+        <w:rPr>
+          <w:rFonts w:ascii="Consolas" w:eastAsia="Times New Roman" w:hAnsi="Consolas" w:cs="Times New Roman"/>
+          <w:color w:val="D2A8FF"/>
+          <w:sz w:val="21"/>
+          <w:szCs w:val="21"/>
+        </w:rPr>
+        <w:t>_</w:t>
+      </w:r>
+      <w:proofErr w:type="gramStart"/>
+      <w:r>
+        <w:rPr>
+          <w:rFonts w:ascii="Consolas" w:eastAsia="Times New Roman" w:hAnsi="Consolas" w:cs="Times New Roman"/>
+          <w:color w:val="D2A8FF"/>
+          <w:sz w:val="21"/>
+          <w:szCs w:val="21"/>
+        </w:rPr>
+        <w:t>seconds</w:t>
+      </w:r>
+      <w:proofErr w:type="spellEnd"/>
+      <w:r>
+        <w:rPr>
+          <w:rFonts w:ascii="Consolas" w:eastAsia="Times New Roman" w:hAnsi="Consolas" w:cs="Times New Roman"/>
+          <w:color w:val="BBBEBF"/>
+          <w:sz w:val="21"/>
+          <w:szCs w:val="21"/>
+        </w:rPr>
+        <w:t>(</w:t>
+      </w:r>
+      <w:proofErr w:type="gramEnd"/>
+      <w:r>
+        <w:rPr>
+          <w:rFonts w:ascii="Consolas" w:eastAsia="Times New Roman" w:hAnsi="Consolas" w:cs="Times New Roman"/>
+          <w:color w:val="BBBEBF"/>
+          <w:sz w:val="21"/>
+          <w:szCs w:val="21"/>
+        </w:rPr>
+        <w:t xml:space="preserve">) </w:t>
+      </w:r>
+      <w:r>
+        <w:rPr>
+          <w:rFonts w:ascii="Consolas" w:eastAsia="Times New Roman" w:hAnsi="Consolas" w:cs="Times New Roman"/>
+          <w:color w:val="D4D4D4"/>
+          <w:sz w:val="21"/>
+          <w:szCs w:val="21"/>
+        </w:rPr>
+        <w:t>/</w:t>
+      </w:r>
+      <w:r>
+        <w:rPr>
+          <w:rFonts w:ascii="Consolas" w:eastAsia="Times New Roman" w:hAnsi="Consolas" w:cs="Times New Roman"/>
+          <w:color w:val="BBBEBF"/>
+          <w:sz w:val="21"/>
+          <w:szCs w:val="21"/>
+        </w:rPr>
+        <w:t xml:space="preserve"> </w:t>
+      </w:r>
+      <w:r>
+        <w:rPr>
+          <w:rFonts w:ascii="Consolas" w:eastAsia="Times New Roman" w:hAnsi="Consolas" w:cs="Times New Roman"/>
+          <w:color w:val="B5CEA8"/>
+          <w:sz w:val="21"/>
+          <w:szCs w:val="21"/>
+        </w:rPr>
+        <w:t>3600</w:t>
+      </w:r>
+    </w:p>
+    <w:p>
+      <w:pPr>
+        <w:shd w:val="clear" w:color="auto" w:fill="121314"/>
+        <w:spacing w:after="0" w:line="285" w:lineRule="atLeast"/>
+        <w:rPr>
+          <w:rFonts w:ascii="Consolas" w:eastAsia="Times New Roman" w:hAnsi="Consolas" w:cs="Times New Roman"/>
+          <w:color w:val="BBBEBF"/>
+          <w:sz w:val="21"/>
+          <w:szCs w:val="21"/>
+        </w:rPr>
+      </w:pPr>
+      <w:r>
+        <w:rPr>
+          <w:rFonts w:ascii="Consolas" w:eastAsia="Times New Roman" w:hAnsi="Consolas" w:cs="Times New Roman"/>
+          <w:color w:val="BBBEBF"/>
+          <w:sz w:val="21"/>
+          <w:szCs w:val="21"/>
+        </w:rPr>
+        <w:t xml:space="preserve">                </w:t>
+      </w:r>
+      <w:proofErr w:type="spellStart"/>
+      <w:r>
+        <w:rPr>
+          <w:rFonts w:ascii="Consolas" w:eastAsia="Times New Roman" w:hAnsi="Consolas" w:cs="Times New Roman"/>
+          <w:color w:val="C9D1D9"/>
+          <w:sz w:val="21"/>
+          <w:szCs w:val="21"/>
+        </w:rPr>
+        <w:t>billable_hours</w:t>
+      </w:r>
+      <w:proofErr w:type="spellEnd"/>
+      <w:r>
+        <w:rPr>
+          <w:rFonts w:ascii="Consolas" w:eastAsia="Times New Roman" w:hAnsi="Consolas" w:cs="Times New Roman"/>
+          <w:color w:val="BBBEBF"/>
+          <w:sz w:val="21"/>
+          <w:szCs w:val="21"/>
+        </w:rPr>
+        <w:t xml:space="preserve"> </w:t>
+      </w:r>
+      <w:r>
+        <w:rPr>
+          <w:rFonts w:ascii="Consolas" w:eastAsia="Times New Roman" w:hAnsi="Consolas" w:cs="Times New Roman"/>
+          <w:color w:val="D4D4D4"/>
+          <w:sz w:val="21"/>
+          <w:szCs w:val="21"/>
+        </w:rPr>
+        <w:t>=</w:t>
+      </w:r>
+      <w:r>
+        <w:rPr>
+          <w:rFonts w:ascii="Consolas" w:eastAsia="Times New Roman" w:hAnsi="Consolas" w:cs="Times New Roman"/>
+          <w:color w:val="BBBEBF"/>
+          <w:sz w:val="21"/>
+          <w:szCs w:val="21"/>
+        </w:rPr>
+        <w:t xml:space="preserve"> </w:t>
+      </w:r>
+      <w:proofErr w:type="gramStart"/>
+      <w:r>
+        <w:rPr>
+          <w:rFonts w:ascii="Consolas" w:eastAsia="Times New Roman" w:hAnsi="Consolas" w:cs="Times New Roman"/>
+          <w:color w:val="D2A8FF"/>
+          <w:sz w:val="21"/>
+          <w:szCs w:val="21"/>
+        </w:rPr>
+        <w:t>max</w:t>
+      </w:r>
+      <w:r>
+        <w:rPr>
+          <w:rFonts w:ascii="Consolas" w:eastAsia="Times New Roman" w:hAnsi="Consolas" w:cs="Times New Roman"/>
+          <w:color w:val="BBBEBF"/>
+          <w:sz w:val="21"/>
+          <w:szCs w:val="21"/>
+        </w:rPr>
+        <w:t>(</w:t>
+      </w:r>
+      <w:proofErr w:type="gramEnd"/>
+      <w:r>
+        <w:rPr>
+          <w:rFonts w:ascii="Consolas" w:eastAsia="Times New Roman" w:hAnsi="Consolas" w:cs="Times New Roman"/>
+          <w:color w:val="B5CEA8"/>
+          <w:sz w:val="21"/>
+          <w:szCs w:val="21"/>
+        </w:rPr>
+        <w:t>0</w:t>
+      </w:r>
+      <w:r>
+        <w:rPr>
+          <w:rFonts w:ascii="Consolas" w:eastAsia="Times New Roman" w:hAnsi="Consolas" w:cs="Times New Roman"/>
+          <w:color w:val="BBBEBF"/>
+          <w:sz w:val="21"/>
+          <w:szCs w:val="21"/>
+        </w:rPr>
+        <w:t xml:space="preserve">, </w:t>
+      </w:r>
+      <w:r>
+        <w:rPr>
+          <w:rFonts w:ascii="Consolas" w:eastAsia="Times New Roman" w:hAnsi="Consolas" w:cs="Times New Roman"/>
+          <w:color w:val="C9D1D9"/>
+          <w:sz w:val="21"/>
+          <w:szCs w:val="21"/>
+        </w:rPr>
+        <w:t>hours</w:t>
+      </w:r>
+      <w:r>
+        <w:rPr>
+          <w:rFonts w:ascii="Consolas" w:eastAsia="Times New Roman" w:hAnsi="Consolas" w:cs="Times New Roman"/>
+          <w:color w:val="BBBEBF"/>
+          <w:sz w:val="21"/>
+          <w:szCs w:val="21"/>
+        </w:rPr>
+        <w:t>)</w:t>
+      </w:r>
+    </w:p>
+    <w:p>
+      <w:pPr>
+        <w:shd w:val="clear" w:color="auto" w:fill="121314"/>
+        <w:spacing w:after="0" w:line="285" w:lineRule="atLeast"/>
+        <w:rPr>
+          <w:rFonts w:ascii="Consolas" w:eastAsia="Times New Roman" w:hAnsi="Consolas" w:cs="Times New Roman"/>
+          <w:color w:val="BBBEBF"/>
+          <w:sz w:val="21"/>
+          <w:szCs w:val="21"/>
+        </w:rPr>
+      </w:pPr>
+      <w:r>
+        <w:rPr>
+          <w:rFonts w:ascii="Consolas" w:eastAsia="Times New Roman" w:hAnsi="Consolas" w:cs="Times New Roman"/>
+          <w:color w:val="BBBEBF"/>
+          <w:sz w:val="21"/>
+          <w:szCs w:val="21"/>
+        </w:rPr>
+        <w:t xml:space="preserve">                </w:t>
+      </w:r>
+      <w:r>
+        <w:rPr>
+          <w:rFonts w:ascii="Consolas" w:eastAsia="Times New Roman" w:hAnsi="Consolas" w:cs="Times New Roman"/>
+          <w:color w:val="C9D1D9"/>
+          <w:sz w:val="21"/>
+          <w:szCs w:val="21"/>
+        </w:rPr>
+        <w:t>rate</w:t>
+      </w:r>
+      <w:r>
+        <w:rPr>
+          <w:rFonts w:ascii="Consolas" w:eastAsia="Times New Roman" w:hAnsi="Consolas" w:cs="Times New Roman"/>
+          <w:color w:val="BBBEBF"/>
+          <w:sz w:val="21"/>
+          <w:szCs w:val="21"/>
+        </w:rPr>
+        <w:t xml:space="preserve"> </w:t>
+      </w:r>
+      <w:r>
+        <w:rPr>
+          <w:rFonts w:ascii="Consolas" w:eastAsia="Times New Roman" w:hAnsi="Consolas" w:cs="Times New Roman"/>
+          <w:color w:val="D4D4D4"/>
+          <w:sz w:val="21"/>
+          <w:szCs w:val="21"/>
+        </w:rPr>
+        <w:t>=</w:t>
+      </w:r>
+      <w:r>
+        <w:rPr>
+          <w:rFonts w:ascii="Consolas" w:eastAsia="Times New Roman" w:hAnsi="Consolas" w:cs="Times New Roman"/>
+          <w:color w:val="BBBEBF"/>
+          <w:sz w:val="21"/>
+          <w:szCs w:val="21"/>
+        </w:rPr>
+        <w:t xml:space="preserve"> </w:t>
+      </w:r>
+      <w:r>
+        <w:rPr>
+          <w:rFonts w:ascii="Consolas" w:eastAsia="Times New Roman" w:hAnsi="Consolas" w:cs="Times New Roman"/>
+          <w:color w:val="B5CEA8"/>
+          <w:sz w:val="21"/>
+          <w:szCs w:val="21"/>
+        </w:rPr>
+        <w:t>10</w:t>
+      </w:r>
+      <w:r>
+        <w:rPr>
+          <w:rFonts w:ascii="Consolas" w:eastAsia="Times New Roman" w:hAnsi="Consolas" w:cs="Times New Roman"/>
+          <w:color w:val="BBBEBF"/>
+          <w:sz w:val="21"/>
+          <w:szCs w:val="21"/>
+        </w:rPr>
+        <w:t xml:space="preserve"> </w:t>
+      </w:r>
+      <w:r>
+        <w:rPr>
+          <w:rFonts w:ascii="Consolas" w:eastAsia="Times New Roman" w:hAnsi="Consolas" w:cs="Times New Roman"/>
+          <w:color w:val="C586C0"/>
+          <w:sz w:val="21"/>
+          <w:szCs w:val="21"/>
+        </w:rPr>
+        <w:t>if</w:t>
+      </w:r>
+      <w:r>
+        <w:rPr>
+          <w:rFonts w:ascii="Consolas" w:eastAsia="Times New Roman" w:hAnsi="Consolas" w:cs="Times New Roman"/>
+          <w:color w:val="BBBEBF"/>
+          <w:sz w:val="21"/>
+          <w:szCs w:val="21"/>
+        </w:rPr>
+        <w:t xml:space="preserve"> </w:t>
+      </w:r>
+      <w:proofErr w:type="spellStart"/>
+      <w:r>
+        <w:rPr>
+          <w:rFonts w:ascii="Consolas" w:eastAsia="Times New Roman" w:hAnsi="Consolas" w:cs="Times New Roman"/>
+          <w:color w:val="C9D1D9"/>
+          <w:sz w:val="21"/>
+          <w:szCs w:val="21"/>
+        </w:rPr>
+        <w:t>empty_lots</w:t>
+      </w:r>
+      <w:proofErr w:type="spellEnd"/>
+      <w:r>
+        <w:rPr>
+          <w:rFonts w:ascii="Consolas" w:eastAsia="Times New Roman" w:hAnsi="Consolas" w:cs="Times New Roman"/>
+          <w:color w:val="BBBEBF"/>
+          <w:sz w:val="21"/>
+          <w:szCs w:val="21"/>
+        </w:rPr>
+        <w:t>[</w:t>
+      </w:r>
+      <w:r>
+        <w:rPr>
+          <w:rFonts w:ascii="Consolas" w:eastAsia="Times New Roman" w:hAnsi="Consolas" w:cs="Times New Roman"/>
+          <w:color w:val="C9D1D9"/>
+          <w:sz w:val="21"/>
+          <w:szCs w:val="21"/>
+        </w:rPr>
+        <w:t>lot</w:t>
+      </w:r>
+      <w:r>
+        <w:rPr>
+          <w:rFonts w:ascii="Consolas" w:eastAsia="Times New Roman" w:hAnsi="Consolas" w:cs="Times New Roman"/>
+          <w:color w:val="BBBEBF"/>
+          <w:sz w:val="21"/>
+          <w:szCs w:val="21"/>
+        </w:rPr>
+        <w:t>][</w:t>
+      </w:r>
+      <w:r>
+        <w:rPr>
+          <w:rFonts w:ascii="Consolas" w:eastAsia="Times New Roman" w:hAnsi="Consolas" w:cs="Times New Roman"/>
+          <w:color w:val="A5D6FF"/>
+          <w:sz w:val="21"/>
+          <w:szCs w:val="21"/>
+        </w:rPr>
+        <w:t>"</w:t>
+      </w:r>
+      <w:proofErr w:type="spellStart"/>
+      <w:r>
+        <w:rPr>
+          <w:rFonts w:ascii="Consolas" w:eastAsia="Times New Roman" w:hAnsi="Consolas" w:cs="Times New Roman"/>
+          <w:color w:val="A5D6FF"/>
+          <w:sz w:val="21"/>
+          <w:szCs w:val="21"/>
+        </w:rPr>
+        <w:t>vip</w:t>
+      </w:r>
+      <w:proofErr w:type="spellEnd"/>
+      <w:r>
+        <w:rPr>
+          <w:rFonts w:ascii="Consolas" w:eastAsia="Times New Roman" w:hAnsi="Consolas" w:cs="Times New Roman"/>
+          <w:color w:val="A5D6FF"/>
+          <w:sz w:val="21"/>
+          <w:szCs w:val="21"/>
+        </w:rPr>
+        <w:t>"</w:t>
+      </w:r>
+      <w:r>
+        <w:rPr>
+          <w:rFonts w:ascii="Consolas" w:eastAsia="Times New Roman" w:hAnsi="Consolas" w:cs="Times New Roman"/>
+          <w:color w:val="BBBEBF"/>
+          <w:sz w:val="21"/>
+          <w:szCs w:val="21"/>
+        </w:rPr>
+        <w:t xml:space="preserve">] </w:t>
+      </w:r>
+      <w:r>
+        <w:rPr>
+          <w:rFonts w:ascii="Consolas" w:eastAsia="Times New Roman" w:hAnsi="Consolas" w:cs="Times New Roman"/>
+          <w:color w:val="C586C0"/>
+          <w:sz w:val="21"/>
+          <w:szCs w:val="21"/>
+        </w:rPr>
+        <w:t>else</w:t>
+      </w:r>
+      <w:r>
+        <w:rPr>
+          <w:rFonts w:ascii="Consolas" w:eastAsia="Times New Roman" w:hAnsi="Consolas" w:cs="Times New Roman"/>
+          <w:color w:val="BBBEBF"/>
+          <w:sz w:val="21"/>
+          <w:szCs w:val="21"/>
+        </w:rPr>
+        <w:t xml:space="preserve"> </w:t>
+      </w:r>
+      <w:r>
+        <w:rPr>
+          <w:rFonts w:ascii="Consolas" w:eastAsia="Times New Roman" w:hAnsi="Consolas" w:cs="Times New Roman"/>
+          <w:color w:val="B5CEA8"/>
+          <w:sz w:val="21"/>
+          <w:szCs w:val="21"/>
+        </w:rPr>
+        <w:t>5</w:t>
+      </w:r>
+    </w:p>
+    <w:p>
+      <w:pPr>
+        <w:shd w:val="clear" w:color="auto" w:fill="121314"/>
+        <w:spacing w:after="0" w:line="285" w:lineRule="atLeast"/>
+        <w:rPr>
+          <w:rFonts w:ascii="Consolas" w:eastAsia="Times New Roman" w:hAnsi="Consolas" w:cs="Times New Roman"/>
+          <w:color w:val="BBBEBF"/>
+          <w:sz w:val="21"/>
+          <w:szCs w:val="21"/>
+        </w:rPr>
+      </w:pPr>
+      <w:r>
+        <w:rPr>
+          <w:rFonts w:ascii="Consolas" w:eastAsia="Times New Roman" w:hAnsi="Consolas" w:cs="Times New Roman"/>
+          <w:color w:val="BBBEBF"/>
+          <w:sz w:val="21"/>
+          <w:szCs w:val="21"/>
+        </w:rPr>
+        <w:t xml:space="preserve">                </w:t>
+      </w:r>
+      <w:r>
+        <w:rPr>
+          <w:rFonts w:ascii="Consolas" w:eastAsia="Times New Roman" w:hAnsi="Consolas" w:cs="Times New Roman"/>
+          <w:color w:val="C9D1D9"/>
+          <w:sz w:val="21"/>
+          <w:szCs w:val="21"/>
+        </w:rPr>
+        <w:t>fee</w:t>
+      </w:r>
+      <w:r>
+        <w:rPr>
+          <w:rFonts w:ascii="Consolas" w:eastAsia="Times New Roman" w:hAnsi="Consolas" w:cs="Times New Roman"/>
+          <w:color w:val="BBBEBF"/>
+          <w:sz w:val="21"/>
+          <w:szCs w:val="21"/>
+        </w:rPr>
+        <w:t xml:space="preserve"> </w:t>
+      </w:r>
+      <w:r>
+        <w:rPr>
+          <w:rFonts w:ascii="Consolas" w:eastAsia="Times New Roman" w:hAnsi="Consolas" w:cs="Times New Roman"/>
+          <w:color w:val="D4D4D4"/>
+          <w:sz w:val="21"/>
+          <w:szCs w:val="21"/>
+        </w:rPr>
+        <w:t>=</w:t>
+      </w:r>
+      <w:r>
+        <w:rPr>
+          <w:rFonts w:ascii="Consolas" w:eastAsia="Times New Roman" w:hAnsi="Consolas" w:cs="Times New Roman"/>
+          <w:color w:val="BBBEBF"/>
+          <w:sz w:val="21"/>
+          <w:szCs w:val="21"/>
+        </w:rPr>
+        <w:t xml:space="preserve"> </w:t>
+      </w:r>
+      <w:proofErr w:type="spellStart"/>
+      <w:r>
+        <w:rPr>
+          <w:rFonts w:ascii="Consolas" w:eastAsia="Times New Roman" w:hAnsi="Consolas" w:cs="Times New Roman"/>
+          <w:color w:val="C9D1D9"/>
+          <w:sz w:val="21"/>
+          <w:szCs w:val="21"/>
+        </w:rPr>
+        <w:t>billable_hours</w:t>
+      </w:r>
+      <w:proofErr w:type="spellEnd"/>
+      <w:r>
+        <w:rPr>
+          <w:rFonts w:ascii="Consolas" w:eastAsia="Times New Roman" w:hAnsi="Consolas" w:cs="Times New Roman"/>
+          <w:color w:val="BBBEBF"/>
+          <w:sz w:val="21"/>
+          <w:szCs w:val="21"/>
+        </w:rPr>
+        <w:t xml:space="preserve"> </w:t>
+      </w:r>
+      <w:r>
+        <w:rPr>
+          <w:rFonts w:ascii="Consolas" w:eastAsia="Times New Roman" w:hAnsi="Consolas" w:cs="Times New Roman"/>
+          <w:color w:val="D4D4D4"/>
+          <w:sz w:val="21"/>
+          <w:szCs w:val="21"/>
+        </w:rPr>
+        <w:t>*</w:t>
+      </w:r>
+      <w:r>
+        <w:rPr>
+          <w:rFonts w:ascii="Consolas" w:eastAsia="Times New Roman" w:hAnsi="Consolas" w:cs="Times New Roman"/>
+          <w:color w:val="BBBEBF"/>
+          <w:sz w:val="21"/>
+          <w:szCs w:val="21"/>
+        </w:rPr>
+        <w:t xml:space="preserve"> </w:t>
+      </w:r>
+      <w:r>
+        <w:rPr>
+          <w:rFonts w:ascii="Consolas" w:eastAsia="Times New Roman" w:hAnsi="Consolas" w:cs="Times New Roman"/>
+          <w:color w:val="C9D1D9"/>
+          <w:sz w:val="21"/>
+          <w:szCs w:val="21"/>
+        </w:rPr>
+        <w:t>rate</w:t>
+      </w:r>
+    </w:p>
+    <w:p>
+      <w:pPr>
+        <w:shd w:val="clear" w:color="auto" w:fill="121314"/>
+        <w:spacing w:after="0" w:line="285" w:lineRule="atLeast"/>
+        <w:rPr>
+          <w:rFonts w:ascii="Consolas" w:eastAsia="Times New Roman" w:hAnsi="Consolas" w:cs="Times New Roman"/>
+          <w:color w:val="BBBEBF"/>
+          <w:sz w:val="21"/>
+          <w:szCs w:val="21"/>
+        </w:rPr>
+      </w:pPr>
+      <w:r>
+        <w:rPr>
+          <w:rFonts w:ascii="Consolas" w:eastAsia="Times New Roman" w:hAnsi="Consolas" w:cs="Times New Roman"/>
+          <w:color w:val="BBBEBF"/>
+          <w:sz w:val="21"/>
+          <w:szCs w:val="21"/>
+        </w:rPr>
+        <w:t xml:space="preserve">                </w:t>
+      </w:r>
+      <w:r>
+        <w:rPr>
+          <w:rFonts w:ascii="Consolas" w:eastAsia="Times New Roman" w:hAnsi="Consolas" w:cs="Times New Roman"/>
+          <w:color w:val="C586C0"/>
+          <w:sz w:val="21"/>
+          <w:szCs w:val="21"/>
+        </w:rPr>
+        <w:t>return</w:t>
+      </w:r>
+      <w:r>
+        <w:rPr>
+          <w:rFonts w:ascii="Consolas" w:eastAsia="Times New Roman" w:hAnsi="Consolas" w:cs="Times New Roman"/>
+          <w:color w:val="BBBEBF"/>
+          <w:sz w:val="21"/>
+          <w:szCs w:val="21"/>
+        </w:rPr>
+        <w:t xml:space="preserve"> </w:t>
+      </w:r>
+      <w:proofErr w:type="spellStart"/>
+      <w:r>
+        <w:rPr>
+          <w:rFonts w:ascii="Consolas" w:eastAsia="Times New Roman" w:hAnsi="Consolas" w:cs="Times New Roman"/>
+          <w:color w:val="D2A8FF"/>
+          <w:sz w:val="21"/>
+          <w:szCs w:val="21"/>
+        </w:rPr>
+        <w:t>render_</w:t>
+      </w:r>
+      <w:proofErr w:type="gramStart"/>
+      <w:r>
+        <w:rPr>
+          <w:rFonts w:ascii="Consolas" w:eastAsia="Times New Roman" w:hAnsi="Consolas" w:cs="Times New Roman"/>
+          <w:color w:val="D2A8FF"/>
+          <w:sz w:val="21"/>
+          <w:szCs w:val="21"/>
+        </w:rPr>
+        <w:t>template</w:t>
+      </w:r>
+      <w:proofErr w:type="spellEnd"/>
+      <w:r>
+        <w:rPr>
+          <w:rFonts w:ascii="Consolas" w:eastAsia="Times New Roman" w:hAnsi="Consolas" w:cs="Times New Roman"/>
+          <w:color w:val="BBBEBF"/>
+          <w:sz w:val="21"/>
+          <w:szCs w:val="21"/>
+        </w:rPr>
+        <w:t>(</w:t>
+      </w:r>
+      <w:proofErr w:type="gramEnd"/>
+      <w:r>
+        <w:rPr>
+          <w:rFonts w:ascii="Consolas" w:eastAsia="Times New Roman" w:hAnsi="Consolas" w:cs="Times New Roman"/>
+          <w:color w:val="A5D6FF"/>
+          <w:sz w:val="21"/>
+          <w:szCs w:val="21"/>
+        </w:rPr>
+        <w:t>'calculator.html'</w:t>
+      </w:r>
+      <w:r>
+        <w:rPr>
+          <w:rFonts w:ascii="Consolas" w:eastAsia="Times New Roman" w:hAnsi="Consolas" w:cs="Times New Roman"/>
+          <w:color w:val="BBBEBF"/>
+          <w:sz w:val="21"/>
+          <w:szCs w:val="21"/>
+        </w:rPr>
+        <w:t xml:space="preserve">, </w:t>
+      </w:r>
+      <w:r>
+        <w:rPr>
+          <w:rFonts w:ascii="Consolas" w:eastAsia="Times New Roman" w:hAnsi="Consolas" w:cs="Times New Roman"/>
+          <w:color w:val="FFA657"/>
+          <w:sz w:val="21"/>
+          <w:szCs w:val="21"/>
+        </w:rPr>
+        <w:t>license</w:t>
+      </w:r>
+      <w:r>
+        <w:rPr>
+          <w:rFonts w:ascii="Consolas" w:eastAsia="Times New Roman" w:hAnsi="Consolas" w:cs="Times New Roman"/>
+          <w:color w:val="D4D4D4"/>
+          <w:sz w:val="21"/>
+          <w:szCs w:val="21"/>
+        </w:rPr>
+        <w:t>=</w:t>
+      </w:r>
+      <w:r>
+        <w:rPr>
+          <w:rFonts w:ascii="Consolas" w:eastAsia="Times New Roman" w:hAnsi="Consolas" w:cs="Times New Roman"/>
+          <w:color w:val="C9D1D9"/>
+          <w:sz w:val="21"/>
+          <w:szCs w:val="21"/>
+        </w:rPr>
+        <w:t>license</w:t>
+      </w:r>
+      <w:r>
+        <w:rPr>
+          <w:rFonts w:ascii="Consolas" w:eastAsia="Times New Roman" w:hAnsi="Consolas" w:cs="Times New Roman"/>
+          <w:color w:val="BBBEBF"/>
+          <w:sz w:val="21"/>
+          <w:szCs w:val="21"/>
+        </w:rPr>
+        <w:t xml:space="preserve">, </w:t>
+      </w:r>
+      <w:r>
+        <w:rPr>
+          <w:rFonts w:ascii="Consolas" w:eastAsia="Times New Roman" w:hAnsi="Consolas" w:cs="Times New Roman"/>
+          <w:color w:val="FFA657"/>
+          <w:sz w:val="21"/>
+          <w:szCs w:val="21"/>
+        </w:rPr>
+        <w:t>hours</w:t>
+      </w:r>
+      <w:r>
+        <w:rPr>
+          <w:rFonts w:ascii="Consolas" w:eastAsia="Times New Roman" w:hAnsi="Consolas" w:cs="Times New Roman"/>
+          <w:color w:val="D4D4D4"/>
+          <w:sz w:val="21"/>
+          <w:szCs w:val="21"/>
+        </w:rPr>
+        <w:t>=</w:t>
+      </w:r>
+      <w:proofErr w:type="gramStart"/>
+      <w:r>
+        <w:rPr>
+          <w:rFonts w:ascii="Consolas" w:eastAsia="Times New Roman" w:hAnsi="Consolas" w:cs="Times New Roman"/>
+          <w:color w:val="D2A8FF"/>
+          <w:sz w:val="21"/>
+          <w:szCs w:val="21"/>
+        </w:rPr>
+        <w:t>round</w:t>
+      </w:r>
+      <w:r>
+        <w:rPr>
+          <w:rFonts w:ascii="Consolas" w:eastAsia="Times New Roman" w:hAnsi="Consolas" w:cs="Times New Roman"/>
+          <w:color w:val="BBBEBF"/>
+          <w:sz w:val="21"/>
+          <w:szCs w:val="21"/>
+        </w:rPr>
+        <w:t>(</w:t>
+      </w:r>
+      <w:proofErr w:type="gramEnd"/>
+      <w:r>
+        <w:rPr>
+          <w:rFonts w:ascii="Consolas" w:eastAsia="Times New Roman" w:hAnsi="Consolas" w:cs="Times New Roman"/>
+          <w:color w:val="C9D1D9"/>
+          <w:sz w:val="21"/>
+          <w:szCs w:val="21"/>
+        </w:rPr>
+        <w:t>hours</w:t>
+      </w:r>
+      <w:r>
+        <w:rPr>
+          <w:rFonts w:ascii="Consolas" w:eastAsia="Times New Roman" w:hAnsi="Consolas" w:cs="Times New Roman"/>
+          <w:color w:val="BBBEBF"/>
+          <w:sz w:val="21"/>
+          <w:szCs w:val="21"/>
+        </w:rPr>
+        <w:t xml:space="preserve">, </w:t>
+      </w:r>
+      <w:r>
+        <w:rPr>
+          <w:rFonts w:ascii="Consolas" w:eastAsia="Times New Roman" w:hAnsi="Consolas" w:cs="Times New Roman"/>
+          <w:color w:val="B5CEA8"/>
+          <w:sz w:val="21"/>
+          <w:szCs w:val="21"/>
+        </w:rPr>
+        <w:t>2</w:t>
+      </w:r>
+      <w:r>
+        <w:rPr>
+          <w:rFonts w:ascii="Consolas" w:eastAsia="Times New Roman" w:hAnsi="Consolas" w:cs="Times New Roman"/>
+          <w:color w:val="BBBEBF"/>
+          <w:sz w:val="21"/>
+          <w:szCs w:val="21"/>
+        </w:rPr>
+        <w:t xml:space="preserve">), </w:t>
+      </w:r>
+      <w:proofErr w:type="spellStart"/>
+      <w:r>
+        <w:rPr>
+          <w:rFonts w:ascii="Consolas" w:eastAsia="Times New Roman" w:hAnsi="Consolas" w:cs="Times New Roman"/>
+          <w:color w:val="FFA657"/>
+          <w:sz w:val="21"/>
+          <w:szCs w:val="21"/>
+        </w:rPr>
+        <w:t>billable_hours</w:t>
+      </w:r>
+      <w:proofErr w:type="spellEnd"/>
+      <w:r>
+        <w:rPr>
+          <w:rFonts w:ascii="Consolas" w:eastAsia="Times New Roman" w:hAnsi="Consolas" w:cs="Times New Roman"/>
+          <w:color w:val="D4D4D4"/>
+          <w:sz w:val="21"/>
+          <w:szCs w:val="21"/>
+        </w:rPr>
+        <w:t>=</w:t>
+      </w:r>
+      <w:proofErr w:type="gramStart"/>
+      <w:r>
+        <w:rPr>
+          <w:rFonts w:ascii="Consolas" w:eastAsia="Times New Roman" w:hAnsi="Consolas" w:cs="Times New Roman"/>
+          <w:color w:val="D2A8FF"/>
+          <w:sz w:val="21"/>
+          <w:szCs w:val="21"/>
+        </w:rPr>
+        <w:t>round</w:t>
+      </w:r>
+      <w:r>
+        <w:rPr>
+          <w:rFonts w:ascii="Consolas" w:eastAsia="Times New Roman" w:hAnsi="Consolas" w:cs="Times New Roman"/>
+          <w:color w:val="BBBEBF"/>
+          <w:sz w:val="21"/>
+          <w:szCs w:val="21"/>
+        </w:rPr>
+        <w:t>(</w:t>
+      </w:r>
+      <w:proofErr w:type="spellStart"/>
+      <w:proofErr w:type="gramEnd"/>
+      <w:r>
+        <w:rPr>
+          <w:rFonts w:ascii="Consolas" w:eastAsia="Times New Roman" w:hAnsi="Consolas" w:cs="Times New Roman"/>
+          <w:color w:val="C9D1D9"/>
+          <w:sz w:val="21"/>
+          <w:szCs w:val="21"/>
+        </w:rPr>
+        <w:t>billable_hours</w:t>
+      </w:r>
+      <w:proofErr w:type="spellEnd"/>
+      <w:r>
+        <w:rPr>
+          <w:rFonts w:ascii="Consolas" w:eastAsia="Times New Roman" w:hAnsi="Consolas" w:cs="Times New Roman"/>
+          <w:color w:val="BBBEBF"/>
+          <w:sz w:val="21"/>
+          <w:szCs w:val="21"/>
+        </w:rPr>
+        <w:t xml:space="preserve">, </w:t>
+      </w:r>
+      <w:r>
+        <w:rPr>
+          <w:rFonts w:ascii="Consolas" w:eastAsia="Times New Roman" w:hAnsi="Consolas" w:cs="Times New Roman"/>
+          <w:color w:val="B5CEA8"/>
+          <w:sz w:val="21"/>
+          <w:szCs w:val="21"/>
+        </w:rPr>
+        <w:t>2</w:t>
+      </w:r>
+      <w:r>
+        <w:rPr>
+          <w:rFonts w:ascii="Consolas" w:eastAsia="Times New Roman" w:hAnsi="Consolas" w:cs="Times New Roman"/>
+          <w:color w:val="BBBEBF"/>
+          <w:sz w:val="21"/>
+          <w:szCs w:val="21"/>
+        </w:rPr>
+        <w:t xml:space="preserve">), </w:t>
+      </w:r>
+      <w:r>
+        <w:rPr>
+          <w:rFonts w:ascii="Consolas" w:eastAsia="Times New Roman" w:hAnsi="Consolas" w:cs="Times New Roman"/>
+          <w:color w:val="FFA657"/>
+          <w:sz w:val="21"/>
+          <w:szCs w:val="21"/>
+        </w:rPr>
+        <w:t>fee</w:t>
+      </w:r>
+      <w:r>
+        <w:rPr>
+          <w:rFonts w:ascii="Consolas" w:eastAsia="Times New Roman" w:hAnsi="Consolas" w:cs="Times New Roman"/>
+          <w:color w:val="D4D4D4"/>
+          <w:sz w:val="21"/>
+          <w:szCs w:val="21"/>
+        </w:rPr>
+        <w:t>=</w:t>
+      </w:r>
+      <w:proofErr w:type="gramStart"/>
+      <w:r>
+        <w:rPr>
+          <w:rFonts w:ascii="Consolas" w:eastAsia="Times New Roman" w:hAnsi="Consolas" w:cs="Times New Roman"/>
+          <w:color w:val="D2A8FF"/>
+          <w:sz w:val="21"/>
+          <w:szCs w:val="21"/>
+        </w:rPr>
+        <w:t>round</w:t>
+      </w:r>
+      <w:r>
+        <w:rPr>
+          <w:rFonts w:ascii="Consolas" w:eastAsia="Times New Roman" w:hAnsi="Consolas" w:cs="Times New Roman"/>
+          <w:color w:val="BBBEBF"/>
+          <w:sz w:val="21"/>
+          <w:szCs w:val="21"/>
+        </w:rPr>
+        <w:t>(</w:t>
+      </w:r>
+      <w:proofErr w:type="gramEnd"/>
+      <w:r>
+        <w:rPr>
+          <w:rFonts w:ascii="Consolas" w:eastAsia="Times New Roman" w:hAnsi="Consolas" w:cs="Times New Roman"/>
+          <w:color w:val="C9D1D9"/>
+          <w:sz w:val="21"/>
+          <w:szCs w:val="21"/>
+        </w:rPr>
+        <w:t>fee</w:t>
+      </w:r>
+      <w:r>
+        <w:rPr>
+          <w:rFonts w:ascii="Consolas" w:eastAsia="Times New Roman" w:hAnsi="Consolas" w:cs="Times New Roman"/>
+          <w:color w:val="BBBEBF"/>
+          <w:sz w:val="21"/>
+          <w:szCs w:val="21"/>
+        </w:rPr>
+        <w:t xml:space="preserve">, </w:t>
+      </w:r>
+      <w:r>
+        <w:rPr>
+          <w:rFonts w:ascii="Consolas" w:eastAsia="Times New Roman" w:hAnsi="Consolas" w:cs="Times New Roman"/>
+          <w:color w:val="B5CEA8"/>
+          <w:sz w:val="21"/>
+          <w:szCs w:val="21"/>
+        </w:rPr>
+        <w:t>2</w:t>
+      </w:r>
+      <w:r>
+        <w:rPr>
+          <w:rFonts w:ascii="Consolas" w:eastAsia="Times New Roman" w:hAnsi="Consolas" w:cs="Times New Roman"/>
+          <w:color w:val="BBBEBF"/>
+          <w:sz w:val="21"/>
+          <w:szCs w:val="21"/>
+        </w:rPr>
+        <w:t xml:space="preserve">), </w:t>
+      </w:r>
+      <w:r>
+        <w:rPr>
+          <w:rFonts w:ascii="Consolas" w:eastAsia="Times New Roman" w:hAnsi="Consolas" w:cs="Times New Roman"/>
+          <w:color w:val="FFA657"/>
+          <w:sz w:val="21"/>
+          <w:szCs w:val="21"/>
+        </w:rPr>
+        <w:t>rate</w:t>
+      </w:r>
+      <w:r>
+        <w:rPr>
+          <w:rFonts w:ascii="Consolas" w:eastAsia="Times New Roman" w:hAnsi="Consolas" w:cs="Times New Roman"/>
+          <w:color w:val="D4D4D4"/>
+          <w:sz w:val="21"/>
+          <w:szCs w:val="21"/>
+        </w:rPr>
+        <w:t>=</w:t>
+      </w:r>
+      <w:r>
+        <w:rPr>
+          <w:rFonts w:ascii="Consolas" w:eastAsia="Times New Roman" w:hAnsi="Consolas" w:cs="Times New Roman"/>
+          <w:color w:val="C9D1D9"/>
+          <w:sz w:val="21"/>
+          <w:szCs w:val="21"/>
+        </w:rPr>
+        <w:t>rate</w:t>
+      </w:r>
+      <w:r>
+        <w:rPr>
+          <w:rFonts w:ascii="Consolas" w:eastAsia="Times New Roman" w:hAnsi="Consolas" w:cs="Times New Roman"/>
+          <w:color w:val="BBBEBF"/>
+          <w:sz w:val="21"/>
+          <w:szCs w:val="21"/>
+        </w:rPr>
+        <w:t>)</w:t>
+      </w:r>
+    </w:p>
+    <w:p>
+      <w:pPr>
+        <w:shd w:val="clear" w:color="auto" w:fill="121314"/>
+        <w:spacing w:after="0" w:line="285" w:lineRule="atLeast"/>
+        <w:rPr>
+          <w:rFonts w:ascii="Consolas" w:eastAsia="Times New Roman" w:hAnsi="Consolas" w:cs="Times New Roman"/>
+          <w:color w:val="BBBEBF"/>
+          <w:sz w:val="21"/>
+          <w:szCs w:val="21"/>
+        </w:rPr>
+      </w:pPr>
+      <w:r>
+        <w:rPr>
+          <w:rFonts w:ascii="Consolas" w:eastAsia="Times New Roman" w:hAnsi="Consolas" w:cs="Times New Roman"/>
+          <w:color w:val="BBBEBF"/>
+          <w:sz w:val="21"/>
+          <w:szCs w:val="21"/>
+        </w:rPr>
+        <w:t xml:space="preserve">        </w:t>
+      </w:r>
+      <w:r>
+        <w:rPr>
+          <w:rFonts w:ascii="Consolas" w:eastAsia="Times New Roman" w:hAnsi="Consolas" w:cs="Times New Roman"/>
+          <w:color w:val="C586C0"/>
+          <w:sz w:val="21"/>
+          <w:szCs w:val="21"/>
+        </w:rPr>
+        <w:t>return</w:t>
+      </w:r>
+      <w:r>
+        <w:rPr>
+          <w:rFonts w:ascii="Consolas" w:eastAsia="Times New Roman" w:hAnsi="Consolas" w:cs="Times New Roman"/>
+          <w:color w:val="BBBEBF"/>
+          <w:sz w:val="21"/>
+          <w:szCs w:val="21"/>
+        </w:rPr>
+        <w:t xml:space="preserve"> </w:t>
+      </w:r>
+      <w:proofErr w:type="spellStart"/>
+      <w:r>
+        <w:rPr>
+          <w:rFonts w:ascii="Consolas" w:eastAsia="Times New Roman" w:hAnsi="Consolas" w:cs="Times New Roman"/>
+          <w:color w:val="D2A8FF"/>
+          <w:sz w:val="21"/>
+          <w:szCs w:val="21"/>
+        </w:rPr>
+        <w:t>render_</w:t>
+      </w:r>
+      <w:proofErr w:type="gramStart"/>
+      <w:r>
+        <w:rPr>
+          <w:rFonts w:ascii="Consolas" w:eastAsia="Times New Roman" w:hAnsi="Consolas" w:cs="Times New Roman"/>
+          <w:color w:val="D2A8FF"/>
+          <w:sz w:val="21"/>
+          <w:szCs w:val="21"/>
+        </w:rPr>
+        <w:t>template</w:t>
+      </w:r>
+      <w:proofErr w:type="spellEnd"/>
+      <w:r>
+        <w:rPr>
+          <w:rFonts w:ascii="Consolas" w:eastAsia="Times New Roman" w:hAnsi="Consolas" w:cs="Times New Roman"/>
+          <w:color w:val="BBBEBF"/>
+          <w:sz w:val="21"/>
+          <w:szCs w:val="21"/>
+        </w:rPr>
+        <w:t>(</w:t>
+      </w:r>
+      <w:proofErr w:type="gramEnd"/>
+      <w:r>
+        <w:rPr>
+          <w:rFonts w:ascii="Consolas" w:eastAsia="Times New Roman" w:hAnsi="Consolas" w:cs="Times New Roman"/>
+          <w:color w:val="A5D6FF"/>
+          <w:sz w:val="21"/>
+          <w:szCs w:val="21"/>
+        </w:rPr>
+        <w:t>'calculator.html'</w:t>
+      </w:r>
+      <w:r>
+        <w:rPr>
+          <w:rFonts w:ascii="Consolas" w:eastAsia="Times New Roman" w:hAnsi="Consolas" w:cs="Times New Roman"/>
+          <w:color w:val="BBBEBF"/>
+          <w:sz w:val="21"/>
+          <w:szCs w:val="21"/>
+        </w:rPr>
+        <w:t xml:space="preserve">, </w:t>
+      </w:r>
+      <w:r>
+        <w:rPr>
+          <w:rFonts w:ascii="Consolas" w:eastAsia="Times New Roman" w:hAnsi="Consolas" w:cs="Times New Roman"/>
+          <w:color w:val="FFA657"/>
+          <w:sz w:val="21"/>
+          <w:szCs w:val="21"/>
+        </w:rPr>
+        <w:t>error</w:t>
+      </w:r>
+      <w:r>
+        <w:rPr>
+          <w:rFonts w:ascii="Consolas" w:eastAsia="Times New Roman" w:hAnsi="Consolas" w:cs="Times New Roman"/>
+          <w:color w:val="D4D4D4"/>
+          <w:sz w:val="21"/>
+          <w:szCs w:val="21"/>
+        </w:rPr>
+        <w:t>=</w:t>
+      </w:r>
+      <w:r>
+        <w:rPr>
+          <w:rFonts w:ascii="Consolas" w:eastAsia="Times New Roman" w:hAnsi="Consolas" w:cs="Times New Roman"/>
+          <w:color w:val="A5D6FF"/>
+          <w:sz w:val="21"/>
+          <w:szCs w:val="21"/>
+        </w:rPr>
+        <w:t>'Car not found'</w:t>
+      </w:r>
+      <w:r>
+        <w:rPr>
+          <w:rFonts w:ascii="Consolas" w:eastAsia="Times New Roman" w:hAnsi="Consolas" w:cs="Times New Roman"/>
+          <w:color w:val="BBBEBF"/>
+          <w:sz w:val="21"/>
+          <w:szCs w:val="21"/>
+        </w:rPr>
+        <w:t>)</w:t>
+      </w:r>
+    </w:p>
+    <w:p>
+      <w:pPr>
+        <w:shd w:val="clear" w:color="auto" w:fill="121314"/>
+        <w:spacing w:after="0" w:line="285" w:lineRule="atLeast"/>
+        <w:rPr>
+          <w:rFonts w:ascii="Consolas" w:eastAsia="Times New Roman" w:hAnsi="Consolas" w:cs="Times New Roman"/>
+          <w:color w:val="BBBEBF"/>
+          <w:sz w:val="21"/>
+          <w:szCs w:val="21"/>
+        </w:rPr>
+      </w:pPr>
+      <w:r>
+        <w:rPr>
+          <w:rFonts w:ascii="Consolas" w:eastAsia="Times New Roman" w:hAnsi="Consolas" w:cs="Times New Roman"/>
+          <w:color w:val="BBBEBF"/>
+          <w:sz w:val="21"/>
+          <w:szCs w:val="21"/>
+        </w:rPr>
+        <w:t xml:space="preserve">    </w:t>
+      </w:r>
+      <w:r>
+        <w:rPr>
+          <w:rFonts w:ascii="Consolas" w:eastAsia="Times New Roman" w:hAnsi="Consolas" w:cs="Times New Roman"/>
+          <w:color w:val="C586C0"/>
+          <w:sz w:val="21"/>
+          <w:szCs w:val="21"/>
+        </w:rPr>
+        <w:t>return</w:t>
+      </w:r>
+      <w:r>
+        <w:rPr>
+          <w:rFonts w:ascii="Consolas" w:eastAsia="Times New Roman" w:hAnsi="Consolas" w:cs="Times New Roman"/>
+          <w:color w:val="BBBEBF"/>
+          <w:sz w:val="21"/>
+          <w:szCs w:val="21"/>
+        </w:rPr>
+        <w:t xml:space="preserve"> </w:t>
+      </w:r>
+      <w:proofErr w:type="spellStart"/>
+      <w:r>
+        <w:rPr>
+          <w:rFonts w:ascii="Consolas" w:eastAsia="Times New Roman" w:hAnsi="Consolas" w:cs="Times New Roman"/>
+          <w:color w:val="D2A8FF"/>
+          <w:sz w:val="21"/>
+          <w:szCs w:val="21"/>
+        </w:rPr>
+        <w:t>render_template</w:t>
+      </w:r>
+      <w:proofErr w:type="spellEnd"/>
+      <w:r>
+        <w:rPr>
+          <w:rFonts w:ascii="Consolas" w:eastAsia="Times New Roman" w:hAnsi="Consolas" w:cs="Times New Roman"/>
+          <w:color w:val="BBBEBF"/>
+          <w:sz w:val="21"/>
+          <w:szCs w:val="21"/>
+        </w:rPr>
+        <w:t>(</w:t>
+      </w:r>
+      <w:r>
+        <w:rPr>
+          <w:rFonts w:ascii="Consolas" w:eastAsia="Times New Roman" w:hAnsi="Consolas" w:cs="Times New Roman"/>
+          <w:color w:val="A5D6FF"/>
+          <w:sz w:val="21"/>
+          <w:szCs w:val="21"/>
+        </w:rPr>
+        <w:t>'calculator.html'</w:t>
+      </w:r>
+      <w:r>
+        <w:rPr>
+          <w:rFonts w:ascii="Consolas" w:eastAsia="Times New Roman" w:hAnsi="Consolas" w:cs="Times New Roman"/>
+          <w:color w:val="BBBEBF"/>
+          <w:sz w:val="21"/>
+          <w:szCs w:val="21"/>
+        </w:rPr>
+        <w:t>)</w:t>
+      </w:r>
+    </w:p>
+    <w:p>
+      <w:pPr>
+        <w:shd w:val="clear" w:color="auto" w:fill="121314"/>
+        <w:spacing w:after="0" w:line="285" w:lineRule="atLeast"/>
+        <w:rPr>
+          <w:rFonts w:ascii="Consolas" w:eastAsia="Times New Roman" w:hAnsi="Consolas" w:cs="Times New Roman"/>
+          <w:color w:val="BBBEBF"/>
+          <w:sz w:val="21"/>
+          <w:szCs w:val="21"/>
+        </w:rPr>
+      </w:pPr>
+    </w:p>
+    <w:p/>
+    <w:p/>
+    <w:p>
+      <w:pPr>
+        <w:keepNext/>
+      </w:pPr>
+      <w:r>
+        <w:drawing>
+          <wp:inline distT="0" distB="0" distL="0" distR="0" wp14:anchorId="0103D29E" wp14:editId="28AB99B5">
+            <wp:extent cx="5486400" cy="2839085"/>
+            <wp:effectExtent l="0" t="0" r="0" b="0"/>
+            <wp:docPr id="276511328" name="Picture 1"/>
+            <wp:cNvGraphicFramePr>
+              <a:graphicFrameLocks xmlns:a="http://schemas.openxmlformats.org/drawingml/2006/main" noChangeAspect="1"/>
+            </wp:cNvGraphicFramePr>
+            <a:graphic xmlns:a="http://schemas.openxmlformats.org/drawingml/2006/main">
+              <a:graphicData uri="http://schemas.openxmlformats.org/drawingml/2006/picture">
+                <pic:pic xmlns:pic="http://schemas.openxmlformats.org/drawingml/2006/picture">
+                  <pic:nvPicPr>
+                    <pic:cNvPr id="276511328" name=""/>
+                    <pic:cNvPicPr/>
+                  </pic:nvPicPr>
+                  <pic:blipFill>
+                    <a:blip r:embed="rId12"/>
+                    <a:stretch>
+                      <a:fillRect/>
+                    </a:stretch>
+                  </pic:blipFill>
+                  <pic:spPr>
+                    <a:xfrm>
+                      <a:off x="0" y="0"/>
+                      <a:ext cx="5486400" cy="2839085"/>
+                    </a:xfrm>
+                    <a:prstGeom prst="rect">
+                      <a:avLst/>
+                    </a:prstGeom>
+                  </pic:spPr>
+                </pic:pic>
+              </a:graphicData>
+            </a:graphic>
+          </wp:inline>
+        </w:drawing>
+      </w:r>
+    </w:p>
+    <w:p>
+      <w:pPr>
+        <w:pStyle w:val="Caption"/>
+        <w:jc w:val="center"/>
+      </w:pPr>
+      <w:r>
+        <w:t xml:space="preserve">Figure </w:t>
+      </w:r>
+      <w:fldSimple w:instr=" SEQ Figure \* ARABIC ">
+        <w:r>
+          <w:rPr>
+            <w:noProof/>
+          </w:rPr>
+          <w:t>6</w:t>
+        </w:r>
+      </w:fldSimple>
+      <w:r>
+        <w:t xml:space="preserve"> Clearing Lot</w:t>
+      </w:r>
+    </w:p>
+    <w:p>
+      <w:pPr>
+        <w:pStyle w:val="ListBullet"/>
+        <w:numPr>
+          <w:ilvl w:val="0"/>
+          <w:numId w:val="0"/>
+        </w:numPr>
+        <w:ind w:left="360" w:hanging="360"/>
+        <w:rPr>
+          <w:b/>
+          <w:bCs/>
+          <w:sz w:val="26"/>
+          <w:szCs w:val="26"/>
+        </w:rPr>
+      </w:pPr>
+      <w:r>
+        <w:rPr>
+          <w:b/>
+          <w:bCs/>
+          <w:sz w:val="26"/>
+          <w:szCs w:val="26"/>
+        </w:rPr>
+        <w:t xml:space="preserve"> </w:t>
+      </w:r>
+    </w:p>
+    <w:p>
+      <w:pPr>
+        <w:pStyle w:val="ListBullet"/>
+        <w:numPr>
+          <w:ilvl w:val="0"/>
+          <w:numId w:val="0"/>
+        </w:numPr>
+        <w:ind w:left="360" w:hanging="360"/>
+        <w:rPr>
+          <w:b/>
+          <w:bCs/>
+          <w:sz w:val="26"/>
+          <w:szCs w:val="26"/>
+        </w:rPr>
+      </w:pPr>
+      <w:r>
+        <w:rPr>
+          <w:b/>
+          <w:bCs/>
+          <w:sz w:val="26"/>
+          <w:szCs w:val="26"/>
+        </w:rPr>
+        <w:t>The Function:</w:t>
+      </w:r>
+      <w:r>
+        <w:rPr>
+          <w:b/>
+          <w:bCs/>
+          <w:sz w:val="26"/>
+          <w:szCs w:val="26"/>
+        </w:rPr>
+        <w:br/>
+      </w:r>
+    </w:p>
+    <w:p>
+      <w:pPr>
+        <w:shd w:val="clear" w:color="auto" w:fill="121314"/>
+        <w:spacing w:after="0" w:line="285" w:lineRule="atLeast"/>
+        <w:rPr>
+          <w:rFonts w:ascii="Consolas" w:eastAsia="Times New Roman" w:hAnsi="Consolas" w:cs="Times New Roman"/>
+          <w:color w:val="BBBEBF"/>
+          <w:sz w:val="21"/>
+          <w:szCs w:val="21"/>
+        </w:rPr>
+      </w:pPr>
+      <w:r>
+        <w:rPr>
+          <w:rFonts w:ascii="Consolas" w:eastAsia="Times New Roman" w:hAnsi="Consolas" w:cs="Times New Roman"/>
+          <w:color w:val="D2A8FF"/>
+          <w:sz w:val="21"/>
+          <w:szCs w:val="21"/>
+        </w:rPr>
+        <w:t>@</w:t>
+      </w:r>
+      <w:proofErr w:type="gramStart"/>
+      <w:r>
+        <w:rPr>
+          <w:rFonts w:ascii="Consolas" w:eastAsia="Times New Roman" w:hAnsi="Consolas" w:cs="Times New Roman"/>
+          <w:color w:val="C9D1D9"/>
+          <w:sz w:val="21"/>
+          <w:szCs w:val="21"/>
+        </w:rPr>
+        <w:t>app</w:t>
+      </w:r>
+      <w:r>
+        <w:rPr>
+          <w:rFonts w:ascii="Consolas" w:eastAsia="Times New Roman" w:hAnsi="Consolas" w:cs="Times New Roman"/>
+          <w:color w:val="D2A8FF"/>
+          <w:sz w:val="21"/>
+          <w:szCs w:val="21"/>
+        </w:rPr>
+        <w:t>.route</w:t>
+      </w:r>
+      <w:proofErr w:type="gramEnd"/>
+      <w:r>
+        <w:rPr>
+          <w:rFonts w:ascii="Consolas" w:eastAsia="Times New Roman" w:hAnsi="Consolas" w:cs="Times New Roman"/>
+          <w:color w:val="BBBEBF"/>
+          <w:sz w:val="21"/>
+          <w:szCs w:val="21"/>
+        </w:rPr>
+        <w:t>(</w:t>
+      </w:r>
+      <w:r>
+        <w:rPr>
+          <w:rFonts w:ascii="Consolas" w:eastAsia="Times New Roman" w:hAnsi="Consolas" w:cs="Times New Roman"/>
+          <w:color w:val="A5D6FF"/>
+          <w:sz w:val="21"/>
+          <w:szCs w:val="21"/>
+        </w:rPr>
+        <w:t>'/clear'</w:t>
+      </w:r>
+      <w:r>
+        <w:rPr>
+          <w:rFonts w:ascii="Consolas" w:eastAsia="Times New Roman" w:hAnsi="Consolas" w:cs="Times New Roman"/>
+          <w:color w:val="BBBEBF"/>
+          <w:sz w:val="21"/>
+          <w:szCs w:val="21"/>
+        </w:rPr>
+        <w:t>)</w:t>
+      </w:r>
+    </w:p>
+    <w:p>
+      <w:pPr>
+        <w:shd w:val="clear" w:color="auto" w:fill="121314"/>
+        <w:spacing w:after="0" w:line="285" w:lineRule="atLeast"/>
+        <w:rPr>
+          <w:rFonts w:ascii="Consolas" w:eastAsia="Times New Roman" w:hAnsi="Consolas" w:cs="Times New Roman"/>
+          <w:color w:val="BBBEBF"/>
+          <w:sz w:val="21"/>
+          <w:szCs w:val="21"/>
+        </w:rPr>
+      </w:pPr>
+      <w:r>
+        <w:rPr>
+          <w:rFonts w:ascii="Consolas" w:eastAsia="Times New Roman" w:hAnsi="Consolas" w:cs="Times New Roman"/>
+          <w:color w:val="FF7B72"/>
+          <w:sz w:val="21"/>
+          <w:szCs w:val="21"/>
+        </w:rPr>
+        <w:t>def</w:t>
+      </w:r>
+      <w:r>
+        <w:rPr>
+          <w:rFonts w:ascii="Consolas" w:eastAsia="Times New Roman" w:hAnsi="Consolas" w:cs="Times New Roman"/>
+          <w:color w:val="BBBEBF"/>
+          <w:sz w:val="21"/>
+          <w:szCs w:val="21"/>
+        </w:rPr>
+        <w:t xml:space="preserve"> </w:t>
+      </w:r>
+      <w:proofErr w:type="gramStart"/>
+      <w:r>
+        <w:rPr>
+          <w:rFonts w:ascii="Consolas" w:eastAsia="Times New Roman" w:hAnsi="Consolas" w:cs="Times New Roman"/>
+          <w:color w:val="D2A8FF"/>
+          <w:sz w:val="21"/>
+          <w:szCs w:val="21"/>
+        </w:rPr>
+        <w:t>clear</w:t>
+      </w:r>
+      <w:r>
+        <w:rPr>
+          <w:rFonts w:ascii="Consolas" w:eastAsia="Times New Roman" w:hAnsi="Consolas" w:cs="Times New Roman"/>
+          <w:color w:val="BBBEBF"/>
+          <w:sz w:val="21"/>
+          <w:szCs w:val="21"/>
+        </w:rPr>
+        <w:t>(</w:t>
+      </w:r>
+      <w:proofErr w:type="gramEnd"/>
+      <w:r>
+        <w:rPr>
+          <w:rFonts w:ascii="Consolas" w:eastAsia="Times New Roman" w:hAnsi="Consolas" w:cs="Times New Roman"/>
+          <w:color w:val="BBBEBF"/>
+          <w:sz w:val="21"/>
+          <w:szCs w:val="21"/>
+        </w:rPr>
+        <w:t>):</w:t>
+      </w:r>
+    </w:p>
+    <w:p>
+      <w:pPr>
+        <w:shd w:val="clear" w:color="auto" w:fill="121314"/>
+        <w:spacing w:after="0" w:line="285" w:lineRule="atLeast"/>
+        <w:rPr>
+          <w:rFonts w:ascii="Consolas" w:eastAsia="Times New Roman" w:hAnsi="Consolas" w:cs="Times New Roman"/>
+          <w:color w:val="BBBEBF"/>
+          <w:sz w:val="21"/>
+          <w:szCs w:val="21"/>
+        </w:rPr>
+      </w:pPr>
+      <w:r>
+        <w:rPr>
+          <w:rFonts w:ascii="Consolas" w:eastAsia="Times New Roman" w:hAnsi="Consolas" w:cs="Times New Roman"/>
+          <w:color w:val="BBBEBF"/>
+          <w:sz w:val="21"/>
+          <w:szCs w:val="21"/>
+        </w:rPr>
+        <w:t xml:space="preserve">    </w:t>
+      </w:r>
+      <w:proofErr w:type="spellStart"/>
+      <w:r>
+        <w:rPr>
+          <w:rFonts w:ascii="Consolas" w:eastAsia="Times New Roman" w:hAnsi="Consolas" w:cs="Times New Roman"/>
+          <w:color w:val="C9D1D9"/>
+          <w:sz w:val="21"/>
+          <w:szCs w:val="21"/>
+        </w:rPr>
+        <w:t>empty_lots</w:t>
+      </w:r>
+      <w:proofErr w:type="spellEnd"/>
+      <w:r>
+        <w:rPr>
+          <w:rFonts w:ascii="Consolas" w:eastAsia="Times New Roman" w:hAnsi="Consolas" w:cs="Times New Roman"/>
+          <w:color w:val="BBBEBF"/>
+          <w:sz w:val="21"/>
+          <w:szCs w:val="21"/>
+        </w:rPr>
+        <w:t xml:space="preserve"> </w:t>
+      </w:r>
+      <w:r>
+        <w:rPr>
+          <w:rFonts w:ascii="Consolas" w:eastAsia="Times New Roman" w:hAnsi="Consolas" w:cs="Times New Roman"/>
+          <w:color w:val="D4D4D4"/>
+          <w:sz w:val="21"/>
+          <w:szCs w:val="21"/>
+        </w:rPr>
+        <w:t>=</w:t>
+      </w:r>
+      <w:r>
+        <w:rPr>
+          <w:rFonts w:ascii="Consolas" w:eastAsia="Times New Roman" w:hAnsi="Consolas" w:cs="Times New Roman"/>
+          <w:color w:val="BBBEBF"/>
+          <w:sz w:val="21"/>
+          <w:szCs w:val="21"/>
+        </w:rPr>
+        <w:t xml:space="preserve"> </w:t>
+      </w:r>
+      <w:proofErr w:type="spellStart"/>
+      <w:r>
+        <w:rPr>
+          <w:rFonts w:ascii="Consolas" w:eastAsia="Times New Roman" w:hAnsi="Consolas" w:cs="Times New Roman"/>
+          <w:color w:val="D2A8FF"/>
+          <w:sz w:val="21"/>
+          <w:szCs w:val="21"/>
+        </w:rPr>
+        <w:t>load_</w:t>
+      </w:r>
+      <w:proofErr w:type="gramStart"/>
+      <w:r>
+        <w:rPr>
+          <w:rFonts w:ascii="Consolas" w:eastAsia="Times New Roman" w:hAnsi="Consolas" w:cs="Times New Roman"/>
+          <w:color w:val="D2A8FF"/>
+          <w:sz w:val="21"/>
+          <w:szCs w:val="21"/>
+        </w:rPr>
+        <w:t>parking</w:t>
+      </w:r>
+      <w:proofErr w:type="spellEnd"/>
+      <w:r>
+        <w:rPr>
+          <w:rFonts w:ascii="Consolas" w:eastAsia="Times New Roman" w:hAnsi="Consolas" w:cs="Times New Roman"/>
+          <w:color w:val="BBBEBF"/>
+          <w:sz w:val="21"/>
+          <w:szCs w:val="21"/>
+        </w:rPr>
+        <w:t>(</w:t>
+      </w:r>
+      <w:proofErr w:type="gramEnd"/>
+      <w:r>
+        <w:rPr>
+          <w:rFonts w:ascii="Consolas" w:eastAsia="Times New Roman" w:hAnsi="Consolas" w:cs="Times New Roman"/>
+          <w:color w:val="BBBEBF"/>
+          <w:sz w:val="21"/>
+          <w:szCs w:val="21"/>
+        </w:rPr>
+        <w:t>)</w:t>
+      </w:r>
+    </w:p>
+    <w:p>
+      <w:pPr>
+        <w:shd w:val="clear" w:color="auto" w:fill="121314"/>
+        <w:spacing w:after="0" w:line="285" w:lineRule="atLeast"/>
+        <w:rPr>
+          <w:rFonts w:ascii="Consolas" w:eastAsia="Times New Roman" w:hAnsi="Consolas" w:cs="Times New Roman"/>
+          <w:color w:val="BBBEBF"/>
+          <w:sz w:val="21"/>
+          <w:szCs w:val="21"/>
+        </w:rPr>
+      </w:pPr>
+      <w:r>
+        <w:rPr>
+          <w:rFonts w:ascii="Consolas" w:eastAsia="Times New Roman" w:hAnsi="Consolas" w:cs="Times New Roman"/>
+          <w:color w:val="BBBEBF"/>
+          <w:sz w:val="21"/>
+          <w:szCs w:val="21"/>
+        </w:rPr>
+        <w:t xml:space="preserve">    </w:t>
+      </w:r>
+      <w:r>
+        <w:rPr>
+          <w:rFonts w:ascii="Consolas" w:eastAsia="Times New Roman" w:hAnsi="Consolas" w:cs="Times New Roman"/>
+          <w:color w:val="C586C0"/>
+          <w:sz w:val="21"/>
+          <w:szCs w:val="21"/>
+        </w:rPr>
+        <w:t>for</w:t>
+      </w:r>
+      <w:r>
+        <w:rPr>
+          <w:rFonts w:ascii="Consolas" w:eastAsia="Times New Roman" w:hAnsi="Consolas" w:cs="Times New Roman"/>
+          <w:color w:val="BBBEBF"/>
+          <w:sz w:val="21"/>
+          <w:szCs w:val="21"/>
+        </w:rPr>
+        <w:t xml:space="preserve"> </w:t>
+      </w:r>
+      <w:r>
+        <w:rPr>
+          <w:rFonts w:ascii="Consolas" w:eastAsia="Times New Roman" w:hAnsi="Consolas" w:cs="Times New Roman"/>
+          <w:color w:val="C9D1D9"/>
+          <w:sz w:val="21"/>
+          <w:szCs w:val="21"/>
+        </w:rPr>
+        <w:t>lot</w:t>
+      </w:r>
+      <w:r>
+        <w:rPr>
+          <w:rFonts w:ascii="Consolas" w:eastAsia="Times New Roman" w:hAnsi="Consolas" w:cs="Times New Roman"/>
+          <w:color w:val="BBBEBF"/>
+          <w:sz w:val="21"/>
+          <w:szCs w:val="21"/>
+        </w:rPr>
+        <w:t xml:space="preserve"> </w:t>
+      </w:r>
+      <w:r>
+        <w:rPr>
+          <w:rFonts w:ascii="Consolas" w:eastAsia="Times New Roman" w:hAnsi="Consolas" w:cs="Times New Roman"/>
+          <w:color w:val="C586C0"/>
+          <w:sz w:val="21"/>
+          <w:szCs w:val="21"/>
+        </w:rPr>
+        <w:t>in</w:t>
+      </w:r>
+      <w:r>
+        <w:rPr>
+          <w:rFonts w:ascii="Consolas" w:eastAsia="Times New Roman" w:hAnsi="Consolas" w:cs="Times New Roman"/>
+          <w:color w:val="BBBEBF"/>
+          <w:sz w:val="21"/>
+          <w:szCs w:val="21"/>
+        </w:rPr>
+        <w:t xml:space="preserve"> </w:t>
+      </w:r>
+      <w:proofErr w:type="spellStart"/>
+      <w:r>
+        <w:rPr>
+          <w:rFonts w:ascii="Consolas" w:eastAsia="Times New Roman" w:hAnsi="Consolas" w:cs="Times New Roman"/>
+          <w:color w:val="C9D1D9"/>
+          <w:sz w:val="21"/>
+          <w:szCs w:val="21"/>
+        </w:rPr>
+        <w:t>empty_lots</w:t>
+      </w:r>
+      <w:proofErr w:type="spellEnd"/>
+      <w:r>
+        <w:rPr>
+          <w:rFonts w:ascii="Consolas" w:eastAsia="Times New Roman" w:hAnsi="Consolas" w:cs="Times New Roman"/>
+          <w:color w:val="BBBEBF"/>
+          <w:sz w:val="21"/>
+          <w:szCs w:val="21"/>
+        </w:rPr>
+        <w:t>:</w:t>
+      </w:r>
+    </w:p>
+    <w:p>
+      <w:pPr>
+        <w:shd w:val="clear" w:color="auto" w:fill="121314"/>
+        <w:spacing w:after="0" w:line="285" w:lineRule="atLeast"/>
+        <w:rPr>
+          <w:rFonts w:ascii="Consolas" w:eastAsia="Times New Roman" w:hAnsi="Consolas" w:cs="Times New Roman"/>
+          <w:color w:val="BBBEBF"/>
+          <w:sz w:val="21"/>
+          <w:szCs w:val="21"/>
+        </w:rPr>
+      </w:pPr>
+      <w:r>
+        <w:rPr>
+          <w:rFonts w:ascii="Consolas" w:eastAsia="Times New Roman" w:hAnsi="Consolas" w:cs="Times New Roman"/>
+          <w:color w:val="BBBEBF"/>
+          <w:sz w:val="21"/>
+          <w:szCs w:val="21"/>
+        </w:rPr>
+        <w:t xml:space="preserve">        </w:t>
+      </w:r>
+      <w:proofErr w:type="spellStart"/>
+      <w:r>
+        <w:rPr>
+          <w:rFonts w:ascii="Consolas" w:eastAsia="Times New Roman" w:hAnsi="Consolas" w:cs="Times New Roman"/>
+          <w:color w:val="C9D1D9"/>
+          <w:sz w:val="21"/>
+          <w:szCs w:val="21"/>
+        </w:rPr>
+        <w:t>empty_lots</w:t>
+      </w:r>
+      <w:proofErr w:type="spellEnd"/>
+      <w:r>
+        <w:rPr>
+          <w:rFonts w:ascii="Consolas" w:eastAsia="Times New Roman" w:hAnsi="Consolas" w:cs="Times New Roman"/>
+          <w:color w:val="BBBEBF"/>
+          <w:sz w:val="21"/>
+          <w:szCs w:val="21"/>
+        </w:rPr>
+        <w:t>[</w:t>
+      </w:r>
+      <w:r>
+        <w:rPr>
+          <w:rFonts w:ascii="Consolas" w:eastAsia="Times New Roman" w:hAnsi="Consolas" w:cs="Times New Roman"/>
+          <w:color w:val="C9D1D9"/>
+          <w:sz w:val="21"/>
+          <w:szCs w:val="21"/>
+        </w:rPr>
+        <w:t>lot</w:t>
+      </w:r>
+      <w:r>
+        <w:rPr>
+          <w:rFonts w:ascii="Consolas" w:eastAsia="Times New Roman" w:hAnsi="Consolas" w:cs="Times New Roman"/>
+          <w:color w:val="BBBEBF"/>
+          <w:sz w:val="21"/>
+          <w:szCs w:val="21"/>
+        </w:rPr>
+        <w:t>][</w:t>
+      </w:r>
+      <w:r>
+        <w:rPr>
+          <w:rFonts w:ascii="Consolas" w:eastAsia="Times New Roman" w:hAnsi="Consolas" w:cs="Times New Roman"/>
+          <w:color w:val="A5D6FF"/>
+          <w:sz w:val="21"/>
+          <w:szCs w:val="21"/>
+        </w:rPr>
+        <w:t>"status"</w:t>
+      </w:r>
+      <w:r>
+        <w:rPr>
+          <w:rFonts w:ascii="Consolas" w:eastAsia="Times New Roman" w:hAnsi="Consolas" w:cs="Times New Roman"/>
+          <w:color w:val="BBBEBF"/>
+          <w:sz w:val="21"/>
+          <w:szCs w:val="21"/>
+        </w:rPr>
+        <w:t xml:space="preserve">] </w:t>
+      </w:r>
+      <w:r>
+        <w:rPr>
+          <w:rFonts w:ascii="Consolas" w:eastAsia="Times New Roman" w:hAnsi="Consolas" w:cs="Times New Roman"/>
+          <w:color w:val="D4D4D4"/>
+          <w:sz w:val="21"/>
+          <w:szCs w:val="21"/>
+        </w:rPr>
+        <w:t>=</w:t>
+      </w:r>
+      <w:r>
+        <w:rPr>
+          <w:rFonts w:ascii="Consolas" w:eastAsia="Times New Roman" w:hAnsi="Consolas" w:cs="Times New Roman"/>
+          <w:color w:val="BBBEBF"/>
+          <w:sz w:val="21"/>
+          <w:szCs w:val="21"/>
+        </w:rPr>
+        <w:t xml:space="preserve"> </w:t>
+      </w:r>
+      <w:r>
+        <w:rPr>
+          <w:rFonts w:ascii="Consolas" w:eastAsia="Times New Roman" w:hAnsi="Consolas" w:cs="Times New Roman"/>
+          <w:color w:val="A5D6FF"/>
+          <w:sz w:val="21"/>
+          <w:szCs w:val="21"/>
+        </w:rPr>
+        <w:t>"free"</w:t>
+      </w:r>
+    </w:p>
+    <w:p>
+      <w:pPr>
+        <w:shd w:val="clear" w:color="auto" w:fill="121314"/>
+        <w:spacing w:after="0" w:line="285" w:lineRule="atLeast"/>
+        <w:rPr>
+          <w:rFonts w:ascii="Consolas" w:eastAsia="Times New Roman" w:hAnsi="Consolas" w:cs="Times New Roman"/>
+          <w:color w:val="BBBEBF"/>
+          <w:sz w:val="21"/>
+          <w:szCs w:val="21"/>
+        </w:rPr>
+      </w:pPr>
+      <w:r>
+        <w:rPr>
+          <w:rFonts w:ascii="Consolas" w:eastAsia="Times New Roman" w:hAnsi="Consolas" w:cs="Times New Roman"/>
+          <w:color w:val="BBBEBF"/>
+          <w:sz w:val="21"/>
+          <w:szCs w:val="21"/>
+        </w:rPr>
+        <w:t xml:space="preserve">        </w:t>
+      </w:r>
+      <w:proofErr w:type="spellStart"/>
+      <w:r>
+        <w:rPr>
+          <w:rFonts w:ascii="Consolas" w:eastAsia="Times New Roman" w:hAnsi="Consolas" w:cs="Times New Roman"/>
+          <w:color w:val="C9D1D9"/>
+          <w:sz w:val="21"/>
+          <w:szCs w:val="21"/>
+        </w:rPr>
+        <w:t>empty_lots</w:t>
+      </w:r>
+      <w:proofErr w:type="spellEnd"/>
+      <w:r>
+        <w:rPr>
+          <w:rFonts w:ascii="Consolas" w:eastAsia="Times New Roman" w:hAnsi="Consolas" w:cs="Times New Roman"/>
+          <w:color w:val="BBBEBF"/>
+          <w:sz w:val="21"/>
+          <w:szCs w:val="21"/>
+        </w:rPr>
+        <w:t>[</w:t>
+      </w:r>
+      <w:r>
+        <w:rPr>
+          <w:rFonts w:ascii="Consolas" w:eastAsia="Times New Roman" w:hAnsi="Consolas" w:cs="Times New Roman"/>
+          <w:color w:val="C9D1D9"/>
+          <w:sz w:val="21"/>
+          <w:szCs w:val="21"/>
+        </w:rPr>
+        <w:t>lot</w:t>
+      </w:r>
+      <w:r>
+        <w:rPr>
+          <w:rFonts w:ascii="Consolas" w:eastAsia="Times New Roman" w:hAnsi="Consolas" w:cs="Times New Roman"/>
+          <w:color w:val="BBBEBF"/>
+          <w:sz w:val="21"/>
+          <w:szCs w:val="21"/>
+        </w:rPr>
+        <w:t>][</w:t>
+      </w:r>
+      <w:r>
+        <w:rPr>
+          <w:rFonts w:ascii="Consolas" w:eastAsia="Times New Roman" w:hAnsi="Consolas" w:cs="Times New Roman"/>
+          <w:color w:val="A5D6FF"/>
+          <w:sz w:val="21"/>
+          <w:szCs w:val="21"/>
+        </w:rPr>
+        <w:t>"car"</w:t>
+      </w:r>
+      <w:r>
+        <w:rPr>
+          <w:rFonts w:ascii="Consolas" w:eastAsia="Times New Roman" w:hAnsi="Consolas" w:cs="Times New Roman"/>
+          <w:color w:val="BBBEBF"/>
+          <w:sz w:val="21"/>
+          <w:szCs w:val="21"/>
+        </w:rPr>
+        <w:t xml:space="preserve">] </w:t>
+      </w:r>
+      <w:r>
+        <w:rPr>
+          <w:rFonts w:ascii="Consolas" w:eastAsia="Times New Roman" w:hAnsi="Consolas" w:cs="Times New Roman"/>
+          <w:color w:val="D4D4D4"/>
+          <w:sz w:val="21"/>
+          <w:szCs w:val="21"/>
+        </w:rPr>
+        <w:t>=</w:t>
+      </w:r>
+      <w:r>
+        <w:rPr>
+          <w:rFonts w:ascii="Consolas" w:eastAsia="Times New Roman" w:hAnsi="Consolas" w:cs="Times New Roman"/>
+          <w:color w:val="BBBEBF"/>
+          <w:sz w:val="21"/>
+          <w:szCs w:val="21"/>
+        </w:rPr>
+        <w:t xml:space="preserve"> </w:t>
+      </w:r>
+      <w:r>
+        <w:rPr>
+          <w:rFonts w:ascii="Consolas" w:eastAsia="Times New Roman" w:hAnsi="Consolas" w:cs="Times New Roman"/>
+          <w:color w:val="569CD6"/>
+          <w:sz w:val="21"/>
+          <w:szCs w:val="21"/>
+        </w:rPr>
+        <w:t>None</w:t>
+      </w:r>
+    </w:p>
+    <w:p>
+      <w:pPr>
+        <w:shd w:val="clear" w:color="auto" w:fill="121314"/>
+        <w:spacing w:after="0" w:line="285" w:lineRule="atLeast"/>
+        <w:rPr>
+          <w:rFonts w:ascii="Consolas" w:eastAsia="Times New Roman" w:hAnsi="Consolas" w:cs="Times New Roman"/>
+          <w:color w:val="BBBEBF"/>
+          <w:sz w:val="21"/>
+          <w:szCs w:val="21"/>
+        </w:rPr>
+      </w:pPr>
+      <w:r>
+        <w:rPr>
+          <w:rFonts w:ascii="Consolas" w:eastAsia="Times New Roman" w:hAnsi="Consolas" w:cs="Times New Roman"/>
+          <w:color w:val="BBBEBF"/>
+          <w:sz w:val="21"/>
+          <w:szCs w:val="21"/>
+        </w:rPr>
+        <w:t xml:space="preserve">    </w:t>
+      </w:r>
+      <w:proofErr w:type="spellStart"/>
+      <w:r>
+        <w:rPr>
+          <w:rFonts w:ascii="Consolas" w:eastAsia="Times New Roman" w:hAnsi="Consolas" w:cs="Times New Roman"/>
+          <w:color w:val="D2A8FF"/>
+          <w:sz w:val="21"/>
+          <w:szCs w:val="21"/>
+        </w:rPr>
+        <w:t>save_parking</w:t>
+      </w:r>
+      <w:proofErr w:type="spellEnd"/>
+      <w:r>
+        <w:rPr>
+          <w:rFonts w:ascii="Consolas" w:eastAsia="Times New Roman" w:hAnsi="Consolas" w:cs="Times New Roman"/>
+          <w:color w:val="BBBEBF"/>
+          <w:sz w:val="21"/>
+          <w:szCs w:val="21"/>
+        </w:rPr>
+        <w:t>(</w:t>
+      </w:r>
+      <w:proofErr w:type="spellStart"/>
+      <w:r>
+        <w:rPr>
+          <w:rFonts w:ascii="Consolas" w:eastAsia="Times New Roman" w:hAnsi="Consolas" w:cs="Times New Roman"/>
+          <w:color w:val="C9D1D9"/>
+          <w:sz w:val="21"/>
+          <w:szCs w:val="21"/>
+        </w:rPr>
+        <w:t>empty_lots</w:t>
+      </w:r>
+      <w:proofErr w:type="spellEnd"/>
+      <w:r>
+        <w:rPr>
+          <w:rFonts w:ascii="Consolas" w:eastAsia="Times New Roman" w:hAnsi="Consolas" w:cs="Times New Roman"/>
+          <w:color w:val="BBBEBF"/>
+          <w:sz w:val="21"/>
+          <w:szCs w:val="21"/>
+        </w:rPr>
+        <w:t>)</w:t>
+      </w:r>
+    </w:p>
+    <w:p>
+      <w:pPr>
+        <w:shd w:val="clear" w:color="auto" w:fill="121314"/>
+        <w:spacing w:after="0" w:line="285" w:lineRule="atLeast"/>
+        <w:rPr>
+          <w:rFonts w:ascii="Consolas" w:eastAsia="Times New Roman" w:hAnsi="Consolas" w:cs="Times New Roman"/>
+          <w:color w:val="BBBEBF"/>
+          <w:sz w:val="21"/>
+          <w:szCs w:val="21"/>
+        </w:rPr>
+      </w:pPr>
+      <w:r>
+        <w:rPr>
+          <w:rFonts w:ascii="Consolas" w:eastAsia="Times New Roman" w:hAnsi="Consolas" w:cs="Times New Roman"/>
+          <w:color w:val="BBBEBF"/>
+          <w:sz w:val="21"/>
+          <w:szCs w:val="21"/>
+        </w:rPr>
+        <w:t xml:space="preserve">    </w:t>
+      </w:r>
+      <w:r>
+        <w:rPr>
+          <w:rFonts w:ascii="Consolas" w:eastAsia="Times New Roman" w:hAnsi="Consolas" w:cs="Times New Roman"/>
+          <w:color w:val="C586C0"/>
+          <w:sz w:val="21"/>
+          <w:szCs w:val="21"/>
+        </w:rPr>
+        <w:t>return</w:t>
+      </w:r>
+      <w:r>
+        <w:rPr>
+          <w:rFonts w:ascii="Consolas" w:eastAsia="Times New Roman" w:hAnsi="Consolas" w:cs="Times New Roman"/>
+          <w:color w:val="BBBEBF"/>
+          <w:sz w:val="21"/>
+          <w:szCs w:val="21"/>
+        </w:rPr>
+        <w:t xml:space="preserve"> </w:t>
+      </w:r>
+      <w:proofErr w:type="gramStart"/>
+      <w:r>
+        <w:rPr>
+          <w:rFonts w:ascii="Consolas" w:eastAsia="Times New Roman" w:hAnsi="Consolas" w:cs="Times New Roman"/>
+          <w:color w:val="D2A8FF"/>
+          <w:sz w:val="21"/>
+          <w:szCs w:val="21"/>
+        </w:rPr>
+        <w:t>redirect</w:t>
+      </w:r>
+      <w:r>
+        <w:rPr>
+          <w:rFonts w:ascii="Consolas" w:eastAsia="Times New Roman" w:hAnsi="Consolas" w:cs="Times New Roman"/>
+          <w:color w:val="BBBEBF"/>
+          <w:sz w:val="21"/>
+          <w:szCs w:val="21"/>
+        </w:rPr>
+        <w:t>(</w:t>
+      </w:r>
+      <w:proofErr w:type="spellStart"/>
+      <w:proofErr w:type="gramEnd"/>
+      <w:r>
+        <w:rPr>
+          <w:rFonts w:ascii="Consolas" w:eastAsia="Times New Roman" w:hAnsi="Consolas" w:cs="Times New Roman"/>
+          <w:color w:val="D2A8FF"/>
+          <w:sz w:val="21"/>
+          <w:szCs w:val="21"/>
+        </w:rPr>
+        <w:t>url_</w:t>
+      </w:r>
+      <w:proofErr w:type="gramStart"/>
+      <w:r>
+        <w:rPr>
+          <w:rFonts w:ascii="Consolas" w:eastAsia="Times New Roman" w:hAnsi="Consolas" w:cs="Times New Roman"/>
+          <w:color w:val="D2A8FF"/>
+          <w:sz w:val="21"/>
+          <w:szCs w:val="21"/>
+        </w:rPr>
+        <w:t>for</w:t>
+      </w:r>
+      <w:proofErr w:type="spellEnd"/>
+      <w:r>
+        <w:rPr>
+          <w:rFonts w:ascii="Consolas" w:eastAsia="Times New Roman" w:hAnsi="Consolas" w:cs="Times New Roman"/>
+          <w:color w:val="BBBEBF"/>
+          <w:sz w:val="21"/>
+          <w:szCs w:val="21"/>
+        </w:rPr>
+        <w:t>(</w:t>
+      </w:r>
+      <w:proofErr w:type="gramEnd"/>
+      <w:r>
+        <w:rPr>
+          <w:rFonts w:ascii="Consolas" w:eastAsia="Times New Roman" w:hAnsi="Consolas" w:cs="Times New Roman"/>
+          <w:color w:val="A5D6FF"/>
+          <w:sz w:val="21"/>
+          <w:szCs w:val="21"/>
+        </w:rPr>
+        <w:t>'index'</w:t>
+      </w:r>
+      <w:r>
+        <w:rPr>
+          <w:rFonts w:ascii="Consolas" w:eastAsia="Times New Roman" w:hAnsi="Consolas" w:cs="Times New Roman"/>
+          <w:color w:val="BBBEBF"/>
+          <w:sz w:val="21"/>
+          <w:szCs w:val="21"/>
+        </w:rPr>
+        <w:t xml:space="preserve">, </w:t>
+      </w:r>
+      <w:r>
+        <w:rPr>
+          <w:rFonts w:ascii="Consolas" w:eastAsia="Times New Roman" w:hAnsi="Consolas" w:cs="Times New Roman"/>
+          <w:color w:val="FFA657"/>
+          <w:sz w:val="21"/>
+          <w:szCs w:val="21"/>
+        </w:rPr>
+        <w:t>message</w:t>
+      </w:r>
+      <w:r>
+        <w:rPr>
+          <w:rFonts w:ascii="Consolas" w:eastAsia="Times New Roman" w:hAnsi="Consolas" w:cs="Times New Roman"/>
+          <w:color w:val="D4D4D4"/>
+          <w:sz w:val="21"/>
+          <w:szCs w:val="21"/>
+        </w:rPr>
+        <w:t>=</w:t>
+      </w:r>
+      <w:r>
+        <w:rPr>
+          <w:rFonts w:ascii="Consolas" w:eastAsia="Times New Roman" w:hAnsi="Consolas" w:cs="Times New Roman"/>
+          <w:color w:val="A5D6FF"/>
+          <w:sz w:val="21"/>
+          <w:szCs w:val="21"/>
+        </w:rPr>
+        <w:t>'All lots cleared'</w:t>
+      </w:r>
+      <w:r>
+        <w:rPr>
+          <w:rFonts w:ascii="Consolas" w:eastAsia="Times New Roman" w:hAnsi="Consolas" w:cs="Times New Roman"/>
+          <w:color w:val="BBBEBF"/>
+          <w:sz w:val="21"/>
+          <w:szCs w:val="21"/>
+        </w:rPr>
+        <w:t>))</w:t>
+      </w:r>
+    </w:p>
+    <w:p>
+      <w:pPr>
+        <w:pStyle w:val="ListBullet"/>
+        <w:numPr>
+          <w:ilvl w:val="0"/>
+          <w:numId w:val="0"/>
+        </w:numPr>
+        <w:ind w:left="360" w:hanging="360"/>
+        <w:rPr>
+          <w:b/>
+          <w:bCs/>
+          <w:sz w:val="26"/>
+          <w:szCs w:val="26"/>
+        </w:rPr>
+      </w:pPr>
+    </w:p>
+    <w:p>
+      <w:pPr>
         <w:pStyle w:val="Heading1"/>
         <w:rPr>
           <w:color w:val="000000" w:themeColor="background2"/>
@@ -625,7 +9430,13 @@
         <w:rPr>
           <w:color w:val="000000" w:themeColor="background2"/>
         </w:rPr>
-        <w:t>5. Conclusion</w:t>
+        <w:t>6</w:t>
+      </w:r>
+      <w:r>
+        <w:rPr>
+          <w:color w:val="000000" w:themeColor="background2"/>
+        </w:rPr>
+        <w:t>. Conclusion</w:t>
       </w:r>
     </w:p>
     <w:p>
@@ -1452,7 +10263,6 @@
   <w:style w:type="character" w:default="1" w:styleId="DefaultParagraphFont">
     <w:name w:val="Default Paragraph Font"/>
     <w:uiPriority w:val="1"/>
-    <w:semiHidden/>
     <w:unhideWhenUsed/>
   </w:style>
   <w:style w:type="table" w:default="1" w:styleId="TableNormal">
@@ -2022,7 +10832,6 @@
     <w:basedOn w:val="Normal"/>
     <w:next w:val="Normal"/>
     <w:uiPriority w:val="35"/>
-    <w:semiHidden/>
     <w:unhideWhenUsed/>
     <w:qFormat/>
     <w:rsid w:val="00FC693F"/>
